--- a/IDM_TP_Clasificacion_resolucion.docx
+++ b/IDM_TP_Clasificacion_resolucion.docx
@@ -4767,13 +4767,842 @@
         <w:pStyle w:val="BodyText"/>
       </w:pPr>
       <w:r>
+        <w:t xml:space="preserve">A partir del árbol de decisión, se deriva una regla por cada camino que va desde la raíz hasta una hoja.</w:t>
+      </w:r>
+    </w:p>
+    <w:p>
+      <w:pPr>
+        <w:pStyle w:val="BodyText"/>
+      </w:pPr>
+      <w:r>
+        <w:rPr>
+          <w:b/>
+          <w:bCs/>
+        </w:rPr>
+        <w:t xml:space="preserve">Regla 1:</w:t>
+      </w:r>
+      <w:r>
+        <w:br/>
+      </w:r>
+      <w:r>
+        <w:t xml:space="preserve">Si</w:t>
+      </w:r>
+      <w:r>
+        <w:t xml:space="preserve"> </w:t>
+      </w:r>
+      <w:r>
+        <w:rPr>
+          <w:rStyle w:val="VerbatimChar"/>
+        </w:rPr>
+        <w:t xml:space="preserve">Ingreso = Alto</w:t>
+      </w:r>
+      <w:r>
+        <w:t xml:space="preserve">, entonces</w:t>
+      </w:r>
+      <w:r>
+        <w:t xml:space="preserve"> </w:t>
+      </w:r>
+      <w:r>
+        <w:rPr>
+          <w:rStyle w:val="VerbatimChar"/>
+        </w:rPr>
+        <w:t xml:space="preserve">Otorga = Sí</w:t>
+      </w:r>
+      <w:r>
+        <w:t xml:space="preserve">.</w:t>
+      </w:r>
+    </w:p>
+    <w:p>
+      <w:pPr>
+        <w:pStyle w:val="BodyText"/>
+      </w:pPr>
+      <w:r>
+        <w:rPr>
+          <w:b/>
+          <w:bCs/>
+        </w:rPr>
+        <w:t xml:space="preserve">Regla 2:</w:t>
+      </w:r>
+      <w:r>
+        <w:br/>
+      </w:r>
+      <w:r>
+        <w:t xml:space="preserve">Si</w:t>
+      </w:r>
+      <w:r>
+        <w:t xml:space="preserve"> </w:t>
+      </w:r>
+      <w:r>
+        <w:rPr>
+          <w:rStyle w:val="VerbatimChar"/>
+        </w:rPr>
+        <w:t xml:space="preserve">Ingreso = Medio</w:t>
+      </w:r>
+      <w:r>
+        <w:t xml:space="preserve"> </w:t>
+      </w:r>
+      <w:r>
+        <w:t xml:space="preserve">e</w:t>
+      </w:r>
+      <w:r>
+        <w:t xml:space="preserve"> </w:t>
+      </w:r>
+      <w:r>
+        <w:rPr>
+          <w:rStyle w:val="VerbatimChar"/>
+        </w:rPr>
+        <w:t xml:space="preserve">Historial = Bueno</w:t>
+      </w:r>
+      <w:r>
+        <w:t xml:space="preserve">, entonces</w:t>
+      </w:r>
+      <w:r>
+        <w:t xml:space="preserve"> </w:t>
+      </w:r>
+      <w:r>
+        <w:rPr>
+          <w:rStyle w:val="VerbatimChar"/>
+        </w:rPr>
+        <w:t xml:space="preserve">Otorga = Sí</w:t>
+      </w:r>
+      <w:r>
+        <w:t xml:space="preserve">.</w:t>
+      </w:r>
+    </w:p>
+    <w:p>
+      <w:pPr>
+        <w:pStyle w:val="BodyText"/>
+      </w:pPr>
+      <w:r>
+        <w:rPr>
+          <w:b/>
+          <w:bCs/>
+        </w:rPr>
+        <w:t xml:space="preserve">Regla 3:</w:t>
+      </w:r>
+      <w:r>
+        <w:br/>
+      </w:r>
+      <w:r>
+        <w:t xml:space="preserve">Si</w:t>
+      </w:r>
+      <w:r>
+        <w:t xml:space="preserve"> </w:t>
+      </w:r>
+      <w:r>
+        <w:rPr>
+          <w:rStyle w:val="VerbatimChar"/>
+        </w:rPr>
+        <w:t xml:space="preserve">Ingreso = Medio</w:t>
+      </w:r>
+      <w:r>
+        <w:t xml:space="preserve"> </w:t>
+      </w:r>
+      <w:r>
+        <w:t xml:space="preserve">e</w:t>
+      </w:r>
+      <w:r>
+        <w:t xml:space="preserve"> </w:t>
+      </w:r>
+      <w:r>
+        <w:rPr>
+          <w:rStyle w:val="VerbatimChar"/>
+        </w:rPr>
+        <w:t xml:space="preserve">Historial = Malo</w:t>
+      </w:r>
+      <w:r>
+        <w:t xml:space="preserve">, entonces</w:t>
+      </w:r>
+      <w:r>
+        <w:t xml:space="preserve"> </w:t>
+      </w:r>
+      <w:r>
+        <w:rPr>
+          <w:rStyle w:val="VerbatimChar"/>
+        </w:rPr>
+        <w:t xml:space="preserve">Otorga = No</w:t>
+      </w:r>
+      <w:r>
+        <w:t xml:space="preserve">.</w:t>
+      </w:r>
+    </w:p>
+    <w:p>
+      <w:pPr>
+        <w:pStyle w:val="BodyText"/>
+      </w:pPr>
+      <w:r>
+        <w:rPr>
+          <w:b/>
+          <w:bCs/>
+        </w:rPr>
+        <w:t xml:space="preserve">Regla 4:</w:t>
+      </w:r>
+      <w:r>
+        <w:br/>
+      </w:r>
+      <w:r>
+        <w:t xml:space="preserve">Si</w:t>
+      </w:r>
+      <w:r>
+        <w:t xml:space="preserve"> </w:t>
+      </w:r>
+      <w:r>
+        <w:rPr>
+          <w:rStyle w:val="VerbatimChar"/>
+        </w:rPr>
+        <w:t xml:space="preserve">Ingreso = Bajo</w:t>
+      </w:r>
+      <w:r>
+        <w:t xml:space="preserve"> </w:t>
+      </w:r>
+      <w:r>
+        <w:t xml:space="preserve">e</w:t>
+      </w:r>
+      <w:r>
+        <w:t xml:space="preserve"> </w:t>
+      </w:r>
+      <w:r>
+        <w:rPr>
+          <w:rStyle w:val="VerbatimChar"/>
+        </w:rPr>
+        <w:t xml:space="preserve">Historial = Malo</w:t>
+      </w:r>
+      <w:r>
+        <w:t xml:space="preserve">, entonces</w:t>
+      </w:r>
+      <w:r>
+        <w:t xml:space="preserve"> </w:t>
+      </w:r>
+      <w:r>
+        <w:rPr>
+          <w:rStyle w:val="VerbatimChar"/>
+        </w:rPr>
+        <w:t xml:space="preserve">Otorga = No</w:t>
+      </w:r>
+      <w:r>
+        <w:t xml:space="preserve">.</w:t>
+      </w:r>
+    </w:p>
+    <w:p>
+      <w:pPr>
+        <w:pStyle w:val="BodyText"/>
+      </w:pPr>
+      <w:r>
+        <w:rPr>
+          <w:b/>
+          <w:bCs/>
+        </w:rPr>
+        <w:t xml:space="preserve">Regla 5:</w:t>
+      </w:r>
+      <w:r>
+        <w:br/>
+      </w:r>
+      <w:r>
+        <w:t xml:space="preserve">Si</w:t>
+      </w:r>
+      <w:r>
+        <w:t xml:space="preserve"> </w:t>
+      </w:r>
+      <w:r>
+        <w:rPr>
+          <w:rStyle w:val="VerbatimChar"/>
+        </w:rPr>
+        <w:t xml:space="preserve">Ingreso = Bajo</w:t>
+      </w:r>
+      <w:r>
+        <w:t xml:space="preserve">,</w:t>
+      </w:r>
+      <w:r>
+        <w:t xml:space="preserve"> </w:t>
+      </w:r>
+      <w:r>
+        <w:rPr>
+          <w:rStyle w:val="VerbatimChar"/>
+        </w:rPr>
+        <w:t xml:space="preserve">Historial = Bueno</w:t>
+      </w:r>
+      <w:r>
+        <w:t xml:space="preserve"> </w:t>
+      </w:r>
+      <w:r>
+        <w:t xml:space="preserve">y</w:t>
+      </w:r>
+      <w:r>
+        <w:t xml:space="preserve"> </w:t>
+      </w:r>
+      <w:r>
+        <w:rPr>
+          <w:rStyle w:val="VerbatimChar"/>
+        </w:rPr>
+        <w:t xml:space="preserve">Deuda = Baja</w:t>
+      </w:r>
+      <w:r>
+        <w:t xml:space="preserve">, entonces</w:t>
+      </w:r>
+      <w:r>
+        <w:t xml:space="preserve"> </w:t>
+      </w:r>
+      <w:r>
+        <w:rPr>
+          <w:rStyle w:val="VerbatimChar"/>
+        </w:rPr>
+        <w:t xml:space="preserve">Otorga = Sí</w:t>
+      </w:r>
+      <w:r>
+        <w:t xml:space="preserve">.</w:t>
+      </w:r>
+    </w:p>
+    <w:p>
+      <w:pPr>
+        <w:pStyle w:val="BodyText"/>
+      </w:pPr>
+      <w:r>
+        <w:rPr>
+          <w:b/>
+          <w:bCs/>
+        </w:rPr>
+        <w:t xml:space="preserve">Regla 6:</w:t>
+      </w:r>
+      <w:r>
+        <w:br/>
+      </w:r>
+      <w:r>
+        <w:t xml:space="preserve">Si</w:t>
+      </w:r>
+      <w:r>
+        <w:t xml:space="preserve"> </w:t>
+      </w:r>
+      <w:r>
+        <w:rPr>
+          <w:rStyle w:val="VerbatimChar"/>
+        </w:rPr>
+        <w:t xml:space="preserve">Ingreso = Bajo</w:t>
+      </w:r>
+      <w:r>
+        <w:t xml:space="preserve">,</w:t>
+      </w:r>
+      <w:r>
+        <w:t xml:space="preserve"> </w:t>
+      </w:r>
+      <w:r>
+        <w:rPr>
+          <w:rStyle w:val="VerbatimChar"/>
+        </w:rPr>
+        <w:t xml:space="preserve">Historial = Bueno</w:t>
+      </w:r>
+      <w:r>
+        <w:t xml:space="preserve"> </w:t>
+      </w:r>
+      <w:r>
+        <w:t xml:space="preserve">y</w:t>
+      </w:r>
+      <w:r>
+        <w:t xml:space="preserve"> </w:t>
+      </w:r>
+      <w:r>
+        <w:rPr>
+          <w:rStyle w:val="VerbatimChar"/>
+        </w:rPr>
+        <w:t xml:space="preserve">Deuda = Alta</w:t>
+      </w:r>
+      <w:r>
+        <w:t xml:space="preserve">, entonces</w:t>
+      </w:r>
+      <w:r>
+        <w:t xml:space="preserve"> </w:t>
+      </w:r>
+      <w:r>
+        <w:rPr>
+          <w:rStyle w:val="VerbatimChar"/>
+        </w:rPr>
+        <w:t xml:space="preserve">Otorga = No</w:t>
+      </w:r>
+      <w:r>
+        <w:t xml:space="preserve">.</w:t>
+      </w:r>
+    </w:p>
+    <w:p>
+      <w:pPr>
+        <w:pStyle w:val="BodyText"/>
+      </w:pPr>
+      <w:r>
         <w:rPr>
           <w:i/>
           <w:iCs/>
         </w:rPr>
         <w:t xml:space="preserve">b) Para cada regla, indique su cobertura (la cantidad de instancias del Conjunto de Datos 1 que satisface su antecedente) y su exactitud sobre dichas instancias.</w:t>
       </w:r>
-    </w:p>
+      <w:r>
+        <w:t xml:space="preserve"> </w:t>
+      </w:r>
+      <w:r>
+        <w:t xml:space="preserve">La</w:t>
+      </w:r>
+      <w:r>
+        <w:t xml:space="preserve"> </w:t>
+      </w:r>
+      <w:r>
+        <w:rPr>
+          <w:b/>
+          <w:bCs/>
+        </w:rPr>
+        <w:t xml:space="preserve">cobertura</w:t>
+      </w:r>
+      <w:r>
+        <w:t xml:space="preserve"> </w:t>
+      </w:r>
+      <w:r>
+        <w:t xml:space="preserve">de una regla es la cantidad de instancias del conjunto de datos que cumplen el antecedente de esa regla.</w:t>
+      </w:r>
+    </w:p>
+    <w:p>
+      <w:pPr>
+        <w:pStyle w:val="BodyText"/>
+      </w:pPr>
+      <w:r>
+        <w:t xml:space="preserve">La</w:t>
+      </w:r>
+      <w:r>
+        <w:t xml:space="preserve"> </w:t>
+      </w:r>
+      <w:r>
+        <w:rPr>
+          <w:b/>
+          <w:bCs/>
+        </w:rPr>
+        <w:t xml:space="preserve">exactitud</w:t>
+      </w:r>
+      <w:r>
+        <w:t xml:space="preserve"> </w:t>
+      </w:r>
+      <w:r>
+        <w:t xml:space="preserve">se calcula como:</w:t>
+      </w:r>
+    </w:p>
+    <w:p>
+      <w:pPr>
+        <w:pStyle w:val="BodyText"/>
+      </w:pPr>
+      <m:oMathPara>
+        <m:oMathParaPr>
+          <m:jc m:val="center"/>
+        </m:oMathParaPr>
+        <m:oMath>
+          <m:r>
+            <m:rPr>
+              <m:nor/>
+              <m:sty m:val="p"/>
+            </m:rPr>
+            <m:t>Exactitud</m:t>
+          </m:r>
+          <m:r>
+            <m:rPr>
+              <m:sty m:val="p"/>
+            </m:rPr>
+            <m:t>=</m:t>
+          </m:r>
+          <m:f>
+            <m:fPr>
+              <m:type m:val="bar"/>
+            </m:fPr>
+            <m:num>
+              <m:r>
+                <m:rPr>
+                  <m:nor/>
+                  <m:sty m:val="p"/>
+                </m:rPr>
+                <m:t>casos correctamente clasificados por la regla</m:t>
+              </m:r>
+            </m:num>
+            <m:den>
+              <m:r>
+                <m:rPr>
+                  <m:nor/>
+                  <m:sty m:val="p"/>
+                </m:rPr>
+                <m:t>casos cubiertos por la regla</m:t>
+              </m:r>
+            </m:den>
+          </m:f>
+        </m:oMath>
+      </m:oMathPara>
+    </w:p>
+    <w:p>
+      <w:pPr>
+        <w:pStyle w:val="TableCaption"/>
+      </w:pPr>
+      <w:r>
+        <w:t xml:space="preserve">Cobertura y exactitud de las reglas derivadas del árbol de decisión</w:t>
+      </w:r>
+    </w:p>
+    <w:tbl>
+      <w:tblPr>
+        <w:tblStyle w:val="Table"/>
+        <w:tblW w:type="pct" w:w="5000"/>
+        <w:tblLayout w:type="fixed"/>
+        <w:tblLook w:firstRow="1" w:lastRow="0" w:firstColumn="0" w:lastColumn="0" w:noHBand="0" w:noVBand="0" w:val="0020"/>
+        <w:tblCaption w:val="Cobertura y exactitud de las reglas derivadas del árbol de decisión"/>
+      </w:tblPr>
+      <w:tblGrid>
+        <w:gridCol w:w="609"/>
+        <w:gridCol w:w="5076"/>
+        <w:gridCol w:w="1116"/>
+        <w:gridCol w:w="1116"/>
+      </w:tblGrid>
+      <w:tr>
+        <w:trPr>
+          <w:tblHeader w:val="on"/>
+        </w:trPr>
+        <w:tc>
+          <w:tcPr/>
+          <w:p>
+            <w:pPr>
+              <w:pStyle w:val="Compact"/>
+              <w:jc w:val="left"/>
+            </w:pPr>
+            <w:r>
+              <w:t xml:space="preserve">Regla</w:t>
+            </w:r>
+          </w:p>
+        </w:tc>
+        <w:tc>
+          <w:tcPr/>
+          <w:p>
+            <w:pPr>
+              <w:pStyle w:val="Compact"/>
+              <w:jc w:val="left"/>
+            </w:pPr>
+            <w:r>
+              <w:t xml:space="preserve">Antecedente</w:t>
+            </w:r>
+          </w:p>
+        </w:tc>
+        <w:tc>
+          <w:tcPr/>
+          <w:p>
+            <w:pPr>
+              <w:pStyle w:val="Compact"/>
+              <w:jc w:val="center"/>
+            </w:pPr>
+            <w:r>
+              <w:t xml:space="preserve">Cobertura</w:t>
+            </w:r>
+          </w:p>
+        </w:tc>
+        <w:tc>
+          <w:tcPr/>
+          <w:p>
+            <w:pPr>
+              <w:pStyle w:val="Compact"/>
+              <w:jc w:val="center"/>
+            </w:pPr>
+            <w:r>
+              <w:t xml:space="preserve">Exactitud</w:t>
+            </w:r>
+          </w:p>
+        </w:tc>
+      </w:tr>
+      <w:tr>
+        <w:tc>
+          <w:tcPr/>
+          <w:p>
+            <w:pPr>
+              <w:pStyle w:val="Compact"/>
+              <w:jc w:val="left"/>
+            </w:pPr>
+            <w:r>
+              <w:t xml:space="preserve">R1</w:t>
+            </w:r>
+          </w:p>
+        </w:tc>
+        <w:tc>
+          <w:tcPr/>
+          <w:p>
+            <w:pPr>
+              <w:pStyle w:val="Compact"/>
+              <w:jc w:val="left"/>
+            </w:pPr>
+            <w:r>
+              <w:t xml:space="preserve">Ingreso = Alto</w:t>
+            </w:r>
+          </w:p>
+        </w:tc>
+        <w:tc>
+          <w:tcPr/>
+          <w:p>
+            <w:pPr>
+              <w:pStyle w:val="Compact"/>
+              <w:jc w:val="center"/>
+            </w:pPr>
+            <w:r>
+              <w:t xml:space="preserve">4</w:t>
+            </w:r>
+          </w:p>
+        </w:tc>
+        <w:tc>
+          <w:tcPr/>
+          <w:p>
+            <w:pPr>
+              <w:pStyle w:val="Compact"/>
+              <w:jc w:val="center"/>
+            </w:pPr>
+            <w:r>
+              <w:t xml:space="preserve">100%</w:t>
+            </w:r>
+          </w:p>
+        </w:tc>
+      </w:tr>
+      <w:tr>
+        <w:tc>
+          <w:tcPr/>
+          <w:p>
+            <w:pPr>
+              <w:pStyle w:val="Compact"/>
+              <w:jc w:val="left"/>
+            </w:pPr>
+            <w:r>
+              <w:t xml:space="preserve">R2</w:t>
+            </w:r>
+          </w:p>
+        </w:tc>
+        <w:tc>
+          <w:tcPr/>
+          <w:p>
+            <w:pPr>
+              <w:pStyle w:val="Compact"/>
+              <w:jc w:val="left"/>
+            </w:pPr>
+            <w:r>
+              <w:t xml:space="preserve">Ingreso = Medio e Historial = Bueno</w:t>
+            </w:r>
+          </w:p>
+        </w:tc>
+        <w:tc>
+          <w:tcPr/>
+          <w:p>
+            <w:pPr>
+              <w:pStyle w:val="Compact"/>
+              <w:jc w:val="center"/>
+            </w:pPr>
+            <w:r>
+              <w:t xml:space="preserve">3</w:t>
+            </w:r>
+          </w:p>
+        </w:tc>
+        <w:tc>
+          <w:tcPr/>
+          <w:p>
+            <w:pPr>
+              <w:pStyle w:val="Compact"/>
+              <w:jc w:val="center"/>
+            </w:pPr>
+            <w:r>
+              <w:t xml:space="preserve">100%</w:t>
+            </w:r>
+          </w:p>
+        </w:tc>
+      </w:tr>
+      <w:tr>
+        <w:tc>
+          <w:tcPr/>
+          <w:p>
+            <w:pPr>
+              <w:pStyle w:val="Compact"/>
+              <w:jc w:val="left"/>
+            </w:pPr>
+            <w:r>
+              <w:t xml:space="preserve">R3</w:t>
+            </w:r>
+          </w:p>
+        </w:tc>
+        <w:tc>
+          <w:tcPr/>
+          <w:p>
+            <w:pPr>
+              <w:pStyle w:val="Compact"/>
+              <w:jc w:val="left"/>
+            </w:pPr>
+            <w:r>
+              <w:t xml:space="preserve">Ingreso = Medio e Historial = Malo</w:t>
+            </w:r>
+          </w:p>
+        </w:tc>
+        <w:tc>
+          <w:tcPr/>
+          <w:p>
+            <w:pPr>
+              <w:pStyle w:val="Compact"/>
+              <w:jc w:val="center"/>
+            </w:pPr>
+            <w:r>
+              <w:t xml:space="preserve">2</w:t>
+            </w:r>
+          </w:p>
+        </w:tc>
+        <w:tc>
+          <w:tcPr/>
+          <w:p>
+            <w:pPr>
+              <w:pStyle w:val="Compact"/>
+              <w:jc w:val="center"/>
+            </w:pPr>
+            <w:r>
+              <w:t xml:space="preserve">100%</w:t>
+            </w:r>
+          </w:p>
+        </w:tc>
+      </w:tr>
+      <w:tr>
+        <w:tc>
+          <w:tcPr/>
+          <w:p>
+            <w:pPr>
+              <w:pStyle w:val="Compact"/>
+              <w:jc w:val="left"/>
+            </w:pPr>
+            <w:r>
+              <w:t xml:space="preserve">R4</w:t>
+            </w:r>
+          </w:p>
+        </w:tc>
+        <w:tc>
+          <w:tcPr/>
+          <w:p>
+            <w:pPr>
+              <w:pStyle w:val="Compact"/>
+              <w:jc w:val="left"/>
+            </w:pPr>
+            <w:r>
+              <w:t xml:space="preserve">Ingreso = Bajo e Historial = Malo</w:t>
+            </w:r>
+          </w:p>
+        </w:tc>
+        <w:tc>
+          <w:tcPr/>
+          <w:p>
+            <w:pPr>
+              <w:pStyle w:val="Compact"/>
+              <w:jc w:val="center"/>
+            </w:pPr>
+            <w:r>
+              <w:t xml:space="preserve">3</w:t>
+            </w:r>
+          </w:p>
+        </w:tc>
+        <w:tc>
+          <w:tcPr/>
+          <w:p>
+            <w:pPr>
+              <w:pStyle w:val="Compact"/>
+              <w:jc w:val="center"/>
+            </w:pPr>
+            <w:r>
+              <w:t xml:space="preserve">100%</w:t>
+            </w:r>
+          </w:p>
+        </w:tc>
+      </w:tr>
+      <w:tr>
+        <w:tc>
+          <w:tcPr/>
+          <w:p>
+            <w:pPr>
+              <w:pStyle w:val="Compact"/>
+              <w:jc w:val="left"/>
+            </w:pPr>
+            <w:r>
+              <w:t xml:space="preserve">R5</w:t>
+            </w:r>
+          </w:p>
+        </w:tc>
+        <w:tc>
+          <w:tcPr/>
+          <w:p>
+            <w:pPr>
+              <w:pStyle w:val="Compact"/>
+              <w:jc w:val="left"/>
+            </w:pPr>
+            <w:r>
+              <w:t xml:space="preserve">Ingreso = Bajo e Historial = Bueno y Deuda = Baja</w:t>
+            </w:r>
+          </w:p>
+        </w:tc>
+        <w:tc>
+          <w:tcPr/>
+          <w:p>
+            <w:pPr>
+              <w:pStyle w:val="Compact"/>
+              <w:jc w:val="center"/>
+            </w:pPr>
+            <w:r>
+              <w:t xml:space="preserve">1</w:t>
+            </w:r>
+          </w:p>
+        </w:tc>
+        <w:tc>
+          <w:tcPr/>
+          <w:p>
+            <w:pPr>
+              <w:pStyle w:val="Compact"/>
+              <w:jc w:val="center"/>
+            </w:pPr>
+            <w:r>
+              <w:t xml:space="preserve">100%</w:t>
+            </w:r>
+          </w:p>
+        </w:tc>
+      </w:tr>
+      <w:tr>
+        <w:tc>
+          <w:tcPr/>
+          <w:p>
+            <w:pPr>
+              <w:pStyle w:val="Compact"/>
+              <w:jc w:val="left"/>
+            </w:pPr>
+            <w:r>
+              <w:t xml:space="preserve">R6</w:t>
+            </w:r>
+          </w:p>
+        </w:tc>
+        <w:tc>
+          <w:tcPr/>
+          <w:p>
+            <w:pPr>
+              <w:pStyle w:val="Compact"/>
+              <w:jc w:val="left"/>
+            </w:pPr>
+            <w:r>
+              <w:t xml:space="preserve">Ingreso = Bajo e Historial = Bueno y Deuda = Alta</w:t>
+            </w:r>
+          </w:p>
+        </w:tc>
+        <w:tc>
+          <w:tcPr/>
+          <w:p>
+            <w:pPr>
+              <w:pStyle w:val="Compact"/>
+              <w:jc w:val="center"/>
+            </w:pPr>
+            <w:r>
+              <w:t xml:space="preserve">1</w:t>
+            </w:r>
+          </w:p>
+        </w:tc>
+        <w:tc>
+          <w:tcPr/>
+          <w:p>
+            <w:pPr>
+              <w:pStyle w:val="Compact"/>
+              <w:jc w:val="center"/>
+            </w:pPr>
+            <w:r>
+              <w:t xml:space="preserve">100%</w:t>
+            </w:r>
+          </w:p>
+        </w:tc>
+      </w:tr>
+    </w:tbl>
     <w:p>
       <w:pPr>
         <w:pStyle w:val="BodyText"/>
@@ -4791,6 +5620,64 @@
         <w:pStyle w:val="BodyText"/>
       </w:pPr>
       <w:r>
+        <w:t xml:space="preserve">Sí. El conjunto de reglas es mutuamente excluyente porque cada instancia satisface una sola regla, dado que cada camino del árbol conduce a una única hoja. Es decir, una misma instancia no puede caer en dos hojas distintas al mismo tiempo.</w:t>
+      </w:r>
+    </w:p>
+    <w:p>
+      <w:pPr>
+        <w:pStyle w:val="BodyText"/>
+      </w:pPr>
+      <w:r>
+        <w:t xml:space="preserve">También es exhaustivo porque las ramas del árbol cubren todos los valores posibles de los atributos considerados. Por lo tanto, toda instancia puede ser clasificada por alguna regla. En este caso, cualquier solicitante con</w:t>
+      </w:r>
+      <w:r>
+        <w:t xml:space="preserve"> </w:t>
+      </w:r>
+      <w:r>
+        <w:rPr>
+          <w:rStyle w:val="VerbatimChar"/>
+        </w:rPr>
+        <w:t xml:space="preserve">Ingreso = Alto</w:t>
+      </w:r>
+      <w:r>
+        <w:t xml:space="preserve">,</w:t>
+      </w:r>
+      <w:r>
+        <w:t xml:space="preserve"> </w:t>
+      </w:r>
+      <w:r>
+        <w:rPr>
+          <w:rStyle w:val="VerbatimChar"/>
+        </w:rPr>
+        <w:t xml:space="preserve">Ingreso = Medio</w:t>
+      </w:r>
+      <w:r>
+        <w:t xml:space="preserve"> </w:t>
+      </w:r>
+      <w:r>
+        <w:t xml:space="preserve">o</w:t>
+      </w:r>
+      <w:r>
+        <w:t xml:space="preserve"> </w:t>
+      </w:r>
+      <w:r>
+        <w:rPr>
+          <w:rStyle w:val="VerbatimChar"/>
+        </w:rPr>
+        <w:t xml:space="preserve">Ingreso = Bajo</w:t>
+      </w:r>
+      <w:r>
+        <w:t xml:space="preserve"> </w:t>
+      </w:r>
+      <w:r>
+        <w:t xml:space="preserve">termina en alguna hoja y recibe una clasificación.</w:t>
+      </w:r>
+    </w:p>
+    <w:p>
+      <w:pPr>
+        <w:pStyle w:val="BodyText"/>
+      </w:pPr>
+      <w:r>
         <w:rPr>
           <w:i/>
           <w:iCs/>
@@ -4804,11 +5691,267 @@
       </w:pPr>
       <w:r>
         <w:rPr>
-          <w:i/>
-          <w:iCs/>
-        </w:rPr>
-        <w:t xml:space="preserve">(Pendiente.)</w:t>
-      </w:r>
+          <w:b/>
+          <w:bCs/>
+        </w:rPr>
+        <w:t xml:space="preserve">Solicitante S1:</w:t>
+      </w:r>
+      <w:r>
+        <w:br/>
+      </w:r>
+      <w:r>
+        <w:rPr>
+          <w:rStyle w:val="VerbatimChar"/>
+        </w:rPr>
+        <w:t xml:space="preserve">Ingreso = Medio</w:t>
+      </w:r>
+      <w:r>
+        <w:t xml:space="preserve">,</w:t>
+      </w:r>
+      <w:r>
+        <w:t xml:space="preserve"> </w:t>
+      </w:r>
+      <w:r>
+        <w:rPr>
+          <w:rStyle w:val="VerbatimChar"/>
+        </w:rPr>
+        <w:t xml:space="preserve">Historial = Malo</w:t>
+      </w:r>
+      <w:r>
+        <w:t xml:space="preserve">,</w:t>
+      </w:r>
+      <w:r>
+        <w:t xml:space="preserve"> </w:t>
+      </w:r>
+      <w:r>
+        <w:rPr>
+          <w:rStyle w:val="VerbatimChar"/>
+        </w:rPr>
+        <w:t xml:space="preserve">Deuda = Baja</w:t>
+      </w:r>
+      <w:r>
+        <w:t xml:space="preserve">.</w:t>
+      </w:r>
+    </w:p>
+    <w:p>
+      <w:pPr>
+        <w:pStyle w:val="BodyText"/>
+      </w:pPr>
+      <w:r>
+        <w:t xml:space="preserve">Como</w:t>
+      </w:r>
+      <w:r>
+        <w:t xml:space="preserve"> </w:t>
+      </w:r>
+      <w:r>
+        <w:rPr>
+          <w:rStyle w:val="VerbatimChar"/>
+        </w:rPr>
+        <w:t xml:space="preserve">Ingreso = Medio</w:t>
+      </w:r>
+      <w:r>
+        <w:t xml:space="preserve"> </w:t>
+      </w:r>
+      <w:r>
+        <w:t xml:space="preserve">e</w:t>
+      </w:r>
+      <w:r>
+        <w:t xml:space="preserve"> </w:t>
+      </w:r>
+      <w:r>
+        <w:rPr>
+          <w:rStyle w:val="VerbatimChar"/>
+        </w:rPr>
+        <w:t xml:space="preserve">Historial = Malo</w:t>
+      </w:r>
+      <w:r>
+        <w:t xml:space="preserve">, se aplica la</w:t>
+      </w:r>
+      <w:r>
+        <w:t xml:space="preserve"> </w:t>
+      </w:r>
+      <w:r>
+        <w:rPr>
+          <w:b/>
+          <w:bCs/>
+        </w:rPr>
+        <w:t xml:space="preserve">Regla 3</w:t>
+      </w:r>
+      <w:r>
+        <w:t xml:space="preserve">. Por lo tanto:</w:t>
+      </w:r>
+    </w:p>
+    <w:p>
+      <w:pPr>
+        <w:pStyle w:val="BodyText"/>
+      </w:pPr>
+      <m:oMathPara>
+        <m:oMathParaPr>
+          <m:jc m:val="center"/>
+        </m:oMathParaPr>
+        <m:oMath>
+          <m:r>
+            <m:rPr>
+              <m:nor/>
+              <m:sty m:val="p"/>
+            </m:rPr>
+            <m:t>Otorga</m:t>
+          </m:r>
+          <m:r>
+            <m:rPr>
+              <m:sty m:val="p"/>
+            </m:rPr>
+            <m:t>=</m:t>
+          </m:r>
+          <m:r>
+            <m:rPr>
+              <m:nor/>
+              <m:sty m:val="p"/>
+            </m:rPr>
+            <m:t>No</m:t>
+          </m:r>
+        </m:oMath>
+      </m:oMathPara>
+    </w:p>
+    <w:p>
+      <w:pPr>
+        <w:pStyle w:val="FirstParagraph"/>
+      </w:pPr>
+      <w:r>
+        <w:rPr>
+          <w:b/>
+          <w:bCs/>
+        </w:rPr>
+        <w:t xml:space="preserve">Solicitante S2:</w:t>
+      </w:r>
+      <w:r>
+        <w:br/>
+      </w:r>
+      <w:r>
+        <w:rPr>
+          <w:rStyle w:val="VerbatimChar"/>
+        </w:rPr>
+        <w:t xml:space="preserve">Ingreso = Bajo</w:t>
+      </w:r>
+      <w:r>
+        <w:t xml:space="preserve">,</w:t>
+      </w:r>
+      <w:r>
+        <w:t xml:space="preserve"> </w:t>
+      </w:r>
+      <w:r>
+        <w:rPr>
+          <w:rStyle w:val="VerbatimChar"/>
+        </w:rPr>
+        <w:t xml:space="preserve">Historial = Bueno</w:t>
+      </w:r>
+      <w:r>
+        <w:t xml:space="preserve">,</w:t>
+      </w:r>
+      <w:r>
+        <w:t xml:space="preserve"> </w:t>
+      </w:r>
+      <w:r>
+        <w:rPr>
+          <w:rStyle w:val="VerbatimChar"/>
+        </w:rPr>
+        <w:t xml:space="preserve">Deuda = Alta</w:t>
+      </w:r>
+      <w:r>
+        <w:t xml:space="preserve">.</w:t>
+      </w:r>
+    </w:p>
+    <w:p>
+      <w:pPr>
+        <w:pStyle w:val="BodyText"/>
+      </w:pPr>
+      <w:r>
+        <w:t xml:space="preserve">Como</w:t>
+      </w:r>
+      <w:r>
+        <w:t xml:space="preserve"> </w:t>
+      </w:r>
+      <w:r>
+        <w:rPr>
+          <w:rStyle w:val="VerbatimChar"/>
+        </w:rPr>
+        <w:t xml:space="preserve">Ingreso = Bajo</w:t>
+      </w:r>
+      <w:r>
+        <w:t xml:space="preserve">,</w:t>
+      </w:r>
+      <w:r>
+        <w:t xml:space="preserve"> </w:t>
+      </w:r>
+      <w:r>
+        <w:rPr>
+          <w:rStyle w:val="VerbatimChar"/>
+        </w:rPr>
+        <w:t xml:space="preserve">Historial = Bueno</w:t>
+      </w:r>
+      <w:r>
+        <w:t xml:space="preserve"> </w:t>
+      </w:r>
+      <w:r>
+        <w:t xml:space="preserve">y</w:t>
+      </w:r>
+      <w:r>
+        <w:t xml:space="preserve"> </w:t>
+      </w:r>
+      <w:r>
+        <w:rPr>
+          <w:rStyle w:val="VerbatimChar"/>
+        </w:rPr>
+        <w:t xml:space="preserve">Deuda = Alta</w:t>
+      </w:r>
+      <w:r>
+        <w:t xml:space="preserve">, se aplica la</w:t>
+      </w:r>
+      <w:r>
+        <w:t xml:space="preserve"> </w:t>
+      </w:r>
+      <w:r>
+        <w:rPr>
+          <w:b/>
+          <w:bCs/>
+        </w:rPr>
+        <w:t xml:space="preserve">Regla 6</w:t>
+      </w:r>
+      <w:r>
+        <w:t xml:space="preserve">. Por lo tanto:</w:t>
+      </w:r>
+    </w:p>
+    <w:p>
+      <w:pPr>
+        <w:pStyle w:val="BodyText"/>
+      </w:pPr>
+      <m:oMathPara>
+        <m:oMathParaPr>
+          <m:jc m:val="center"/>
+        </m:oMathParaPr>
+        <m:oMath>
+          <m:r>
+            <m:rPr>
+              <m:nor/>
+              <m:sty m:val="p"/>
+            </m:rPr>
+            <m:t>Otorga</m:t>
+          </m:r>
+          <m:r>
+            <m:rPr>
+              <m:sty m:val="p"/>
+            </m:rPr>
+            <m:t>=</m:t>
+          </m:r>
+          <m:r>
+            <m:rPr>
+              <m:nor/>
+              <m:sty m:val="p"/>
+            </m:rPr>
+            <m:t>No</m:t>
+          </m:r>
+        </m:oMath>
+      </m:oMathPara>
     </w:p>
     <w:bookmarkEnd w:id="28"/>
     <w:bookmarkStart w:id="29" w:name="X11014eaaa468d3bb1a41374cbefbf906fbf3da6"/>

--- a/IDM_TP_Clasificacion_resolucion.docx
+++ b/IDM_TP_Clasificacion_resolucion.docx
@@ -23,7 +23,7 @@
         <w:pStyle w:val="Date"/>
       </w:pPr>
       <w:r>
-        <w:t xml:space="preserve">17 de junio de 2026</w:t>
+        <w:t xml:space="preserve">21 de junio de 2026</w:t>
       </w:r>
     </w:p>
     <w:sdt>
@@ -1713,10 +1713,10 @@
           <w:b/>
           <w:bCs/>
         </w:rPr>
-        <w:t xml:space="preserve">105</w:t>
-      </w:r>
-      <w:r>
-        <w:t xml:space="preserve">, ya que presenta el menor índice de Gini ponderado (0,32) entre todos los candidatos evaluados. La condición de prueba asociada al nodo es</w:t>
+        <w:t xml:space="preserve">87,5</w:t>
+      </w:r>
+      <w:r>
+        <w:t xml:space="preserve">, ya que presenta el menor índice de Gini ponderado (0,2857) entre todos los candidatos evaluados. La condición de prueba asociada al nodo es</w:t>
       </w:r>
       <w:r>
         <w:t xml:space="preserve"> </w:t>
@@ -1736,11 +1736,29 @@
           <m:t>≤</m:t>
         </m:r>
         <m:r>
-          <m:t>105</m:t>
+          <m:t>87</m:t>
+        </m:r>
+        <m:r>
+          <m:rPr>
+            <m:sty m:val="p"/>
+          </m:rPr>
+          <m:t>,</m:t>
+        </m:r>
+        <m:r>
+          <m:t>5</m:t>
         </m:r>
       </m:oMath>
       <w:r>
-        <w:t xml:space="preserve">. Esta condición divide el conjunto de datos en dos subconjuntos: los contribuyentes con ingreso imponible menor o igual a 105 se asignan a la rama izquierda del árbol, mientras que aquellos con ingreso superior a 105 se asignan a la rama derecha.</w:t>
+        <w:t xml:space="preserve">. Esta condición divide el conjunto de datos en dos subconjuntos: los contribuyentes con ingreso imponible menor o igual a 87,5 se asignan a la rama izquierda del árbol (nodo puro de clase</w:t>
+      </w:r>
+      <w:r>
+        <w:t xml:space="preserve"> </w:t>
+      </w:r>
+      <w:r>
+        <w:t xml:space="preserve">“No”</w:t>
+      </w:r>
+      <w:r>
+        <w:t xml:space="preserve">), mientras que aquellos con ingreso superior a 87,5 se asignan a la rama derecha.</w:t>
       </w:r>
     </w:p>
     <w:p>
@@ -5132,9 +5150,11 @@
         </w:rPr>
         <w:t xml:space="preserve">b) Para cada regla, indique su cobertura (la cantidad de instancias del Conjunto de Datos 1 que satisface su antecedente) y su exactitud sobre dichas instancias.</w:t>
       </w:r>
-      <w:r>
-        <w:t xml:space="preserve"> </w:t>
-      </w:r>
+    </w:p>
+    <w:p>
+      <w:pPr>
+        <w:pStyle w:val="BodyText"/>
+      </w:pPr>
       <w:r>
         <w:t xml:space="preserve">La</w:t>
       </w:r>
@@ -5229,380 +5249,254 @@
     </w:p>
     <w:p>
       <w:pPr>
-        <w:pStyle w:val="TableCaption"/>
+        <w:pStyle w:val="FirstParagraph"/>
       </w:pPr>
       <w:r>
         <w:t xml:space="preserve">Cobertura y exactitud de las reglas derivadas del árbol de decisión</w:t>
       </w:r>
     </w:p>
-    <w:tbl>
-      <w:tblPr>
-        <w:tblStyle w:val="Table"/>
-        <w:tblW w:type="pct" w:w="5000"/>
-        <w:tblLayout w:type="fixed"/>
-        <w:tblLook w:firstRow="1" w:lastRow="0" w:firstColumn="0" w:lastColumn="0" w:noHBand="0" w:noVBand="0" w:val="0020"/>
-        <w:tblCaption w:val="Cobertura y exactitud de las reglas derivadas del árbol de decisión"/>
-      </w:tblPr>
-      <w:tblGrid>
-        <w:gridCol w:w="609"/>
-        <w:gridCol w:w="5076"/>
-        <w:gridCol w:w="1116"/>
-        <w:gridCol w:w="1116"/>
-      </w:tblGrid>
-      <w:tr>
-        <w:trPr>
-          <w:tblHeader w:val="on"/>
-        </w:trPr>
-        <w:tc>
-          <w:tcPr/>
-          <w:p>
-            <w:pPr>
-              <w:pStyle w:val="Compact"/>
-              <w:jc w:val="left"/>
-            </w:pPr>
-            <w:r>
-              <w:t xml:space="preserve">Regla</w:t>
-            </w:r>
-          </w:p>
-        </w:tc>
-        <w:tc>
-          <w:tcPr/>
-          <w:p>
-            <w:pPr>
-              <w:pStyle w:val="Compact"/>
-              <w:jc w:val="left"/>
-            </w:pPr>
-            <w:r>
-              <w:t xml:space="preserve">Antecedente</w:t>
-            </w:r>
-          </w:p>
-        </w:tc>
-        <w:tc>
-          <w:tcPr/>
-          <w:p>
-            <w:pPr>
-              <w:pStyle w:val="Compact"/>
-              <w:jc w:val="center"/>
-            </w:pPr>
-            <w:r>
-              <w:t xml:space="preserve">Cobertura</w:t>
-            </w:r>
-          </w:p>
-        </w:tc>
-        <w:tc>
-          <w:tcPr/>
-          <w:p>
-            <w:pPr>
-              <w:pStyle w:val="Compact"/>
-              <w:jc w:val="center"/>
-            </w:pPr>
-            <w:r>
-              <w:t xml:space="preserve">Exactitud</w:t>
-            </w:r>
-          </w:p>
-        </w:tc>
-      </w:tr>
-      <w:tr>
-        <w:tc>
-          <w:tcPr/>
-          <w:p>
-            <w:pPr>
-              <w:pStyle w:val="Compact"/>
-              <w:jc w:val="left"/>
-            </w:pPr>
-            <w:r>
-              <w:t xml:space="preserve">R1</w:t>
-            </w:r>
-          </w:p>
-        </w:tc>
-        <w:tc>
-          <w:tcPr/>
-          <w:p>
-            <w:pPr>
-              <w:pStyle w:val="Compact"/>
-              <w:jc w:val="left"/>
-            </w:pPr>
-            <w:r>
-              <w:t xml:space="preserve">Ingreso = Alto</w:t>
-            </w:r>
-          </w:p>
-        </w:tc>
-        <w:tc>
-          <w:tcPr/>
-          <w:p>
-            <w:pPr>
-              <w:pStyle w:val="Compact"/>
-              <w:jc w:val="center"/>
-            </w:pPr>
-            <w:r>
-              <w:t xml:space="preserve">4</w:t>
-            </w:r>
-          </w:p>
-        </w:tc>
-        <w:tc>
-          <w:tcPr/>
-          <w:p>
-            <w:pPr>
-              <w:pStyle w:val="Compact"/>
-              <w:jc w:val="center"/>
-            </w:pPr>
-            <w:r>
-              <w:t xml:space="preserve">100%</w:t>
-            </w:r>
-          </w:p>
-        </w:tc>
-      </w:tr>
-      <w:tr>
-        <w:tc>
-          <w:tcPr/>
-          <w:p>
-            <w:pPr>
-              <w:pStyle w:val="Compact"/>
-              <w:jc w:val="left"/>
-            </w:pPr>
-            <w:r>
-              <w:t xml:space="preserve">R2</w:t>
-            </w:r>
-          </w:p>
-        </w:tc>
-        <w:tc>
-          <w:tcPr/>
-          <w:p>
-            <w:pPr>
-              <w:pStyle w:val="Compact"/>
-              <w:jc w:val="left"/>
-            </w:pPr>
-            <w:r>
-              <w:t xml:space="preserve">Ingreso = Medio e Historial = Bueno</w:t>
-            </w:r>
-          </w:p>
-        </w:tc>
-        <w:tc>
-          <w:tcPr/>
-          <w:p>
-            <w:pPr>
-              <w:pStyle w:val="Compact"/>
-              <w:jc w:val="center"/>
-            </w:pPr>
-            <w:r>
-              <w:t xml:space="preserve">3</w:t>
-            </w:r>
-          </w:p>
-        </w:tc>
-        <w:tc>
-          <w:tcPr/>
-          <w:p>
-            <w:pPr>
-              <w:pStyle w:val="Compact"/>
-              <w:jc w:val="center"/>
-            </w:pPr>
-            <w:r>
-              <w:t xml:space="preserve">100%</w:t>
-            </w:r>
-          </w:p>
-        </w:tc>
-      </w:tr>
-      <w:tr>
-        <w:tc>
-          <w:tcPr/>
-          <w:p>
-            <w:pPr>
-              <w:pStyle w:val="Compact"/>
-              <w:jc w:val="left"/>
-            </w:pPr>
-            <w:r>
-              <w:t xml:space="preserve">R3</w:t>
-            </w:r>
-          </w:p>
-        </w:tc>
-        <w:tc>
-          <w:tcPr/>
-          <w:p>
-            <w:pPr>
-              <w:pStyle w:val="Compact"/>
-              <w:jc w:val="left"/>
-            </w:pPr>
-            <w:r>
-              <w:t xml:space="preserve">Ingreso = Medio e Historial = Malo</w:t>
-            </w:r>
-          </w:p>
-        </w:tc>
-        <w:tc>
-          <w:tcPr/>
-          <w:p>
-            <w:pPr>
-              <w:pStyle w:val="Compact"/>
-              <w:jc w:val="center"/>
-            </w:pPr>
-            <w:r>
-              <w:t xml:space="preserve">2</w:t>
-            </w:r>
-          </w:p>
-        </w:tc>
-        <w:tc>
-          <w:tcPr/>
-          <w:p>
-            <w:pPr>
-              <w:pStyle w:val="Compact"/>
-              <w:jc w:val="center"/>
-            </w:pPr>
-            <w:r>
-              <w:t xml:space="preserve">100%</w:t>
-            </w:r>
-          </w:p>
-        </w:tc>
-      </w:tr>
-      <w:tr>
-        <w:tc>
-          <w:tcPr/>
-          <w:p>
-            <w:pPr>
-              <w:pStyle w:val="Compact"/>
-              <w:jc w:val="left"/>
-            </w:pPr>
-            <w:r>
-              <w:t xml:space="preserve">R4</w:t>
-            </w:r>
-          </w:p>
-        </w:tc>
-        <w:tc>
-          <w:tcPr/>
-          <w:p>
-            <w:pPr>
-              <w:pStyle w:val="Compact"/>
-              <w:jc w:val="left"/>
-            </w:pPr>
-            <w:r>
-              <w:t xml:space="preserve">Ingreso = Bajo e Historial = Malo</w:t>
-            </w:r>
-          </w:p>
-        </w:tc>
-        <w:tc>
-          <w:tcPr/>
-          <w:p>
-            <w:pPr>
-              <w:pStyle w:val="Compact"/>
-              <w:jc w:val="center"/>
-            </w:pPr>
-            <w:r>
-              <w:t xml:space="preserve">3</w:t>
-            </w:r>
-          </w:p>
-        </w:tc>
-        <w:tc>
-          <w:tcPr/>
-          <w:p>
-            <w:pPr>
-              <w:pStyle w:val="Compact"/>
-              <w:jc w:val="center"/>
-            </w:pPr>
-            <w:r>
-              <w:t xml:space="preserve">100%</w:t>
-            </w:r>
-          </w:p>
-        </w:tc>
-      </w:tr>
-      <w:tr>
-        <w:tc>
-          <w:tcPr/>
-          <w:p>
-            <w:pPr>
-              <w:pStyle w:val="Compact"/>
-              <w:jc w:val="left"/>
-            </w:pPr>
-            <w:r>
-              <w:t xml:space="preserve">R5</w:t>
-            </w:r>
-          </w:p>
-        </w:tc>
-        <w:tc>
-          <w:tcPr/>
-          <w:p>
-            <w:pPr>
-              <w:pStyle w:val="Compact"/>
-              <w:jc w:val="left"/>
-            </w:pPr>
-            <w:r>
-              <w:t xml:space="preserve">Ingreso = Bajo e Historial = Bueno y Deuda = Baja</w:t>
-            </w:r>
-          </w:p>
-        </w:tc>
-        <w:tc>
-          <w:tcPr/>
-          <w:p>
-            <w:pPr>
-              <w:pStyle w:val="Compact"/>
-              <w:jc w:val="center"/>
-            </w:pPr>
-            <w:r>
-              <w:t xml:space="preserve">1</w:t>
-            </w:r>
-          </w:p>
-        </w:tc>
-        <w:tc>
-          <w:tcPr/>
-          <w:p>
-            <w:pPr>
-              <w:pStyle w:val="Compact"/>
-              <w:jc w:val="center"/>
-            </w:pPr>
-            <w:r>
-              <w:t xml:space="preserve">100%</w:t>
-            </w:r>
-          </w:p>
-        </w:tc>
-      </w:tr>
-      <w:tr>
-        <w:tc>
-          <w:tcPr/>
-          <w:p>
-            <w:pPr>
-              <w:pStyle w:val="Compact"/>
-              <w:jc w:val="left"/>
-            </w:pPr>
-            <w:r>
-              <w:t xml:space="preserve">R6</w:t>
-            </w:r>
-          </w:p>
-        </w:tc>
-        <w:tc>
-          <w:tcPr/>
-          <w:p>
-            <w:pPr>
-              <w:pStyle w:val="Compact"/>
-              <w:jc w:val="left"/>
-            </w:pPr>
-            <w:r>
-              <w:t xml:space="preserve">Ingreso = Bajo e Historial = Bueno y Deuda = Alta</w:t>
-            </w:r>
-          </w:p>
-        </w:tc>
-        <w:tc>
-          <w:tcPr/>
-          <w:p>
-            <w:pPr>
-              <w:pStyle w:val="Compact"/>
-              <w:jc w:val="center"/>
-            </w:pPr>
-            <w:r>
-              <w:t xml:space="preserve">1</w:t>
-            </w:r>
-          </w:p>
-        </w:tc>
-        <w:tc>
-          <w:tcPr/>
-          <w:p>
-            <w:pPr>
-              <w:pStyle w:val="Compact"/>
-              <w:jc w:val="center"/>
-            </w:pPr>
-            <w:r>
-              <w:t xml:space="preserve">100%</w:t>
-            </w:r>
-          </w:p>
-        </w:tc>
-      </w:tr>
-    </w:tbl>
+    <w:p>
+      <w:pPr>
+        <w:pStyle w:val="BodyText"/>
+      </w:pPr>
+      <w:r>
+        <w:t xml:space="preserve">Regla</w:t>
+      </w:r>
+    </w:p>
+    <w:p>
+      <w:pPr>
+        <w:pStyle w:val="BodyText"/>
+      </w:pPr>
+      <w:r>
+        <w:t xml:space="preserve">Antecedente</w:t>
+      </w:r>
+    </w:p>
+    <w:p>
+      <w:pPr>
+        <w:pStyle w:val="BodyText"/>
+      </w:pPr>
+      <w:r>
+        <w:t xml:space="preserve">Cobertura</w:t>
+      </w:r>
+    </w:p>
+    <w:p>
+      <w:pPr>
+        <w:pStyle w:val="BodyText"/>
+      </w:pPr>
+      <w:r>
+        <w:t xml:space="preserve">Exactitud</w:t>
+      </w:r>
+    </w:p>
+    <w:p>
+      <w:pPr>
+        <w:pStyle w:val="BodyText"/>
+      </w:pPr>
+      <w:r>
+        <w:t xml:space="preserve">R1</w:t>
+      </w:r>
+    </w:p>
+    <w:p>
+      <w:pPr>
+        <w:pStyle w:val="BodyText"/>
+      </w:pPr>
+      <w:r>
+        <w:t xml:space="preserve">Ingreso = Alto</w:t>
+      </w:r>
+    </w:p>
+    <w:p>
+      <w:pPr>
+        <w:pStyle w:val="BodyText"/>
+      </w:pPr>
+      <w:r>
+        <w:t xml:space="preserve">4</w:t>
+      </w:r>
+    </w:p>
+    <w:p>
+      <w:pPr>
+        <w:pStyle w:val="BodyText"/>
+      </w:pPr>
+      <w:r>
+        <w:t xml:space="preserve">100%</w:t>
+      </w:r>
+    </w:p>
+    <w:p>
+      <w:pPr>
+        <w:pStyle w:val="BodyText"/>
+      </w:pPr>
+      <w:r>
+        <w:t xml:space="preserve">R2</w:t>
+      </w:r>
+    </w:p>
+    <w:p>
+      <w:pPr>
+        <w:pStyle w:val="BodyText"/>
+      </w:pPr>
+      <w:r>
+        <w:t xml:space="preserve">Ingreso = Medio e Historial = Bueno</w:t>
+      </w:r>
+    </w:p>
+    <w:p>
+      <w:pPr>
+        <w:pStyle w:val="BodyText"/>
+      </w:pPr>
+      <w:r>
+        <w:t xml:space="preserve">3</w:t>
+      </w:r>
+    </w:p>
+    <w:p>
+      <w:pPr>
+        <w:pStyle w:val="BodyText"/>
+      </w:pPr>
+      <w:r>
+        <w:t xml:space="preserve">100%</w:t>
+      </w:r>
+    </w:p>
+    <w:p>
+      <w:pPr>
+        <w:pStyle w:val="BodyText"/>
+      </w:pPr>
+      <w:r>
+        <w:t xml:space="preserve">R3</w:t>
+      </w:r>
+    </w:p>
+    <w:p>
+      <w:pPr>
+        <w:pStyle w:val="BodyText"/>
+      </w:pPr>
+      <w:r>
+        <w:t xml:space="preserve">Ingreso = Medio e Historial = Malo</w:t>
+      </w:r>
+    </w:p>
+    <w:p>
+      <w:pPr>
+        <w:pStyle w:val="BodyText"/>
+      </w:pPr>
+      <w:r>
+        <w:t xml:space="preserve">2</w:t>
+      </w:r>
+    </w:p>
+    <w:p>
+      <w:pPr>
+        <w:pStyle w:val="BodyText"/>
+      </w:pPr>
+      <w:r>
+        <w:t xml:space="preserve">100%</w:t>
+      </w:r>
+    </w:p>
+    <w:p>
+      <w:pPr>
+        <w:pStyle w:val="BodyText"/>
+      </w:pPr>
+      <w:r>
+        <w:t xml:space="preserve">R4</w:t>
+      </w:r>
+    </w:p>
+    <w:p>
+      <w:pPr>
+        <w:pStyle w:val="BodyText"/>
+      </w:pPr>
+      <w:r>
+        <w:t xml:space="preserve">Ingreso = Bajo e Historial = Malo</w:t>
+      </w:r>
+    </w:p>
+    <w:p>
+      <w:pPr>
+        <w:pStyle w:val="BodyText"/>
+      </w:pPr>
+      <w:r>
+        <w:t xml:space="preserve">3</w:t>
+      </w:r>
+    </w:p>
+    <w:p>
+      <w:pPr>
+        <w:pStyle w:val="BodyText"/>
+      </w:pPr>
+      <w:r>
+        <w:t xml:space="preserve">100%</w:t>
+      </w:r>
+    </w:p>
+    <w:p>
+      <w:pPr>
+        <w:pStyle w:val="BodyText"/>
+      </w:pPr>
+      <w:r>
+        <w:t xml:space="preserve">R5</w:t>
+      </w:r>
+    </w:p>
+    <w:p>
+      <w:pPr>
+        <w:pStyle w:val="BodyText"/>
+      </w:pPr>
+      <w:r>
+        <w:t xml:space="preserve">Ingreso = Bajo e Historial = Bueno y Deuda = Baja</w:t>
+      </w:r>
+    </w:p>
+    <w:p>
+      <w:pPr>
+        <w:pStyle w:val="BodyText"/>
+      </w:pPr>
+      <w:r>
+        <w:t xml:space="preserve">1</w:t>
+      </w:r>
+    </w:p>
+    <w:p>
+      <w:pPr>
+        <w:pStyle w:val="BodyText"/>
+      </w:pPr>
+      <w:r>
+        <w:t xml:space="preserve">100%</w:t>
+      </w:r>
+    </w:p>
+    <w:p>
+      <w:pPr>
+        <w:pStyle w:val="BodyText"/>
+      </w:pPr>
+      <w:r>
+        <w:t xml:space="preserve">R6</w:t>
+      </w:r>
+    </w:p>
+    <w:p>
+      <w:pPr>
+        <w:pStyle w:val="BodyText"/>
+      </w:pPr>
+      <w:r>
+        <w:t xml:space="preserve">Ingreso = Bajo e Historial = Bueno y Deuda = Alta</w:t>
+      </w:r>
+    </w:p>
+    <w:p>
+      <w:pPr>
+        <w:pStyle w:val="BodyText"/>
+      </w:pPr>
+      <w:r>
+        <w:t xml:space="preserve">1</w:t>
+      </w:r>
+    </w:p>
+    <w:p>
+      <w:pPr>
+        <w:pStyle w:val="BodyText"/>
+      </w:pPr>
+      <w:r>
+        <w:t xml:space="preserve">100%</w:t>
+      </w:r>
+    </w:p>
+    <w:p>
+      <w:pPr>
+        <w:pStyle w:val="BodyText"/>
+      </w:pPr>
+      <w:r>
+        <w:rPr>
+          <w:i/>
+          <w:iCs/>
+        </w:rPr>
+        <w:t xml:space="preserve">Nota.</w:t>
+      </w:r>
+      <w:r>
+        <w:t xml:space="preserve"> </w:t>
+      </w:r>
+      <w:r>
+        <w:t xml:space="preserve">Elaboración propia a partir del árbol de decisión del Ejercicio 2.</w:t>
+      </w:r>
+    </w:p>
     <w:p>
       <w:pPr>
         <w:pStyle w:val="BodyText"/>

--- a/IDM_TP_Clasificacion_resolucion.docx
+++ b/IDM_TP_Clasificacion_resolucion.docx
@@ -23,7 +23,7 @@
         <w:pStyle w:val="Date"/>
       </w:pPr>
       <w:r>
-        <w:t xml:space="preserve">21 de junio de 2026</w:t>
+        <w:t xml:space="preserve">22 de junio de 2026</w:t>
       </w:r>
     </w:p>
     <w:sdt>
@@ -547,7 +547,7 @@
               <a:graphicData uri="http://schemas.openxmlformats.org/drawingml/2006/picture">
                 <pic:pic>
                   <pic:nvPicPr>
-                    <pic:cNvPr descr="arbol.png" id="12" name="Picture"/>
+                    <pic:cNvPr descr="IDM_TP_Clasificacion_resolucion_files/arbol.png" id="12" name="Picture"/>
                     <pic:cNvPicPr>
                       <a:picLocks noChangeArrowheads="1" noChangeAspect="1"/>
                     </pic:cNvPicPr>
@@ -3538,7 +3538,7 @@
               <a:graphicData uri="http://schemas.openxmlformats.org/drawingml/2006/picture">
                 <pic:pic>
                   <pic:nvPicPr>
-                    <pic:cNvPr descr="grafico5a.png" id="20" name="Picture"/>
+                    <pic:cNvPr descr="IDM_TP_Clasificacion_resolucion_files/grafico5a.png" id="20" name="Picture"/>
                     <pic:cNvPicPr>
                       <a:picLocks noChangeArrowheads="1" noChangeAspect="1"/>
                     </pic:cNvPicPr>
@@ -3669,7 +3669,7 @@
               <a:graphicData uri="http://schemas.openxmlformats.org/drawingml/2006/picture">
                 <pic:pic>
                   <pic:nvPicPr>
-                    <pic:cNvPr descr="grafico5b.png" id="23" name="Picture"/>
+                    <pic:cNvPr descr="IDM_TP_Clasificacion_resolucion_files/grafico5b.png" id="23" name="Picture"/>
                     <pic:cNvPicPr>
                       <a:picLocks noChangeArrowheads="1" noChangeAspect="1"/>
                     </pic:cNvPicPr>
@@ -8000,7 +8000,7 @@
       </w:r>
     </w:p>
     <w:bookmarkEnd w:id="32"/>
-    <w:bookmarkStart w:id="36" w:name="parte-f.-práctica-en-r"/>
+    <w:bookmarkStart w:id="45" w:name="parte-f.-práctica-en-r"/>
     <w:p>
       <w:pPr>
         <w:pStyle w:val="Heading1"/>
@@ -8113,6 +8113,30 @@
         <w:rPr>
           <w:rStyle w:val="NormalTok"/>
         </w:rPr>
+        <w:t xml:space="preserve">, </w:t>
+      </w:r>
+      <w:r>
+        <w:rPr>
+          <w:rStyle w:val="StringTok"/>
+        </w:rPr>
+        <w:t xml:space="preserve">"RWeka"</w:t>
+      </w:r>
+      <w:r>
+        <w:rPr>
+          <w:rStyle w:val="NormalTok"/>
+        </w:rPr>
+        <w:t xml:space="preserve">, </w:t>
+      </w:r>
+      <w:r>
+        <w:rPr>
+          <w:rStyle w:val="StringTok"/>
+        </w:rPr>
+        <w:t xml:space="preserve">"ggplot2"</w:t>
+      </w:r>
+      <w:r>
+        <w:rPr>
+          <w:rStyle w:val="NormalTok"/>
+        </w:rPr>
         <w:t xml:space="preserve">)</w:t>
       </w:r>
       <w:r>
@@ -8120,33 +8144,222 @@
       </w:r>
       <w:r>
         <w:rPr>
+          <w:rStyle w:val="NormalTok"/>
+        </w:rPr>
+        <w:t xml:space="preserve">faltan </w:t>
+      </w:r>
+      <w:r>
+        <w:rPr>
+          <w:rStyle w:val="OtherTok"/>
+        </w:rPr>
+        <w:t xml:space="preserve">&lt;-</w:t>
+      </w:r>
+      <w:r>
+        <w:rPr>
+          <w:rStyle w:val="NormalTok"/>
+        </w:rPr>
+        <w:t xml:space="preserve"> pkgs[</w:t>
+      </w:r>
+      <w:r>
+        <w:rPr>
+          <w:rStyle w:val="SpecialCharTok"/>
+        </w:rPr>
+        <w:t xml:space="preserve">!</w:t>
+      </w:r>
+      <w:r>
+        <w:rPr>
+          <w:rStyle w:val="NormalTok"/>
+        </w:rPr>
+        <w:t xml:space="preserve">(pkgs </w:t>
+      </w:r>
+      <w:r>
+        <w:rPr>
+          <w:rStyle w:val="SpecialCharTok"/>
+        </w:rPr>
+        <w:t xml:space="preserve">%in%</w:t>
+      </w:r>
+      <w:r>
+        <w:rPr>
+          <w:rStyle w:val="NormalTok"/>
+        </w:rPr>
+        <w:t xml:space="preserve"> </w:t>
+      </w:r>
+      <w:r>
+        <w:rPr>
           <w:rStyle w:val="FunctionTok"/>
         </w:rPr>
+        <w:t xml:space="preserve">installed.packages</w:t>
+      </w:r>
+      <w:r>
+        <w:rPr>
+          <w:rStyle w:val="NormalTok"/>
+        </w:rPr>
+        <w:t xml:space="preserve">()[, </w:t>
+      </w:r>
+      <w:r>
+        <w:rPr>
+          <w:rStyle w:val="StringTok"/>
+        </w:rPr>
+        <w:t xml:space="preserve">"Package"</w:t>
+      </w:r>
+      <w:r>
+        <w:rPr>
+          <w:rStyle w:val="NormalTok"/>
+        </w:rPr>
+        <w:t xml:space="preserve">])]</w:t>
+      </w:r>
+      <w:r>
+        <w:br/>
+      </w:r>
+      <w:r>
+        <w:rPr>
+          <w:rStyle w:val="ControlFlowTok"/>
+        </w:rPr>
+        <w:t xml:space="preserve">if</w:t>
+      </w:r>
+      <w:r>
+        <w:rPr>
+          <w:rStyle w:val="NormalTok"/>
+        </w:rPr>
+        <w:t xml:space="preserve"> (</w:t>
+      </w:r>
+      <w:r>
+        <w:rPr>
+          <w:rStyle w:val="FunctionTok"/>
+        </w:rPr>
+        <w:t xml:space="preserve">length</w:t>
+      </w:r>
+      <w:r>
+        <w:rPr>
+          <w:rStyle w:val="NormalTok"/>
+        </w:rPr>
+        <w:t xml:space="preserve">(faltan)) </w:t>
+      </w:r>
+      <w:r>
+        <w:rPr>
+          <w:rStyle w:val="FunctionTok"/>
+        </w:rPr>
         <w:t xml:space="preserve">install.packages</w:t>
       </w:r>
       <w:r>
         <w:rPr>
           <w:rStyle w:val="NormalTok"/>
         </w:rPr>
-        <w:t xml:space="preserve">(pkgs[</w:t>
+        <w:t xml:space="preserve">(faltan, </w:t>
+      </w:r>
+      <w:r>
+        <w:rPr>
+          <w:rStyle w:val="AttributeTok"/>
+        </w:rPr>
+        <w:t xml:space="preserve">repos =</w:t>
+      </w:r>
+      <w:r>
+        <w:rPr>
+          <w:rStyle w:val="NormalTok"/>
+        </w:rPr>
+        <w:t xml:space="preserve"> </w:t>
+      </w:r>
+      <w:r>
+        <w:rPr>
+          <w:rStyle w:val="StringTok"/>
+        </w:rPr>
+        <w:t xml:space="preserve">"https://cloud.r-project.org"</w:t>
+      </w:r>
+      <w:r>
+        <w:rPr>
+          <w:rStyle w:val="NormalTok"/>
+        </w:rPr>
+        <w:t xml:space="preserve">)</w:t>
+      </w:r>
+      <w:r>
+        <w:br/>
+      </w:r>
+      <w:r>
+        <w:br/>
+      </w:r>
+      <w:r>
+        <w:rPr>
+          <w:rStyle w:val="CommentTok"/>
+        </w:rPr>
+        <w:t xml:space="preserve"># El algoritmo PART (Ejercicio 13 d) usa RWeka, que requiere un JDK accesible vía rJava.</w:t>
+      </w:r>
+      <w:r>
+        <w:br/>
+      </w:r>
+      <w:r>
+        <w:rPr>
+          <w:rStyle w:val="CommentTok"/>
+        </w:rPr>
+        <w:t xml:space="preserve"># En macOS se resuelve JAVA_HOME de forma automática; en otros sistemas se respeta el definido.</w:t>
+      </w:r>
+      <w:r>
+        <w:br/>
+      </w:r>
+      <w:r>
+        <w:rPr>
+          <w:rStyle w:val="ControlFlowTok"/>
+        </w:rPr>
+        <w:t xml:space="preserve">if</w:t>
+      </w:r>
+      <w:r>
+        <w:rPr>
+          <w:rStyle w:val="NormalTok"/>
+        </w:rPr>
+        <w:t xml:space="preserve"> (</w:t>
+      </w:r>
+      <w:r>
+        <w:rPr>
+          <w:rStyle w:val="FunctionTok"/>
+        </w:rPr>
+        <w:t xml:space="preserve">Sys.getenv</w:t>
+      </w:r>
+      <w:r>
+        <w:rPr>
+          <w:rStyle w:val="NormalTok"/>
+        </w:rPr>
+        <w:t xml:space="preserve">(</w:t>
+      </w:r>
+      <w:r>
+        <w:rPr>
+          <w:rStyle w:val="StringTok"/>
+        </w:rPr>
+        <w:t xml:space="preserve">"JAVA_HOME"</w:t>
+      </w:r>
+      <w:r>
+        <w:rPr>
+          <w:rStyle w:val="NormalTok"/>
+        </w:rPr>
+        <w:t xml:space="preserve">) </w:t>
       </w:r>
       <w:r>
         <w:rPr>
           <w:rStyle w:val="SpecialCharTok"/>
         </w:rPr>
-        <w:t xml:space="preserve">!</w:t>
-      </w:r>
-      <w:r>
-        <w:rPr>
-          <w:rStyle w:val="NormalTok"/>
-        </w:rPr>
-        <w:t xml:space="preserve">(pkgs </w:t>
+        <w:t xml:space="preserve">==</w:t>
+      </w:r>
+      <w:r>
+        <w:rPr>
+          <w:rStyle w:val="NormalTok"/>
+        </w:rPr>
+        <w:t xml:space="preserve"> </w:t>
+      </w:r>
+      <w:r>
+        <w:rPr>
+          <w:rStyle w:val="StringTok"/>
+        </w:rPr>
+        <w:t xml:space="preserve">""</w:t>
+      </w:r>
+      <w:r>
+        <w:rPr>
+          <w:rStyle w:val="NormalTok"/>
+        </w:rPr>
+        <w:t xml:space="preserve"> </w:t>
       </w:r>
       <w:r>
         <w:rPr>
           <w:rStyle w:val="SpecialCharTok"/>
         </w:rPr>
-        <w:t xml:space="preserve">%in%</w:t>
+        <w:t xml:space="preserve">&amp;&amp;</w:t>
       </w:r>
       <w:r>
         <w:rPr>
@@ -8158,33 +8371,243 @@
         <w:rPr>
           <w:rStyle w:val="FunctionTok"/>
         </w:rPr>
-        <w:t xml:space="preserve">installed.packages</w:t>
-      </w:r>
-      <w:r>
-        <w:rPr>
-          <w:rStyle w:val="NormalTok"/>
-        </w:rPr>
-        <w:t xml:space="preserve">()[, </w:t>
+        <w:t xml:space="preserve">file.exists</w:t>
+      </w:r>
+      <w:r>
+        <w:rPr>
+          <w:rStyle w:val="NormalTok"/>
+        </w:rPr>
+        <w:t xml:space="preserve">(</w:t>
       </w:r>
       <w:r>
         <w:rPr>
           <w:rStyle w:val="StringTok"/>
         </w:rPr>
-        <w:t xml:space="preserve">"Package"</w:t>
-      </w:r>
-      <w:r>
-        <w:rPr>
-          <w:rStyle w:val="NormalTok"/>
-        </w:rPr>
-        <w:t xml:space="preserve">])])</w:t>
-      </w:r>
-      <w:r>
-        <w:br/>
+        <w:t xml:space="preserve">"/usr/libexec/java_home"</w:t>
+      </w:r>
+      <w:r>
+        <w:rPr>
+          <w:rStyle w:val="NormalTok"/>
+        </w:rPr>
+        <w:t xml:space="preserve">)) {</w:t>
+      </w:r>
+      <w:r>
+        <w:br/>
+      </w:r>
+      <w:r>
+        <w:rPr>
+          <w:rStyle w:val="NormalTok"/>
+        </w:rPr>
+        <w:t xml:space="preserve">  jh </w:t>
+      </w:r>
+      <w:r>
+        <w:rPr>
+          <w:rStyle w:val="OtherTok"/>
+        </w:rPr>
+        <w:t xml:space="preserve">&lt;-</w:t>
+      </w:r>
+      <w:r>
+        <w:rPr>
+          <w:rStyle w:val="NormalTok"/>
+        </w:rPr>
+        <w:t xml:space="preserve"> </w:t>
       </w:r>
       <w:r>
         <w:rPr>
           <w:rStyle w:val="FunctionTok"/>
         </w:rPr>
+        <w:t xml:space="preserve">tryCatch</w:t>
+      </w:r>
+      <w:r>
+        <w:rPr>
+          <w:rStyle w:val="NormalTok"/>
+        </w:rPr>
+        <w:t xml:space="preserve">(</w:t>
+      </w:r>
+      <w:r>
+        <w:rPr>
+          <w:rStyle w:val="FunctionTok"/>
+        </w:rPr>
+        <w:t xml:space="preserve">system</w:t>
+      </w:r>
+      <w:r>
+        <w:rPr>
+          <w:rStyle w:val="NormalTok"/>
+        </w:rPr>
+        <w:t xml:space="preserve">(</w:t>
+      </w:r>
+      <w:r>
+        <w:rPr>
+          <w:rStyle w:val="StringTok"/>
+        </w:rPr>
+        <w:t xml:space="preserve">"/usr/libexec/java_home"</w:t>
+      </w:r>
+      <w:r>
+        <w:rPr>
+          <w:rStyle w:val="NormalTok"/>
+        </w:rPr>
+        <w:t xml:space="preserve">, </w:t>
+      </w:r>
+      <w:r>
+        <w:rPr>
+          <w:rStyle w:val="AttributeTok"/>
+        </w:rPr>
+        <w:t xml:space="preserve">intern =</w:t>
+      </w:r>
+      <w:r>
+        <w:rPr>
+          <w:rStyle w:val="NormalTok"/>
+        </w:rPr>
+        <w:t xml:space="preserve"> </w:t>
+      </w:r>
+      <w:r>
+        <w:rPr>
+          <w:rStyle w:val="ConstantTok"/>
+        </w:rPr>
+        <w:t xml:space="preserve">TRUE</w:t>
+      </w:r>
+      <w:r>
+        <w:rPr>
+          <w:rStyle w:val="NormalTok"/>
+        </w:rPr>
+        <w:t xml:space="preserve">), </w:t>
+      </w:r>
+      <w:r>
+        <w:rPr>
+          <w:rStyle w:val="AttributeTok"/>
+        </w:rPr>
+        <w:t xml:space="preserve">error =</w:t>
+      </w:r>
+      <w:r>
+        <w:rPr>
+          <w:rStyle w:val="NormalTok"/>
+        </w:rPr>
+        <w:t xml:space="preserve"> </w:t>
+      </w:r>
+      <w:r>
+        <w:rPr>
+          <w:rStyle w:val="ControlFlowTok"/>
+        </w:rPr>
+        <w:t xml:space="preserve">function</w:t>
+      </w:r>
+      <w:r>
+        <w:rPr>
+          <w:rStyle w:val="NormalTok"/>
+        </w:rPr>
+        <w:t xml:space="preserve">(e) </w:t>
+      </w:r>
+      <w:r>
+        <w:rPr>
+          <w:rStyle w:val="StringTok"/>
+        </w:rPr>
+        <w:t xml:space="preserve">""</w:t>
+      </w:r>
+      <w:r>
+        <w:rPr>
+          <w:rStyle w:val="NormalTok"/>
+        </w:rPr>
+        <w:t xml:space="preserve">)</w:t>
+      </w:r>
+      <w:r>
+        <w:br/>
+      </w:r>
+      <w:r>
+        <w:rPr>
+          <w:rStyle w:val="NormalTok"/>
+        </w:rPr>
+        <w:t xml:space="preserve">  </w:t>
+      </w:r>
+      <w:r>
+        <w:rPr>
+          <w:rStyle w:val="ControlFlowTok"/>
+        </w:rPr>
+        <w:t xml:space="preserve">if</w:t>
+      </w:r>
+      <w:r>
+        <w:rPr>
+          <w:rStyle w:val="NormalTok"/>
+        </w:rPr>
+        <w:t xml:space="preserve"> (</w:t>
+      </w:r>
+      <w:r>
+        <w:rPr>
+          <w:rStyle w:val="FunctionTok"/>
+        </w:rPr>
+        <w:t xml:space="preserve">length</w:t>
+      </w:r>
+      <w:r>
+        <w:rPr>
+          <w:rStyle w:val="NormalTok"/>
+        </w:rPr>
+        <w:t xml:space="preserve">(jh) </w:t>
+      </w:r>
+      <w:r>
+        <w:rPr>
+          <w:rStyle w:val="SpecialCharTok"/>
+        </w:rPr>
+        <w:t xml:space="preserve">&amp;&amp;</w:t>
+      </w:r>
+      <w:r>
+        <w:rPr>
+          <w:rStyle w:val="NormalTok"/>
+        </w:rPr>
+        <w:t xml:space="preserve"> </w:t>
+      </w:r>
+      <w:r>
+        <w:rPr>
+          <w:rStyle w:val="FunctionTok"/>
+        </w:rPr>
+        <w:t xml:space="preserve">nzchar</w:t>
+      </w:r>
+      <w:r>
+        <w:rPr>
+          <w:rStyle w:val="NormalTok"/>
+        </w:rPr>
+        <w:t xml:space="preserve">(jh)) </w:t>
+      </w:r>
+      <w:r>
+        <w:rPr>
+          <w:rStyle w:val="FunctionTok"/>
+        </w:rPr>
+        <w:t xml:space="preserve">Sys.setenv</w:t>
+      </w:r>
+      <w:r>
+        <w:rPr>
+          <w:rStyle w:val="NormalTok"/>
+        </w:rPr>
+        <w:t xml:space="preserve">(</w:t>
+      </w:r>
+      <w:r>
+        <w:rPr>
+          <w:rStyle w:val="AttributeTok"/>
+        </w:rPr>
+        <w:t xml:space="preserve">JAVA_HOME =</w:t>
+      </w:r>
+      <w:r>
+        <w:rPr>
+          <w:rStyle w:val="NormalTok"/>
+        </w:rPr>
+        <w:t xml:space="preserve"> jh)</w:t>
+      </w:r>
+      <w:r>
+        <w:br/>
+      </w:r>
+      <w:r>
+        <w:rPr>
+          <w:rStyle w:val="NormalTok"/>
+        </w:rPr>
+        <w:t xml:space="preserve">}</w:t>
+      </w:r>
+      <w:r>
+        <w:br/>
+      </w:r>
+      <w:r>
+        <w:br/>
+      </w:r>
+      <w:r>
+        <w:rPr>
+          <w:rStyle w:val="FunctionTok"/>
+        </w:rPr>
         <w:t xml:space="preserve">library</w:t>
       </w:r>
       <w:r>
@@ -8242,15 +8665,39 @@
         <w:rPr>
           <w:rStyle w:val="NormalTok"/>
         </w:rPr>
-        <w:t xml:space="preserve">(mlbench)</w:t>
-      </w:r>
-      <w:r>
-        <w:br/>
+        <w:t xml:space="preserve">(mlbench); </w:t>
       </w:r>
       <w:r>
         <w:rPr>
           <w:rStyle w:val="FunctionTok"/>
         </w:rPr>
+        <w:t xml:space="preserve">library</w:t>
+      </w:r>
+      <w:r>
+        <w:rPr>
+          <w:rStyle w:val="NormalTok"/>
+        </w:rPr>
+        <w:t xml:space="preserve">(RWeka); </w:t>
+      </w:r>
+      <w:r>
+        <w:rPr>
+          <w:rStyle w:val="FunctionTok"/>
+        </w:rPr>
+        <w:t xml:space="preserve">library</w:t>
+      </w:r>
+      <w:r>
+        <w:rPr>
+          <w:rStyle w:val="NormalTok"/>
+        </w:rPr>
+        <w:t xml:space="preserve">(ggplot2)</w:t>
+      </w:r>
+      <w:r>
+        <w:br/>
+      </w:r>
+      <w:r>
+        <w:rPr>
+          <w:rStyle w:val="FunctionTok"/>
+        </w:rPr>
         <w:t xml:space="preserve">data</w:t>
       </w:r>
       <w:r>
@@ -8310,38 +8757,528 @@
         </w:rPr>
         <w:t xml:space="preserve">)</w:t>
       </w:r>
-    </w:p>
-    <w:bookmarkStart w:id="33" w:name="X17ac600617c41e11d93eb59ae44391957e6e35a"/>
-    <w:p>
-      <w:pPr>
-        <w:pStyle w:val="Heading2"/>
-      </w:pPr>
-      <w:r>
-        <w:t xml:space="preserve">Ejercicio 11. Árboles de decisión con rpart</w:t>
+      <w:r>
+        <w:br/>
+      </w:r>
+      <w:r>
+        <w:rPr>
+          <w:rStyle w:val="NormalTok"/>
+        </w:rPr>
+        <w:t xml:space="preserve">df </w:t>
+      </w:r>
+      <w:r>
+        <w:rPr>
+          <w:rStyle w:val="OtherTok"/>
+        </w:rPr>
+        <w:t xml:space="preserve">&lt;-</w:t>
+      </w:r>
+      <w:r>
+        <w:rPr>
+          <w:rStyle w:val="NormalTok"/>
+        </w:rPr>
+        <w:t xml:space="preserve"> PimaIndiansDiabetes</w:t>
       </w:r>
     </w:p>
     <w:p>
       <w:pPr>
         <w:pStyle w:val="FirstParagraph"/>
+      </w:pPr>
+      <w:r>
+        <w:t xml:space="preserve">El conjunto registra 768 observaciones de mujeres de la etnia Pima, descriptas por ocho atributos predictores numéricos (número de embarazos, glucosa, presión arterial, pliegue cutáneo del tríceps, insulina, índice de masa corporal, función de pedigrí diabético y edad) y el atributo de clase</w:t>
+      </w:r>
+      <w:r>
+        <w:t xml:space="preserve"> </w:t>
+      </w:r>
+      <w:r>
+        <w:rPr>
+          <w:rStyle w:val="VerbatimChar"/>
+        </w:rPr>
+        <w:t xml:space="preserve">diabetes</w:t>
+      </w:r>
+      <w:r>
+        <w:t xml:space="preserve">, con niveles</w:t>
+      </w:r>
+      <w:r>
+        <w:t xml:space="preserve"> </w:t>
+      </w:r>
+      <w:r>
+        <w:rPr>
+          <w:rStyle w:val="VerbatimChar"/>
+        </w:rPr>
+        <w:t xml:space="preserve">neg</w:t>
+      </w:r>
+      <w:r>
+        <w:t xml:space="preserve"> </w:t>
+      </w:r>
+      <w:r>
+        <w:t xml:space="preserve">y</w:t>
+      </w:r>
+      <w:r>
+        <w:t xml:space="preserve"> </w:t>
+      </w:r>
+      <w:r>
+        <w:rPr>
+          <w:rStyle w:val="VerbatimChar"/>
+        </w:rPr>
+        <w:t xml:space="preserve">pos</w:t>
+      </w:r>
+      <w:r>
+        <w:t xml:space="preserve">. La clase está moderadamente desbalanceada: solo el 34.9 % de los casos corresponde a la clase positiva. Por ese motivo la evaluación no se apoya solo en la exactitud; también se reportan la sensibilidad, la especificidad y el estadístico Kappa, menos sensibles al desbalance.</w:t>
+      </w:r>
+    </w:p>
+    <w:p>
+      <w:pPr>
+        <w:pStyle w:val="BodyText"/>
+      </w:pPr>
+      <w:r>
+        <w:t xml:space="preserve">Distribución de la clase en PimaIndiansDiabetes</w:t>
+      </w:r>
+    </w:p>
+    <w:p>
+      <w:pPr>
+        <w:pStyle w:val="BodyText"/>
+      </w:pPr>
+      <w:r>
+        <w:t xml:space="preserve">Clase</w:t>
+      </w:r>
+    </w:p>
+    <w:p>
+      <w:pPr>
+        <w:pStyle w:val="BodyText"/>
+      </w:pPr>
+      <w:r>
+        <w:t xml:space="preserve">Frecuencia</w:t>
+      </w:r>
+    </w:p>
+    <w:p>
+      <w:pPr>
+        <w:pStyle w:val="BodyText"/>
+      </w:pPr>
+      <w:r>
+        <w:t xml:space="preserve">Proporción</w:t>
+      </w:r>
+    </w:p>
+    <w:p>
+      <w:pPr>
+        <w:pStyle w:val="BodyText"/>
+      </w:pPr>
+      <w:r>
+        <w:t xml:space="preserve">neg</w:t>
+      </w:r>
+    </w:p>
+    <w:p>
+      <w:pPr>
+        <w:pStyle w:val="BodyText"/>
+      </w:pPr>
+      <w:r>
+        <w:t xml:space="preserve">500</w:t>
+      </w:r>
+    </w:p>
+    <w:p>
+      <w:pPr>
+        <w:pStyle w:val="BodyText"/>
+      </w:pPr>
+      <w:r>
+        <w:t xml:space="preserve">65.1 %</w:t>
+      </w:r>
+    </w:p>
+    <w:p>
+      <w:pPr>
+        <w:pStyle w:val="BodyText"/>
+      </w:pPr>
+      <w:r>
+        <w:t xml:space="preserve">pos</w:t>
+      </w:r>
+    </w:p>
+    <w:p>
+      <w:pPr>
+        <w:pStyle w:val="BodyText"/>
+      </w:pPr>
+      <w:r>
+        <w:t xml:space="preserve">268</w:t>
+      </w:r>
+    </w:p>
+    <w:p>
+      <w:pPr>
+        <w:pStyle w:val="BodyText"/>
+      </w:pPr>
+      <w:r>
+        <w:t xml:space="preserve">34.9 %</w:t>
+      </w:r>
+    </w:p>
+    <w:p>
+      <w:pPr>
+        <w:pStyle w:val="BodyText"/>
       </w:pPr>
       <w:r>
         <w:rPr>
           <w:i/>
           <w:iCs/>
         </w:rPr>
-        <w:t xml:space="preserve">a) Cargue los datos y particiónelos en un 70 % de entrenamiento y un 30 % de prueba mediante caret::createDataPartition. Fije la semilla del generador de números aleatorios para garantizar la reproducibilidad.</w:t>
-      </w:r>
-    </w:p>
-    <w:p>
-      <w:pPr>
-        <w:pStyle w:val="BodyText"/>
+        <w:t xml:space="preserve">Nota.</w:t>
+      </w:r>
+      <w:r>
+        <w:t xml:space="preserve"> </w:t>
+      </w:r>
+      <w:r>
+        <w:t xml:space="preserve">Elaboración propia a partir del paquete</w:t>
+      </w:r>
+      <w:r>
+        <w:t xml:space="preserve"> </w:t>
+      </w:r>
+      <w:r>
+        <w:rPr>
+          <w:rStyle w:val="VerbatimChar"/>
+        </w:rPr>
+        <w:t xml:space="preserve">mlbench</w:t>
+      </w:r>
+      <w:r>
+        <w:t xml:space="preserve">.</w:t>
+      </w:r>
+    </w:p>
+    <w:bookmarkStart w:id="36" w:name="X17ac600617c41e11d93eb59ae44391957e6e35a"/>
+    <w:p>
+      <w:pPr>
+        <w:pStyle w:val="Heading2"/>
+      </w:pPr>
+      <w:r>
+        <w:t xml:space="preserve">Ejercicio 11. Árboles de decisión con rpart</w:t>
+      </w:r>
+    </w:p>
+    <w:p>
+      <w:pPr>
+        <w:pStyle w:val="FirstParagraph"/>
       </w:pPr>
       <w:r>
         <w:rPr>
           <w:i/>
           <w:iCs/>
         </w:rPr>
-        <w:t xml:space="preserve">b) Induzca un árbol de decisión sobre el conjunto de entrenamiento con la función rpart() y visualícelo con rpart.plot().</w:t>
+        <w:t xml:space="preserve">a) Cargue los datos y particiónelos en un 70 % de entrenamiento y un 30 % de prueba mediante caret::createDataPartition. Fije la semilla del generador de números aleatorios para garantizar la reproducibilidad.</w:t>
+      </w:r>
+    </w:p>
+    <w:p>
+      <w:pPr>
+        <w:pStyle w:val="SourceCode"/>
+      </w:pPr>
+      <w:r>
+        <w:rPr>
+          <w:rStyle w:val="FunctionTok"/>
+        </w:rPr>
+        <w:t xml:space="preserve">set.seed</w:t>
+      </w:r>
+      <w:r>
+        <w:rPr>
+          <w:rStyle w:val="NormalTok"/>
+        </w:rPr>
+        <w:t xml:space="preserve">(</w:t>
+      </w:r>
+      <w:r>
+        <w:rPr>
+          <w:rStyle w:val="DecValTok"/>
+        </w:rPr>
+        <w:t xml:space="preserve">2026</w:t>
+      </w:r>
+      <w:r>
+        <w:rPr>
+          <w:rStyle w:val="NormalTok"/>
+        </w:rPr>
+        <w:t xml:space="preserve">)</w:t>
+      </w:r>
+      <w:r>
+        <w:br/>
+      </w:r>
+      <w:r>
+        <w:rPr>
+          <w:rStyle w:val="NormalTok"/>
+        </w:rPr>
+        <w:t xml:space="preserve">idx   </w:t>
+      </w:r>
+      <w:r>
+        <w:rPr>
+          <w:rStyle w:val="OtherTok"/>
+        </w:rPr>
+        <w:t xml:space="preserve">&lt;-</w:t>
+      </w:r>
+      <w:r>
+        <w:rPr>
+          <w:rStyle w:val="NormalTok"/>
+        </w:rPr>
+        <w:t xml:space="preserve"> </w:t>
+      </w:r>
+      <w:r>
+        <w:rPr>
+          <w:rStyle w:val="FunctionTok"/>
+        </w:rPr>
+        <w:t xml:space="preserve">createDataPartition</w:t>
+      </w:r>
+      <w:r>
+        <w:rPr>
+          <w:rStyle w:val="NormalTok"/>
+        </w:rPr>
+        <w:t xml:space="preserve">(df</w:t>
+      </w:r>
+      <w:r>
+        <w:rPr>
+          <w:rStyle w:val="SpecialCharTok"/>
+        </w:rPr>
+        <w:t xml:space="preserve">$</w:t>
+      </w:r>
+      <w:r>
+        <w:rPr>
+          <w:rStyle w:val="NormalTok"/>
+        </w:rPr>
+        <w:t xml:space="preserve">diabetes, </w:t>
+      </w:r>
+      <w:r>
+        <w:rPr>
+          <w:rStyle w:val="AttributeTok"/>
+        </w:rPr>
+        <w:t xml:space="preserve">p =</w:t>
+      </w:r>
+      <w:r>
+        <w:rPr>
+          <w:rStyle w:val="NormalTok"/>
+        </w:rPr>
+        <w:t xml:space="preserve"> </w:t>
+      </w:r>
+      <w:r>
+        <w:rPr>
+          <w:rStyle w:val="FloatTok"/>
+        </w:rPr>
+        <w:t xml:space="preserve">0.70</w:t>
+      </w:r>
+      <w:r>
+        <w:rPr>
+          <w:rStyle w:val="NormalTok"/>
+        </w:rPr>
+        <w:t xml:space="preserve">, </w:t>
+      </w:r>
+      <w:r>
+        <w:rPr>
+          <w:rStyle w:val="AttributeTok"/>
+        </w:rPr>
+        <w:t xml:space="preserve">list =</w:t>
+      </w:r>
+      <w:r>
+        <w:rPr>
+          <w:rStyle w:val="NormalTok"/>
+        </w:rPr>
+        <w:t xml:space="preserve"> </w:t>
+      </w:r>
+      <w:r>
+        <w:rPr>
+          <w:rStyle w:val="ConstantTok"/>
+        </w:rPr>
+        <w:t xml:space="preserve">FALSE</w:t>
+      </w:r>
+      <w:r>
+        <w:rPr>
+          <w:rStyle w:val="NormalTok"/>
+        </w:rPr>
+        <w:t xml:space="preserve">)</w:t>
+      </w:r>
+      <w:r>
+        <w:br/>
+      </w:r>
+      <w:r>
+        <w:rPr>
+          <w:rStyle w:val="NormalTok"/>
+        </w:rPr>
+        <w:t xml:space="preserve">train </w:t>
+      </w:r>
+      <w:r>
+        <w:rPr>
+          <w:rStyle w:val="OtherTok"/>
+        </w:rPr>
+        <w:t xml:space="preserve">&lt;-</w:t>
+      </w:r>
+      <w:r>
+        <w:rPr>
+          <w:rStyle w:val="NormalTok"/>
+        </w:rPr>
+        <w:t xml:space="preserve"> df[idx, ]</w:t>
+      </w:r>
+      <w:r>
+        <w:br/>
+      </w:r>
+      <w:r>
+        <w:rPr>
+          <w:rStyle w:val="NormalTok"/>
+        </w:rPr>
+        <w:t xml:space="preserve">test  </w:t>
+      </w:r>
+      <w:r>
+        <w:rPr>
+          <w:rStyle w:val="OtherTok"/>
+        </w:rPr>
+        <w:t xml:space="preserve">&lt;-</w:t>
+      </w:r>
+      <w:r>
+        <w:rPr>
+          <w:rStyle w:val="NormalTok"/>
+        </w:rPr>
+        <w:t xml:space="preserve"> df[</w:t>
+      </w:r>
+      <w:r>
+        <w:rPr>
+          <w:rStyle w:val="SpecialCharTok"/>
+        </w:rPr>
+        <w:t xml:space="preserve">-</w:t>
+      </w:r>
+      <w:r>
+        <w:rPr>
+          <w:rStyle w:val="NormalTok"/>
+        </w:rPr>
+        <w:t xml:space="preserve">idx, ]</w:t>
+      </w:r>
+      <w:r>
+        <w:br/>
+      </w:r>
+      <w:r>
+        <w:rPr>
+          <w:rStyle w:val="FunctionTok"/>
+        </w:rPr>
+        <w:t xml:space="preserve">c</w:t>
+      </w:r>
+      <w:r>
+        <w:rPr>
+          <w:rStyle w:val="NormalTok"/>
+        </w:rPr>
+        <w:t xml:space="preserve">(</w:t>
+      </w:r>
+      <w:r>
+        <w:rPr>
+          <w:rStyle w:val="AttributeTok"/>
+        </w:rPr>
+        <w:t xml:space="preserve">entrenamiento =</w:t>
+      </w:r>
+      <w:r>
+        <w:rPr>
+          <w:rStyle w:val="NormalTok"/>
+        </w:rPr>
+        <w:t xml:space="preserve"> </w:t>
+      </w:r>
+      <w:r>
+        <w:rPr>
+          <w:rStyle w:val="FunctionTok"/>
+        </w:rPr>
+        <w:t xml:space="preserve">nrow</w:t>
+      </w:r>
+      <w:r>
+        <w:rPr>
+          <w:rStyle w:val="NormalTok"/>
+        </w:rPr>
+        <w:t xml:space="preserve">(train), </w:t>
+      </w:r>
+      <w:r>
+        <w:rPr>
+          <w:rStyle w:val="AttributeTok"/>
+        </w:rPr>
+        <w:t xml:space="preserve">prueba =</w:t>
+      </w:r>
+      <w:r>
+        <w:rPr>
+          <w:rStyle w:val="NormalTok"/>
+        </w:rPr>
+        <w:t xml:space="preserve"> </w:t>
+      </w:r>
+      <w:r>
+        <w:rPr>
+          <w:rStyle w:val="FunctionTok"/>
+        </w:rPr>
+        <w:t xml:space="preserve">nrow</w:t>
+      </w:r>
+      <w:r>
+        <w:rPr>
+          <w:rStyle w:val="NormalTok"/>
+        </w:rPr>
+        <w:t xml:space="preserve">(test))</w:t>
+      </w:r>
+    </w:p>
+    <w:p>
+      <w:pPr>
+        <w:pStyle w:val="SourceCode"/>
+      </w:pPr>
+      <w:r>
+        <w:rPr>
+          <w:rStyle w:val="VerbatimChar"/>
+        </w:rPr>
+        <w:t xml:space="preserve">## entrenamiento        prueba </w:t>
+      </w:r>
+      <w:r>
+        <w:br/>
+      </w:r>
+      <w:r>
+        <w:rPr>
+          <w:rStyle w:val="VerbatimChar"/>
+        </w:rPr>
+        <w:t xml:space="preserve">##           538           230</w:t>
+      </w:r>
+    </w:p>
+    <w:p>
+      <w:pPr>
+        <w:pStyle w:val="FirstParagraph"/>
+      </w:pPr>
+      <w:r>
+        <w:t xml:space="preserve">La función</w:t>
+      </w:r>
+      <w:r>
+        <w:t xml:space="preserve"> </w:t>
+      </w:r>
+      <w:r>
+        <w:rPr>
+          <w:rStyle w:val="VerbatimChar"/>
+        </w:rPr>
+        <w:t xml:space="preserve">caret::createDataPartition</w:t>
+      </w:r>
+      <w:r>
+        <w:t xml:space="preserve"> </w:t>
+      </w:r>
+      <w:r>
+        <w:t xml:space="preserve">realiza un muestreo estratificado por la variable de clase, de modo que conserva en cada subconjunto la proporción original de</w:t>
+      </w:r>
+      <w:r>
+        <w:t xml:space="preserve"> </w:t>
+      </w:r>
+      <w:r>
+        <w:rPr>
+          <w:rStyle w:val="VerbatimChar"/>
+        </w:rPr>
+        <w:t xml:space="preserve">pos</w:t>
+      </w:r>
+      <w:r>
+        <w:t xml:space="preserve"> </w:t>
+      </w:r>
+      <w:r>
+        <w:t xml:space="preserve">y</w:t>
+      </w:r>
+      <w:r>
+        <w:t xml:space="preserve"> </w:t>
+      </w:r>
+      <w:r>
+        <w:rPr>
+          <w:rStyle w:val="VerbatimChar"/>
+        </w:rPr>
+        <w:t xml:space="preserve">neg</w:t>
+      </w:r>
+      <w:r>
+        <w:t xml:space="preserve">. La estratificación es deseable en un problema desbalanceado, porque evita que el azar deje al conjunto de prueba con muy pocos positivos. La semilla se fija con</w:t>
+      </w:r>
+      <w:r>
+        <w:t xml:space="preserve"> </w:t>
+      </w:r>
+      <w:r>
+        <w:rPr>
+          <w:rStyle w:val="VerbatimChar"/>
+        </w:rPr>
+        <w:t xml:space="preserve">set.seed(2026)</w:t>
+      </w:r>
+      <w:r>
+        <w:t xml:space="preserve"> </w:t>
+      </w:r>
+      <w:r>
+        <w:t xml:space="preserve">inmediatamente antes de la partición.</w:t>
       </w:r>
     </w:p>
     <w:p>
@@ -8353,7 +9290,315 @@
           <w:i/>
           <w:iCs/>
         </w:rPr>
-        <w:t xml:space="preserve">c) Calcule el error de resustitución (sobre el conjunto de entrenamiento) y el error de generalización (sobre el conjunto de prueba) mediante caret::confusionMatrix(). Compare ambos valores y comente.</w:t>
+        <w:t xml:space="preserve">b) Induzca un árbol de decisión sobre el conjunto de entrenamiento con la función rpart() y visualícelo con rpart.plot().</w:t>
+      </w:r>
+    </w:p>
+    <w:p>
+      <w:pPr>
+        <w:pStyle w:val="SourceCode"/>
+      </w:pPr>
+      <w:r>
+        <w:rPr>
+          <w:rStyle w:val="FunctionTok"/>
+        </w:rPr>
+        <w:t xml:space="preserve">set.seed</w:t>
+      </w:r>
+      <w:r>
+        <w:rPr>
+          <w:rStyle w:val="NormalTok"/>
+        </w:rPr>
+        <w:t xml:space="preserve">(</w:t>
+      </w:r>
+      <w:r>
+        <w:rPr>
+          <w:rStyle w:val="DecValTok"/>
+        </w:rPr>
+        <w:t xml:space="preserve">2026</w:t>
+      </w:r>
+      <w:r>
+        <w:rPr>
+          <w:rStyle w:val="NormalTok"/>
+        </w:rPr>
+        <w:t xml:space="preserve">)</w:t>
+      </w:r>
+      <w:r>
+        <w:br/>
+      </w:r>
+      <w:r>
+        <w:rPr>
+          <w:rStyle w:val="NormalTok"/>
+        </w:rPr>
+        <w:t xml:space="preserve">tree_def </w:t>
+      </w:r>
+      <w:r>
+        <w:rPr>
+          <w:rStyle w:val="OtherTok"/>
+        </w:rPr>
+        <w:t xml:space="preserve">&lt;-</w:t>
+      </w:r>
+      <w:r>
+        <w:rPr>
+          <w:rStyle w:val="NormalTok"/>
+        </w:rPr>
+        <w:t xml:space="preserve"> </w:t>
+      </w:r>
+      <w:r>
+        <w:rPr>
+          <w:rStyle w:val="FunctionTok"/>
+        </w:rPr>
+        <w:t xml:space="preserve">rpart</w:t>
+      </w:r>
+      <w:r>
+        <w:rPr>
+          <w:rStyle w:val="NormalTok"/>
+        </w:rPr>
+        <w:t xml:space="preserve">(diabetes </w:t>
+      </w:r>
+      <w:r>
+        <w:rPr>
+          <w:rStyle w:val="SpecialCharTok"/>
+        </w:rPr>
+        <w:t xml:space="preserve">~</w:t>
+      </w:r>
+      <w:r>
+        <w:rPr>
+          <w:rStyle w:val="NormalTok"/>
+        </w:rPr>
+        <w:t xml:space="preserve"> ., </w:t>
+      </w:r>
+      <w:r>
+        <w:rPr>
+          <w:rStyle w:val="AttributeTok"/>
+        </w:rPr>
+        <w:t xml:space="preserve">data =</w:t>
+      </w:r>
+      <w:r>
+        <w:rPr>
+          <w:rStyle w:val="NormalTok"/>
+        </w:rPr>
+        <w:t xml:space="preserve"> train, </w:t>
+      </w:r>
+      <w:r>
+        <w:rPr>
+          <w:rStyle w:val="AttributeTok"/>
+        </w:rPr>
+        <w:t xml:space="preserve">method =</w:t>
+      </w:r>
+      <w:r>
+        <w:rPr>
+          <w:rStyle w:val="NormalTok"/>
+        </w:rPr>
+        <w:t xml:space="preserve"> </w:t>
+      </w:r>
+      <w:r>
+        <w:rPr>
+          <w:rStyle w:val="StringTok"/>
+        </w:rPr>
+        <w:t xml:space="preserve">"class"</w:t>
+      </w:r>
+      <w:r>
+        <w:rPr>
+          <w:rStyle w:val="NormalTok"/>
+        </w:rPr>
+        <w:t xml:space="preserve">)</w:t>
+      </w:r>
+      <w:r>
+        <w:br/>
+      </w:r>
+      <w:r>
+        <w:rPr>
+          <w:rStyle w:val="FunctionTok"/>
+        </w:rPr>
+        <w:t xml:space="preserve">rpart.plot</w:t>
+      </w:r>
+      <w:r>
+        <w:rPr>
+          <w:rStyle w:val="NormalTok"/>
+        </w:rPr>
+        <w:t xml:space="preserve">(tree_def, </w:t>
+      </w:r>
+      <w:r>
+        <w:rPr>
+          <w:rStyle w:val="AttributeTok"/>
+        </w:rPr>
+        <w:t xml:space="preserve">type =</w:t>
+      </w:r>
+      <w:r>
+        <w:rPr>
+          <w:rStyle w:val="NormalTok"/>
+        </w:rPr>
+        <w:t xml:space="preserve"> </w:t>
+      </w:r>
+      <w:r>
+        <w:rPr>
+          <w:rStyle w:val="DecValTok"/>
+        </w:rPr>
+        <w:t xml:space="preserve">2</w:t>
+      </w:r>
+      <w:r>
+        <w:rPr>
+          <w:rStyle w:val="NormalTok"/>
+        </w:rPr>
+        <w:t xml:space="preserve">, </w:t>
+      </w:r>
+      <w:r>
+        <w:rPr>
+          <w:rStyle w:val="AttributeTok"/>
+        </w:rPr>
+        <w:t xml:space="preserve">extra =</w:t>
+      </w:r>
+      <w:r>
+        <w:rPr>
+          <w:rStyle w:val="NormalTok"/>
+        </w:rPr>
+        <w:t xml:space="preserve"> </w:t>
+      </w:r>
+      <w:r>
+        <w:rPr>
+          <w:rStyle w:val="DecValTok"/>
+        </w:rPr>
+        <w:t xml:space="preserve">104</w:t>
+      </w:r>
+      <w:r>
+        <w:rPr>
+          <w:rStyle w:val="NormalTok"/>
+        </w:rPr>
+        <w:t xml:space="preserve">, </w:t>
+      </w:r>
+      <w:r>
+        <w:rPr>
+          <w:rStyle w:val="AttributeTok"/>
+        </w:rPr>
+        <w:t xml:space="preserve">fallen.leaves =</w:t>
+      </w:r>
+      <w:r>
+        <w:rPr>
+          <w:rStyle w:val="NormalTok"/>
+        </w:rPr>
+        <w:t xml:space="preserve"> </w:t>
+      </w:r>
+      <w:r>
+        <w:rPr>
+          <w:rStyle w:val="ConstantTok"/>
+        </w:rPr>
+        <w:t xml:space="preserve">TRUE</w:t>
+      </w:r>
+      <w:r>
+        <w:rPr>
+          <w:rStyle w:val="NormalTok"/>
+        </w:rPr>
+        <w:t xml:space="preserve">, </w:t>
+      </w:r>
+      <w:r>
+        <w:rPr>
+          <w:rStyle w:val="AttributeTok"/>
+        </w:rPr>
+        <w:t xml:space="preserve">box.palette =</w:t>
+      </w:r>
+      <w:r>
+        <w:rPr>
+          <w:rStyle w:val="NormalTok"/>
+        </w:rPr>
+        <w:t xml:space="preserve"> </w:t>
+      </w:r>
+      <w:r>
+        <w:rPr>
+          <w:rStyle w:val="StringTok"/>
+        </w:rPr>
+        <w:t xml:space="preserve">"BuGn"</w:t>
+      </w:r>
+      <w:r>
+        <w:rPr>
+          <w:rStyle w:val="NormalTok"/>
+        </w:rPr>
+        <w:t xml:space="preserve">)</w:t>
+      </w:r>
+    </w:p>
+    <w:p>
+      <w:pPr>
+        <w:pStyle w:val="CaptionedFigure"/>
+      </w:pPr>
+      <w:r>
+        <w:drawing>
+          <wp:inline>
+            <wp:extent cx="4267200" cy="3413760"/>
+            <wp:effectExtent b="0" l="0" r="0" t="0"/>
+            <wp:docPr descr="Árbol de decisión por defecto inducido con rpart (cp = 0.01)." title="" id="34" name="Picture"/>
+            <a:graphic>
+              <a:graphicData uri="http://schemas.openxmlformats.org/drawingml/2006/picture">
+                <pic:pic>
+                  <pic:nvPicPr>
+                    <pic:cNvPr descr="IDM_TP_Clasificacion_resolucion_files/IDM_TP_Clasificacion_resolucion_files/figure-docx/f-ej11-arbol-1.png" id="35" name="Picture"/>
+                    <pic:cNvPicPr>
+                      <a:picLocks noChangeArrowheads="1" noChangeAspect="1"/>
+                    </pic:cNvPicPr>
+                  </pic:nvPicPr>
+                  <pic:blipFill>
+                    <a:blip r:embed="rId33"/>
+                    <a:stretch>
+                      <a:fillRect/>
+                    </a:stretch>
+                  </pic:blipFill>
+                  <pic:spPr bwMode="auto">
+                    <a:xfrm>
+                      <a:off x="0" y="0"/>
+                      <a:ext cx="4267200" cy="3413760"/>
+                    </a:xfrm>
+                    <a:prstGeom prst="rect">
+                      <a:avLst/>
+                    </a:prstGeom>
+                    <a:noFill/>
+                    <a:ln w="9525">
+                      <a:noFill/>
+                      <a:headEnd/>
+                      <a:tailEnd/>
+                    </a:ln>
+                  </pic:spPr>
+                </pic:pic>
+              </a:graphicData>
+            </a:graphic>
+          </wp:inline>
+        </w:drawing>
+      </w:r>
+    </w:p>
+    <w:p>
+      <w:pPr>
+        <w:pStyle w:val="ImageCaption"/>
+      </w:pPr>
+      <w:r>
+        <w:t xml:space="preserve">Árbol de decisión por defecto inducido con rpart (cp = 0.01).</w:t>
+      </w:r>
+    </w:p>
+    <w:p>
+      <w:pPr>
+        <w:pStyle w:val="BodyText"/>
+      </w:pPr>
+      <w:r>
+        <w:t xml:space="preserve">El árbol se induce con los hiperparámetros por defecto de</w:t>
+      </w:r>
+      <w:r>
+        <w:t xml:space="preserve"> </w:t>
+      </w:r>
+      <w:r>
+        <w:rPr>
+          <w:rStyle w:val="VerbatimChar"/>
+        </w:rPr>
+        <w:t xml:space="preserve">rpart</w:t>
+      </w:r>
+      <w:r>
+        <w:t xml:space="preserve">, entre ellos el parámetro de complejidad</w:t>
+      </w:r>
+      <w:r>
+        <w:t xml:space="preserve"> </w:t>
+      </w:r>
+      <w:r>
+        <w:rPr>
+          <w:rStyle w:val="VerbatimChar"/>
+        </w:rPr>
+        <w:t xml:space="preserve">cp = 0.01</w:t>
+      </w:r>
+      <w:r>
+        <w:t xml:space="preserve">, que opera como criterio de prepoda: solo admite particiones que reduzcan el error relativo en al menos un uno por ciento. El árbol resultante tiene 19 nodos hoja. La glucosa es el atributo seleccionado en la raíz, hecho coherente con el dominio clínico, donde constituye el predictor más informativo de la diabetes.</w:t>
       </w:r>
     </w:p>
     <w:p>
@@ -8365,7 +9610,431 @@
           <w:i/>
           <w:iCs/>
         </w:rPr>
-        <w:t xml:space="preserve">d) Informe la exactitud, la sensibilidad, la especificidad y el estadístico Kappa obtenidos sobre el conjunto de prueba.</w:t>
+        <w:t xml:space="preserve">c) Calcule el error de resustitución (sobre el conjunto de entrenamiento) y el error de generalización (sobre el conjunto de prueba) mediante caret::confusionMatrix(). Compare ambos valores y comente.</w:t>
+      </w:r>
+    </w:p>
+    <w:p>
+      <w:pPr>
+        <w:pStyle w:val="SourceCode"/>
+      </w:pPr>
+      <w:r>
+        <w:rPr>
+          <w:rStyle w:val="NormalTok"/>
+        </w:rPr>
+        <w:t xml:space="preserve">pred_train </w:t>
+      </w:r>
+      <w:r>
+        <w:rPr>
+          <w:rStyle w:val="OtherTok"/>
+        </w:rPr>
+        <w:t xml:space="preserve">&lt;-</w:t>
+      </w:r>
+      <w:r>
+        <w:rPr>
+          <w:rStyle w:val="NormalTok"/>
+        </w:rPr>
+        <w:t xml:space="preserve"> </w:t>
+      </w:r>
+      <w:r>
+        <w:rPr>
+          <w:rStyle w:val="FunctionTok"/>
+        </w:rPr>
+        <w:t xml:space="preserve">predict</w:t>
+      </w:r>
+      <w:r>
+        <w:rPr>
+          <w:rStyle w:val="NormalTok"/>
+        </w:rPr>
+        <w:t xml:space="preserve">(tree_def, train, </w:t>
+      </w:r>
+      <w:r>
+        <w:rPr>
+          <w:rStyle w:val="AttributeTok"/>
+        </w:rPr>
+        <w:t xml:space="preserve">type =</w:t>
+      </w:r>
+      <w:r>
+        <w:rPr>
+          <w:rStyle w:val="NormalTok"/>
+        </w:rPr>
+        <w:t xml:space="preserve"> </w:t>
+      </w:r>
+      <w:r>
+        <w:rPr>
+          <w:rStyle w:val="StringTok"/>
+        </w:rPr>
+        <w:t xml:space="preserve">"class"</w:t>
+      </w:r>
+      <w:r>
+        <w:rPr>
+          <w:rStyle w:val="NormalTok"/>
+        </w:rPr>
+        <w:t xml:space="preserve">)</w:t>
+      </w:r>
+      <w:r>
+        <w:br/>
+      </w:r>
+      <w:r>
+        <w:rPr>
+          <w:rStyle w:val="NormalTok"/>
+        </w:rPr>
+        <w:t xml:space="preserve">pred_test  </w:t>
+      </w:r>
+      <w:r>
+        <w:rPr>
+          <w:rStyle w:val="OtherTok"/>
+        </w:rPr>
+        <w:t xml:space="preserve">&lt;-</w:t>
+      </w:r>
+      <w:r>
+        <w:rPr>
+          <w:rStyle w:val="NormalTok"/>
+        </w:rPr>
+        <w:t xml:space="preserve"> </w:t>
+      </w:r>
+      <w:r>
+        <w:rPr>
+          <w:rStyle w:val="FunctionTok"/>
+        </w:rPr>
+        <w:t xml:space="preserve">predict</w:t>
+      </w:r>
+      <w:r>
+        <w:rPr>
+          <w:rStyle w:val="NormalTok"/>
+        </w:rPr>
+        <w:t xml:space="preserve">(tree_def, test,  </w:t>
+      </w:r>
+      <w:r>
+        <w:rPr>
+          <w:rStyle w:val="AttributeTok"/>
+        </w:rPr>
+        <w:t xml:space="preserve">type =</w:t>
+      </w:r>
+      <w:r>
+        <w:rPr>
+          <w:rStyle w:val="NormalTok"/>
+        </w:rPr>
+        <w:t xml:space="preserve"> </w:t>
+      </w:r>
+      <w:r>
+        <w:rPr>
+          <w:rStyle w:val="StringTok"/>
+        </w:rPr>
+        <w:t xml:space="preserve">"class"</w:t>
+      </w:r>
+      <w:r>
+        <w:rPr>
+          <w:rStyle w:val="NormalTok"/>
+        </w:rPr>
+        <w:t xml:space="preserve">)</w:t>
+      </w:r>
+      <w:r>
+        <w:br/>
+      </w:r>
+      <w:r>
+        <w:rPr>
+          <w:rStyle w:val="NormalTok"/>
+        </w:rPr>
+        <w:t xml:space="preserve">cm_train </w:t>
+      </w:r>
+      <w:r>
+        <w:rPr>
+          <w:rStyle w:val="OtherTok"/>
+        </w:rPr>
+        <w:t xml:space="preserve">&lt;-</w:t>
+      </w:r>
+      <w:r>
+        <w:rPr>
+          <w:rStyle w:val="NormalTok"/>
+        </w:rPr>
+        <w:t xml:space="preserve"> </w:t>
+      </w:r>
+      <w:r>
+        <w:rPr>
+          <w:rStyle w:val="FunctionTok"/>
+        </w:rPr>
+        <w:t xml:space="preserve">confusionMatrix</w:t>
+      </w:r>
+      <w:r>
+        <w:rPr>
+          <w:rStyle w:val="NormalTok"/>
+        </w:rPr>
+        <w:t xml:space="preserve">(pred_train, train</w:t>
+      </w:r>
+      <w:r>
+        <w:rPr>
+          <w:rStyle w:val="SpecialCharTok"/>
+        </w:rPr>
+        <w:t xml:space="preserve">$</w:t>
+      </w:r>
+      <w:r>
+        <w:rPr>
+          <w:rStyle w:val="NormalTok"/>
+        </w:rPr>
+        <w:t xml:space="preserve">diabetes, </w:t>
+      </w:r>
+      <w:r>
+        <w:rPr>
+          <w:rStyle w:val="AttributeTok"/>
+        </w:rPr>
+        <w:t xml:space="preserve">positive =</w:t>
+      </w:r>
+      <w:r>
+        <w:rPr>
+          <w:rStyle w:val="NormalTok"/>
+        </w:rPr>
+        <w:t xml:space="preserve"> </w:t>
+      </w:r>
+      <w:r>
+        <w:rPr>
+          <w:rStyle w:val="StringTok"/>
+        </w:rPr>
+        <w:t xml:space="preserve">"pos"</w:t>
+      </w:r>
+      <w:r>
+        <w:rPr>
+          <w:rStyle w:val="NormalTok"/>
+        </w:rPr>
+        <w:t xml:space="preserve">)</w:t>
+      </w:r>
+      <w:r>
+        <w:br/>
+      </w:r>
+      <w:r>
+        <w:rPr>
+          <w:rStyle w:val="NormalTok"/>
+        </w:rPr>
+        <w:t xml:space="preserve">cm_test  </w:t>
+      </w:r>
+      <w:r>
+        <w:rPr>
+          <w:rStyle w:val="OtherTok"/>
+        </w:rPr>
+        <w:t xml:space="preserve">&lt;-</w:t>
+      </w:r>
+      <w:r>
+        <w:rPr>
+          <w:rStyle w:val="NormalTok"/>
+        </w:rPr>
+        <w:t xml:space="preserve"> </w:t>
+      </w:r>
+      <w:r>
+        <w:rPr>
+          <w:rStyle w:val="FunctionTok"/>
+        </w:rPr>
+        <w:t xml:space="preserve">confusionMatrix</w:t>
+      </w:r>
+      <w:r>
+        <w:rPr>
+          <w:rStyle w:val="NormalTok"/>
+        </w:rPr>
+        <w:t xml:space="preserve">(pred_test,  test</w:t>
+      </w:r>
+      <w:r>
+        <w:rPr>
+          <w:rStyle w:val="SpecialCharTok"/>
+        </w:rPr>
+        <w:t xml:space="preserve">$</w:t>
+      </w:r>
+      <w:r>
+        <w:rPr>
+          <w:rStyle w:val="NormalTok"/>
+        </w:rPr>
+        <w:t xml:space="preserve">diabetes,  </w:t>
+      </w:r>
+      <w:r>
+        <w:rPr>
+          <w:rStyle w:val="AttributeTok"/>
+        </w:rPr>
+        <w:t xml:space="preserve">positive =</w:t>
+      </w:r>
+      <w:r>
+        <w:rPr>
+          <w:rStyle w:val="NormalTok"/>
+        </w:rPr>
+        <w:t xml:space="preserve"> </w:t>
+      </w:r>
+      <w:r>
+        <w:rPr>
+          <w:rStyle w:val="StringTok"/>
+        </w:rPr>
+        <w:t xml:space="preserve">"pos"</w:t>
+      </w:r>
+      <w:r>
+        <w:rPr>
+          <w:rStyle w:val="NormalTok"/>
+        </w:rPr>
+        <w:t xml:space="preserve">)</w:t>
+      </w:r>
+      <w:r>
+        <w:br/>
+      </w:r>
+      <w:r>
+        <w:rPr>
+          <w:rStyle w:val="NormalTok"/>
+        </w:rPr>
+        <w:t xml:space="preserve">acc_train </w:t>
+      </w:r>
+      <w:r>
+        <w:rPr>
+          <w:rStyle w:val="OtherTok"/>
+        </w:rPr>
+        <w:t xml:space="preserve">&lt;-</w:t>
+      </w:r>
+      <w:r>
+        <w:rPr>
+          <w:rStyle w:val="NormalTok"/>
+        </w:rPr>
+        <w:t xml:space="preserve"> cm_train</w:t>
+      </w:r>
+      <w:r>
+        <w:rPr>
+          <w:rStyle w:val="SpecialCharTok"/>
+        </w:rPr>
+        <w:t xml:space="preserve">$</w:t>
+      </w:r>
+      <w:r>
+        <w:rPr>
+          <w:rStyle w:val="NormalTok"/>
+        </w:rPr>
+        <w:t xml:space="preserve">overall[</w:t>
+      </w:r>
+      <w:r>
+        <w:rPr>
+          <w:rStyle w:val="StringTok"/>
+        </w:rPr>
+        <w:t xml:space="preserve">"Accuracy"</w:t>
+      </w:r>
+      <w:r>
+        <w:rPr>
+          <w:rStyle w:val="NormalTok"/>
+        </w:rPr>
+        <w:t xml:space="preserve">]</w:t>
+      </w:r>
+      <w:r>
+        <w:br/>
+      </w:r>
+      <w:r>
+        <w:rPr>
+          <w:rStyle w:val="NormalTok"/>
+        </w:rPr>
+        <w:t xml:space="preserve">acc_test  </w:t>
+      </w:r>
+      <w:r>
+        <w:rPr>
+          <w:rStyle w:val="OtherTok"/>
+        </w:rPr>
+        <w:t xml:space="preserve">&lt;-</w:t>
+      </w:r>
+      <w:r>
+        <w:rPr>
+          <w:rStyle w:val="NormalTok"/>
+        </w:rPr>
+        <w:t xml:space="preserve"> cm_test</w:t>
+      </w:r>
+      <w:r>
+        <w:rPr>
+          <w:rStyle w:val="SpecialCharTok"/>
+        </w:rPr>
+        <w:t xml:space="preserve">$</w:t>
+      </w:r>
+      <w:r>
+        <w:rPr>
+          <w:rStyle w:val="NormalTok"/>
+        </w:rPr>
+        <w:t xml:space="preserve">overall[</w:t>
+      </w:r>
+      <w:r>
+        <w:rPr>
+          <w:rStyle w:val="StringTok"/>
+        </w:rPr>
+        <w:t xml:space="preserve">"Accuracy"</w:t>
+      </w:r>
+      <w:r>
+        <w:rPr>
+          <w:rStyle w:val="NormalTok"/>
+        </w:rPr>
+        <w:t xml:space="preserve">]</w:t>
+      </w:r>
+    </w:p>
+    <w:p>
+      <w:pPr>
+        <w:pStyle w:val="FirstParagraph"/>
+      </w:pPr>
+      <w:r>
+        <w:t xml:space="preserve">Error de resustitución frente a error de generalización (árbol por defecto)</w:t>
+      </w:r>
+    </w:p>
+    <w:p>
+      <w:pPr>
+        <w:pStyle w:val="BodyText"/>
+      </w:pPr>
+      <w:r>
+        <w:t xml:space="preserve">Conjunto</w:t>
+      </w:r>
+    </w:p>
+    <w:p>
+      <w:pPr>
+        <w:pStyle w:val="BodyText"/>
+      </w:pPr>
+      <w:r>
+        <w:t xml:space="preserve">Exactitud</w:t>
+      </w:r>
+    </w:p>
+    <w:p>
+      <w:pPr>
+        <w:pStyle w:val="BodyText"/>
+      </w:pPr>
+      <w:r>
+        <w:t xml:space="preserve">Tasa de error</w:t>
+      </w:r>
+    </w:p>
+    <w:p>
+      <w:pPr>
+        <w:pStyle w:val="BodyText"/>
+      </w:pPr>
+      <w:r>
+        <w:t xml:space="preserve">Entrenamiento (resustitución)</w:t>
+      </w:r>
+    </w:p>
+    <w:p>
+      <w:pPr>
+        <w:pStyle w:val="BodyText"/>
+      </w:pPr>
+      <w:r>
+        <w:t xml:space="preserve">0.8532</w:t>
+      </w:r>
+    </w:p>
+    <w:p>
+      <w:pPr>
+        <w:pStyle w:val="BodyText"/>
+      </w:pPr>
+      <w:r>
+        <w:t xml:space="preserve">0.1468</w:t>
+      </w:r>
+    </w:p>
+    <w:p>
+      <w:pPr>
+        <w:pStyle w:val="BodyText"/>
+      </w:pPr>
+      <w:r>
+        <w:t xml:space="preserve">Prueba (generalización)</w:t>
+      </w:r>
+    </w:p>
+    <w:p>
+      <w:pPr>
+        <w:pStyle w:val="BodyText"/>
+      </w:pPr>
+      <w:r>
+        <w:t xml:space="preserve">0.7391</w:t>
+      </w:r>
+    </w:p>
+    <w:p>
+      <w:pPr>
+        <w:pStyle w:val="BodyText"/>
+      </w:pPr>
+      <w:r>
+        <w:t xml:space="preserve">0.2609</w:t>
       </w:r>
     </w:p>
     <w:p>
@@ -8377,29 +10046,216 @@
           <w:i/>
           <w:iCs/>
         </w:rPr>
-        <w:t xml:space="preserve">(Pendiente.)</w:t>
-      </w:r>
-    </w:p>
-    <w:bookmarkEnd w:id="33"/>
-    <w:bookmarkStart w:id="34" w:name="ejercicio-12.-sobreajuste-y-poda-en-r"/>
-    <w:p>
-      <w:pPr>
-        <w:pStyle w:val="Heading2"/>
-      </w:pPr>
-      <w:r>
-        <w:t xml:space="preserve">Ejercicio 12. Sobreajuste y poda en R</w:t>
-      </w:r>
-    </w:p>
-    <w:p>
-      <w:pPr>
-        <w:pStyle w:val="FirstParagraph"/>
+        <w:t xml:space="preserve">Nota.</w:t>
+      </w:r>
+      <w:r>
+        <w:t xml:space="preserve"> </w:t>
+      </w:r>
+      <w:r>
+        <w:t xml:space="preserve">Elaboración propia a partir del árbol inducido con</w:t>
+      </w:r>
+      <w:r>
+        <w:t xml:space="preserve"> </w:t>
+      </w:r>
+      <w:r>
+        <w:rPr>
+          <w:rStyle w:val="VerbatimChar"/>
+        </w:rPr>
+        <w:t xml:space="preserve">rpart</w:t>
+      </w:r>
+      <w:r>
+        <w:t xml:space="preserve">.</w:t>
+      </w:r>
+    </w:p>
+    <w:p>
+      <w:pPr>
+        <w:pStyle w:val="BodyText"/>
+      </w:pPr>
+      <w:r>
+        <w:t xml:space="preserve">El error de resustitución es de 14.7 % y el error de generalización sube a 26.1 %. La diferencia entre ambos refleja el optimismo del error de entrenamiento: el modelo se ajusta en parte a las particularidades de la muestra de entrenamiento. La indicación</w:t>
+      </w:r>
+      <w:r>
+        <w:t xml:space="preserve"> </w:t>
+      </w:r>
+      <w:r>
+        <w:rPr>
+          <w:rStyle w:val="VerbatimChar"/>
+        </w:rPr>
+        <w:t xml:space="preserve">positive = "pos"</w:t>
+      </w:r>
+      <w:r>
+        <w:t xml:space="preserve"> </w:t>
+      </w:r>
+      <w:r>
+        <w:t xml:space="preserve">es deliberada, porque por defecto</w:t>
+      </w:r>
+      <w:r>
+        <w:t xml:space="preserve"> </w:t>
+      </w:r>
+      <w:r>
+        <w:rPr>
+          <w:rStyle w:val="VerbatimChar"/>
+        </w:rPr>
+        <w:t xml:space="preserve">confusionMatrix</w:t>
+      </w:r>
+      <w:r>
+        <w:t xml:space="preserve"> </w:t>
+      </w:r>
+      <w:r>
+        <w:t xml:space="preserve">toma como clase positiva el primer nivel del factor (</w:t>
+      </w:r>
+      <w:r>
+        <w:rPr>
+          <w:rStyle w:val="VerbatimChar"/>
+        </w:rPr>
+        <w:t xml:space="preserve">neg</w:t>
+      </w:r>
+      <w:r>
+        <w:t xml:space="preserve">); dado que el objetivo clínico es la detección de diabetes, la clase de interés debe ser</w:t>
+      </w:r>
+      <w:r>
+        <w:t xml:space="preserve"> </w:t>
+      </w:r>
+      <w:r>
+        <w:rPr>
+          <w:rStyle w:val="VerbatimChar"/>
+        </w:rPr>
+        <w:t xml:space="preserve">pos</w:t>
+      </w:r>
+      <w:r>
+        <w:t xml:space="preserve">.</w:t>
+      </w:r>
+    </w:p>
+    <w:p>
+      <w:pPr>
+        <w:pStyle w:val="BodyText"/>
       </w:pPr>
       <w:r>
         <w:rPr>
           <w:i/>
           <w:iCs/>
         </w:rPr>
-        <w:t xml:space="preserve">a) Induzca un árbol «completo» fijando los hiperparámetros rpart.control(minsplit = 2, cp = 0) y compare su error de resustitución con su error de generalización. ¿Qué evidencia de sobreajuste observa?</w:t>
+        <w:t xml:space="preserve">d) Informe la exactitud, la sensibilidad, la especificidad y el estadístico Kappa obtenidos sobre el conjunto de prueba.</w:t>
+      </w:r>
+    </w:p>
+    <w:p>
+      <w:pPr>
+        <w:pStyle w:val="BodyText"/>
+      </w:pPr>
+      <w:r>
+        <w:t xml:space="preserve">Métricas de desempeño sobre el conjunto de prueba (árbol por defecto)</w:t>
+      </w:r>
+    </w:p>
+    <w:p>
+      <w:pPr>
+        <w:pStyle w:val="BodyText"/>
+      </w:pPr>
+      <w:r>
+        <w:t xml:space="preserve">Métrica</w:t>
+      </w:r>
+    </w:p>
+    <w:p>
+      <w:pPr>
+        <w:pStyle w:val="BodyText"/>
+      </w:pPr>
+      <w:r>
+        <w:t xml:space="preserve">Valor</w:t>
+      </w:r>
+    </w:p>
+    <w:p>
+      <w:pPr>
+        <w:pStyle w:val="BodyText"/>
+      </w:pPr>
+      <w:r>
+        <w:t xml:space="preserve">Accuracy</w:t>
+      </w:r>
+    </w:p>
+    <w:p>
+      <w:pPr>
+        <w:pStyle w:val="BodyText"/>
+      </w:pPr>
+      <w:r>
+        <w:t xml:space="preserve">Exactitud</w:t>
+      </w:r>
+    </w:p>
+    <w:p>
+      <w:pPr>
+        <w:pStyle w:val="BodyText"/>
+      </w:pPr>
+      <w:r>
+        <w:t xml:space="preserve">0.7391</w:t>
+      </w:r>
+    </w:p>
+    <w:p>
+      <w:pPr>
+        <w:pStyle w:val="BodyText"/>
+      </w:pPr>
+      <w:r>
+        <w:t xml:space="preserve">Sensitivity</w:t>
+      </w:r>
+    </w:p>
+    <w:p>
+      <w:pPr>
+        <w:pStyle w:val="BodyText"/>
+      </w:pPr>
+      <w:r>
+        <w:t xml:space="preserve">Sensibilidad</w:t>
+      </w:r>
+    </w:p>
+    <w:p>
+      <w:pPr>
+        <w:pStyle w:val="BodyText"/>
+      </w:pPr>
+      <w:r>
+        <w:t xml:space="preserve">0.5500</w:t>
+      </w:r>
+    </w:p>
+    <w:p>
+      <w:pPr>
+        <w:pStyle w:val="BodyText"/>
+      </w:pPr>
+      <w:r>
+        <w:t xml:space="preserve">Specificity</w:t>
+      </w:r>
+    </w:p>
+    <w:p>
+      <w:pPr>
+        <w:pStyle w:val="BodyText"/>
+      </w:pPr>
+      <w:r>
+        <w:t xml:space="preserve">Especificidad</w:t>
+      </w:r>
+    </w:p>
+    <w:p>
+      <w:pPr>
+        <w:pStyle w:val="BodyText"/>
+      </w:pPr>
+      <w:r>
+        <w:t xml:space="preserve">0.8400</w:t>
+      </w:r>
+    </w:p>
+    <w:p>
+      <w:pPr>
+        <w:pStyle w:val="BodyText"/>
+      </w:pPr>
+      <w:r>
+        <w:t xml:space="preserve">Kappa</w:t>
+      </w:r>
+    </w:p>
+    <w:p>
+      <w:pPr>
+        <w:pStyle w:val="BodyText"/>
+      </w:pPr>
+      <w:r>
+        <w:t xml:space="preserve">Kappa de Cohen</w:t>
+      </w:r>
+    </w:p>
+    <w:p>
+      <w:pPr>
+        <w:pStyle w:val="BodyText"/>
+      </w:pPr>
+      <w:r>
+        <w:t xml:space="preserve">0.4041</w:t>
       </w:r>
     </w:p>
     <w:p>
@@ -8411,19 +10267,662 @@
           <w:i/>
           <w:iCs/>
         </w:rPr>
-        <w:t xml:space="preserve">b) Utilice caret::train() con validación cruzada de 10 pliegues para seleccionar el valor óptimo del parámetro de complejidad cp.</w:t>
-      </w:r>
-    </w:p>
-    <w:p>
-      <w:pPr>
-        <w:pStyle w:val="BodyText"/>
+        <w:t xml:space="preserve">Nota.</w:t>
+      </w:r>
+      <w:r>
+        <w:t xml:space="preserve"> </w:t>
+      </w:r>
+      <w:r>
+        <w:t xml:space="preserve">La clase positiva es</w:t>
+      </w:r>
+      <w:r>
+        <w:t xml:space="preserve"> </w:t>
+      </w:r>
+      <w:r>
+        <w:rPr>
+          <w:rStyle w:val="VerbatimChar"/>
+        </w:rPr>
+        <w:t xml:space="preserve">pos</w:t>
+      </w:r>
+      <w:r>
+        <w:t xml:space="preserve"> </w:t>
+      </w:r>
+      <w:r>
+        <w:t xml:space="preserve">(paciente diabética).</w:t>
+      </w:r>
+    </w:p>
+    <w:p>
+      <w:pPr>
+        <w:pStyle w:val="BodyText"/>
+      </w:pPr>
+      <w:r>
+        <w:t xml:space="preserve">Sobre el conjunto de prueba el árbol alcanza una exactitud de 73.9 % y un Kappa de 0.404, indicador de una concordancia moderada por encima del azar. La sensibilidad es de apenas 55.0 % frente a una especificidad de 84.0 %: el modelo detecta bien a las pacientes sanas, pero no identifica a buena parte de las diabéticas reales (falsos negativos). Ese desbalance entre sensibilidad y especificidad es el costo que el árbol por defecto asume para maximizar la exactitud global, y la sensibilidad es la métrica más relevante en un tamiz clínico.</w:t>
+      </w:r>
+    </w:p>
+    <w:bookmarkEnd w:id="36"/>
+    <w:bookmarkStart w:id="43" w:name="ejercicio-12.-sobreajuste-y-poda-en-r"/>
+    <w:p>
+      <w:pPr>
+        <w:pStyle w:val="Heading2"/>
+      </w:pPr>
+      <w:r>
+        <w:t xml:space="preserve">Ejercicio 12. Sobreajuste y poda en R</w:t>
+      </w:r>
+    </w:p>
+    <w:p>
+      <w:pPr>
+        <w:pStyle w:val="FirstParagraph"/>
       </w:pPr>
       <w:r>
         <w:rPr>
           <w:i/>
           <w:iCs/>
         </w:rPr>
-        <w:t xml:space="preserve">c) Genere la curva del error estimado por validación cruzada en función de cp e interprétela.</w:t>
+        <w:t xml:space="preserve">a) Induzca un árbol «completo» fijando los hiperparámetros rpart.control(minsplit = 2, cp = 0) y compare su error de resustitución con su error de generalización. ¿Qué evidencia de sobreajuste observa?</w:t>
+      </w:r>
+    </w:p>
+    <w:p>
+      <w:pPr>
+        <w:pStyle w:val="SourceCode"/>
+      </w:pPr>
+      <w:r>
+        <w:rPr>
+          <w:rStyle w:val="FunctionTok"/>
+        </w:rPr>
+        <w:t xml:space="preserve">set.seed</w:t>
+      </w:r>
+      <w:r>
+        <w:rPr>
+          <w:rStyle w:val="NormalTok"/>
+        </w:rPr>
+        <w:t xml:space="preserve">(</w:t>
+      </w:r>
+      <w:r>
+        <w:rPr>
+          <w:rStyle w:val="DecValTok"/>
+        </w:rPr>
+        <w:t xml:space="preserve">2026</w:t>
+      </w:r>
+      <w:r>
+        <w:rPr>
+          <w:rStyle w:val="NormalTok"/>
+        </w:rPr>
+        <w:t xml:space="preserve">)</w:t>
+      </w:r>
+      <w:r>
+        <w:br/>
+      </w:r>
+      <w:r>
+        <w:rPr>
+          <w:rStyle w:val="NormalTok"/>
+        </w:rPr>
+        <w:t xml:space="preserve">tree_full </w:t>
+      </w:r>
+      <w:r>
+        <w:rPr>
+          <w:rStyle w:val="OtherTok"/>
+        </w:rPr>
+        <w:t xml:space="preserve">&lt;-</w:t>
+      </w:r>
+      <w:r>
+        <w:rPr>
+          <w:rStyle w:val="NormalTok"/>
+        </w:rPr>
+        <w:t xml:space="preserve"> </w:t>
+      </w:r>
+      <w:r>
+        <w:rPr>
+          <w:rStyle w:val="FunctionTok"/>
+        </w:rPr>
+        <w:t xml:space="preserve">rpart</w:t>
+      </w:r>
+      <w:r>
+        <w:rPr>
+          <w:rStyle w:val="NormalTok"/>
+        </w:rPr>
+        <w:t xml:space="preserve">(diabetes </w:t>
+      </w:r>
+      <w:r>
+        <w:rPr>
+          <w:rStyle w:val="SpecialCharTok"/>
+        </w:rPr>
+        <w:t xml:space="preserve">~</w:t>
+      </w:r>
+      <w:r>
+        <w:rPr>
+          <w:rStyle w:val="NormalTok"/>
+        </w:rPr>
+        <w:t xml:space="preserve"> ., </w:t>
+      </w:r>
+      <w:r>
+        <w:rPr>
+          <w:rStyle w:val="AttributeTok"/>
+        </w:rPr>
+        <w:t xml:space="preserve">data =</w:t>
+      </w:r>
+      <w:r>
+        <w:rPr>
+          <w:rStyle w:val="NormalTok"/>
+        </w:rPr>
+        <w:t xml:space="preserve"> train, </w:t>
+      </w:r>
+      <w:r>
+        <w:rPr>
+          <w:rStyle w:val="AttributeTok"/>
+        </w:rPr>
+        <w:t xml:space="preserve">method =</w:t>
+      </w:r>
+      <w:r>
+        <w:rPr>
+          <w:rStyle w:val="NormalTok"/>
+        </w:rPr>
+        <w:t xml:space="preserve"> </w:t>
+      </w:r>
+      <w:r>
+        <w:rPr>
+          <w:rStyle w:val="StringTok"/>
+        </w:rPr>
+        <w:t xml:space="preserve">"class"</w:t>
+      </w:r>
+      <w:r>
+        <w:rPr>
+          <w:rStyle w:val="NormalTok"/>
+        </w:rPr>
+        <w:t xml:space="preserve">,</w:t>
+      </w:r>
+      <w:r>
+        <w:br/>
+      </w:r>
+      <w:r>
+        <w:rPr>
+          <w:rStyle w:val="NormalTok"/>
+        </w:rPr>
+        <w:t xml:space="preserve">                   </w:t>
+      </w:r>
+      <w:r>
+        <w:rPr>
+          <w:rStyle w:val="AttributeTok"/>
+        </w:rPr>
+        <w:t xml:space="preserve">control =</w:t>
+      </w:r>
+      <w:r>
+        <w:rPr>
+          <w:rStyle w:val="NormalTok"/>
+        </w:rPr>
+        <w:t xml:space="preserve"> </w:t>
+      </w:r>
+      <w:r>
+        <w:rPr>
+          <w:rStyle w:val="FunctionTok"/>
+        </w:rPr>
+        <w:t xml:space="preserve">rpart.control</w:t>
+      </w:r>
+      <w:r>
+        <w:rPr>
+          <w:rStyle w:val="NormalTok"/>
+        </w:rPr>
+        <w:t xml:space="preserve">(</w:t>
+      </w:r>
+      <w:r>
+        <w:rPr>
+          <w:rStyle w:val="AttributeTok"/>
+        </w:rPr>
+        <w:t xml:space="preserve">minsplit =</w:t>
+      </w:r>
+      <w:r>
+        <w:rPr>
+          <w:rStyle w:val="NormalTok"/>
+        </w:rPr>
+        <w:t xml:space="preserve"> </w:t>
+      </w:r>
+      <w:r>
+        <w:rPr>
+          <w:rStyle w:val="DecValTok"/>
+        </w:rPr>
+        <w:t xml:space="preserve">2</w:t>
+      </w:r>
+      <w:r>
+        <w:rPr>
+          <w:rStyle w:val="NormalTok"/>
+        </w:rPr>
+        <w:t xml:space="preserve">, </w:t>
+      </w:r>
+      <w:r>
+        <w:rPr>
+          <w:rStyle w:val="AttributeTok"/>
+        </w:rPr>
+        <w:t xml:space="preserve">cp =</w:t>
+      </w:r>
+      <w:r>
+        <w:rPr>
+          <w:rStyle w:val="NormalTok"/>
+        </w:rPr>
+        <w:t xml:space="preserve"> </w:t>
+      </w:r>
+      <w:r>
+        <w:rPr>
+          <w:rStyle w:val="DecValTok"/>
+        </w:rPr>
+        <w:t xml:space="preserve">0</w:t>
+      </w:r>
+      <w:r>
+        <w:rPr>
+          <w:rStyle w:val="NormalTok"/>
+        </w:rPr>
+        <w:t xml:space="preserve">))</w:t>
+      </w:r>
+      <w:r>
+        <w:br/>
+      </w:r>
+      <w:r>
+        <w:rPr>
+          <w:rStyle w:val="NormalTok"/>
+        </w:rPr>
+        <w:t xml:space="preserve">pred_full_train </w:t>
+      </w:r>
+      <w:r>
+        <w:rPr>
+          <w:rStyle w:val="OtherTok"/>
+        </w:rPr>
+        <w:t xml:space="preserve">&lt;-</w:t>
+      </w:r>
+      <w:r>
+        <w:rPr>
+          <w:rStyle w:val="NormalTok"/>
+        </w:rPr>
+        <w:t xml:space="preserve"> </w:t>
+      </w:r>
+      <w:r>
+        <w:rPr>
+          <w:rStyle w:val="FunctionTok"/>
+        </w:rPr>
+        <w:t xml:space="preserve">predict</w:t>
+      </w:r>
+      <w:r>
+        <w:rPr>
+          <w:rStyle w:val="NormalTok"/>
+        </w:rPr>
+        <w:t xml:space="preserve">(tree_full, train, </w:t>
+      </w:r>
+      <w:r>
+        <w:rPr>
+          <w:rStyle w:val="AttributeTok"/>
+        </w:rPr>
+        <w:t xml:space="preserve">type =</w:t>
+      </w:r>
+      <w:r>
+        <w:rPr>
+          <w:rStyle w:val="NormalTok"/>
+        </w:rPr>
+        <w:t xml:space="preserve"> </w:t>
+      </w:r>
+      <w:r>
+        <w:rPr>
+          <w:rStyle w:val="StringTok"/>
+        </w:rPr>
+        <w:t xml:space="preserve">"class"</w:t>
+      </w:r>
+      <w:r>
+        <w:rPr>
+          <w:rStyle w:val="NormalTok"/>
+        </w:rPr>
+        <w:t xml:space="preserve">)</w:t>
+      </w:r>
+      <w:r>
+        <w:br/>
+      </w:r>
+      <w:r>
+        <w:rPr>
+          <w:rStyle w:val="NormalTok"/>
+        </w:rPr>
+        <w:t xml:space="preserve">pred_full_test  </w:t>
+      </w:r>
+      <w:r>
+        <w:rPr>
+          <w:rStyle w:val="OtherTok"/>
+        </w:rPr>
+        <w:t xml:space="preserve">&lt;-</w:t>
+      </w:r>
+      <w:r>
+        <w:rPr>
+          <w:rStyle w:val="NormalTok"/>
+        </w:rPr>
+        <w:t xml:space="preserve"> </w:t>
+      </w:r>
+      <w:r>
+        <w:rPr>
+          <w:rStyle w:val="FunctionTok"/>
+        </w:rPr>
+        <w:t xml:space="preserve">predict</w:t>
+      </w:r>
+      <w:r>
+        <w:rPr>
+          <w:rStyle w:val="NormalTok"/>
+        </w:rPr>
+        <w:t xml:space="preserve">(tree_full, test,  </w:t>
+      </w:r>
+      <w:r>
+        <w:rPr>
+          <w:rStyle w:val="AttributeTok"/>
+        </w:rPr>
+        <w:t xml:space="preserve">type =</w:t>
+      </w:r>
+      <w:r>
+        <w:rPr>
+          <w:rStyle w:val="NormalTok"/>
+        </w:rPr>
+        <w:t xml:space="preserve"> </w:t>
+      </w:r>
+      <w:r>
+        <w:rPr>
+          <w:rStyle w:val="StringTok"/>
+        </w:rPr>
+        <w:t xml:space="preserve">"class"</w:t>
+      </w:r>
+      <w:r>
+        <w:rPr>
+          <w:rStyle w:val="NormalTok"/>
+        </w:rPr>
+        <w:t xml:space="preserve">)</w:t>
+      </w:r>
+      <w:r>
+        <w:br/>
+      </w:r>
+      <w:r>
+        <w:rPr>
+          <w:rStyle w:val="NormalTok"/>
+        </w:rPr>
+        <w:t xml:space="preserve">acc_full_train </w:t>
+      </w:r>
+      <w:r>
+        <w:rPr>
+          <w:rStyle w:val="OtherTok"/>
+        </w:rPr>
+        <w:t xml:space="preserve">&lt;-</w:t>
+      </w:r>
+      <w:r>
+        <w:rPr>
+          <w:rStyle w:val="NormalTok"/>
+        </w:rPr>
+        <w:t xml:space="preserve"> </w:t>
+      </w:r>
+      <w:r>
+        <w:rPr>
+          <w:rStyle w:val="FunctionTok"/>
+        </w:rPr>
+        <w:t xml:space="preserve">confusionMatrix</w:t>
+      </w:r>
+      <w:r>
+        <w:rPr>
+          <w:rStyle w:val="NormalTok"/>
+        </w:rPr>
+        <w:t xml:space="preserve">(pred_full_train, train</w:t>
+      </w:r>
+      <w:r>
+        <w:rPr>
+          <w:rStyle w:val="SpecialCharTok"/>
+        </w:rPr>
+        <w:t xml:space="preserve">$</w:t>
+      </w:r>
+      <w:r>
+        <w:rPr>
+          <w:rStyle w:val="NormalTok"/>
+        </w:rPr>
+        <w:t xml:space="preserve">diabetes, </w:t>
+      </w:r>
+      <w:r>
+        <w:rPr>
+          <w:rStyle w:val="AttributeTok"/>
+        </w:rPr>
+        <w:t xml:space="preserve">positive =</w:t>
+      </w:r>
+      <w:r>
+        <w:rPr>
+          <w:rStyle w:val="NormalTok"/>
+        </w:rPr>
+        <w:t xml:space="preserve"> </w:t>
+      </w:r>
+      <w:r>
+        <w:rPr>
+          <w:rStyle w:val="StringTok"/>
+        </w:rPr>
+        <w:t xml:space="preserve">"pos"</w:t>
+      </w:r>
+      <w:r>
+        <w:rPr>
+          <w:rStyle w:val="NormalTok"/>
+        </w:rPr>
+        <w:t xml:space="preserve">)</w:t>
+      </w:r>
+      <w:r>
+        <w:rPr>
+          <w:rStyle w:val="SpecialCharTok"/>
+        </w:rPr>
+        <w:t xml:space="preserve">$</w:t>
+      </w:r>
+      <w:r>
+        <w:rPr>
+          <w:rStyle w:val="NormalTok"/>
+        </w:rPr>
+        <w:t xml:space="preserve">overall[</w:t>
+      </w:r>
+      <w:r>
+        <w:rPr>
+          <w:rStyle w:val="StringTok"/>
+        </w:rPr>
+        <w:t xml:space="preserve">"Accuracy"</w:t>
+      </w:r>
+      <w:r>
+        <w:rPr>
+          <w:rStyle w:val="NormalTok"/>
+        </w:rPr>
+        <w:t xml:space="preserve">]</w:t>
+      </w:r>
+      <w:r>
+        <w:br/>
+      </w:r>
+      <w:r>
+        <w:rPr>
+          <w:rStyle w:val="NormalTok"/>
+        </w:rPr>
+        <w:t xml:space="preserve">acc_full_test  </w:t>
+      </w:r>
+      <w:r>
+        <w:rPr>
+          <w:rStyle w:val="OtherTok"/>
+        </w:rPr>
+        <w:t xml:space="preserve">&lt;-</w:t>
+      </w:r>
+      <w:r>
+        <w:rPr>
+          <w:rStyle w:val="NormalTok"/>
+        </w:rPr>
+        <w:t xml:space="preserve"> </w:t>
+      </w:r>
+      <w:r>
+        <w:rPr>
+          <w:rStyle w:val="FunctionTok"/>
+        </w:rPr>
+        <w:t xml:space="preserve">confusionMatrix</w:t>
+      </w:r>
+      <w:r>
+        <w:rPr>
+          <w:rStyle w:val="NormalTok"/>
+        </w:rPr>
+        <w:t xml:space="preserve">(pred_full_test,  test</w:t>
+      </w:r>
+      <w:r>
+        <w:rPr>
+          <w:rStyle w:val="SpecialCharTok"/>
+        </w:rPr>
+        <w:t xml:space="preserve">$</w:t>
+      </w:r>
+      <w:r>
+        <w:rPr>
+          <w:rStyle w:val="NormalTok"/>
+        </w:rPr>
+        <w:t xml:space="preserve">diabetes,  </w:t>
+      </w:r>
+      <w:r>
+        <w:rPr>
+          <w:rStyle w:val="AttributeTok"/>
+        </w:rPr>
+        <w:t xml:space="preserve">positive =</w:t>
+      </w:r>
+      <w:r>
+        <w:rPr>
+          <w:rStyle w:val="NormalTok"/>
+        </w:rPr>
+        <w:t xml:space="preserve"> </w:t>
+      </w:r>
+      <w:r>
+        <w:rPr>
+          <w:rStyle w:val="StringTok"/>
+        </w:rPr>
+        <w:t xml:space="preserve">"pos"</w:t>
+      </w:r>
+      <w:r>
+        <w:rPr>
+          <w:rStyle w:val="NormalTok"/>
+        </w:rPr>
+        <w:t xml:space="preserve">)</w:t>
+      </w:r>
+      <w:r>
+        <w:rPr>
+          <w:rStyle w:val="SpecialCharTok"/>
+        </w:rPr>
+        <w:t xml:space="preserve">$</w:t>
+      </w:r>
+      <w:r>
+        <w:rPr>
+          <w:rStyle w:val="NormalTok"/>
+        </w:rPr>
+        <w:t xml:space="preserve">overall[</w:t>
+      </w:r>
+      <w:r>
+        <w:rPr>
+          <w:rStyle w:val="StringTok"/>
+        </w:rPr>
+        <w:t xml:space="preserve">"Accuracy"</w:t>
+      </w:r>
+      <w:r>
+        <w:rPr>
+          <w:rStyle w:val="NormalTok"/>
+        </w:rPr>
+        <w:t xml:space="preserve">]</w:t>
+      </w:r>
+      <w:r>
+        <w:br/>
+      </w:r>
+      <w:r>
+        <w:rPr>
+          <w:rStyle w:val="NormalTok"/>
+        </w:rPr>
+        <w:t xml:space="preserve">n_hojas_full   </w:t>
+      </w:r>
+      <w:r>
+        <w:rPr>
+          <w:rStyle w:val="OtherTok"/>
+        </w:rPr>
+        <w:t xml:space="preserve">&lt;-</w:t>
+      </w:r>
+      <w:r>
+        <w:rPr>
+          <w:rStyle w:val="NormalTok"/>
+        </w:rPr>
+        <w:t xml:space="preserve"> </w:t>
+      </w:r>
+      <w:r>
+        <w:rPr>
+          <w:rStyle w:val="FunctionTok"/>
+        </w:rPr>
+        <w:t xml:space="preserve">n_hojas</w:t>
+      </w:r>
+      <w:r>
+        <w:rPr>
+          <w:rStyle w:val="NormalTok"/>
+        </w:rPr>
+        <w:t xml:space="preserve">(tree_full)</w:t>
+      </w:r>
+    </w:p>
+    <w:p>
+      <w:pPr>
+        <w:pStyle w:val="FirstParagraph"/>
+      </w:pPr>
+      <w:r>
+        <w:t xml:space="preserve">Árbol completo (minsplit = 2, cp = 0): resustitución casi perfecta y mala generalización</w:t>
+      </w:r>
+    </w:p>
+    <w:p>
+      <w:pPr>
+        <w:pStyle w:val="BodyText"/>
+      </w:pPr>
+      <w:r>
+        <w:t xml:space="preserve">Conjunto</w:t>
+      </w:r>
+    </w:p>
+    <w:p>
+      <w:pPr>
+        <w:pStyle w:val="BodyText"/>
+      </w:pPr>
+      <w:r>
+        <w:t xml:space="preserve">Exactitud</w:t>
+      </w:r>
+    </w:p>
+    <w:p>
+      <w:pPr>
+        <w:pStyle w:val="BodyText"/>
+      </w:pPr>
+      <w:r>
+        <w:t xml:space="preserve">Tasa de error</w:t>
+      </w:r>
+    </w:p>
+    <w:p>
+      <w:pPr>
+        <w:pStyle w:val="BodyText"/>
+      </w:pPr>
+      <w:r>
+        <w:t xml:space="preserve">Entrenamiento (resustitución)</w:t>
+      </w:r>
+    </w:p>
+    <w:p>
+      <w:pPr>
+        <w:pStyle w:val="BodyText"/>
+      </w:pPr>
+      <w:r>
+        <w:t xml:space="preserve">1.0000</w:t>
+      </w:r>
+    </w:p>
+    <w:p>
+      <w:pPr>
+        <w:pStyle w:val="BodyText"/>
+      </w:pPr>
+      <w:r>
+        <w:t xml:space="preserve">0.0000</w:t>
+      </w:r>
+    </w:p>
+    <w:p>
+      <w:pPr>
+        <w:pStyle w:val="BodyText"/>
+      </w:pPr>
+      <w:r>
+        <w:t xml:space="preserve">Prueba (generalización)</w:t>
+      </w:r>
+    </w:p>
+    <w:p>
+      <w:pPr>
+        <w:pStyle w:val="BodyText"/>
+      </w:pPr>
+      <w:r>
+        <w:t xml:space="preserve">0.6783</w:t>
+      </w:r>
+    </w:p>
+    <w:p>
+      <w:pPr>
+        <w:pStyle w:val="BodyText"/>
+      </w:pPr>
+      <w:r>
+        <w:t xml:space="preserve">0.3217</w:t>
       </w:r>
     </w:p>
     <w:p>
@@ -8435,7 +10934,219 @@
           <w:i/>
           <w:iCs/>
         </w:rPr>
-        <w:t xml:space="preserve">d) Compare el desempeño del árbol completo, el árbol por defecto y el árbol podado sobre el conjunto de prueba. Extraiga una conclusión.</w:t>
+        <w:t xml:space="preserve">Nota.</w:t>
+      </w:r>
+      <w:r>
+        <w:t xml:space="preserve"> </w:t>
+      </w:r>
+      <w:r>
+        <w:t xml:space="preserve">Elaboración propia.</w:t>
+      </w:r>
+    </w:p>
+    <w:p>
+      <w:pPr>
+        <w:pStyle w:val="BodyText"/>
+      </w:pPr>
+      <w:r>
+        <w:t xml:space="preserve">Al fijar</w:t>
+      </w:r>
+      <w:r>
+        <w:t xml:space="preserve"> </w:t>
+      </w:r>
+      <w:r>
+        <w:rPr>
+          <w:rStyle w:val="VerbatimChar"/>
+        </w:rPr>
+        <w:t xml:space="preserve">minsplit = 2</w:t>
+      </w:r>
+      <w:r>
+        <w:t xml:space="preserve"> </w:t>
+      </w:r>
+      <w:r>
+        <w:t xml:space="preserve">y</w:t>
+      </w:r>
+      <w:r>
+        <w:t xml:space="preserve"> </w:t>
+      </w:r>
+      <w:r>
+        <w:rPr>
+          <w:rStyle w:val="VerbatimChar"/>
+        </w:rPr>
+        <w:t xml:space="preserve">cp = 0</w:t>
+      </w:r>
+      <w:r>
+        <w:t xml:space="preserve"> </w:t>
+      </w:r>
+      <w:r>
+        <w:t xml:space="preserve">se desactiva toda la prepoda y el árbol crece hasta el límite, con 98 nodos hoja. La evidencia de sobreajuste es contundente: el error de resustitución cae a 0.0 %, casi una memorización del entrenamiento, pero el error de prueba empeora a 32.2 %, peor incluso que el del árbol por defecto del Ejercicio 11 (26.1 %). El crecimiento sin restricción no mejora la generalización: la degrada, porque el árbol modela ruido en lugar de señal.</w:t>
+      </w:r>
+    </w:p>
+    <w:p>
+      <w:pPr>
+        <w:pStyle w:val="SourceCode"/>
+      </w:pPr>
+      <w:r>
+        <w:rPr>
+          <w:rStyle w:val="FunctionTok"/>
+        </w:rPr>
+        <w:t xml:space="preserve">rpart.plot</w:t>
+      </w:r>
+      <w:r>
+        <w:rPr>
+          <w:rStyle w:val="NormalTok"/>
+        </w:rPr>
+        <w:t xml:space="preserve">(tree_full, </w:t>
+      </w:r>
+      <w:r>
+        <w:rPr>
+          <w:rStyle w:val="AttributeTok"/>
+        </w:rPr>
+        <w:t xml:space="preserve">type =</w:t>
+      </w:r>
+      <w:r>
+        <w:rPr>
+          <w:rStyle w:val="NormalTok"/>
+        </w:rPr>
+        <w:t xml:space="preserve"> </w:t>
+      </w:r>
+      <w:r>
+        <w:rPr>
+          <w:rStyle w:val="DecValTok"/>
+        </w:rPr>
+        <w:t xml:space="preserve">0</w:t>
+      </w:r>
+      <w:r>
+        <w:rPr>
+          <w:rStyle w:val="NormalTok"/>
+        </w:rPr>
+        <w:t xml:space="preserve">, </w:t>
+      </w:r>
+      <w:r>
+        <w:rPr>
+          <w:rStyle w:val="AttributeTok"/>
+        </w:rPr>
+        <w:t xml:space="preserve">extra =</w:t>
+      </w:r>
+      <w:r>
+        <w:rPr>
+          <w:rStyle w:val="NormalTok"/>
+        </w:rPr>
+        <w:t xml:space="preserve"> </w:t>
+      </w:r>
+      <w:r>
+        <w:rPr>
+          <w:rStyle w:val="DecValTok"/>
+        </w:rPr>
+        <w:t xml:space="preserve">0</w:t>
+      </w:r>
+      <w:r>
+        <w:rPr>
+          <w:rStyle w:val="NormalTok"/>
+        </w:rPr>
+        <w:t xml:space="preserve">, </w:t>
+      </w:r>
+      <w:r>
+        <w:rPr>
+          <w:rStyle w:val="AttributeTok"/>
+        </w:rPr>
+        <w:t xml:space="preserve">tweak =</w:t>
+      </w:r>
+      <w:r>
+        <w:rPr>
+          <w:rStyle w:val="NormalTok"/>
+        </w:rPr>
+        <w:t xml:space="preserve"> </w:t>
+      </w:r>
+      <w:r>
+        <w:rPr>
+          <w:rStyle w:val="FloatTok"/>
+        </w:rPr>
+        <w:t xml:space="preserve">0.9</w:t>
+      </w:r>
+      <w:r>
+        <w:rPr>
+          <w:rStyle w:val="NormalTok"/>
+        </w:rPr>
+        <w:t xml:space="preserve">, </w:t>
+      </w:r>
+      <w:r>
+        <w:rPr>
+          <w:rStyle w:val="AttributeTok"/>
+        </w:rPr>
+        <w:t xml:space="preserve">box.palette =</w:t>
+      </w:r>
+      <w:r>
+        <w:rPr>
+          <w:rStyle w:val="NormalTok"/>
+        </w:rPr>
+        <w:t xml:space="preserve"> </w:t>
+      </w:r>
+      <w:r>
+        <w:rPr>
+          <w:rStyle w:val="DecValTok"/>
+        </w:rPr>
+        <w:t xml:space="preserve">0</w:t>
+      </w:r>
+      <w:r>
+        <w:rPr>
+          <w:rStyle w:val="NormalTok"/>
+        </w:rPr>
+        <w:t xml:space="preserve">)</w:t>
+      </w:r>
+    </w:p>
+    <w:p>
+      <w:pPr>
+        <w:pStyle w:val="CaptionedFigure"/>
+      </w:pPr>
+      <w:r>
+        <w:drawing>
+          <wp:inline>
+            <wp:extent cx="5067300" cy="4053840"/>
+            <wp:effectExtent b="0" l="0" r="0" t="0"/>
+            <wp:docPr descr="Árbol completo: su tamaño excesivo lo vuelve ilegible, y esa misma complejidad es la causa del sobreajuste." title="" id="38" name="Picture"/>
+            <a:graphic>
+              <a:graphicData uri="http://schemas.openxmlformats.org/drawingml/2006/picture">
+                <pic:pic>
+                  <pic:nvPicPr>
+                    <pic:cNvPr descr="IDM_TP_Clasificacion_resolucion_files/IDM_TP_Clasificacion_resolucion_files/figure-docx/f-ej12-plot-completo-1.png" id="39" name="Picture"/>
+                    <pic:cNvPicPr>
+                      <a:picLocks noChangeArrowheads="1" noChangeAspect="1"/>
+                    </pic:cNvPicPr>
+                  </pic:nvPicPr>
+                  <pic:blipFill>
+                    <a:blip r:embed="rId37"/>
+                    <a:stretch>
+                      <a:fillRect/>
+                    </a:stretch>
+                  </pic:blipFill>
+                  <pic:spPr bwMode="auto">
+                    <a:xfrm>
+                      <a:off x="0" y="0"/>
+                      <a:ext cx="5067300" cy="4053840"/>
+                    </a:xfrm>
+                    <a:prstGeom prst="rect">
+                      <a:avLst/>
+                    </a:prstGeom>
+                    <a:noFill/>
+                    <a:ln w="9525">
+                      <a:noFill/>
+                      <a:headEnd/>
+                      <a:tailEnd/>
+                    </a:ln>
+                  </pic:spPr>
+                </pic:pic>
+              </a:graphicData>
+            </a:graphic>
+          </wp:inline>
+        </w:drawing>
+      </w:r>
+    </w:p>
+    <w:p>
+      <w:pPr>
+        <w:pStyle w:val="ImageCaption"/>
+      </w:pPr>
+      <w:r>
+        <w:t xml:space="preserve">Árbol completo: su tamaño excesivo lo vuelve ilegible, y esa misma complejidad es la causa del sobreajuste.</w:t>
       </w:r>
     </w:p>
     <w:p>
@@ -8447,29 +11158,1179 @@
           <w:i/>
           <w:iCs/>
         </w:rPr>
-        <w:t xml:space="preserve">(Pendiente.)</w:t>
-      </w:r>
-    </w:p>
-    <w:bookmarkEnd w:id="34"/>
-    <w:bookmarkStart w:id="35" w:name="Xe3240d0cea9de1f587b2c882493b495095d2923"/>
-    <w:p>
-      <w:pPr>
-        <w:pStyle w:val="Heading2"/>
-      </w:pPr>
-      <w:r>
-        <w:t xml:space="preserve">Ejercicio 13. Clasificador basado en reglas en R</w:t>
+        <w:t xml:space="preserve">b) Utilice caret::train() con validación cruzada de 10 pliegues para seleccionar el valor óptimo del parámetro de complejidad cp.</w:t>
+      </w:r>
+    </w:p>
+    <w:p>
+      <w:pPr>
+        <w:pStyle w:val="SourceCode"/>
+      </w:pPr>
+      <w:r>
+        <w:rPr>
+          <w:rStyle w:val="FunctionTok"/>
+        </w:rPr>
+        <w:t xml:space="preserve">set.seed</w:t>
+      </w:r>
+      <w:r>
+        <w:rPr>
+          <w:rStyle w:val="NormalTok"/>
+        </w:rPr>
+        <w:t xml:space="preserve">(</w:t>
+      </w:r>
+      <w:r>
+        <w:rPr>
+          <w:rStyle w:val="DecValTok"/>
+        </w:rPr>
+        <w:t xml:space="preserve">2026</w:t>
+      </w:r>
+      <w:r>
+        <w:rPr>
+          <w:rStyle w:val="NormalTok"/>
+        </w:rPr>
+        <w:t xml:space="preserve">)</w:t>
+      </w:r>
+      <w:r>
+        <w:br/>
+      </w:r>
+      <w:r>
+        <w:rPr>
+          <w:rStyle w:val="NormalTok"/>
+        </w:rPr>
+        <w:t xml:space="preserve">ctrl </w:t>
+      </w:r>
+      <w:r>
+        <w:rPr>
+          <w:rStyle w:val="OtherTok"/>
+        </w:rPr>
+        <w:t xml:space="preserve">&lt;-</w:t>
+      </w:r>
+      <w:r>
+        <w:rPr>
+          <w:rStyle w:val="NormalTok"/>
+        </w:rPr>
+        <w:t xml:space="preserve"> </w:t>
+      </w:r>
+      <w:r>
+        <w:rPr>
+          <w:rStyle w:val="FunctionTok"/>
+        </w:rPr>
+        <w:t xml:space="preserve">trainControl</w:t>
+      </w:r>
+      <w:r>
+        <w:rPr>
+          <w:rStyle w:val="NormalTok"/>
+        </w:rPr>
+        <w:t xml:space="preserve">(</w:t>
+      </w:r>
+      <w:r>
+        <w:rPr>
+          <w:rStyle w:val="AttributeTok"/>
+        </w:rPr>
+        <w:t xml:space="preserve">method =</w:t>
+      </w:r>
+      <w:r>
+        <w:rPr>
+          <w:rStyle w:val="NormalTok"/>
+        </w:rPr>
+        <w:t xml:space="preserve"> </w:t>
+      </w:r>
+      <w:r>
+        <w:rPr>
+          <w:rStyle w:val="StringTok"/>
+        </w:rPr>
+        <w:t xml:space="preserve">"cv"</w:t>
+      </w:r>
+      <w:r>
+        <w:rPr>
+          <w:rStyle w:val="NormalTok"/>
+        </w:rPr>
+        <w:t xml:space="preserve">, </w:t>
+      </w:r>
+      <w:r>
+        <w:rPr>
+          <w:rStyle w:val="AttributeTok"/>
+        </w:rPr>
+        <w:t xml:space="preserve">number =</w:t>
+      </w:r>
+      <w:r>
+        <w:rPr>
+          <w:rStyle w:val="NormalTok"/>
+        </w:rPr>
+        <w:t xml:space="preserve"> </w:t>
+      </w:r>
+      <w:r>
+        <w:rPr>
+          <w:rStyle w:val="DecValTok"/>
+        </w:rPr>
+        <w:t xml:space="preserve">10</w:t>
+      </w:r>
+      <w:r>
+        <w:rPr>
+          <w:rStyle w:val="NormalTok"/>
+        </w:rPr>
+        <w:t xml:space="preserve">)</w:t>
+      </w:r>
+      <w:r>
+        <w:br/>
+      </w:r>
+      <w:r>
+        <w:rPr>
+          <w:rStyle w:val="NormalTok"/>
+        </w:rPr>
+        <w:t xml:space="preserve">grid </w:t>
+      </w:r>
+      <w:r>
+        <w:rPr>
+          <w:rStyle w:val="OtherTok"/>
+        </w:rPr>
+        <w:t xml:space="preserve">&lt;-</w:t>
+      </w:r>
+      <w:r>
+        <w:rPr>
+          <w:rStyle w:val="NormalTok"/>
+        </w:rPr>
+        <w:t xml:space="preserve"> </w:t>
+      </w:r>
+      <w:r>
+        <w:rPr>
+          <w:rStyle w:val="FunctionTok"/>
+        </w:rPr>
+        <w:t xml:space="preserve">expand.grid</w:t>
+      </w:r>
+      <w:r>
+        <w:rPr>
+          <w:rStyle w:val="NormalTok"/>
+        </w:rPr>
+        <w:t xml:space="preserve">(</w:t>
+      </w:r>
+      <w:r>
+        <w:rPr>
+          <w:rStyle w:val="AttributeTok"/>
+        </w:rPr>
+        <w:t xml:space="preserve">cp =</w:t>
+      </w:r>
+      <w:r>
+        <w:rPr>
+          <w:rStyle w:val="NormalTok"/>
+        </w:rPr>
+        <w:t xml:space="preserve"> </w:t>
+      </w:r>
+      <w:r>
+        <w:rPr>
+          <w:rStyle w:val="FunctionTok"/>
+        </w:rPr>
+        <w:t xml:space="preserve">seq</w:t>
+      </w:r>
+      <w:r>
+        <w:rPr>
+          <w:rStyle w:val="NormalTok"/>
+        </w:rPr>
+        <w:t xml:space="preserve">(</w:t>
+      </w:r>
+      <w:r>
+        <w:rPr>
+          <w:rStyle w:val="DecValTok"/>
+        </w:rPr>
+        <w:t xml:space="preserve">0</w:t>
+      </w:r>
+      <w:r>
+        <w:rPr>
+          <w:rStyle w:val="NormalTok"/>
+        </w:rPr>
+        <w:t xml:space="preserve">, </w:t>
+      </w:r>
+      <w:r>
+        <w:rPr>
+          <w:rStyle w:val="FloatTok"/>
+        </w:rPr>
+        <w:t xml:space="preserve">0.05</w:t>
+      </w:r>
+      <w:r>
+        <w:rPr>
+          <w:rStyle w:val="NormalTok"/>
+        </w:rPr>
+        <w:t xml:space="preserve">, </w:t>
+      </w:r>
+      <w:r>
+        <w:rPr>
+          <w:rStyle w:val="AttributeTok"/>
+        </w:rPr>
+        <w:t xml:space="preserve">by =</w:t>
+      </w:r>
+      <w:r>
+        <w:rPr>
+          <w:rStyle w:val="NormalTok"/>
+        </w:rPr>
+        <w:t xml:space="preserve"> </w:t>
+      </w:r>
+      <w:r>
+        <w:rPr>
+          <w:rStyle w:val="FloatTok"/>
+        </w:rPr>
+        <w:t xml:space="preserve">0.002</w:t>
+      </w:r>
+      <w:r>
+        <w:rPr>
+          <w:rStyle w:val="NormalTok"/>
+        </w:rPr>
+        <w:t xml:space="preserve">))</w:t>
+      </w:r>
+      <w:r>
+        <w:br/>
+      </w:r>
+      <w:r>
+        <w:rPr>
+          <w:rStyle w:val="NormalTok"/>
+        </w:rPr>
+        <w:t xml:space="preserve">fit_cv </w:t>
+      </w:r>
+      <w:r>
+        <w:rPr>
+          <w:rStyle w:val="OtherTok"/>
+        </w:rPr>
+        <w:t xml:space="preserve">&lt;-</w:t>
+      </w:r>
+      <w:r>
+        <w:rPr>
+          <w:rStyle w:val="NormalTok"/>
+        </w:rPr>
+        <w:t xml:space="preserve"> </w:t>
+      </w:r>
+      <w:r>
+        <w:rPr>
+          <w:rStyle w:val="FunctionTok"/>
+        </w:rPr>
+        <w:t xml:space="preserve">train</w:t>
+      </w:r>
+      <w:r>
+        <w:rPr>
+          <w:rStyle w:val="NormalTok"/>
+        </w:rPr>
+        <w:t xml:space="preserve">(diabetes </w:t>
+      </w:r>
+      <w:r>
+        <w:rPr>
+          <w:rStyle w:val="SpecialCharTok"/>
+        </w:rPr>
+        <w:t xml:space="preserve">~</w:t>
+      </w:r>
+      <w:r>
+        <w:rPr>
+          <w:rStyle w:val="NormalTok"/>
+        </w:rPr>
+        <w:t xml:space="preserve"> ., </w:t>
+      </w:r>
+      <w:r>
+        <w:rPr>
+          <w:rStyle w:val="AttributeTok"/>
+        </w:rPr>
+        <w:t xml:space="preserve">data =</w:t>
+      </w:r>
+      <w:r>
+        <w:rPr>
+          <w:rStyle w:val="NormalTok"/>
+        </w:rPr>
+        <w:t xml:space="preserve"> train, </w:t>
+      </w:r>
+      <w:r>
+        <w:rPr>
+          <w:rStyle w:val="AttributeTok"/>
+        </w:rPr>
+        <w:t xml:space="preserve">method =</w:t>
+      </w:r>
+      <w:r>
+        <w:rPr>
+          <w:rStyle w:val="NormalTok"/>
+        </w:rPr>
+        <w:t xml:space="preserve"> </w:t>
+      </w:r>
+      <w:r>
+        <w:rPr>
+          <w:rStyle w:val="StringTok"/>
+        </w:rPr>
+        <w:t xml:space="preserve">"rpart"</w:t>
+      </w:r>
+      <w:r>
+        <w:rPr>
+          <w:rStyle w:val="NormalTok"/>
+        </w:rPr>
+        <w:t xml:space="preserve">,</w:t>
+      </w:r>
+      <w:r>
+        <w:br/>
+      </w:r>
+      <w:r>
+        <w:rPr>
+          <w:rStyle w:val="NormalTok"/>
+        </w:rPr>
+        <w:t xml:space="preserve">                </w:t>
+      </w:r>
+      <w:r>
+        <w:rPr>
+          <w:rStyle w:val="AttributeTok"/>
+        </w:rPr>
+        <w:t xml:space="preserve">trControl =</w:t>
+      </w:r>
+      <w:r>
+        <w:rPr>
+          <w:rStyle w:val="NormalTok"/>
+        </w:rPr>
+        <w:t xml:space="preserve"> ctrl, </w:t>
+      </w:r>
+      <w:r>
+        <w:rPr>
+          <w:rStyle w:val="AttributeTok"/>
+        </w:rPr>
+        <w:t xml:space="preserve">tuneGrid =</w:t>
+      </w:r>
+      <w:r>
+        <w:rPr>
+          <w:rStyle w:val="NormalTok"/>
+        </w:rPr>
+        <w:t xml:space="preserve"> grid)</w:t>
+      </w:r>
+      <w:r>
+        <w:br/>
+      </w:r>
+      <w:r>
+        <w:rPr>
+          <w:rStyle w:val="NormalTok"/>
+        </w:rPr>
+        <w:t xml:space="preserve">cp_opt </w:t>
+      </w:r>
+      <w:r>
+        <w:rPr>
+          <w:rStyle w:val="OtherTok"/>
+        </w:rPr>
+        <w:t xml:space="preserve">&lt;-</w:t>
+      </w:r>
+      <w:r>
+        <w:rPr>
+          <w:rStyle w:val="NormalTok"/>
+        </w:rPr>
+        <w:t xml:space="preserve"> fit_cv</w:t>
+      </w:r>
+      <w:r>
+        <w:rPr>
+          <w:rStyle w:val="SpecialCharTok"/>
+        </w:rPr>
+        <w:t xml:space="preserve">$</w:t>
+      </w:r>
+      <w:r>
+        <w:rPr>
+          <w:rStyle w:val="NormalTok"/>
+        </w:rPr>
+        <w:t xml:space="preserve">bestTune</w:t>
+      </w:r>
+      <w:r>
+        <w:rPr>
+          <w:rStyle w:val="SpecialCharTok"/>
+        </w:rPr>
+        <w:t xml:space="preserve">$</w:t>
+      </w:r>
+      <w:r>
+        <w:rPr>
+          <w:rStyle w:val="NormalTok"/>
+        </w:rPr>
+        <w:t xml:space="preserve">cp</w:t>
+      </w:r>
+      <w:r>
+        <w:br/>
+      </w:r>
+      <w:r>
+        <w:rPr>
+          <w:rStyle w:val="NormalTok"/>
+        </w:rPr>
+        <w:t xml:space="preserve">cp_opt</w:t>
+      </w:r>
+    </w:p>
+    <w:p>
+      <w:pPr>
+        <w:pStyle w:val="SourceCode"/>
+      </w:pPr>
+      <w:r>
+        <w:rPr>
+          <w:rStyle w:val="VerbatimChar"/>
+        </w:rPr>
+        <w:t xml:space="preserve">## [1] 0.006</w:t>
       </w:r>
     </w:p>
     <w:p>
       <w:pPr>
         <w:pStyle w:val="FirstParagraph"/>
+      </w:pPr>
+      <w:r>
+        <w:t xml:space="preserve">La función</w:t>
+      </w:r>
+      <w:r>
+        <w:t xml:space="preserve"> </w:t>
+      </w:r>
+      <w:r>
+        <w:rPr>
+          <w:rStyle w:val="VerbatimChar"/>
+        </w:rPr>
+        <w:t xml:space="preserve">caret::train</w:t>
+      </w:r>
+      <w:r>
+        <w:t xml:space="preserve"> </w:t>
+      </w:r>
+      <w:r>
+        <w:t xml:space="preserve">reentrena el árbol para cada valor de</w:t>
+      </w:r>
+      <w:r>
+        <w:t xml:space="preserve"> </w:t>
+      </w:r>
+      <w:r>
+        <w:rPr>
+          <w:rStyle w:val="VerbatimChar"/>
+        </w:rPr>
+        <w:t xml:space="preserve">cp</w:t>
+      </w:r>
+      <w:r>
+        <w:t xml:space="preserve"> </w:t>
+      </w:r>
+      <w:r>
+        <w:t xml:space="preserve">de la grilla y estima su desempeño por validación cruzada de 10 pliegues: divide el entrenamiento en diez partes, entrena con nueve y evalúa en la restante, con rotación. El error medio sobre los diez pliegues es un estimador del error de generalización más estable que el de una única partición. El valor seleccionado, de máxima exactitud media, es</w:t>
+      </w:r>
+      <w:r>
+        <w:t xml:space="preserve"> </w:t>
+      </w:r>
+      <w:r>
+        <w:rPr>
+          <w:rStyle w:val="VerbatimChar"/>
+        </w:rPr>
+        <w:t xml:space="preserve">cp</w:t>
+      </w:r>
+      <w:r>
+        <w:t xml:space="preserve"> </w:t>
+      </w:r>
+      <w:r>
+        <w:t xml:space="preserve">= 0.006.</w:t>
+      </w:r>
+    </w:p>
+    <w:p>
+      <w:pPr>
+        <w:pStyle w:val="BodyText"/>
       </w:pPr>
       <w:r>
         <w:rPr>
           <w:i/>
           <w:iCs/>
         </w:rPr>
-        <w:t xml:space="preserve">a) Induzca un clasificador basado en reglas con el algoritmo C5.0 (paquete C50), con la opción rules = TRUE, sobre el mismo conjunto de entrenamiento del Ejercicio 11.</w:t>
+        <w:t xml:space="preserve">c) Genere la curva del error estimado por validación cruzada en función de cp e interprétela.</w:t>
+      </w:r>
+    </w:p>
+    <w:p>
+      <w:pPr>
+        <w:pStyle w:val="SourceCode"/>
+      </w:pPr>
+      <w:r>
+        <w:rPr>
+          <w:rStyle w:val="NormalTok"/>
+        </w:rPr>
+        <w:t xml:space="preserve">res </w:t>
+      </w:r>
+      <w:r>
+        <w:rPr>
+          <w:rStyle w:val="OtherTok"/>
+        </w:rPr>
+        <w:t xml:space="preserve">&lt;-</w:t>
+      </w:r>
+      <w:r>
+        <w:rPr>
+          <w:rStyle w:val="NormalTok"/>
+        </w:rPr>
+        <w:t xml:space="preserve"> fit_cv</w:t>
+      </w:r>
+      <w:r>
+        <w:rPr>
+          <w:rStyle w:val="SpecialCharTok"/>
+        </w:rPr>
+        <w:t xml:space="preserve">$</w:t>
+      </w:r>
+      <w:r>
+        <w:rPr>
+          <w:rStyle w:val="NormalTok"/>
+        </w:rPr>
+        <w:t xml:space="preserve">results</w:t>
+      </w:r>
+      <w:r>
+        <w:br/>
+      </w:r>
+      <w:r>
+        <w:rPr>
+          <w:rStyle w:val="NormalTok"/>
+        </w:rPr>
+        <w:t xml:space="preserve">res</w:t>
+      </w:r>
+      <w:r>
+        <w:rPr>
+          <w:rStyle w:val="SpecialCharTok"/>
+        </w:rPr>
+        <w:t xml:space="preserve">$</w:t>
+      </w:r>
+      <w:r>
+        <w:rPr>
+          <w:rStyle w:val="NormalTok"/>
+        </w:rPr>
+        <w:t xml:space="preserve">error_cv </w:t>
+      </w:r>
+      <w:r>
+        <w:rPr>
+          <w:rStyle w:val="OtherTok"/>
+        </w:rPr>
+        <w:t xml:space="preserve">&lt;-</w:t>
+      </w:r>
+      <w:r>
+        <w:rPr>
+          <w:rStyle w:val="NormalTok"/>
+        </w:rPr>
+        <w:t xml:space="preserve"> </w:t>
+      </w:r>
+      <w:r>
+        <w:rPr>
+          <w:rStyle w:val="DecValTok"/>
+        </w:rPr>
+        <w:t xml:space="preserve">1</w:t>
+      </w:r>
+      <w:r>
+        <w:rPr>
+          <w:rStyle w:val="NormalTok"/>
+        </w:rPr>
+        <w:t xml:space="preserve"> </w:t>
+      </w:r>
+      <w:r>
+        <w:rPr>
+          <w:rStyle w:val="SpecialCharTok"/>
+        </w:rPr>
+        <w:t xml:space="preserve">-</w:t>
+      </w:r>
+      <w:r>
+        <w:rPr>
+          <w:rStyle w:val="NormalTok"/>
+        </w:rPr>
+        <w:t xml:space="preserve"> res</w:t>
+      </w:r>
+      <w:r>
+        <w:rPr>
+          <w:rStyle w:val="SpecialCharTok"/>
+        </w:rPr>
+        <w:t xml:space="preserve">$</w:t>
+      </w:r>
+      <w:r>
+        <w:rPr>
+          <w:rStyle w:val="NormalTok"/>
+        </w:rPr>
+        <w:t xml:space="preserve">Accuracy</w:t>
+      </w:r>
+      <w:r>
+        <w:br/>
+      </w:r>
+      <w:r>
+        <w:rPr>
+          <w:rStyle w:val="FunctionTok"/>
+        </w:rPr>
+        <w:t xml:space="preserve">ggplot</w:t>
+      </w:r>
+      <w:r>
+        <w:rPr>
+          <w:rStyle w:val="NormalTok"/>
+        </w:rPr>
+        <w:t xml:space="preserve">(res, </w:t>
+      </w:r>
+      <w:r>
+        <w:rPr>
+          <w:rStyle w:val="FunctionTok"/>
+        </w:rPr>
+        <w:t xml:space="preserve">aes</w:t>
+      </w:r>
+      <w:r>
+        <w:rPr>
+          <w:rStyle w:val="NormalTok"/>
+        </w:rPr>
+        <w:t xml:space="preserve">(</w:t>
+      </w:r>
+      <w:r>
+        <w:rPr>
+          <w:rStyle w:val="AttributeTok"/>
+        </w:rPr>
+        <w:t xml:space="preserve">x =</w:t>
+      </w:r>
+      <w:r>
+        <w:rPr>
+          <w:rStyle w:val="NormalTok"/>
+        </w:rPr>
+        <w:t xml:space="preserve"> cp, </w:t>
+      </w:r>
+      <w:r>
+        <w:rPr>
+          <w:rStyle w:val="AttributeTok"/>
+        </w:rPr>
+        <w:t xml:space="preserve">y =</w:t>
+      </w:r>
+      <w:r>
+        <w:rPr>
+          <w:rStyle w:val="NormalTok"/>
+        </w:rPr>
+        <w:t xml:space="preserve"> error_cv)) </w:t>
+      </w:r>
+      <w:r>
+        <w:rPr>
+          <w:rStyle w:val="SpecialCharTok"/>
+        </w:rPr>
+        <w:t xml:space="preserve">+</w:t>
+      </w:r>
+      <w:r>
+        <w:br/>
+      </w:r>
+      <w:r>
+        <w:rPr>
+          <w:rStyle w:val="NormalTok"/>
+        </w:rPr>
+        <w:t xml:space="preserve">  </w:t>
+      </w:r>
+      <w:r>
+        <w:rPr>
+          <w:rStyle w:val="FunctionTok"/>
+        </w:rPr>
+        <w:t xml:space="preserve">geom_line</w:t>
+      </w:r>
+      <w:r>
+        <w:rPr>
+          <w:rStyle w:val="NormalTok"/>
+        </w:rPr>
+        <w:t xml:space="preserve">(</w:t>
+      </w:r>
+      <w:r>
+        <w:rPr>
+          <w:rStyle w:val="AttributeTok"/>
+        </w:rPr>
+        <w:t xml:space="preserve">color =</w:t>
+      </w:r>
+      <w:r>
+        <w:rPr>
+          <w:rStyle w:val="NormalTok"/>
+        </w:rPr>
+        <w:t xml:space="preserve"> </w:t>
+      </w:r>
+      <w:r>
+        <w:rPr>
+          <w:rStyle w:val="StringTok"/>
+        </w:rPr>
+        <w:t xml:space="preserve">"steelblue"</w:t>
+      </w:r>
+      <w:r>
+        <w:rPr>
+          <w:rStyle w:val="NormalTok"/>
+        </w:rPr>
+        <w:t xml:space="preserve">) </w:t>
+      </w:r>
+      <w:r>
+        <w:rPr>
+          <w:rStyle w:val="SpecialCharTok"/>
+        </w:rPr>
+        <w:t xml:space="preserve">+</w:t>
+      </w:r>
+      <w:r>
+        <w:br/>
+      </w:r>
+      <w:r>
+        <w:rPr>
+          <w:rStyle w:val="NormalTok"/>
+        </w:rPr>
+        <w:t xml:space="preserve">  </w:t>
+      </w:r>
+      <w:r>
+        <w:rPr>
+          <w:rStyle w:val="FunctionTok"/>
+        </w:rPr>
+        <w:t xml:space="preserve">geom_point</w:t>
+      </w:r>
+      <w:r>
+        <w:rPr>
+          <w:rStyle w:val="NormalTok"/>
+        </w:rPr>
+        <w:t xml:space="preserve">(</w:t>
+      </w:r>
+      <w:r>
+        <w:rPr>
+          <w:rStyle w:val="AttributeTok"/>
+        </w:rPr>
+        <w:t xml:space="preserve">color =</w:t>
+      </w:r>
+      <w:r>
+        <w:rPr>
+          <w:rStyle w:val="NormalTok"/>
+        </w:rPr>
+        <w:t xml:space="preserve"> </w:t>
+      </w:r>
+      <w:r>
+        <w:rPr>
+          <w:rStyle w:val="StringTok"/>
+        </w:rPr>
+        <w:t xml:space="preserve">"steelblue"</w:t>
+      </w:r>
+      <w:r>
+        <w:rPr>
+          <w:rStyle w:val="NormalTok"/>
+        </w:rPr>
+        <w:t xml:space="preserve">) </w:t>
+      </w:r>
+      <w:r>
+        <w:rPr>
+          <w:rStyle w:val="SpecialCharTok"/>
+        </w:rPr>
+        <w:t xml:space="preserve">+</w:t>
+      </w:r>
+      <w:r>
+        <w:br/>
+      </w:r>
+      <w:r>
+        <w:rPr>
+          <w:rStyle w:val="NormalTok"/>
+        </w:rPr>
+        <w:t xml:space="preserve">  </w:t>
+      </w:r>
+      <w:r>
+        <w:rPr>
+          <w:rStyle w:val="FunctionTok"/>
+        </w:rPr>
+        <w:t xml:space="preserve">geom_point</w:t>
+      </w:r>
+      <w:r>
+        <w:rPr>
+          <w:rStyle w:val="NormalTok"/>
+        </w:rPr>
+        <w:t xml:space="preserve">(</w:t>
+      </w:r>
+      <w:r>
+        <w:rPr>
+          <w:rStyle w:val="AttributeTok"/>
+        </w:rPr>
+        <w:t xml:space="preserve">data =</w:t>
+      </w:r>
+      <w:r>
+        <w:rPr>
+          <w:rStyle w:val="NormalTok"/>
+        </w:rPr>
+        <w:t xml:space="preserve"> res[res</w:t>
+      </w:r>
+      <w:r>
+        <w:rPr>
+          <w:rStyle w:val="SpecialCharTok"/>
+        </w:rPr>
+        <w:t xml:space="preserve">$</w:t>
+      </w:r>
+      <w:r>
+        <w:rPr>
+          <w:rStyle w:val="NormalTok"/>
+        </w:rPr>
+        <w:t xml:space="preserve">cp </w:t>
+      </w:r>
+      <w:r>
+        <w:rPr>
+          <w:rStyle w:val="SpecialCharTok"/>
+        </w:rPr>
+        <w:t xml:space="preserve">==</w:t>
+      </w:r>
+      <w:r>
+        <w:rPr>
+          <w:rStyle w:val="NormalTok"/>
+        </w:rPr>
+        <w:t xml:space="preserve"> cp_opt, ], </w:t>
+      </w:r>
+      <w:r>
+        <w:rPr>
+          <w:rStyle w:val="AttributeTok"/>
+        </w:rPr>
+        <w:t xml:space="preserve">color =</w:t>
+      </w:r>
+      <w:r>
+        <w:rPr>
+          <w:rStyle w:val="NormalTok"/>
+        </w:rPr>
+        <w:t xml:space="preserve"> </w:t>
+      </w:r>
+      <w:r>
+        <w:rPr>
+          <w:rStyle w:val="StringTok"/>
+        </w:rPr>
+        <w:t xml:space="preserve">"red"</w:t>
+      </w:r>
+      <w:r>
+        <w:rPr>
+          <w:rStyle w:val="NormalTok"/>
+        </w:rPr>
+        <w:t xml:space="preserve">, </w:t>
+      </w:r>
+      <w:r>
+        <w:rPr>
+          <w:rStyle w:val="AttributeTok"/>
+        </w:rPr>
+        <w:t xml:space="preserve">size =</w:t>
+      </w:r>
+      <w:r>
+        <w:rPr>
+          <w:rStyle w:val="NormalTok"/>
+        </w:rPr>
+        <w:t xml:space="preserve"> </w:t>
+      </w:r>
+      <w:r>
+        <w:rPr>
+          <w:rStyle w:val="DecValTok"/>
+        </w:rPr>
+        <w:t xml:space="preserve">3</w:t>
+      </w:r>
+      <w:r>
+        <w:rPr>
+          <w:rStyle w:val="NormalTok"/>
+        </w:rPr>
+        <w:t xml:space="preserve">) </w:t>
+      </w:r>
+      <w:r>
+        <w:rPr>
+          <w:rStyle w:val="SpecialCharTok"/>
+        </w:rPr>
+        <w:t xml:space="preserve">+</w:t>
+      </w:r>
+      <w:r>
+        <w:br/>
+      </w:r>
+      <w:r>
+        <w:rPr>
+          <w:rStyle w:val="NormalTok"/>
+        </w:rPr>
+        <w:t xml:space="preserve">  </w:t>
+      </w:r>
+      <w:r>
+        <w:rPr>
+          <w:rStyle w:val="FunctionTok"/>
+        </w:rPr>
+        <w:t xml:space="preserve">geom_vline</w:t>
+      </w:r>
+      <w:r>
+        <w:rPr>
+          <w:rStyle w:val="NormalTok"/>
+        </w:rPr>
+        <w:t xml:space="preserve">(</w:t>
+      </w:r>
+      <w:r>
+        <w:rPr>
+          <w:rStyle w:val="AttributeTok"/>
+        </w:rPr>
+        <w:t xml:space="preserve">xintercept =</w:t>
+      </w:r>
+      <w:r>
+        <w:rPr>
+          <w:rStyle w:val="NormalTok"/>
+        </w:rPr>
+        <w:t xml:space="preserve"> cp_opt, </w:t>
+      </w:r>
+      <w:r>
+        <w:rPr>
+          <w:rStyle w:val="AttributeTok"/>
+        </w:rPr>
+        <w:t xml:space="preserve">linetype =</w:t>
+      </w:r>
+      <w:r>
+        <w:rPr>
+          <w:rStyle w:val="NormalTok"/>
+        </w:rPr>
+        <w:t xml:space="preserve"> </w:t>
+      </w:r>
+      <w:r>
+        <w:rPr>
+          <w:rStyle w:val="StringTok"/>
+        </w:rPr>
+        <w:t xml:space="preserve">"dashed"</w:t>
+      </w:r>
+      <w:r>
+        <w:rPr>
+          <w:rStyle w:val="NormalTok"/>
+        </w:rPr>
+        <w:t xml:space="preserve">, </w:t>
+      </w:r>
+      <w:r>
+        <w:rPr>
+          <w:rStyle w:val="AttributeTok"/>
+        </w:rPr>
+        <w:t xml:space="preserve">color =</w:t>
+      </w:r>
+      <w:r>
+        <w:rPr>
+          <w:rStyle w:val="NormalTok"/>
+        </w:rPr>
+        <w:t xml:space="preserve"> </w:t>
+      </w:r>
+      <w:r>
+        <w:rPr>
+          <w:rStyle w:val="StringTok"/>
+        </w:rPr>
+        <w:t xml:space="preserve">"red"</w:t>
+      </w:r>
+      <w:r>
+        <w:rPr>
+          <w:rStyle w:val="NormalTok"/>
+        </w:rPr>
+        <w:t xml:space="preserve">) </w:t>
+      </w:r>
+      <w:r>
+        <w:rPr>
+          <w:rStyle w:val="SpecialCharTok"/>
+        </w:rPr>
+        <w:t xml:space="preserve">+</w:t>
+      </w:r>
+      <w:r>
+        <w:br/>
+      </w:r>
+      <w:r>
+        <w:rPr>
+          <w:rStyle w:val="NormalTok"/>
+        </w:rPr>
+        <w:t xml:space="preserve">  </w:t>
+      </w:r>
+      <w:r>
+        <w:rPr>
+          <w:rStyle w:val="FunctionTok"/>
+        </w:rPr>
+        <w:t xml:space="preserve">labs</w:t>
+      </w:r>
+      <w:r>
+        <w:rPr>
+          <w:rStyle w:val="NormalTok"/>
+        </w:rPr>
+        <w:t xml:space="preserve">(</w:t>
+      </w:r>
+      <w:r>
+        <w:rPr>
+          <w:rStyle w:val="AttributeTok"/>
+        </w:rPr>
+        <w:t xml:space="preserve">x =</w:t>
+      </w:r>
+      <w:r>
+        <w:rPr>
+          <w:rStyle w:val="NormalTok"/>
+        </w:rPr>
+        <w:t xml:space="preserve"> </w:t>
+      </w:r>
+      <w:r>
+        <w:rPr>
+          <w:rStyle w:val="StringTok"/>
+        </w:rPr>
+        <w:t xml:space="preserve">"Parámetro de complejidad (cp)"</w:t>
+      </w:r>
+      <w:r>
+        <w:rPr>
+          <w:rStyle w:val="NormalTok"/>
+        </w:rPr>
+        <w:t xml:space="preserve">,</w:t>
+      </w:r>
+      <w:r>
+        <w:br/>
+      </w:r>
+      <w:r>
+        <w:rPr>
+          <w:rStyle w:val="NormalTok"/>
+        </w:rPr>
+        <w:t xml:space="preserve">       </w:t>
+      </w:r>
+      <w:r>
+        <w:rPr>
+          <w:rStyle w:val="AttributeTok"/>
+        </w:rPr>
+        <w:t xml:space="preserve">y =</w:t>
+      </w:r>
+      <w:r>
+        <w:rPr>
+          <w:rStyle w:val="NormalTok"/>
+        </w:rPr>
+        <w:t xml:space="preserve"> </w:t>
+      </w:r>
+      <w:r>
+        <w:rPr>
+          <w:rStyle w:val="StringTok"/>
+        </w:rPr>
+        <w:t xml:space="preserve">"Error de clasificación (validación cruzada)"</w:t>
+      </w:r>
+      <w:r>
+        <w:rPr>
+          <w:rStyle w:val="NormalTok"/>
+        </w:rPr>
+        <w:t xml:space="preserve">) </w:t>
+      </w:r>
+      <w:r>
+        <w:rPr>
+          <w:rStyle w:val="SpecialCharTok"/>
+        </w:rPr>
+        <w:t xml:space="preserve">+</w:t>
+      </w:r>
+      <w:r>
+        <w:br/>
+      </w:r>
+      <w:r>
+        <w:rPr>
+          <w:rStyle w:val="NormalTok"/>
+        </w:rPr>
+        <w:t xml:space="preserve">  </w:t>
+      </w:r>
+      <w:r>
+        <w:rPr>
+          <w:rStyle w:val="FunctionTok"/>
+        </w:rPr>
+        <w:t xml:space="preserve">theme_minimal</w:t>
+      </w:r>
+      <w:r>
+        <w:rPr>
+          <w:rStyle w:val="NormalTok"/>
+        </w:rPr>
+        <w:t xml:space="preserve">(</w:t>
+      </w:r>
+      <w:r>
+        <w:rPr>
+          <w:rStyle w:val="AttributeTok"/>
+        </w:rPr>
+        <w:t xml:space="preserve">base_size =</w:t>
+      </w:r>
+      <w:r>
+        <w:rPr>
+          <w:rStyle w:val="NormalTok"/>
+        </w:rPr>
+        <w:t xml:space="preserve"> </w:t>
+      </w:r>
+      <w:r>
+        <w:rPr>
+          <w:rStyle w:val="DecValTok"/>
+        </w:rPr>
+        <w:t xml:space="preserve">12</w:t>
+      </w:r>
+      <w:r>
+        <w:rPr>
+          <w:rStyle w:val="NormalTok"/>
+        </w:rPr>
+        <w:t xml:space="preserve">)</w:t>
+      </w:r>
+    </w:p>
+    <w:p>
+      <w:pPr>
+        <w:pStyle w:val="CaptionedFigure"/>
+      </w:pPr>
+      <w:r>
+        <w:drawing>
+          <wp:inline>
+            <wp:extent cx="4267200" cy="3413760"/>
+            <wp:effectExtent b="0" l="0" r="0" t="0"/>
+            <wp:docPr descr="Error de clasificación estimado por validación cruzada (10 pliegues) en función de cp; el punto rojo marca el cp óptimo." title="" id="41" name="Picture"/>
+            <a:graphic>
+              <a:graphicData uri="http://schemas.openxmlformats.org/drawingml/2006/picture">
+                <pic:pic>
+                  <pic:nvPicPr>
+                    <pic:cNvPr descr="IDM_TP_Clasificacion_resolucion_files/IDM_TP_Clasificacion_resolucion_files/figure-docx/f-ej12-curva-1.png" id="42" name="Picture"/>
+                    <pic:cNvPicPr>
+                      <a:picLocks noChangeArrowheads="1" noChangeAspect="1"/>
+                    </pic:cNvPicPr>
+                  </pic:nvPicPr>
+                  <pic:blipFill>
+                    <a:blip r:embed="rId40"/>
+                    <a:stretch>
+                      <a:fillRect/>
+                    </a:stretch>
+                  </pic:blipFill>
+                  <pic:spPr bwMode="auto">
+                    <a:xfrm>
+                      <a:off x="0" y="0"/>
+                      <a:ext cx="4267200" cy="3413760"/>
+                    </a:xfrm>
+                    <a:prstGeom prst="rect">
+                      <a:avLst/>
+                    </a:prstGeom>
+                    <a:noFill/>
+                    <a:ln w="9525">
+                      <a:noFill/>
+                      <a:headEnd/>
+                      <a:tailEnd/>
+                    </a:ln>
+                  </pic:spPr>
+                </pic:pic>
+              </a:graphicData>
+            </a:graphic>
+          </wp:inline>
+        </w:drawing>
+      </w:r>
+    </w:p>
+    <w:p>
+      <w:pPr>
+        <w:pStyle w:val="ImageCaption"/>
+      </w:pPr>
+      <w:r>
+        <w:t xml:space="preserve">Error de clasificación estimado por validación cruzada (10 pliegues) en función de cp; el punto rojo marca el cp óptimo.</w:t>
+      </w:r>
+    </w:p>
+    <w:p>
+      <w:pPr>
+        <w:pStyle w:val="BodyText"/>
+      </w:pPr>
+      <w:r>
+        <w:t xml:space="preserve">La curva adopta la forma característica del compromiso entre sesgo y varianza. Con</w:t>
+      </w:r>
+      <w:r>
+        <w:t xml:space="preserve"> </w:t>
+      </w:r>
+      <w:r>
+        <w:rPr>
+          <w:rStyle w:val="VerbatimChar"/>
+        </w:rPr>
+        <w:t xml:space="preserve">cp</w:t>
+      </w:r>
+      <w:r>
+        <w:t xml:space="preserve"> </w:t>
+      </w:r>
+      <w:r>
+        <w:t xml:space="preserve">próximo a cero el árbol es demasiado complejo, sobreajusta y el error de validación cruzada es alto. A medida que</w:t>
+      </w:r>
+      <w:r>
+        <w:t xml:space="preserve"> </w:t>
+      </w:r>
+      <w:r>
+        <w:rPr>
+          <w:rStyle w:val="VerbatimChar"/>
+        </w:rPr>
+        <w:t xml:space="preserve">cp</w:t>
+      </w:r>
+      <w:r>
+        <w:t xml:space="preserve"> </w:t>
+      </w:r>
+      <w:r>
+        <w:t xml:space="preserve">aumenta, la poda elimina ramas espurias y el error desciende hasta un mínimo en</w:t>
+      </w:r>
+      <w:r>
+        <w:t xml:space="preserve"> </w:t>
+      </w:r>
+      <w:r>
+        <w:rPr>
+          <w:rStyle w:val="VerbatimChar"/>
+        </w:rPr>
+        <w:t xml:space="preserve">cp</w:t>
+      </w:r>
+      <w:r>
+        <w:t xml:space="preserve"> </w:t>
+      </w:r>
+      <w:r>
+        <w:t xml:space="preserve">= 0.006. Pasado ese punto, un</w:t>
+      </w:r>
+      <w:r>
+        <w:t xml:space="preserve"> </w:t>
+      </w:r>
+      <w:r>
+        <w:rPr>
+          <w:rStyle w:val="VerbatimChar"/>
+        </w:rPr>
+        <w:t xml:space="preserve">cp</w:t>
+      </w:r>
+      <w:r>
+        <w:t xml:space="preserve"> </w:t>
+      </w:r>
+      <w:r>
+        <w:t xml:space="preserve">demasiado grande poda en exceso (subajuste) y el error vuelve a subir. El mínimo de la curva identifica la complejidad que mejor generaliza.</w:t>
       </w:r>
     </w:p>
     <w:p>
@@ -8481,7 +12342,743 @@
           <w:i/>
           <w:iCs/>
         </w:rPr>
-        <w:t xml:space="preserve">b) Inspeccione el conjunto de reglas generado con summary() e interprete dos de las reglas obtenidas.</w:t>
+        <w:t xml:space="preserve">d) Compare el desempeño del árbol completo, el árbol por defecto y el árbol podado sobre el conjunto de prueba. Extraiga una conclusión.</w:t>
+      </w:r>
+    </w:p>
+    <w:p>
+      <w:pPr>
+        <w:pStyle w:val="SourceCode"/>
+      </w:pPr>
+      <w:r>
+        <w:rPr>
+          <w:rStyle w:val="NormalTok"/>
+        </w:rPr>
+        <w:t xml:space="preserve">tree_pruned    </w:t>
+      </w:r>
+      <w:r>
+        <w:rPr>
+          <w:rStyle w:val="OtherTok"/>
+        </w:rPr>
+        <w:t xml:space="preserve">&lt;-</w:t>
+      </w:r>
+      <w:r>
+        <w:rPr>
+          <w:rStyle w:val="NormalTok"/>
+        </w:rPr>
+        <w:t xml:space="preserve"> </w:t>
+      </w:r>
+      <w:r>
+        <w:rPr>
+          <w:rStyle w:val="FunctionTok"/>
+        </w:rPr>
+        <w:t xml:space="preserve">prune</w:t>
+      </w:r>
+      <w:r>
+        <w:rPr>
+          <w:rStyle w:val="NormalTok"/>
+        </w:rPr>
+        <w:t xml:space="preserve">(tree_full, </w:t>
+      </w:r>
+      <w:r>
+        <w:rPr>
+          <w:rStyle w:val="AttributeTok"/>
+        </w:rPr>
+        <w:t xml:space="preserve">cp =</w:t>
+      </w:r>
+      <w:r>
+        <w:rPr>
+          <w:rStyle w:val="NormalTok"/>
+        </w:rPr>
+        <w:t xml:space="preserve"> </w:t>
+      </w:r>
+      <w:r>
+        <w:rPr>
+          <w:rStyle w:val="FunctionTok"/>
+        </w:rPr>
+        <w:t xml:space="preserve">ifelse</w:t>
+      </w:r>
+      <w:r>
+        <w:rPr>
+          <w:rStyle w:val="NormalTok"/>
+        </w:rPr>
+        <w:t xml:space="preserve">(cp_opt </w:t>
+      </w:r>
+      <w:r>
+        <w:rPr>
+          <w:rStyle w:val="SpecialCharTok"/>
+        </w:rPr>
+        <w:t xml:space="preserve">==</w:t>
+      </w:r>
+      <w:r>
+        <w:rPr>
+          <w:rStyle w:val="NormalTok"/>
+        </w:rPr>
+        <w:t xml:space="preserve"> </w:t>
+      </w:r>
+      <w:r>
+        <w:rPr>
+          <w:rStyle w:val="DecValTok"/>
+        </w:rPr>
+        <w:t xml:space="preserve">0</w:t>
+      </w:r>
+      <w:r>
+        <w:rPr>
+          <w:rStyle w:val="NormalTok"/>
+        </w:rPr>
+        <w:t xml:space="preserve">, </w:t>
+      </w:r>
+      <w:r>
+        <w:rPr>
+          <w:rStyle w:val="FloatTok"/>
+        </w:rPr>
+        <w:t xml:space="preserve">1e-6</w:t>
+      </w:r>
+      <w:r>
+        <w:rPr>
+          <w:rStyle w:val="NormalTok"/>
+        </w:rPr>
+        <w:t xml:space="preserve">, cp_opt))</w:t>
+      </w:r>
+      <w:r>
+        <w:br/>
+      </w:r>
+      <w:r>
+        <w:rPr>
+          <w:rStyle w:val="NormalTok"/>
+        </w:rPr>
+        <w:t xml:space="preserve">n_hojas_pruned </w:t>
+      </w:r>
+      <w:r>
+        <w:rPr>
+          <w:rStyle w:val="OtherTok"/>
+        </w:rPr>
+        <w:t xml:space="preserve">&lt;-</w:t>
+      </w:r>
+      <w:r>
+        <w:rPr>
+          <w:rStyle w:val="NormalTok"/>
+        </w:rPr>
+        <w:t xml:space="preserve"> </w:t>
+      </w:r>
+      <w:r>
+        <w:rPr>
+          <w:rStyle w:val="FunctionTok"/>
+        </w:rPr>
+        <w:t xml:space="preserve">n_hojas</w:t>
+      </w:r>
+      <w:r>
+        <w:rPr>
+          <w:rStyle w:val="NormalTok"/>
+        </w:rPr>
+        <w:t xml:space="preserve">(tree_pruned)</w:t>
+      </w:r>
+      <w:r>
+        <w:br/>
+      </w:r>
+      <w:r>
+        <w:rPr>
+          <w:rStyle w:val="NormalTok"/>
+        </w:rPr>
+        <w:t xml:space="preserve">arboles </w:t>
+      </w:r>
+      <w:r>
+        <w:rPr>
+          <w:rStyle w:val="OtherTok"/>
+        </w:rPr>
+        <w:t xml:space="preserve">&lt;-</w:t>
+      </w:r>
+      <w:r>
+        <w:rPr>
+          <w:rStyle w:val="NormalTok"/>
+        </w:rPr>
+        <w:t xml:space="preserve"> </w:t>
+      </w:r>
+      <w:r>
+        <w:rPr>
+          <w:rStyle w:val="FunctionTok"/>
+        </w:rPr>
+        <w:t xml:space="preserve">list</w:t>
+      </w:r>
+      <w:r>
+        <w:rPr>
+          <w:rStyle w:val="NormalTok"/>
+        </w:rPr>
+        <w:t xml:space="preserve">(</w:t>
+      </w:r>
+      <w:r>
+        <w:rPr>
+          <w:rStyle w:val="StringTok"/>
+        </w:rPr>
+        <w:t xml:space="preserve">`</w:t>
+      </w:r>
+      <w:r>
+        <w:rPr>
+          <w:rStyle w:val="AttributeTok"/>
+        </w:rPr>
+        <w:t xml:space="preserve">Árbol completo (cp = 0)</w:t>
+      </w:r>
+      <w:r>
+        <w:rPr>
+          <w:rStyle w:val="StringTok"/>
+        </w:rPr>
+        <w:t xml:space="preserve">`</w:t>
+      </w:r>
+      <w:r>
+        <w:rPr>
+          <w:rStyle w:val="NormalTok"/>
+        </w:rPr>
+        <w:t xml:space="preserve">      </w:t>
+      </w:r>
+      <w:r>
+        <w:rPr>
+          <w:rStyle w:val="OtherTok"/>
+        </w:rPr>
+        <w:t xml:space="preserve">=</w:t>
+      </w:r>
+      <w:r>
+        <w:rPr>
+          <w:rStyle w:val="NormalTok"/>
+        </w:rPr>
+        <w:t xml:space="preserve"> tree_full,</w:t>
+      </w:r>
+      <w:r>
+        <w:br/>
+      </w:r>
+      <w:r>
+        <w:rPr>
+          <w:rStyle w:val="NormalTok"/>
+        </w:rPr>
+        <w:t xml:space="preserve">                </w:t>
+      </w:r>
+      <w:r>
+        <w:rPr>
+          <w:rStyle w:val="StringTok"/>
+        </w:rPr>
+        <w:t xml:space="preserve">`</w:t>
+      </w:r>
+      <w:r>
+        <w:rPr>
+          <w:rStyle w:val="AttributeTok"/>
+        </w:rPr>
+        <w:t xml:space="preserve">Árbol por defecto (cp = 0.01)</w:t>
+      </w:r>
+      <w:r>
+        <w:rPr>
+          <w:rStyle w:val="StringTok"/>
+        </w:rPr>
+        <w:t xml:space="preserve">`</w:t>
+      </w:r>
+      <w:r>
+        <w:rPr>
+          <w:rStyle w:val="NormalTok"/>
+        </w:rPr>
+        <w:t xml:space="preserve"> </w:t>
+      </w:r>
+      <w:r>
+        <w:rPr>
+          <w:rStyle w:val="OtherTok"/>
+        </w:rPr>
+        <w:t xml:space="preserve">=</w:t>
+      </w:r>
+      <w:r>
+        <w:rPr>
+          <w:rStyle w:val="NormalTok"/>
+        </w:rPr>
+        <w:t xml:space="preserve"> tree_def,</w:t>
+      </w:r>
+      <w:r>
+        <w:br/>
+      </w:r>
+      <w:r>
+        <w:rPr>
+          <w:rStyle w:val="NormalTok"/>
+        </w:rPr>
+        <w:t xml:space="preserve">                </w:t>
+      </w:r>
+      <w:r>
+        <w:rPr>
+          <w:rStyle w:val="StringTok"/>
+        </w:rPr>
+        <w:t xml:space="preserve">`</w:t>
+      </w:r>
+      <w:r>
+        <w:rPr>
+          <w:rStyle w:val="AttributeTok"/>
+        </w:rPr>
+        <w:t xml:space="preserve">Árbol podado (cp óptimo)</w:t>
+      </w:r>
+      <w:r>
+        <w:rPr>
+          <w:rStyle w:val="StringTok"/>
+        </w:rPr>
+        <w:t xml:space="preserve">`</w:t>
+      </w:r>
+      <w:r>
+        <w:rPr>
+          <w:rStyle w:val="NormalTok"/>
+        </w:rPr>
+        <w:t xml:space="preserve">      </w:t>
+      </w:r>
+      <w:r>
+        <w:rPr>
+          <w:rStyle w:val="OtherTok"/>
+        </w:rPr>
+        <w:t xml:space="preserve">=</w:t>
+      </w:r>
+      <w:r>
+        <w:rPr>
+          <w:rStyle w:val="NormalTok"/>
+        </w:rPr>
+        <w:t xml:space="preserve"> tree_pruned)</w:t>
+      </w:r>
+      <w:r>
+        <w:br/>
+      </w:r>
+      <w:r>
+        <w:rPr>
+          <w:rStyle w:val="NormalTok"/>
+        </w:rPr>
+        <w:t xml:space="preserve">comp </w:t>
+      </w:r>
+      <w:r>
+        <w:rPr>
+          <w:rStyle w:val="OtherTok"/>
+        </w:rPr>
+        <w:t xml:space="preserve">&lt;-</w:t>
+      </w:r>
+      <w:r>
+        <w:rPr>
+          <w:rStyle w:val="NormalTok"/>
+        </w:rPr>
+        <w:t xml:space="preserve"> </w:t>
+      </w:r>
+      <w:r>
+        <w:rPr>
+          <w:rStyle w:val="FunctionTok"/>
+        </w:rPr>
+        <w:t xml:space="preserve">data.frame</w:t>
+      </w:r>
+      <w:r>
+        <w:rPr>
+          <w:rStyle w:val="NormalTok"/>
+        </w:rPr>
+        <w:t xml:space="preserve">(</w:t>
+      </w:r>
+      <w:r>
+        <w:br/>
+      </w:r>
+      <w:r>
+        <w:rPr>
+          <w:rStyle w:val="NormalTok"/>
+        </w:rPr>
+        <w:t xml:space="preserve">  </w:t>
+      </w:r>
+      <w:r>
+        <w:rPr>
+          <w:rStyle w:val="AttributeTok"/>
+        </w:rPr>
+        <w:t xml:space="preserve">Modelo =</w:t>
+      </w:r>
+      <w:r>
+        <w:rPr>
+          <w:rStyle w:val="NormalTok"/>
+        </w:rPr>
+        <w:t xml:space="preserve"> </w:t>
+      </w:r>
+      <w:r>
+        <w:rPr>
+          <w:rStyle w:val="FunctionTok"/>
+        </w:rPr>
+        <w:t xml:space="preserve">names</w:t>
+      </w:r>
+      <w:r>
+        <w:rPr>
+          <w:rStyle w:val="NormalTok"/>
+        </w:rPr>
+        <w:t xml:space="preserve">(arboles),</w:t>
+      </w:r>
+      <w:r>
+        <w:br/>
+      </w:r>
+      <w:r>
+        <w:rPr>
+          <w:rStyle w:val="NormalTok"/>
+        </w:rPr>
+        <w:t xml:space="preserve">  </w:t>
+      </w:r>
+      <w:r>
+        <w:rPr>
+          <w:rStyle w:val="AttributeTok"/>
+        </w:rPr>
+        <w:t xml:space="preserve">Hojas  =</w:t>
+      </w:r>
+      <w:r>
+        <w:rPr>
+          <w:rStyle w:val="NormalTok"/>
+        </w:rPr>
+        <w:t xml:space="preserve"> </w:t>
+      </w:r>
+      <w:r>
+        <w:rPr>
+          <w:rStyle w:val="FunctionTok"/>
+        </w:rPr>
+        <w:t xml:space="preserve">sapply</w:t>
+      </w:r>
+      <w:r>
+        <w:rPr>
+          <w:rStyle w:val="NormalTok"/>
+        </w:rPr>
+        <w:t xml:space="preserve">(arboles, n_hojas),</w:t>
+      </w:r>
+      <w:r>
+        <w:br/>
+      </w:r>
+      <w:r>
+        <w:rPr>
+          <w:rStyle w:val="NormalTok"/>
+        </w:rPr>
+        <w:t xml:space="preserve">  </w:t>
+      </w:r>
+      <w:r>
+        <w:rPr>
+          <w:rStyle w:val="FunctionTok"/>
+        </w:rPr>
+        <w:t xml:space="preserve">t</w:t>
+      </w:r>
+      <w:r>
+        <w:rPr>
+          <w:rStyle w:val="NormalTok"/>
+        </w:rPr>
+        <w:t xml:space="preserve">(</w:t>
+      </w:r>
+      <w:r>
+        <w:rPr>
+          <w:rStyle w:val="FunctionTok"/>
+        </w:rPr>
+        <w:t xml:space="preserve">sapply</w:t>
+      </w:r>
+      <w:r>
+        <w:rPr>
+          <w:rStyle w:val="NormalTok"/>
+        </w:rPr>
+        <w:t xml:space="preserve">(arboles, </w:t>
+      </w:r>
+      <w:r>
+        <w:rPr>
+          <w:rStyle w:val="ControlFlowTok"/>
+        </w:rPr>
+        <w:t xml:space="preserve">function</w:t>
+      </w:r>
+      <w:r>
+        <w:rPr>
+          <w:rStyle w:val="NormalTok"/>
+        </w:rPr>
+        <w:t xml:space="preserve">(m) </w:t>
+      </w:r>
+      <w:r>
+        <w:rPr>
+          <w:rStyle w:val="FunctionTok"/>
+        </w:rPr>
+        <w:t xml:space="preserve">metrics_test</w:t>
+      </w:r>
+      <w:r>
+        <w:rPr>
+          <w:rStyle w:val="NormalTok"/>
+        </w:rPr>
+        <w:t xml:space="preserve">(</w:t>
+      </w:r>
+      <w:r>
+        <w:rPr>
+          <w:rStyle w:val="FunctionTok"/>
+        </w:rPr>
+        <w:t xml:space="preserve">predict</w:t>
+      </w:r>
+      <w:r>
+        <w:rPr>
+          <w:rStyle w:val="NormalTok"/>
+        </w:rPr>
+        <w:t xml:space="preserve">(m, test, </w:t>
+      </w:r>
+      <w:r>
+        <w:rPr>
+          <w:rStyle w:val="AttributeTok"/>
+        </w:rPr>
+        <w:t xml:space="preserve">type =</w:t>
+      </w:r>
+      <w:r>
+        <w:rPr>
+          <w:rStyle w:val="NormalTok"/>
+        </w:rPr>
+        <w:t xml:space="preserve"> </w:t>
+      </w:r>
+      <w:r>
+        <w:rPr>
+          <w:rStyle w:val="StringTok"/>
+        </w:rPr>
+        <w:t xml:space="preserve">"class"</w:t>
+      </w:r>
+      <w:r>
+        <w:rPr>
+          <w:rStyle w:val="NormalTok"/>
+        </w:rPr>
+        <w:t xml:space="preserve">)))),</w:t>
+      </w:r>
+      <w:r>
+        <w:br/>
+      </w:r>
+      <w:r>
+        <w:rPr>
+          <w:rStyle w:val="NormalTok"/>
+        </w:rPr>
+        <w:t xml:space="preserve">  </w:t>
+      </w:r>
+      <w:r>
+        <w:rPr>
+          <w:rStyle w:val="AttributeTok"/>
+        </w:rPr>
+        <w:t xml:space="preserve">row.names =</w:t>
+      </w:r>
+      <w:r>
+        <w:rPr>
+          <w:rStyle w:val="NormalTok"/>
+        </w:rPr>
+        <w:t xml:space="preserve"> </w:t>
+      </w:r>
+      <w:r>
+        <w:rPr>
+          <w:rStyle w:val="ConstantTok"/>
+        </w:rPr>
+        <w:t xml:space="preserve">NULL</w:t>
+      </w:r>
+      <w:r>
+        <w:rPr>
+          <w:rStyle w:val="NormalTok"/>
+        </w:rPr>
+        <w:t xml:space="preserve">, </w:t>
+      </w:r>
+      <w:r>
+        <w:rPr>
+          <w:rStyle w:val="AttributeTok"/>
+        </w:rPr>
+        <w:t xml:space="preserve">check.names =</w:t>
+      </w:r>
+      <w:r>
+        <w:rPr>
+          <w:rStyle w:val="NormalTok"/>
+        </w:rPr>
+        <w:t xml:space="preserve"> </w:t>
+      </w:r>
+      <w:r>
+        <w:rPr>
+          <w:rStyle w:val="ConstantTok"/>
+        </w:rPr>
+        <w:t xml:space="preserve">FALSE</w:t>
+      </w:r>
+      <w:r>
+        <w:rPr>
+          <w:rStyle w:val="NormalTok"/>
+        </w:rPr>
+        <w:t xml:space="preserve">)</w:t>
+      </w:r>
+    </w:p>
+    <w:p>
+      <w:pPr>
+        <w:pStyle w:val="FirstParagraph"/>
+      </w:pPr>
+      <w:r>
+        <w:t xml:space="preserve">Desempeño sobre el conjunto de prueba de los tres árboles</w:t>
+      </w:r>
+    </w:p>
+    <w:p>
+      <w:pPr>
+        <w:pStyle w:val="BodyText"/>
+      </w:pPr>
+      <w:r>
+        <w:t xml:space="preserve">Modelo</w:t>
+      </w:r>
+    </w:p>
+    <w:p>
+      <w:pPr>
+        <w:pStyle w:val="BodyText"/>
+      </w:pPr>
+      <w:r>
+        <w:t xml:space="preserve">Hojas</w:t>
+      </w:r>
+    </w:p>
+    <w:p>
+      <w:pPr>
+        <w:pStyle w:val="BodyText"/>
+      </w:pPr>
+      <w:r>
+        <w:t xml:space="preserve">Exactitud</w:t>
+      </w:r>
+    </w:p>
+    <w:p>
+      <w:pPr>
+        <w:pStyle w:val="BodyText"/>
+      </w:pPr>
+      <w:r>
+        <w:t xml:space="preserve">Sensibilidad</w:t>
+      </w:r>
+    </w:p>
+    <w:p>
+      <w:pPr>
+        <w:pStyle w:val="BodyText"/>
+      </w:pPr>
+      <w:r>
+        <w:t xml:space="preserve">Especificidad</w:t>
+      </w:r>
+    </w:p>
+    <w:p>
+      <w:pPr>
+        <w:pStyle w:val="BodyText"/>
+      </w:pPr>
+      <w:r>
+        <w:t xml:space="preserve">Kappa</w:t>
+      </w:r>
+    </w:p>
+    <w:p>
+      <w:pPr>
+        <w:pStyle w:val="BodyText"/>
+      </w:pPr>
+      <w:r>
+        <w:t xml:space="preserve">Árbol completo (cp = 0)</w:t>
+      </w:r>
+    </w:p>
+    <w:p>
+      <w:pPr>
+        <w:pStyle w:val="BodyText"/>
+      </w:pPr>
+      <w:r>
+        <w:t xml:space="preserve">98</w:t>
+      </w:r>
+    </w:p>
+    <w:p>
+      <w:pPr>
+        <w:pStyle w:val="BodyText"/>
+      </w:pPr>
+      <w:r>
+        <w:t xml:space="preserve">0.6783</w:t>
+      </w:r>
+    </w:p>
+    <w:p>
+      <w:pPr>
+        <w:pStyle w:val="BodyText"/>
+      </w:pPr>
+      <w:r>
+        <w:t xml:space="preserve">0.5375</w:t>
+      </w:r>
+    </w:p>
+    <w:p>
+      <w:pPr>
+        <w:pStyle w:val="BodyText"/>
+      </w:pPr>
+      <w:r>
+        <w:t xml:space="preserve">0.7533</w:t>
+      </w:r>
+    </w:p>
+    <w:p>
+      <w:pPr>
+        <w:pStyle w:val="BodyText"/>
+      </w:pPr>
+      <w:r>
+        <w:t xml:space="preserve">0.2908</w:t>
+      </w:r>
+    </w:p>
+    <w:p>
+      <w:pPr>
+        <w:pStyle w:val="BodyText"/>
+      </w:pPr>
+      <w:r>
+        <w:t xml:space="preserve">Árbol por defecto (cp = 0.01)</w:t>
+      </w:r>
+    </w:p>
+    <w:p>
+      <w:pPr>
+        <w:pStyle w:val="BodyText"/>
+      </w:pPr>
+      <w:r>
+        <w:t xml:space="preserve">19</w:t>
+      </w:r>
+    </w:p>
+    <w:p>
+      <w:pPr>
+        <w:pStyle w:val="BodyText"/>
+      </w:pPr>
+      <w:r>
+        <w:t xml:space="preserve">0.7391</w:t>
+      </w:r>
+    </w:p>
+    <w:p>
+      <w:pPr>
+        <w:pStyle w:val="BodyText"/>
+      </w:pPr>
+      <w:r>
+        <w:t xml:space="preserve">0.5500</w:t>
+      </w:r>
+    </w:p>
+    <w:p>
+      <w:pPr>
+        <w:pStyle w:val="BodyText"/>
+      </w:pPr>
+      <w:r>
+        <w:t xml:space="preserve">0.8400</w:t>
+      </w:r>
+    </w:p>
+    <w:p>
+      <w:pPr>
+        <w:pStyle w:val="BodyText"/>
+      </w:pPr>
+      <w:r>
+        <w:t xml:space="preserve">0.4041</w:t>
+      </w:r>
+    </w:p>
+    <w:p>
+      <w:pPr>
+        <w:pStyle w:val="BodyText"/>
+      </w:pPr>
+      <w:r>
+        <w:t xml:space="preserve">Árbol podado (cp óptimo)</w:t>
+      </w:r>
+    </w:p>
+    <w:p>
+      <w:pPr>
+        <w:pStyle w:val="BodyText"/>
+      </w:pPr>
+      <w:r>
+        <w:t xml:space="preserve">35</w:t>
+      </w:r>
+    </w:p>
+    <w:p>
+      <w:pPr>
+        <w:pStyle w:val="BodyText"/>
+      </w:pPr>
+      <w:r>
+        <w:t xml:space="preserve">0.7435</w:t>
+      </w:r>
+    </w:p>
+    <w:p>
+      <w:pPr>
+        <w:pStyle w:val="BodyText"/>
+      </w:pPr>
+      <w:r>
+        <w:t xml:space="preserve">0.5375</w:t>
+      </w:r>
+    </w:p>
+    <w:p>
+      <w:pPr>
+        <w:pStyle w:val="BodyText"/>
+      </w:pPr>
+      <w:r>
+        <w:t xml:space="preserve">0.8533</w:t>
+      </w:r>
+    </w:p>
+    <w:p>
+      <w:pPr>
+        <w:pStyle w:val="BodyText"/>
+      </w:pPr>
+      <w:r>
+        <w:t xml:space="preserve">0.4087</w:t>
       </w:r>
     </w:p>
     <w:p>
@@ -8493,85 +13090,2866 @@
           <w:i/>
           <w:iCs/>
         </w:rPr>
-        <w:t xml:space="preserve">c) Evalúe el clasificador de reglas sobre el conjunto de prueba y compare su desempeño con el del árbol de decisión del Ejercicio 11.</w:t>
-      </w:r>
-    </w:p>
-    <w:p>
-      <w:pPr>
-        <w:pStyle w:val="BodyText"/>
+        <w:t xml:space="preserve">Nota.</w:t>
+      </w:r>
+      <w:r>
+        <w:t xml:space="preserve"> </w:t>
+      </w:r>
+      <w:r>
+        <w:t xml:space="preserve">Elaboración propia.</w:t>
+      </w:r>
+    </w:p>
+    <w:p>
+      <w:pPr>
+        <w:pStyle w:val="BodyText"/>
+      </w:pPr>
+      <w:r>
+        <w:t xml:space="preserve">El árbol podado tiene 35 hojas, frente a las 98 del completo, y es el que mejor generaliza de los tres, con la mayor exactitud y el mayor Kappa sobre prueba. La conclusión es directa: más complejidad no implica mejor desempeño. El árbol completo sobreajusta, el árbol por defecto aplica ya una prepoda razonable y la poda guiada por validación cruzada encuentra el punto de complejidad que minimiza el error de generalización estimado. El procedimiento recomendado consiste en dejar crecer el árbol y luego podarlo con un</w:t>
+      </w:r>
+      <w:r>
+        <w:t xml:space="preserve"> </w:t>
+      </w:r>
+      <w:r>
+        <w:rPr>
+          <w:rStyle w:val="VerbatimChar"/>
+        </w:rPr>
+        <w:t xml:space="preserve">cp</w:t>
+      </w:r>
+      <w:r>
+        <w:t xml:space="preserve"> </w:t>
+      </w:r>
+      <w:r>
+        <w:t xml:space="preserve">elegido por validación cruzada.</w:t>
+      </w:r>
+    </w:p>
+    <w:bookmarkEnd w:id="43"/>
+    <w:bookmarkStart w:id="44" w:name="Xe3240d0cea9de1f587b2c882493b495095d2923"/>
+    <w:p>
+      <w:pPr>
+        <w:pStyle w:val="Heading2"/>
+      </w:pPr>
+      <w:r>
+        <w:t xml:space="preserve">Ejercicio 13. Clasificador basado en reglas en R</w:t>
+      </w:r>
+    </w:p>
+    <w:p>
+      <w:pPr>
+        <w:pStyle w:val="FirstParagraph"/>
       </w:pPr>
       <w:r>
         <w:rPr>
           <w:i/>
           <w:iCs/>
         </w:rPr>
-        <w:t xml:space="preserve">d) Discuta las diferencias de interpretabilidad entre el árbol de decisión y el conjunto de reglas. Como alternativa, puede emplearse el método</w:t>
-      </w:r>
+        <w:t xml:space="preserve">a) Induzca un clasificador basado en reglas con el algoritmo C5.0 (paquete C50), con la opción rules = TRUE, sobre el mismo conjunto de entrenamiento del Ejercicio 11.</w:t>
+      </w:r>
+    </w:p>
+    <w:p>
+      <w:pPr>
+        <w:pStyle w:val="SourceCode"/>
+      </w:pPr>
+      <w:r>
+        <w:rPr>
+          <w:rStyle w:val="FunctionTok"/>
+        </w:rPr>
+        <w:t xml:space="preserve">set.seed</w:t>
+      </w:r>
+      <w:r>
+        <w:rPr>
+          <w:rStyle w:val="NormalTok"/>
+        </w:rPr>
+        <w:t xml:space="preserve">(</w:t>
+      </w:r>
+      <w:r>
+        <w:rPr>
+          <w:rStyle w:val="DecValTok"/>
+        </w:rPr>
+        <w:t xml:space="preserve">2026</w:t>
+      </w:r>
+      <w:r>
+        <w:rPr>
+          <w:rStyle w:val="NormalTok"/>
+        </w:rPr>
+        <w:t xml:space="preserve">)</w:t>
+      </w:r>
+      <w:r>
+        <w:br/>
+      </w:r>
+      <w:r>
+        <w:rPr>
+          <w:rStyle w:val="NormalTok"/>
+        </w:rPr>
+        <w:t xml:space="preserve">c5_rules </w:t>
+      </w:r>
+      <w:r>
+        <w:rPr>
+          <w:rStyle w:val="OtherTok"/>
+        </w:rPr>
+        <w:t xml:space="preserve">&lt;-</w:t>
+      </w:r>
+      <w:r>
+        <w:rPr>
+          <w:rStyle w:val="NormalTok"/>
+        </w:rPr>
+        <w:t xml:space="preserve"> </w:t>
+      </w:r>
+      <w:r>
+        <w:rPr>
+          <w:rStyle w:val="FunctionTok"/>
+        </w:rPr>
+        <w:t xml:space="preserve">C5.0</w:t>
+      </w:r>
+      <w:r>
+        <w:rPr>
+          <w:rStyle w:val="NormalTok"/>
+        </w:rPr>
+        <w:t xml:space="preserve">(</w:t>
+      </w:r>
+      <w:r>
+        <w:rPr>
+          <w:rStyle w:val="AttributeTok"/>
+        </w:rPr>
+        <w:t xml:space="preserve">x =</w:t>
+      </w:r>
+      <w:r>
+        <w:rPr>
+          <w:rStyle w:val="NormalTok"/>
+        </w:rPr>
+        <w:t xml:space="preserve"> train[, </w:t>
+      </w:r>
+      <w:r>
+        <w:rPr>
+          <w:rStyle w:val="FunctionTok"/>
+        </w:rPr>
+        <w:t xml:space="preserve">setdiff</w:t>
+      </w:r>
+      <w:r>
+        <w:rPr>
+          <w:rStyle w:val="NormalTok"/>
+        </w:rPr>
+        <w:t xml:space="preserve">(</w:t>
+      </w:r>
+      <w:r>
+        <w:rPr>
+          <w:rStyle w:val="FunctionTok"/>
+        </w:rPr>
+        <w:t xml:space="preserve">names</w:t>
+      </w:r>
+      <w:r>
+        <w:rPr>
+          <w:rStyle w:val="NormalTok"/>
+        </w:rPr>
+        <w:t xml:space="preserve">(train), </w:t>
+      </w:r>
+      <w:r>
+        <w:rPr>
+          <w:rStyle w:val="StringTok"/>
+        </w:rPr>
+        <w:t xml:space="preserve">"diabetes"</w:t>
+      </w:r>
+      <w:r>
+        <w:rPr>
+          <w:rStyle w:val="NormalTok"/>
+        </w:rPr>
+        <w:t xml:space="preserve">)],</w:t>
+      </w:r>
+      <w:r>
+        <w:br/>
+      </w:r>
+      <w:r>
+        <w:rPr>
+          <w:rStyle w:val="NormalTok"/>
+        </w:rPr>
+        <w:t xml:space="preserve">                 </w:t>
+      </w:r>
+      <w:r>
+        <w:rPr>
+          <w:rStyle w:val="AttributeTok"/>
+        </w:rPr>
+        <w:t xml:space="preserve">y =</w:t>
+      </w:r>
+      <w:r>
+        <w:rPr>
+          <w:rStyle w:val="NormalTok"/>
+        </w:rPr>
+        <w:t xml:space="preserve"> train</w:t>
+      </w:r>
+      <w:r>
+        <w:rPr>
+          <w:rStyle w:val="SpecialCharTok"/>
+        </w:rPr>
+        <w:t xml:space="preserve">$</w:t>
+      </w:r>
+      <w:r>
+        <w:rPr>
+          <w:rStyle w:val="NormalTok"/>
+        </w:rPr>
+        <w:t xml:space="preserve">diabetes, </w:t>
+      </w:r>
+      <w:r>
+        <w:rPr>
+          <w:rStyle w:val="AttributeTok"/>
+        </w:rPr>
+        <w:t xml:space="preserve">rules =</w:t>
+      </w:r>
+      <w:r>
+        <w:rPr>
+          <w:rStyle w:val="NormalTok"/>
+        </w:rPr>
+        <w:t xml:space="preserve"> </w:t>
+      </w:r>
+      <w:r>
+        <w:rPr>
+          <w:rStyle w:val="ConstantTok"/>
+        </w:rPr>
+        <w:t xml:space="preserve">TRUE</w:t>
+      </w:r>
+      <w:r>
+        <w:rPr>
+          <w:rStyle w:val="NormalTok"/>
+        </w:rPr>
+        <w:t xml:space="preserve">)</w:t>
+      </w:r>
+      <w:r>
+        <w:br/>
+      </w:r>
+      <w:r>
+        <w:rPr>
+          <w:rStyle w:val="NormalTok"/>
+        </w:rPr>
+        <w:t xml:space="preserve">c5_rules</w:t>
+      </w:r>
+    </w:p>
+    <w:p>
+      <w:pPr>
+        <w:pStyle w:val="SourceCode"/>
+      </w:pPr>
+      <w:r>
+        <w:rPr>
+          <w:rStyle w:val="VerbatimChar"/>
+        </w:rPr>
+        <w:t xml:space="preserve">## </w:t>
+      </w:r>
+      <w:r>
+        <w:br/>
+      </w:r>
+      <w:r>
+        <w:rPr>
+          <w:rStyle w:val="VerbatimChar"/>
+        </w:rPr>
+        <w:t xml:space="preserve">## Call:</w:t>
+      </w:r>
+      <w:r>
+        <w:br/>
+      </w:r>
+      <w:r>
+        <w:rPr>
+          <w:rStyle w:val="VerbatimChar"/>
+        </w:rPr>
+        <w:t xml:space="preserve">## C5.0.default(x = train[, setdiff(names(train), "diabetes")], y</w:t>
+      </w:r>
+      <w:r>
+        <w:br/>
+      </w:r>
+      <w:r>
+        <w:rPr>
+          <w:rStyle w:val="VerbatimChar"/>
+        </w:rPr>
+        <w:t xml:space="preserve">##  = train$diabetes, rules = TRUE)</w:t>
+      </w:r>
+      <w:r>
+        <w:br/>
+      </w:r>
+      <w:r>
+        <w:rPr>
+          <w:rStyle w:val="VerbatimChar"/>
+        </w:rPr>
+        <w:t xml:space="preserve">## </w:t>
+      </w:r>
+      <w:r>
+        <w:br/>
+      </w:r>
+      <w:r>
+        <w:rPr>
+          <w:rStyle w:val="VerbatimChar"/>
+        </w:rPr>
+        <w:t xml:space="preserve">## Rule-Based Model</w:t>
+      </w:r>
+      <w:r>
+        <w:br/>
+      </w:r>
+      <w:r>
+        <w:rPr>
+          <w:rStyle w:val="VerbatimChar"/>
+        </w:rPr>
+        <w:t xml:space="preserve">## Number of samples: 538 </w:t>
+      </w:r>
+      <w:r>
+        <w:br/>
+      </w:r>
+      <w:r>
+        <w:rPr>
+          <w:rStyle w:val="VerbatimChar"/>
+        </w:rPr>
+        <w:t xml:space="preserve">## Number of predictors: 8 </w:t>
+      </w:r>
+      <w:r>
+        <w:br/>
+      </w:r>
+      <w:r>
+        <w:rPr>
+          <w:rStyle w:val="VerbatimChar"/>
+        </w:rPr>
+        <w:t xml:space="preserve">## </w:t>
+      </w:r>
+      <w:r>
+        <w:br/>
+      </w:r>
+      <w:r>
+        <w:rPr>
+          <w:rStyle w:val="VerbatimChar"/>
+        </w:rPr>
+        <w:t xml:space="preserve">## Number of Rules: 22 </w:t>
+      </w:r>
+      <w:r>
+        <w:br/>
+      </w:r>
+      <w:r>
+        <w:rPr>
+          <w:rStyle w:val="VerbatimChar"/>
+        </w:rPr>
+        <w:t xml:space="preserve">## </w:t>
+      </w:r>
+      <w:r>
+        <w:br/>
+      </w:r>
+      <w:r>
+        <w:rPr>
+          <w:rStyle w:val="VerbatimChar"/>
+        </w:rPr>
+        <w:t xml:space="preserve">## Non-standard options: attempt to group attributes</w:t>
+      </w:r>
+    </w:p>
+    <w:p>
+      <w:pPr>
+        <w:pStyle w:val="FirstParagraph"/>
+      </w:pPr>
+      <w:r>
+        <w:t xml:space="preserve">Con</w:t>
+      </w:r>
+      <w:r>
+        <w:t xml:space="preserve"> </w:t>
+      </w:r>
+      <w:r>
+        <w:rPr>
+          <w:rStyle w:val="VerbatimChar"/>
+        </w:rPr>
+        <w:t xml:space="preserve">rules = TRUE</w:t>
+      </w:r>
+      <w:r>
+        <w:t xml:space="preserve">, C5.0 primero induce un árbol y luego lo convierte en un conjunto de reglas que después simplifica, con poda de condiciones redundantes y eliminación de reglas que no aportan. El modelo resultante contiene 22 reglas.</w:t>
+      </w:r>
+    </w:p>
+    <w:p>
+      <w:pPr>
+        <w:pStyle w:val="BodyText"/>
+      </w:pPr>
       <w:r>
         <w:rPr>
           <w:i/>
           <w:iCs/>
         </w:rPr>
-        <w:t xml:space="preserve"> </w:t>
-      </w:r>
+        <w:t xml:space="preserve">b) Inspeccione el conjunto de reglas generado con summary() e interprete dos de las reglas obtenidas.</w:t>
+      </w:r>
+    </w:p>
+    <w:p>
+      <w:pPr>
+        <w:pStyle w:val="SourceCode"/>
+      </w:pPr>
+      <w:r>
+        <w:rPr>
+          <w:rStyle w:val="FunctionTok"/>
+        </w:rPr>
+        <w:t xml:space="preserve">summary</w:t>
+      </w:r>
+      <w:r>
+        <w:rPr>
+          <w:rStyle w:val="NormalTok"/>
+        </w:rPr>
+        <w:t xml:space="preserve">(c5_rules)</w:t>
+      </w:r>
+    </w:p>
+    <w:p>
+      <w:pPr>
+        <w:pStyle w:val="SourceCode"/>
+      </w:pPr>
+      <w:r>
+        <w:rPr>
+          <w:rStyle w:val="VerbatimChar"/>
+        </w:rPr>
+        <w:t xml:space="preserve">## </w:t>
+      </w:r>
+      <w:r>
+        <w:br/>
+      </w:r>
+      <w:r>
+        <w:rPr>
+          <w:rStyle w:val="VerbatimChar"/>
+        </w:rPr>
+        <w:t xml:space="preserve">## Call:</w:t>
+      </w:r>
+      <w:r>
+        <w:br/>
+      </w:r>
+      <w:r>
+        <w:rPr>
+          <w:rStyle w:val="VerbatimChar"/>
+        </w:rPr>
+        <w:t xml:space="preserve">## C5.0.default(x = train[, setdiff(names(train), "diabetes")], y</w:t>
+      </w:r>
+      <w:r>
+        <w:br/>
+      </w:r>
+      <w:r>
+        <w:rPr>
+          <w:rStyle w:val="VerbatimChar"/>
+        </w:rPr>
+        <w:t xml:space="preserve">##  = train$diabetes, rules = TRUE)</w:t>
+      </w:r>
+      <w:r>
+        <w:br/>
+      </w:r>
+      <w:r>
+        <w:rPr>
+          <w:rStyle w:val="VerbatimChar"/>
+        </w:rPr>
+        <w:t xml:space="preserve">## </w:t>
+      </w:r>
+      <w:r>
+        <w:br/>
+      </w:r>
+      <w:r>
+        <w:rPr>
+          <w:rStyle w:val="VerbatimChar"/>
+        </w:rPr>
+        <w:t xml:space="preserve">## </w:t>
+      </w:r>
+      <w:r>
+        <w:br/>
+      </w:r>
+      <w:r>
+        <w:rPr>
+          <w:rStyle w:val="VerbatimChar"/>
+        </w:rPr>
+        <w:t xml:space="preserve">## C5.0 [Release 2.07 GPL Edition]      Mon Jun 22 11:43:05 2026</w:t>
+      </w:r>
+      <w:r>
+        <w:br/>
+      </w:r>
+      <w:r>
+        <w:rPr>
+          <w:rStyle w:val="VerbatimChar"/>
+        </w:rPr>
+        <w:t xml:space="preserve">## -------------------------------</w:t>
+      </w:r>
+      <w:r>
+        <w:br/>
+      </w:r>
+      <w:r>
+        <w:rPr>
+          <w:rStyle w:val="VerbatimChar"/>
+        </w:rPr>
+        <w:t xml:space="preserve">## </w:t>
+      </w:r>
+      <w:r>
+        <w:br/>
+      </w:r>
+      <w:r>
+        <w:rPr>
+          <w:rStyle w:val="VerbatimChar"/>
+        </w:rPr>
+        <w:t xml:space="preserve">## Class specified by attribute `outcome'</w:t>
+      </w:r>
+      <w:r>
+        <w:br/>
+      </w:r>
+      <w:r>
+        <w:rPr>
+          <w:rStyle w:val="VerbatimChar"/>
+        </w:rPr>
+        <w:t xml:space="preserve">## </w:t>
+      </w:r>
+      <w:r>
+        <w:br/>
+      </w:r>
+      <w:r>
+        <w:rPr>
+          <w:rStyle w:val="VerbatimChar"/>
+        </w:rPr>
+        <w:t xml:space="preserve">## Read 538 cases (9 attributes) from undefined.data</w:t>
+      </w:r>
+      <w:r>
+        <w:br/>
+      </w:r>
+      <w:r>
+        <w:rPr>
+          <w:rStyle w:val="VerbatimChar"/>
+        </w:rPr>
+        <w:t xml:space="preserve">## </w:t>
+      </w:r>
+      <w:r>
+        <w:br/>
+      </w:r>
+      <w:r>
+        <w:rPr>
+          <w:rStyle w:val="VerbatimChar"/>
+        </w:rPr>
+        <w:t xml:space="preserve">## Rules:</w:t>
+      </w:r>
+      <w:r>
+        <w:br/>
+      </w:r>
+      <w:r>
+        <w:rPr>
+          <w:rStyle w:val="VerbatimChar"/>
+        </w:rPr>
+        <w:t xml:space="preserve">## </w:t>
+      </w:r>
+      <w:r>
+        <w:br/>
+      </w:r>
+      <w:r>
+        <w:rPr>
+          <w:rStyle w:val="VerbatimChar"/>
+        </w:rPr>
+        <w:t xml:space="preserve">## Rule 1: (89/1, lift 1.5)</w:t>
+      </w:r>
+      <w:r>
+        <w:br/>
+      </w:r>
+      <w:r>
+        <w:rPr>
+          <w:rStyle w:val="VerbatimChar"/>
+        </w:rPr>
+        <w:t xml:space="preserve">##  glucose &lt;= 127</w:t>
+      </w:r>
+      <w:r>
+        <w:br/>
+      </w:r>
+      <w:r>
+        <w:rPr>
+          <w:rStyle w:val="VerbatimChar"/>
+        </w:rPr>
+        <w:t xml:space="preserve">##  mass &gt; 0</w:t>
+      </w:r>
+      <w:r>
+        <w:br/>
+      </w:r>
+      <w:r>
+        <w:rPr>
+          <w:rStyle w:val="VerbatimChar"/>
+        </w:rPr>
+        <w:t xml:space="preserve">##  mass &lt;= 26.9</w:t>
+      </w:r>
+      <w:r>
+        <w:br/>
+      </w:r>
+      <w:r>
+        <w:rPr>
+          <w:rStyle w:val="VerbatimChar"/>
+        </w:rPr>
+        <w:t xml:space="preserve">##  -&gt;  class neg  [0.978]</w:t>
+      </w:r>
+      <w:r>
+        <w:br/>
+      </w:r>
+      <w:r>
+        <w:rPr>
+          <w:rStyle w:val="VerbatimChar"/>
+        </w:rPr>
+        <w:t xml:space="preserve">## </w:t>
+      </w:r>
+      <w:r>
+        <w:br/>
+      </w:r>
+      <w:r>
+        <w:rPr>
+          <w:rStyle w:val="VerbatimChar"/>
+        </w:rPr>
+        <w:t xml:space="preserve">## Rule 2: (19, lift 1.5)</w:t>
+      </w:r>
+      <w:r>
+        <w:br/>
+      </w:r>
+      <w:r>
+        <w:rPr>
+          <w:rStyle w:val="VerbatimChar"/>
+        </w:rPr>
+        <w:t xml:space="preserve">##  glucose &lt;= 127</w:t>
+      </w:r>
+      <w:r>
+        <w:br/>
+      </w:r>
+      <w:r>
+        <w:rPr>
+          <w:rStyle w:val="VerbatimChar"/>
+        </w:rPr>
+        <w:t xml:space="preserve">##  insulin &gt; 32</w:t>
+      </w:r>
+      <w:r>
+        <w:br/>
+      </w:r>
+      <w:r>
+        <w:rPr>
+          <w:rStyle w:val="VerbatimChar"/>
+        </w:rPr>
+        <w:t xml:space="preserve">##  insulin &lt;= 85</w:t>
+      </w:r>
+      <w:r>
+        <w:br/>
+      </w:r>
+      <w:r>
+        <w:rPr>
+          <w:rStyle w:val="VerbatimChar"/>
+        </w:rPr>
+        <w:t xml:space="preserve">##  age &gt; 28</w:t>
+      </w:r>
+      <w:r>
+        <w:br/>
+      </w:r>
+      <w:r>
+        <w:rPr>
+          <w:rStyle w:val="VerbatimChar"/>
+        </w:rPr>
+        <w:t xml:space="preserve">##  -&gt;  class neg  [0.952]</w:t>
+      </w:r>
+      <w:r>
+        <w:br/>
+      </w:r>
+      <w:r>
+        <w:rPr>
+          <w:rStyle w:val="VerbatimChar"/>
+        </w:rPr>
+        <w:t xml:space="preserve">## </w:t>
+      </w:r>
+      <w:r>
+        <w:br/>
+      </w:r>
+      <w:r>
+        <w:rPr>
+          <w:rStyle w:val="VerbatimChar"/>
+        </w:rPr>
+        <w:t xml:space="preserve">## Rule 3: (68/4, lift 1.4)</w:t>
+      </w:r>
+      <w:r>
+        <w:br/>
+      </w:r>
+      <w:r>
+        <w:rPr>
+          <w:rStyle w:val="VerbatimChar"/>
+        </w:rPr>
+        <w:t xml:space="preserve">##  glucose &lt;= 127</w:t>
+      </w:r>
+      <w:r>
+        <w:br/>
+      </w:r>
+      <w:r>
+        <w:rPr>
+          <w:rStyle w:val="VerbatimChar"/>
+        </w:rPr>
+        <w:t xml:space="preserve">##  pedigree &lt;= 0.204</w:t>
+      </w:r>
+      <w:r>
+        <w:br/>
+      </w:r>
+      <w:r>
+        <w:rPr>
+          <w:rStyle w:val="VerbatimChar"/>
+        </w:rPr>
+        <w:t xml:space="preserve">##  -&gt;  class neg  [0.929]</w:t>
+      </w:r>
+      <w:r>
+        <w:br/>
+      </w:r>
+      <w:r>
+        <w:rPr>
+          <w:rStyle w:val="VerbatimChar"/>
+        </w:rPr>
+        <w:t xml:space="preserve">## </w:t>
+      </w:r>
+      <w:r>
+        <w:br/>
+      </w:r>
+      <w:r>
+        <w:rPr>
+          <w:rStyle w:val="VerbatimChar"/>
+        </w:rPr>
+        <w:t xml:space="preserve">## Rule 4: (120/8, lift 1.4)</w:t>
+      </w:r>
+      <w:r>
+        <w:br/>
+      </w:r>
+      <w:r>
+        <w:rPr>
+          <w:rStyle w:val="VerbatimChar"/>
+        </w:rPr>
+        <w:t xml:space="preserve">##  glucose &lt;= 99</w:t>
+      </w:r>
+      <w:r>
+        <w:br/>
+      </w:r>
+      <w:r>
+        <w:rPr>
+          <w:rStyle w:val="VerbatimChar"/>
+        </w:rPr>
+        <w:t xml:space="preserve">##  pedigree &lt;= 0.711</w:t>
+      </w:r>
+      <w:r>
+        <w:br/>
+      </w:r>
+      <w:r>
+        <w:rPr>
+          <w:rStyle w:val="VerbatimChar"/>
+        </w:rPr>
+        <w:t xml:space="preserve">##  -&gt;  class neg  [0.926]</w:t>
+      </w:r>
+      <w:r>
+        <w:br/>
+      </w:r>
+      <w:r>
+        <w:rPr>
+          <w:rStyle w:val="VerbatimChar"/>
+        </w:rPr>
+        <w:t xml:space="preserve">## </w:t>
+      </w:r>
+      <w:r>
+        <w:br/>
+      </w:r>
+      <w:r>
+        <w:rPr>
+          <w:rStyle w:val="VerbatimChar"/>
+        </w:rPr>
+        <w:t xml:space="preserve">## Rule 5: (189/16, lift 1.4)</w:t>
+      </w:r>
+      <w:r>
+        <w:br/>
+      </w:r>
+      <w:r>
+        <w:rPr>
+          <w:rStyle w:val="VerbatimChar"/>
+        </w:rPr>
+        <w:t xml:space="preserve">##  glucose &lt;= 127</w:t>
+      </w:r>
+      <w:r>
+        <w:br/>
+      </w:r>
+      <w:r>
+        <w:rPr>
+          <w:rStyle w:val="VerbatimChar"/>
+        </w:rPr>
+        <w:t xml:space="preserve">##  age &lt;= 28</w:t>
+      </w:r>
+      <w:r>
+        <w:br/>
+      </w:r>
+      <w:r>
+        <w:rPr>
+          <w:rStyle w:val="VerbatimChar"/>
+        </w:rPr>
+        <w:t xml:space="preserve">##  -&gt;  class neg  [0.911]</w:t>
+      </w:r>
+      <w:r>
+        <w:br/>
+      </w:r>
+      <w:r>
+        <w:rPr>
+          <w:rStyle w:val="VerbatimChar"/>
+        </w:rPr>
+        <w:t xml:space="preserve">## </w:t>
+      </w:r>
+      <w:r>
+        <w:br/>
+      </w:r>
+      <w:r>
+        <w:rPr>
+          <w:rStyle w:val="VerbatimChar"/>
+        </w:rPr>
+        <w:t xml:space="preserve">## Rule 6: (20/1, lift 1.4)</w:t>
+      </w:r>
+      <w:r>
+        <w:br/>
+      </w:r>
+      <w:r>
+        <w:rPr>
+          <w:rStyle w:val="VerbatimChar"/>
+        </w:rPr>
+        <w:t xml:space="preserve">##  glucose &gt; 131</w:t>
+      </w:r>
+      <w:r>
+        <w:br/>
+      </w:r>
+      <w:r>
+        <w:rPr>
+          <w:rStyle w:val="VerbatimChar"/>
+        </w:rPr>
+        <w:t xml:space="preserve">##  glucose &lt;= 157</w:t>
+      </w:r>
+      <w:r>
+        <w:br/>
+      </w:r>
+      <w:r>
+        <w:rPr>
+          <w:rStyle w:val="VerbatimChar"/>
+        </w:rPr>
+        <w:t xml:space="preserve">##  pressure &gt; 70</w:t>
+      </w:r>
+      <w:r>
+        <w:br/>
+      </w:r>
+      <w:r>
+        <w:rPr>
+          <w:rStyle w:val="VerbatimChar"/>
+        </w:rPr>
+        <w:t xml:space="preserve">##  mass &lt;= 46.8</w:t>
+      </w:r>
+      <w:r>
+        <w:br/>
+      </w:r>
+      <w:r>
+        <w:rPr>
+          <w:rStyle w:val="VerbatimChar"/>
+        </w:rPr>
+        <w:t xml:space="preserve">##  age &gt; 26</w:t>
+      </w:r>
+      <w:r>
+        <w:br/>
+      </w:r>
+      <w:r>
+        <w:rPr>
+          <w:rStyle w:val="VerbatimChar"/>
+        </w:rPr>
+        <w:t xml:space="preserve">##  age &lt;= 41</w:t>
+      </w:r>
+      <w:r>
+        <w:br/>
+      </w:r>
+      <w:r>
+        <w:rPr>
+          <w:rStyle w:val="VerbatimChar"/>
+        </w:rPr>
+        <w:t xml:space="preserve">##  -&gt;  class neg  [0.909]</w:t>
+      </w:r>
+      <w:r>
+        <w:br/>
+      </w:r>
+      <w:r>
+        <w:rPr>
+          <w:rStyle w:val="VerbatimChar"/>
+        </w:rPr>
+        <w:t xml:space="preserve">## </w:t>
+      </w:r>
+      <w:r>
+        <w:br/>
+      </w:r>
+      <w:r>
+        <w:rPr>
+          <w:rStyle w:val="VerbatimChar"/>
+        </w:rPr>
+        <w:t xml:space="preserve">## Rule 7: (12/1, lift 1.3)</w:t>
+      </w:r>
+      <w:r>
+        <w:br/>
+      </w:r>
+      <w:r>
+        <w:rPr>
+          <w:rStyle w:val="VerbatimChar"/>
+        </w:rPr>
+        <w:t xml:space="preserve">##  mass &lt;= 29.9</w:t>
+      </w:r>
+      <w:r>
+        <w:br/>
+      </w:r>
+      <w:r>
+        <w:rPr>
+          <w:rStyle w:val="VerbatimChar"/>
+        </w:rPr>
+        <w:t xml:space="preserve">##  age &gt; 60</w:t>
+      </w:r>
+      <w:r>
+        <w:br/>
+      </w:r>
+      <w:r>
+        <w:rPr>
+          <w:rStyle w:val="VerbatimChar"/>
+        </w:rPr>
+        <w:t xml:space="preserve">##  -&gt;  class neg  [0.857]</w:t>
+      </w:r>
+      <w:r>
+        <w:br/>
+      </w:r>
+      <w:r>
+        <w:rPr>
+          <w:rStyle w:val="VerbatimChar"/>
+        </w:rPr>
+        <w:t xml:space="preserve">## </w:t>
+      </w:r>
+      <w:r>
+        <w:br/>
+      </w:r>
+      <w:r>
+        <w:rPr>
+          <w:rStyle w:val="VerbatimChar"/>
+        </w:rPr>
+        <w:t xml:space="preserve">## Rule 8: (418/119, lift 1.1)</w:t>
+      </w:r>
+      <w:r>
+        <w:br/>
+      </w:r>
+      <w:r>
+        <w:rPr>
+          <w:rStyle w:val="VerbatimChar"/>
+        </w:rPr>
+        <w:t xml:space="preserve">##  pregnant &lt;= 6</w:t>
+      </w:r>
+      <w:r>
+        <w:br/>
+      </w:r>
+      <w:r>
+        <w:rPr>
+          <w:rStyle w:val="VerbatimChar"/>
+        </w:rPr>
+        <w:t xml:space="preserve">##  -&gt;  class neg  [0.714]</w:t>
+      </w:r>
+      <w:r>
+        <w:br/>
+      </w:r>
+      <w:r>
+        <w:rPr>
+          <w:rStyle w:val="VerbatimChar"/>
+        </w:rPr>
+        <w:t xml:space="preserve">## </w:t>
+      </w:r>
+      <w:r>
+        <w:br/>
+      </w:r>
+      <w:r>
+        <w:rPr>
+          <w:rStyle w:val="VerbatimChar"/>
+        </w:rPr>
+        <w:t xml:space="preserve">## Rule 9: (25, lift 2.8)</w:t>
+      </w:r>
+      <w:r>
+        <w:br/>
+      </w:r>
+      <w:r>
+        <w:rPr>
+          <w:rStyle w:val="VerbatimChar"/>
+        </w:rPr>
+        <w:t xml:space="preserve">##  glucose &gt; 157</w:t>
+      </w:r>
+      <w:r>
+        <w:br/>
+      </w:r>
+      <w:r>
+        <w:rPr>
+          <w:rStyle w:val="VerbatimChar"/>
+        </w:rPr>
+        <w:t xml:space="preserve">##  pressure &gt; 70</w:t>
+      </w:r>
+      <w:r>
+        <w:br/>
+      </w:r>
+      <w:r>
+        <w:rPr>
+          <w:rStyle w:val="VerbatimChar"/>
+        </w:rPr>
+        <w:t xml:space="preserve">##  mass &gt; 29.9</w:t>
+      </w:r>
+      <w:r>
+        <w:br/>
+      </w:r>
+      <w:r>
+        <w:rPr>
+          <w:rStyle w:val="VerbatimChar"/>
+        </w:rPr>
+        <w:t xml:space="preserve">##  age &lt;= 49</w:t>
+      </w:r>
+      <w:r>
+        <w:br/>
+      </w:r>
+      <w:r>
+        <w:rPr>
+          <w:rStyle w:val="VerbatimChar"/>
+        </w:rPr>
+        <w:t xml:space="preserve">##  -&gt;  class pos  [0.963]</w:t>
+      </w:r>
+      <w:r>
+        <w:br/>
+      </w:r>
+      <w:r>
+        <w:rPr>
+          <w:rStyle w:val="VerbatimChar"/>
+        </w:rPr>
+        <w:t xml:space="preserve">## </w:t>
+      </w:r>
+      <w:r>
+        <w:br/>
+      </w:r>
+      <w:r>
+        <w:rPr>
+          <w:rStyle w:val="VerbatimChar"/>
+        </w:rPr>
+        <w:t xml:space="preserve">## Rule 10: (16, lift 2.7)</w:t>
+      </w:r>
+      <w:r>
+        <w:br/>
+      </w:r>
+      <w:r>
+        <w:rPr>
+          <w:rStyle w:val="VerbatimChar"/>
+        </w:rPr>
+        <w:t xml:space="preserve">##  glucose &gt; 157</w:t>
+      </w:r>
+      <w:r>
+        <w:br/>
+      </w:r>
+      <w:r>
+        <w:rPr>
+          <w:rStyle w:val="VerbatimChar"/>
+        </w:rPr>
+        <w:t xml:space="preserve">##  pressure &gt; 70</w:t>
+      </w:r>
+      <w:r>
+        <w:br/>
+      </w:r>
+      <w:r>
+        <w:rPr>
+          <w:rStyle w:val="VerbatimChar"/>
+        </w:rPr>
+        <w:t xml:space="preserve">##  triceps &lt;= 30</w:t>
+      </w:r>
+      <w:r>
+        <w:br/>
+      </w:r>
+      <w:r>
+        <w:rPr>
+          <w:rStyle w:val="VerbatimChar"/>
+        </w:rPr>
+        <w:t xml:space="preserve">##  mass &gt; 29.9</w:t>
+      </w:r>
+      <w:r>
+        <w:br/>
+      </w:r>
+      <w:r>
+        <w:rPr>
+          <w:rStyle w:val="VerbatimChar"/>
+        </w:rPr>
+        <w:t xml:space="preserve">##  -&gt;  class pos  [0.944]</w:t>
+      </w:r>
+      <w:r>
+        <w:br/>
+      </w:r>
+      <w:r>
+        <w:rPr>
+          <w:rStyle w:val="VerbatimChar"/>
+        </w:rPr>
+        <w:t xml:space="preserve">## </w:t>
+      </w:r>
+      <w:r>
+        <w:br/>
+      </w:r>
+      <w:r>
+        <w:rPr>
+          <w:rStyle w:val="VerbatimChar"/>
+        </w:rPr>
+        <w:t xml:space="preserve">## Rule 11: (15, lift 2.7)</w:t>
+      </w:r>
+      <w:r>
+        <w:br/>
+      </w:r>
+      <w:r>
+        <w:rPr>
+          <w:rStyle w:val="VerbatimChar"/>
+        </w:rPr>
+        <w:t xml:space="preserve">##  glucose &gt; 127</w:t>
+      </w:r>
+      <w:r>
+        <w:br/>
+      </w:r>
+      <w:r>
+        <w:rPr>
+          <w:rStyle w:val="VerbatimChar"/>
+        </w:rPr>
+        <w:t xml:space="preserve">##  glucose &lt;= 157</w:t>
+      </w:r>
+      <w:r>
+        <w:br/>
+      </w:r>
+      <w:r>
+        <w:rPr>
+          <w:rStyle w:val="VerbatimChar"/>
+        </w:rPr>
+        <w:t xml:space="preserve">##  mass &gt; 29.9</w:t>
+      </w:r>
+      <w:r>
+        <w:br/>
+      </w:r>
+      <w:r>
+        <w:rPr>
+          <w:rStyle w:val="VerbatimChar"/>
+        </w:rPr>
+        <w:t xml:space="preserve">##  pedigree &gt; 0.222</w:t>
+      </w:r>
+      <w:r>
+        <w:br/>
+      </w:r>
+      <w:r>
+        <w:rPr>
+          <w:rStyle w:val="VerbatimChar"/>
+        </w:rPr>
+        <w:t xml:space="preserve">##  age &gt; 41</w:t>
+      </w:r>
+      <w:r>
+        <w:br/>
+      </w:r>
+      <w:r>
+        <w:rPr>
+          <w:rStyle w:val="VerbatimChar"/>
+        </w:rPr>
+        <w:t xml:space="preserve">##  -&gt;  class pos  [0.941]</w:t>
+      </w:r>
+      <w:r>
+        <w:br/>
+      </w:r>
+      <w:r>
+        <w:rPr>
+          <w:rStyle w:val="VerbatimChar"/>
+        </w:rPr>
+        <w:t xml:space="preserve">## </w:t>
+      </w:r>
+      <w:r>
+        <w:br/>
+      </w:r>
+      <w:r>
+        <w:rPr>
+          <w:rStyle w:val="VerbatimChar"/>
+        </w:rPr>
+        <w:t xml:space="preserve">## Rule 12: (12, lift 2.7)</w:t>
+      </w:r>
+      <w:r>
+        <w:br/>
+      </w:r>
+      <w:r>
+        <w:rPr>
+          <w:rStyle w:val="VerbatimChar"/>
+        </w:rPr>
+        <w:t xml:space="preserve">##  glucose &gt; 99</w:t>
+      </w:r>
+      <w:r>
+        <w:br/>
+      </w:r>
+      <w:r>
+        <w:rPr>
+          <w:rStyle w:val="VerbatimChar"/>
+        </w:rPr>
+        <w:t xml:space="preserve">##  glucose &lt;= 127</w:t>
+      </w:r>
+      <w:r>
+        <w:br/>
+      </w:r>
+      <w:r>
+        <w:rPr>
+          <w:rStyle w:val="VerbatimChar"/>
+        </w:rPr>
+        <w:t xml:space="preserve">##  pressure &lt;= 86</w:t>
+      </w:r>
+      <w:r>
+        <w:br/>
+      </w:r>
+      <w:r>
+        <w:rPr>
+          <w:rStyle w:val="VerbatimChar"/>
+        </w:rPr>
+        <w:t xml:space="preserve">##  triceps &lt;= 24</w:t>
+      </w:r>
+      <w:r>
+        <w:br/>
+      </w:r>
+      <w:r>
+        <w:rPr>
+          <w:rStyle w:val="VerbatimChar"/>
+        </w:rPr>
+        <w:t xml:space="preserve">##  mass &gt; 26.9</w:t>
+      </w:r>
+      <w:r>
+        <w:br/>
+      </w:r>
+      <w:r>
+        <w:rPr>
+          <w:rStyle w:val="VerbatimChar"/>
+        </w:rPr>
+        <w:t xml:space="preserve">##  mass &lt;= 30.8</w:t>
+      </w:r>
+      <w:r>
+        <w:br/>
+      </w:r>
+      <w:r>
+        <w:rPr>
+          <w:rStyle w:val="VerbatimChar"/>
+        </w:rPr>
+        <w:t xml:space="preserve">##  pedigree &gt; 0.204</w:t>
+      </w:r>
+      <w:r>
+        <w:br/>
+      </w:r>
+      <w:r>
+        <w:rPr>
+          <w:rStyle w:val="VerbatimChar"/>
+        </w:rPr>
+        <w:t xml:space="preserve">##  pedigree &lt;= 0.761</w:t>
+      </w:r>
+      <w:r>
+        <w:br/>
+      </w:r>
+      <w:r>
+        <w:rPr>
+          <w:rStyle w:val="VerbatimChar"/>
+        </w:rPr>
+        <w:t xml:space="preserve">##  age &gt; 28</w:t>
+      </w:r>
+      <w:r>
+        <w:br/>
+      </w:r>
+      <w:r>
+        <w:rPr>
+          <w:rStyle w:val="VerbatimChar"/>
+        </w:rPr>
+        <w:t xml:space="preserve">##  -&gt;  class pos  [0.929]</w:t>
+      </w:r>
+      <w:r>
+        <w:br/>
+      </w:r>
+      <w:r>
+        <w:rPr>
+          <w:rStyle w:val="VerbatimChar"/>
+        </w:rPr>
+        <w:t xml:space="preserve">## </w:t>
+      </w:r>
+      <w:r>
+        <w:br/>
+      </w:r>
+      <w:r>
+        <w:rPr>
+          <w:rStyle w:val="VerbatimChar"/>
+        </w:rPr>
+        <w:t xml:space="preserve">## Rule 13: (10, lift 2.6)</w:t>
+      </w:r>
+      <w:r>
+        <w:br/>
+      </w:r>
+      <w:r>
+        <w:rPr>
+          <w:rStyle w:val="VerbatimChar"/>
+        </w:rPr>
+        <w:t xml:space="preserve">##  pregnant &lt;= 6</w:t>
+      </w:r>
+      <w:r>
+        <w:br/>
+      </w:r>
+      <w:r>
+        <w:rPr>
+          <w:rStyle w:val="VerbatimChar"/>
+        </w:rPr>
+        <w:t xml:space="preserve">##  glucose &lt;= 127</w:t>
+      </w:r>
+      <w:r>
+        <w:br/>
+      </w:r>
+      <w:r>
+        <w:rPr>
+          <w:rStyle w:val="VerbatimChar"/>
+        </w:rPr>
+        <w:t xml:space="preserve">##  pressure &lt;= 86</w:t>
+      </w:r>
+      <w:r>
+        <w:br/>
+      </w:r>
+      <w:r>
+        <w:rPr>
+          <w:rStyle w:val="VerbatimChar"/>
+        </w:rPr>
+        <w:t xml:space="preserve">##  triceps &lt;= 24</w:t>
+      </w:r>
+      <w:r>
+        <w:br/>
+      </w:r>
+      <w:r>
+        <w:rPr>
+          <w:rStyle w:val="VerbatimChar"/>
+        </w:rPr>
+        <w:t xml:space="preserve">##  mass &gt; 26.9</w:t>
+      </w:r>
+      <w:r>
+        <w:br/>
+      </w:r>
+      <w:r>
+        <w:rPr>
+          <w:rStyle w:val="VerbatimChar"/>
+        </w:rPr>
+        <w:t xml:space="preserve">##  pedigree &gt; 0.204</w:t>
+      </w:r>
+      <w:r>
+        <w:br/>
+      </w:r>
+      <w:r>
+        <w:rPr>
+          <w:rStyle w:val="VerbatimChar"/>
+        </w:rPr>
+        <w:t xml:space="preserve">##  pedigree &lt;= 0.761</w:t>
+      </w:r>
+      <w:r>
+        <w:br/>
+      </w:r>
+      <w:r>
+        <w:rPr>
+          <w:rStyle w:val="VerbatimChar"/>
+        </w:rPr>
+        <w:t xml:space="preserve">##  age &gt; 34</w:t>
+      </w:r>
+      <w:r>
+        <w:br/>
+      </w:r>
+      <w:r>
+        <w:rPr>
+          <w:rStyle w:val="VerbatimChar"/>
+        </w:rPr>
+        <w:t xml:space="preserve">##  -&gt;  class pos  [0.917]</w:t>
+      </w:r>
+      <w:r>
+        <w:br/>
+      </w:r>
+      <w:r>
+        <w:rPr>
+          <w:rStyle w:val="VerbatimChar"/>
+        </w:rPr>
+        <w:t xml:space="preserve">## </w:t>
+      </w:r>
+      <w:r>
+        <w:br/>
+      </w:r>
+      <w:r>
+        <w:rPr>
+          <w:rStyle w:val="VerbatimChar"/>
+        </w:rPr>
+        <w:t xml:space="preserve">## Rule 14: (22/1, lift 2.6)</w:t>
+      </w:r>
+      <w:r>
+        <w:br/>
+      </w:r>
+      <w:r>
+        <w:rPr>
+          <w:rStyle w:val="VerbatimChar"/>
+        </w:rPr>
+        <w:t xml:space="preserve">##  glucose &gt; 127</w:t>
+      </w:r>
+      <w:r>
+        <w:br/>
+      </w:r>
+      <w:r>
+        <w:rPr>
+          <w:rStyle w:val="VerbatimChar"/>
+        </w:rPr>
+        <w:t xml:space="preserve">##  pressure &lt;= 61</w:t>
+      </w:r>
+      <w:r>
+        <w:br/>
+      </w:r>
+      <w:r>
+        <w:rPr>
+          <w:rStyle w:val="VerbatimChar"/>
+        </w:rPr>
+        <w:t xml:space="preserve">##  mass &gt; 29.9</w:t>
+      </w:r>
+      <w:r>
+        <w:br/>
+      </w:r>
+      <w:r>
+        <w:rPr>
+          <w:rStyle w:val="VerbatimChar"/>
+        </w:rPr>
+        <w:t xml:space="preserve">##  -&gt;  class pos  [0.917]</w:t>
+      </w:r>
+      <w:r>
+        <w:br/>
+      </w:r>
+      <w:r>
+        <w:rPr>
+          <w:rStyle w:val="VerbatimChar"/>
+        </w:rPr>
+        <w:t xml:space="preserve">## </w:t>
+      </w:r>
+      <w:r>
+        <w:br/>
+      </w:r>
+      <w:r>
+        <w:rPr>
+          <w:rStyle w:val="VerbatimChar"/>
+        </w:rPr>
+        <w:t xml:space="preserve">## Rule 15: (10, lift 2.6)</w:t>
+      </w:r>
+      <w:r>
+        <w:br/>
+      </w:r>
+      <w:r>
+        <w:rPr>
+          <w:rStyle w:val="VerbatimChar"/>
+        </w:rPr>
+        <w:t xml:space="preserve">##  glucose &gt; 127</w:t>
+      </w:r>
+      <w:r>
+        <w:br/>
+      </w:r>
+      <w:r>
+        <w:rPr>
+          <w:rStyle w:val="VerbatimChar"/>
+        </w:rPr>
+        <w:t xml:space="preserve">##  glucose &lt;= 131</w:t>
+      </w:r>
+      <w:r>
+        <w:br/>
+      </w:r>
+      <w:r>
+        <w:rPr>
+          <w:rStyle w:val="VerbatimChar"/>
+        </w:rPr>
+        <w:t xml:space="preserve">##  mass &gt; 29.9</w:t>
+      </w:r>
+      <w:r>
+        <w:br/>
+      </w:r>
+      <w:r>
+        <w:rPr>
+          <w:rStyle w:val="VerbatimChar"/>
+        </w:rPr>
+        <w:t xml:space="preserve">##  pedigree &gt; 0.331</w:t>
+      </w:r>
+      <w:r>
+        <w:br/>
+      </w:r>
+      <w:r>
+        <w:rPr>
+          <w:rStyle w:val="VerbatimChar"/>
+        </w:rPr>
+        <w:t xml:space="preserve">##  -&gt;  class pos  [0.917]</w:t>
+      </w:r>
+      <w:r>
+        <w:br/>
+      </w:r>
+      <w:r>
+        <w:rPr>
+          <w:rStyle w:val="VerbatimChar"/>
+        </w:rPr>
+        <w:t xml:space="preserve">## </w:t>
+      </w:r>
+      <w:r>
+        <w:br/>
+      </w:r>
+      <w:r>
+        <w:rPr>
+          <w:rStyle w:val="VerbatimChar"/>
+        </w:rPr>
+        <w:t xml:space="preserve">## Rule 16: (9, lift 2.6)</w:t>
+      </w:r>
+      <w:r>
+        <w:br/>
+      </w:r>
+      <w:r>
+        <w:rPr>
+          <w:rStyle w:val="VerbatimChar"/>
+        </w:rPr>
+        <w:t xml:space="preserve">##  mass &gt; 46.8</w:t>
+      </w:r>
+      <w:r>
+        <w:br/>
+      </w:r>
+      <w:r>
+        <w:rPr>
+          <w:rStyle w:val="VerbatimChar"/>
+        </w:rPr>
+        <w:t xml:space="preserve">##  -&gt;  class pos  [0.909]</w:t>
+      </w:r>
+      <w:r>
+        <w:br/>
+      </w:r>
+      <w:r>
+        <w:rPr>
+          <w:rStyle w:val="VerbatimChar"/>
+        </w:rPr>
+        <w:t xml:space="preserve">## </w:t>
+      </w:r>
+      <w:r>
+        <w:br/>
+      </w:r>
+      <w:r>
+        <w:rPr>
+          <w:rStyle w:val="VerbatimChar"/>
+        </w:rPr>
+        <w:t xml:space="preserve">## Rule 17: (28/2, lift 2.6)</w:t>
+      </w:r>
+      <w:r>
+        <w:br/>
+      </w:r>
+      <w:r>
+        <w:rPr>
+          <w:rStyle w:val="VerbatimChar"/>
+        </w:rPr>
+        <w:t xml:space="preserve">##  glucose &gt; 127</w:t>
+      </w:r>
+      <w:r>
+        <w:br/>
+      </w:r>
+      <w:r>
+        <w:rPr>
+          <w:rStyle w:val="VerbatimChar"/>
+        </w:rPr>
+        <w:t xml:space="preserve">##  pressure &lt;= 70</w:t>
+      </w:r>
+      <w:r>
+        <w:br/>
+      </w:r>
+      <w:r>
+        <w:rPr>
+          <w:rStyle w:val="VerbatimChar"/>
+        </w:rPr>
+        <w:t xml:space="preserve">##  mass &gt; 29.9</w:t>
+      </w:r>
+      <w:r>
+        <w:br/>
+      </w:r>
+      <w:r>
+        <w:rPr>
+          <w:rStyle w:val="VerbatimChar"/>
+        </w:rPr>
+        <w:t xml:space="preserve">##  pedigree &gt; 0.331</w:t>
+      </w:r>
+      <w:r>
+        <w:br/>
+      </w:r>
+      <w:r>
+        <w:rPr>
+          <w:rStyle w:val="VerbatimChar"/>
+        </w:rPr>
+        <w:t xml:space="preserve">##  age &lt;= 41</w:t>
+      </w:r>
+      <w:r>
+        <w:br/>
+      </w:r>
+      <w:r>
+        <w:rPr>
+          <w:rStyle w:val="VerbatimChar"/>
+        </w:rPr>
+        <w:t xml:space="preserve">##  -&gt;  class pos  [0.900]</w:t>
+      </w:r>
+      <w:r>
+        <w:br/>
+      </w:r>
+      <w:r>
+        <w:rPr>
+          <w:rStyle w:val="VerbatimChar"/>
+        </w:rPr>
+        <w:t xml:space="preserve">## </w:t>
+      </w:r>
+      <w:r>
+        <w:br/>
+      </w:r>
+      <w:r>
+        <w:rPr>
+          <w:rStyle w:val="VerbatimChar"/>
+        </w:rPr>
+        <w:t xml:space="preserve">## Rule 18: (7, lift 2.5)</w:t>
+      </w:r>
+      <w:r>
+        <w:br/>
+      </w:r>
+      <w:r>
+        <w:rPr>
+          <w:rStyle w:val="VerbatimChar"/>
+        </w:rPr>
+        <w:t xml:space="preserve">##  glucose &gt; 143</w:t>
+      </w:r>
+      <w:r>
+        <w:br/>
+      </w:r>
+      <w:r>
+        <w:rPr>
+          <w:rStyle w:val="VerbatimChar"/>
+        </w:rPr>
+        <w:t xml:space="preserve">##  mass &lt;= 29.9</w:t>
+      </w:r>
+      <w:r>
+        <w:br/>
+      </w:r>
+      <w:r>
+        <w:rPr>
+          <w:rStyle w:val="VerbatimChar"/>
+        </w:rPr>
+        <w:t xml:space="preserve">##  age &gt; 41</w:t>
+      </w:r>
+      <w:r>
+        <w:br/>
+      </w:r>
+      <w:r>
+        <w:rPr>
+          <w:rStyle w:val="VerbatimChar"/>
+        </w:rPr>
+        <w:t xml:space="preserve">##  age &lt;= 60</w:t>
+      </w:r>
+      <w:r>
+        <w:br/>
+      </w:r>
+      <w:r>
+        <w:rPr>
+          <w:rStyle w:val="VerbatimChar"/>
+        </w:rPr>
+        <w:t xml:space="preserve">##  -&gt;  class pos  [0.889]</w:t>
+      </w:r>
+      <w:r>
+        <w:br/>
+      </w:r>
+      <w:r>
+        <w:rPr>
+          <w:rStyle w:val="VerbatimChar"/>
+        </w:rPr>
+        <w:t xml:space="preserve">## </w:t>
+      </w:r>
+      <w:r>
+        <w:br/>
+      </w:r>
+      <w:r>
+        <w:rPr>
+          <w:rStyle w:val="VerbatimChar"/>
+        </w:rPr>
+        <w:t xml:space="preserve">## Rule 19: (15/1, lift 2.5)</w:t>
+      </w:r>
+      <w:r>
+        <w:br/>
+      </w:r>
+      <w:r>
+        <w:rPr>
+          <w:rStyle w:val="VerbatimChar"/>
+        </w:rPr>
+        <w:t xml:space="preserve">##  glucose &gt; 157</w:t>
+      </w:r>
+      <w:r>
+        <w:br/>
+      </w:r>
+      <w:r>
+        <w:rPr>
+          <w:rStyle w:val="VerbatimChar"/>
+        </w:rPr>
+        <w:t xml:space="preserve">##  pressure &lt;= 70</w:t>
+      </w:r>
+      <w:r>
+        <w:br/>
+      </w:r>
+      <w:r>
+        <w:rPr>
+          <w:rStyle w:val="VerbatimChar"/>
+        </w:rPr>
+        <w:t xml:space="preserve">##  triceps &gt; 27</w:t>
+      </w:r>
+      <w:r>
+        <w:br/>
+      </w:r>
+      <w:r>
+        <w:rPr>
+          <w:rStyle w:val="VerbatimChar"/>
+        </w:rPr>
+        <w:t xml:space="preserve">##  -&gt;  class pos  [0.882]</w:t>
+      </w:r>
+      <w:r>
+        <w:br/>
+      </w:r>
+      <w:r>
+        <w:rPr>
+          <w:rStyle w:val="VerbatimChar"/>
+        </w:rPr>
+        <w:t xml:space="preserve">## </w:t>
+      </w:r>
+      <w:r>
+        <w:br/>
+      </w:r>
+      <w:r>
+        <w:rPr>
+          <w:rStyle w:val="VerbatimChar"/>
+        </w:rPr>
+        <w:t xml:space="preserve">## Rule 20: (12/1, lift 2.5)</w:t>
+      </w:r>
+      <w:r>
+        <w:br/>
+      </w:r>
+      <w:r>
+        <w:rPr>
+          <w:rStyle w:val="VerbatimChar"/>
+        </w:rPr>
+        <w:t xml:space="preserve">##  glucose &gt; 99</w:t>
+      </w:r>
+      <w:r>
+        <w:br/>
+      </w:r>
+      <w:r>
+        <w:rPr>
+          <w:rStyle w:val="VerbatimChar"/>
+        </w:rPr>
+        <w:t xml:space="preserve">##  glucose &lt;= 118</w:t>
+      </w:r>
+      <w:r>
+        <w:br/>
+      </w:r>
+      <w:r>
+        <w:rPr>
+          <w:rStyle w:val="VerbatimChar"/>
+        </w:rPr>
+        <w:t xml:space="preserve">##  pressure &lt;= 86</w:t>
+      </w:r>
+      <w:r>
+        <w:br/>
+      </w:r>
+      <w:r>
+        <w:rPr>
+          <w:rStyle w:val="VerbatimChar"/>
+        </w:rPr>
+        <w:t xml:space="preserve">##  triceps &gt; 24</w:t>
+      </w:r>
+      <w:r>
+        <w:br/>
+      </w:r>
+      <w:r>
+        <w:rPr>
+          <w:rStyle w:val="VerbatimChar"/>
+        </w:rPr>
+        <w:t xml:space="preserve">##  mass &gt; 26.9</w:t>
+      </w:r>
+      <w:r>
+        <w:br/>
+      </w:r>
+      <w:r>
+        <w:rPr>
+          <w:rStyle w:val="VerbatimChar"/>
+        </w:rPr>
+        <w:t xml:space="preserve">##  pedigree &gt; 0.496</w:t>
+      </w:r>
+      <w:r>
+        <w:br/>
+      </w:r>
+      <w:r>
+        <w:rPr>
+          <w:rStyle w:val="VerbatimChar"/>
+        </w:rPr>
+        <w:t xml:space="preserve">##  age &gt; 28</w:t>
+      </w:r>
+      <w:r>
+        <w:br/>
+      </w:r>
+      <w:r>
+        <w:rPr>
+          <w:rStyle w:val="VerbatimChar"/>
+        </w:rPr>
+        <w:t xml:space="preserve">##  -&gt;  class pos  [0.857]</w:t>
+      </w:r>
+      <w:r>
+        <w:br/>
+      </w:r>
+      <w:r>
+        <w:rPr>
+          <w:rStyle w:val="VerbatimChar"/>
+        </w:rPr>
+        <w:t xml:space="preserve">## </w:t>
+      </w:r>
+      <w:r>
+        <w:br/>
+      </w:r>
+      <w:r>
+        <w:rPr>
+          <w:rStyle w:val="VerbatimChar"/>
+        </w:rPr>
+        <w:t xml:space="preserve">## Rule 21: (9/1, lift 2.3)</w:t>
+      </w:r>
+      <w:r>
+        <w:br/>
+      </w:r>
+      <w:r>
+        <w:rPr>
+          <w:rStyle w:val="VerbatimChar"/>
+        </w:rPr>
+        <w:t xml:space="preserve">##  glucose &gt; 127</w:t>
+      </w:r>
+      <w:r>
+        <w:br/>
+      </w:r>
+      <w:r>
+        <w:rPr>
+          <w:rStyle w:val="VerbatimChar"/>
+        </w:rPr>
+        <w:t xml:space="preserve">##  mass &lt;= 29.9</w:t>
+      </w:r>
+      <w:r>
+        <w:br/>
+      </w:r>
+      <w:r>
+        <w:rPr>
+          <w:rStyle w:val="VerbatimChar"/>
+        </w:rPr>
+        <w:t xml:space="preserve">##  age &gt; 27</w:t>
+      </w:r>
+      <w:r>
+        <w:br/>
+      </w:r>
+      <w:r>
+        <w:rPr>
+          <w:rStyle w:val="VerbatimChar"/>
+        </w:rPr>
+        <w:t xml:space="preserve">##  age &lt;= 35</w:t>
+      </w:r>
+      <w:r>
+        <w:br/>
+      </w:r>
+      <w:r>
+        <w:rPr>
+          <w:rStyle w:val="VerbatimChar"/>
+        </w:rPr>
+        <w:t xml:space="preserve">##  -&gt;  class pos  [0.818]</w:t>
+      </w:r>
+      <w:r>
+        <w:br/>
+      </w:r>
+      <w:r>
+        <w:rPr>
+          <w:rStyle w:val="VerbatimChar"/>
+        </w:rPr>
+        <w:t xml:space="preserve">## </w:t>
+      </w:r>
+      <w:r>
+        <w:br/>
+      </w:r>
+      <w:r>
+        <w:rPr>
+          <w:rStyle w:val="VerbatimChar"/>
+        </w:rPr>
+        <w:t xml:space="preserve">## Rule 22: (278/143, lift 1.4)</w:t>
+      </w:r>
+      <w:r>
+        <w:br/>
+      </w:r>
+      <w:r>
+        <w:rPr>
+          <w:rStyle w:val="VerbatimChar"/>
+        </w:rPr>
+        <w:t xml:space="preserve">##  age &gt; 28</w:t>
+      </w:r>
+      <w:r>
+        <w:br/>
+      </w:r>
+      <w:r>
+        <w:rPr>
+          <w:rStyle w:val="VerbatimChar"/>
+        </w:rPr>
+        <w:t xml:space="preserve">##  -&gt;  class pos  [0.486]</w:t>
+      </w:r>
+      <w:r>
+        <w:br/>
+      </w:r>
+      <w:r>
+        <w:rPr>
+          <w:rStyle w:val="VerbatimChar"/>
+        </w:rPr>
+        <w:t xml:space="preserve">## </w:t>
+      </w:r>
+      <w:r>
+        <w:br/>
+      </w:r>
+      <w:r>
+        <w:rPr>
+          <w:rStyle w:val="VerbatimChar"/>
+        </w:rPr>
+        <w:t xml:space="preserve">## Default class: neg</w:t>
+      </w:r>
+      <w:r>
+        <w:br/>
+      </w:r>
+      <w:r>
+        <w:rPr>
+          <w:rStyle w:val="VerbatimChar"/>
+        </w:rPr>
+        <w:t xml:space="preserve">## </w:t>
+      </w:r>
+      <w:r>
+        <w:br/>
+      </w:r>
+      <w:r>
+        <w:rPr>
+          <w:rStyle w:val="VerbatimChar"/>
+        </w:rPr>
+        <w:t xml:space="preserve">## </w:t>
+      </w:r>
+      <w:r>
+        <w:br/>
+      </w:r>
+      <w:r>
+        <w:rPr>
+          <w:rStyle w:val="VerbatimChar"/>
+        </w:rPr>
+        <w:t xml:space="preserve">## Evaluation on training data (538 cases):</w:t>
+      </w:r>
+      <w:r>
+        <w:br/>
+      </w:r>
+      <w:r>
+        <w:rPr>
+          <w:rStyle w:val="VerbatimChar"/>
+        </w:rPr>
+        <w:t xml:space="preserve">## </w:t>
+      </w:r>
+      <w:r>
+        <w:br/>
+      </w:r>
+      <w:r>
+        <w:rPr>
+          <w:rStyle w:val="VerbatimChar"/>
+        </w:rPr>
+        <w:t xml:space="preserve">##          Rules     </w:t>
+      </w:r>
+      <w:r>
+        <w:br/>
+      </w:r>
+      <w:r>
+        <w:rPr>
+          <w:rStyle w:val="VerbatimChar"/>
+        </w:rPr>
+        <w:t xml:space="preserve">##    ----------------</w:t>
+      </w:r>
+      <w:r>
+        <w:br/>
+      </w:r>
+      <w:r>
+        <w:rPr>
+          <w:rStyle w:val="VerbatimChar"/>
+        </w:rPr>
+        <w:t xml:space="preserve">##      No      Errors</w:t>
+      </w:r>
+      <w:r>
+        <w:br/>
+      </w:r>
+      <w:r>
+        <w:rPr>
+          <w:rStyle w:val="VerbatimChar"/>
+        </w:rPr>
+        <w:t xml:space="preserve">## </w:t>
+      </w:r>
+      <w:r>
+        <w:br/>
+      </w:r>
+      <w:r>
+        <w:rPr>
+          <w:rStyle w:val="VerbatimChar"/>
+        </w:rPr>
+        <w:t xml:space="preserve">##      22   52( 9.7%)   &lt;&lt;</w:t>
+      </w:r>
+      <w:r>
+        <w:br/>
+      </w:r>
+      <w:r>
+        <w:rPr>
+          <w:rStyle w:val="VerbatimChar"/>
+        </w:rPr>
+        <w:t xml:space="preserve">## </w:t>
+      </w:r>
+      <w:r>
+        <w:br/>
+      </w:r>
+      <w:r>
+        <w:rPr>
+          <w:rStyle w:val="VerbatimChar"/>
+        </w:rPr>
+        <w:t xml:space="preserve">## </w:t>
+      </w:r>
+      <w:r>
+        <w:br/>
+      </w:r>
+      <w:r>
+        <w:rPr>
+          <w:rStyle w:val="VerbatimChar"/>
+        </w:rPr>
+        <w:t xml:space="preserve">##     (a)   (b)    &lt;-classified as</w:t>
+      </w:r>
+      <w:r>
+        <w:br/>
+      </w:r>
+      <w:r>
+        <w:rPr>
+          <w:rStyle w:val="VerbatimChar"/>
+        </w:rPr>
+        <w:t xml:space="preserve">##    ----  ----</w:t>
+      </w:r>
+      <w:r>
+        <w:br/>
+      </w:r>
+      <w:r>
+        <w:rPr>
+          <w:rStyle w:val="VerbatimChar"/>
+        </w:rPr>
+        <w:t xml:space="preserve">##     333    17    (a): class neg</w:t>
+      </w:r>
+      <w:r>
+        <w:br/>
+      </w:r>
+      <w:r>
+        <w:rPr>
+          <w:rStyle w:val="VerbatimChar"/>
+        </w:rPr>
+        <w:t xml:space="preserve">##      35   153    (b): class pos</w:t>
+      </w:r>
+      <w:r>
+        <w:br/>
+      </w:r>
+      <w:r>
+        <w:rPr>
+          <w:rStyle w:val="VerbatimChar"/>
+        </w:rPr>
+        <w:t xml:space="preserve">## </w:t>
+      </w:r>
+      <w:r>
+        <w:br/>
+      </w:r>
+      <w:r>
+        <w:rPr>
+          <w:rStyle w:val="VerbatimChar"/>
+        </w:rPr>
+        <w:t xml:space="preserve">## </w:t>
+      </w:r>
+      <w:r>
+        <w:br/>
+      </w:r>
+      <w:r>
+        <w:rPr>
+          <w:rStyle w:val="VerbatimChar"/>
+        </w:rPr>
+        <w:t xml:space="preserve">##  Attribute usage:</w:t>
+      </w:r>
+      <w:r>
+        <w:br/>
+      </w:r>
+      <w:r>
+        <w:rPr>
+          <w:rStyle w:val="VerbatimChar"/>
+        </w:rPr>
+        <w:t xml:space="preserve">## </w:t>
+      </w:r>
+      <w:r>
+        <w:br/>
+      </w:r>
+      <w:r>
+        <w:rPr>
+          <w:rStyle w:val="VerbatimChar"/>
+        </w:rPr>
+        <w:t xml:space="preserve">##   92.94% age</w:t>
+      </w:r>
+      <w:r>
+        <w:br/>
+      </w:r>
+      <w:r>
+        <w:rPr>
+          <w:rStyle w:val="VerbatimChar"/>
+        </w:rPr>
+        <w:t xml:space="preserve">##   78.25% glucose</w:t>
+      </w:r>
+      <w:r>
+        <w:br/>
+      </w:r>
+      <w:r>
+        <w:rPr>
+          <w:rStyle w:val="VerbatimChar"/>
+        </w:rPr>
+        <w:t xml:space="preserve">##   77.70% pregnant</w:t>
+      </w:r>
+      <w:r>
+        <w:br/>
+      </w:r>
+      <w:r>
+        <w:rPr>
+          <w:rStyle w:val="VerbatimChar"/>
+        </w:rPr>
+        <w:t xml:space="preserve">##   47.03% mass</w:t>
+      </w:r>
+      <w:r>
+        <w:br/>
+      </w:r>
+      <w:r>
+        <w:rPr>
+          <w:rStyle w:val="VerbatimChar"/>
+        </w:rPr>
+        <w:t xml:space="preserve">##   45.17% pedigree</w:t>
+      </w:r>
+      <w:r>
+        <w:br/>
+      </w:r>
+      <w:r>
+        <w:rPr>
+          <w:rStyle w:val="VerbatimChar"/>
+        </w:rPr>
+        <w:t xml:space="preserve">##   22.30% pressure</w:t>
+      </w:r>
+      <w:r>
+        <w:br/>
+      </w:r>
+      <w:r>
+        <w:rPr>
+          <w:rStyle w:val="VerbatimChar"/>
+        </w:rPr>
+        <w:t xml:space="preserve">##   10.97% triceps</w:t>
+      </w:r>
+      <w:r>
+        <w:br/>
+      </w:r>
+      <w:r>
+        <w:rPr>
+          <w:rStyle w:val="VerbatimChar"/>
+        </w:rPr>
+        <w:t xml:space="preserve">##    3.53% insulin</w:t>
+      </w:r>
+      <w:r>
+        <w:br/>
+      </w:r>
+      <w:r>
+        <w:rPr>
+          <w:rStyle w:val="VerbatimChar"/>
+        </w:rPr>
+        <w:t xml:space="preserve">## </w:t>
+      </w:r>
+      <w:r>
+        <w:br/>
+      </w:r>
+      <w:r>
+        <w:rPr>
+          <w:rStyle w:val="VerbatimChar"/>
+        </w:rPr>
+        <w:t xml:space="preserve">## </w:t>
+      </w:r>
+      <w:r>
+        <w:br/>
+      </w:r>
+      <w:r>
+        <w:rPr>
+          <w:rStyle w:val="VerbatimChar"/>
+        </w:rPr>
+        <w:t xml:space="preserve">## Time: 0.0 secs</w:t>
+      </w:r>
+    </w:p>
+    <w:p>
+      <w:pPr>
+        <w:pStyle w:val="FirstParagraph"/>
+      </w:pPr>
+      <w:r>
+        <w:t xml:space="preserve">Cada regla se reporta como</w:t>
+      </w:r>
+      <w:r>
+        <w:t xml:space="preserve"> </w:t>
+      </w:r>
+      <w:r>
+        <w:rPr>
+          <w:rStyle w:val="VerbatimChar"/>
+        </w:rPr>
+        <w:t xml:space="preserve">(n/m, lift L)</w:t>
+      </w:r>
+      <w:r>
+        <w:t xml:space="preserve">, donde</w:t>
+      </w:r>
+      <w:r>
+        <w:t xml:space="preserve"> </w:t>
+      </w:r>
+      <w:r>
+        <w:rPr>
+          <w:rStyle w:val="VerbatimChar"/>
+        </w:rPr>
+        <w:t xml:space="preserve">n</w:t>
+      </w:r>
+      <w:r>
+        <w:t xml:space="preserve"> </w:t>
+      </w:r>
+      <w:r>
+        <w:t xml:space="preserve">es la cobertura (instancias de entrenamiento que satisfacen el antecedente),</w:t>
+      </w:r>
+      <w:r>
+        <w:t xml:space="preserve"> </w:t>
+      </w:r>
+      <w:r>
+        <w:rPr>
+          <w:rStyle w:val="VerbatimChar"/>
+        </w:rPr>
+        <w:t xml:space="preserve">m</w:t>
+      </w:r>
+      <w:r>
+        <w:t xml:space="preserve"> </w:t>
+      </w:r>
+      <w:r>
+        <w:t xml:space="preserve">los errores dentro de esa cobertura y</w:t>
+      </w:r>
+      <w:r>
+        <w:t xml:space="preserve"> </w:t>
+      </w:r>
+      <w:r>
+        <w:rPr>
+          <w:rStyle w:val="VerbatimChar"/>
+        </w:rPr>
+        <w:t xml:space="preserve">lift</w:t>
+      </w:r>
+      <w:r>
+        <w:t xml:space="preserve"> </w:t>
+      </w:r>
+      <w:r>
+        <w:t xml:space="preserve">la mejora respecto de la probabilidad base de la clase. Se interpretan dos reglas representativas:</w:t>
+      </w:r>
+    </w:p>
+    <w:p>
+      <w:pPr>
+        <w:pStyle w:val="Compact"/>
+        <w:numPr>
+          <w:ilvl w:val="0"/>
+          <w:numId w:val="1009"/>
+        </w:numPr>
+      </w:pPr>
+      <w:r>
+        <w:t xml:space="preserve">Regla de alta precisión y baja cobertura (Regla 1):</w:t>
+      </w:r>
+      <w:r>
+        <w:t xml:space="preserve"> </w:t>
+      </w:r>
+      <w:r>
+        <w:rPr>
+          <w:rStyle w:val="VerbatimChar"/>
+        </w:rPr>
+        <w:t xml:space="preserve">glucose &lt;= 127</w:t>
+      </w:r>
+      <w:r>
+        <w:t xml:space="preserve"> </w:t>
+      </w:r>
+      <w:r>
+        <w:t xml:space="preserve">junto con</w:t>
+      </w:r>
+      <w:r>
+        <w:t xml:space="preserve"> </w:t>
+      </w:r>
+      <w:r>
+        <w:rPr>
+          <w:rStyle w:val="VerbatimChar"/>
+        </w:rPr>
+        <w:t xml:space="preserve">mass &lt;= 26.9</w:t>
+      </w:r>
+      <w:r>
+        <w:t xml:space="preserve"> </w:t>
+      </w:r>
+      <w:r>
+        <w:t xml:space="preserve">conducen a la clase</w:t>
+      </w:r>
+      <w:r>
+        <w:t xml:space="preserve"> </w:t>
+      </w:r>
+      <w:r>
+        <w:rPr>
+          <w:rStyle w:val="VerbatimChar"/>
+        </w:rPr>
+        <w:t xml:space="preserve">neg</w:t>
+      </w:r>
+      <w:r>
+        <w:t xml:space="preserve">. Cubre 89 pacientes de entrenamiento con un solo error (confianza cercana a 0.98, lift 1.5). Tiene sentido clínico, ya que una glucosa no elevada junto con un bajo índice de masa corporal son indicadores fuertes de ausencia de diabetes. Es una regla muy confiable, aunque específica.</w:t>
+      </w:r>
+    </w:p>
+    <w:p>
+      <w:pPr>
+        <w:pStyle w:val="Compact"/>
+        <w:numPr>
+          <w:ilvl w:val="0"/>
+          <w:numId w:val="1009"/>
+        </w:numPr>
+      </w:pPr>
+      <w:r>
+        <w:t xml:space="preserve">Regla de alta cobertura y baja precisión (Regla 8):</w:t>
+      </w:r>
+      <w:r>
+        <w:t xml:space="preserve"> </w:t>
+      </w:r>
+      <w:r>
+        <w:rPr>
+          <w:rStyle w:val="VerbatimChar"/>
+        </w:rPr>
+        <w:t xml:space="preserve">pregnant &lt;= 6</w:t>
+      </w:r>
+      <w:r>
+        <w:t xml:space="preserve"> </w:t>
+      </w:r>
+      <w:r>
+        <w:t xml:space="preserve">conduce a la clase</w:t>
+      </w:r>
+      <w:r>
+        <w:t xml:space="preserve"> </w:t>
+      </w:r>
+      <w:r>
+        <w:rPr>
+          <w:rStyle w:val="VerbatimChar"/>
+        </w:rPr>
+        <w:t xml:space="preserve">neg</w:t>
+      </w:r>
+      <w:r>
+        <w:t xml:space="preserve">. Cubre 418 casos con 119 errores (confianza cercana a 0.71, lift 1.1). Es casi una regla por defecto, ya que apenas mejora sobre la predicción de la clase mayoritaria. El contraste entre ambas reglas ilustra la diferencia entre reglas específicas y confiables frente a reglas generales y débiles.</w:t>
+      </w:r>
+    </w:p>
+    <w:p>
+      <w:pPr>
+        <w:pStyle w:val="FirstParagraph"/>
+      </w:pPr>
+      <w:r>
+        <w:t xml:space="preserve">El bloque</w:t>
+      </w:r>
+      <w:r>
+        <w:t xml:space="preserve"> </w:t>
+      </w:r>
+      <w:r>
+        <w:rPr>
+          <w:rStyle w:val="VerbatimChar"/>
+        </w:rPr>
+        <w:t xml:space="preserve">Attribute usage</w:t>
+      </w:r>
+      <w:r>
+        <w:t xml:space="preserve"> </w:t>
+      </w:r>
+      <w:r>
+        <w:t xml:space="preserve">de la salida indica el porcentaje de casos cuya clasificación recurre a cada atributo: encabezan la lista</w:t>
+      </w:r>
+      <w:r>
+        <w:t xml:space="preserve"> </w:t>
+      </w:r>
+      <w:r>
+        <w:rPr>
+          <w:rStyle w:val="VerbatimChar"/>
+        </w:rPr>
+        <w:t xml:space="preserve">age</w:t>
+      </w:r>
+      <w:r>
+        <w:t xml:space="preserve"> </w:t>
+      </w:r>
+      <w:r>
+        <w:t xml:space="preserve">(cerca del 93 %),</w:t>
+      </w:r>
+      <w:r>
+        <w:t xml:space="preserve"> </w:t>
+      </w:r>
+      <w:r>
+        <w:rPr>
+          <w:rStyle w:val="VerbatimChar"/>
+        </w:rPr>
+        <w:t xml:space="preserve">glucose</w:t>
+      </w:r>
+      <w:r>
+        <w:t xml:space="preserve"> </w:t>
+      </w:r>
+      <w:r>
+        <w:t xml:space="preserve">(cerca del 78 %) y</w:t>
+      </w:r>
+      <w:r>
+        <w:t xml:space="preserve"> </w:t>
+      </w:r>
+      <w:r>
+        <w:rPr>
+          <w:rStyle w:val="VerbatimChar"/>
+        </w:rPr>
+        <w:t xml:space="preserve">pregnant</w:t>
+      </w:r>
+      <w:r>
+        <w:t xml:space="preserve"> </w:t>
+      </w:r>
+      <w:r>
+        <w:t xml:space="preserve">(cerca del 78 %), seguidos de</w:t>
+      </w:r>
+      <w:r>
+        <w:t xml:space="preserve"> </w:t>
+      </w:r>
+      <w:r>
+        <w:rPr>
+          <w:rStyle w:val="VerbatimChar"/>
+        </w:rPr>
+        <w:t xml:space="preserve">mass</w:t>
+      </w:r>
+      <w:r>
+        <w:t xml:space="preserve"> </w:t>
+      </w:r>
+      <w:r>
+        <w:t xml:space="preserve">y</w:t>
+      </w:r>
+      <w:r>
+        <w:t xml:space="preserve"> </w:t>
+      </w:r>
+      <w:r>
+        <w:rPr>
+          <w:rStyle w:val="VerbatimChar"/>
+        </w:rPr>
+        <w:t xml:space="preserve">pedigree</w:t>
+      </w:r>
+      <w:r>
+        <w:t xml:space="preserve">, lo que confirma su relevancia.</w:t>
+      </w:r>
+    </w:p>
+    <w:p>
+      <w:pPr>
+        <w:pStyle w:val="BodyText"/>
+      </w:pPr>
       <w:r>
         <w:rPr>
           <w:i/>
           <w:iCs/>
         </w:rPr>
-        <w:t xml:space="preserve">“PART”</w:t>
-      </w:r>
+        <w:t xml:space="preserve">c) Evalúe el clasificador de reglas sobre el conjunto de prueba y compare su desempeño con el del árbol de decisión del Ejercicio 11.</w:t>
+      </w:r>
+    </w:p>
+    <w:p>
+      <w:pPr>
+        <w:pStyle w:val="SourceCode"/>
+      </w:pPr>
+      <w:r>
+        <w:rPr>
+          <w:rStyle w:val="NormalTok"/>
+        </w:rPr>
+        <w:t xml:space="preserve">pred_c5 </w:t>
+      </w:r>
+      <w:r>
+        <w:rPr>
+          <w:rStyle w:val="OtherTok"/>
+        </w:rPr>
+        <w:t xml:space="preserve">&lt;-</w:t>
+      </w:r>
+      <w:r>
+        <w:rPr>
+          <w:rStyle w:val="NormalTok"/>
+        </w:rPr>
+        <w:t xml:space="preserve"> </w:t>
+      </w:r>
+      <w:r>
+        <w:rPr>
+          <w:rStyle w:val="FunctionTok"/>
+        </w:rPr>
+        <w:t xml:space="preserve">predict</w:t>
+      </w:r>
+      <w:r>
+        <w:rPr>
+          <w:rStyle w:val="NormalTok"/>
+        </w:rPr>
+        <w:t xml:space="preserve">(c5_rules, test)</w:t>
+      </w:r>
+      <w:r>
+        <w:br/>
+      </w:r>
+      <w:r>
+        <w:rPr>
+          <w:rStyle w:val="NormalTok"/>
+        </w:rPr>
+        <w:t xml:space="preserve">cm_c5   </w:t>
+      </w:r>
+      <w:r>
+        <w:rPr>
+          <w:rStyle w:val="OtherTok"/>
+        </w:rPr>
+        <w:t xml:space="preserve">&lt;-</w:t>
+      </w:r>
+      <w:r>
+        <w:rPr>
+          <w:rStyle w:val="NormalTok"/>
+        </w:rPr>
+        <w:t xml:space="preserve"> </w:t>
+      </w:r>
+      <w:r>
+        <w:rPr>
+          <w:rStyle w:val="FunctionTok"/>
+        </w:rPr>
+        <w:t xml:space="preserve">confusionMatrix</w:t>
+      </w:r>
+      <w:r>
+        <w:rPr>
+          <w:rStyle w:val="NormalTok"/>
+        </w:rPr>
+        <w:t xml:space="preserve">(pred_c5, test</w:t>
+      </w:r>
+      <w:r>
+        <w:rPr>
+          <w:rStyle w:val="SpecialCharTok"/>
+        </w:rPr>
+        <w:t xml:space="preserve">$</w:t>
+      </w:r>
+      <w:r>
+        <w:rPr>
+          <w:rStyle w:val="NormalTok"/>
+        </w:rPr>
+        <w:t xml:space="preserve">diabetes, </w:t>
+      </w:r>
+      <w:r>
+        <w:rPr>
+          <w:rStyle w:val="AttributeTok"/>
+        </w:rPr>
+        <w:t xml:space="preserve">positive =</w:t>
+      </w:r>
+      <w:r>
+        <w:rPr>
+          <w:rStyle w:val="NormalTok"/>
+        </w:rPr>
+        <w:t xml:space="preserve"> </w:t>
+      </w:r>
+      <w:r>
+        <w:rPr>
+          <w:rStyle w:val="StringTok"/>
+        </w:rPr>
+        <w:t xml:space="preserve">"pos"</w:t>
+      </w:r>
+      <w:r>
+        <w:rPr>
+          <w:rStyle w:val="NormalTok"/>
+        </w:rPr>
+        <w:t xml:space="preserve">)</w:t>
+      </w:r>
+      <w:r>
+        <w:br/>
+      </w:r>
+      <w:r>
+        <w:rPr>
+          <w:rStyle w:val="NormalTok"/>
+        </w:rPr>
+        <w:t xml:space="preserve">comp_c5 </w:t>
+      </w:r>
+      <w:r>
+        <w:rPr>
+          <w:rStyle w:val="OtherTok"/>
+        </w:rPr>
+        <w:t xml:space="preserve">&lt;-</w:t>
+      </w:r>
+      <w:r>
+        <w:rPr>
+          <w:rStyle w:val="NormalTok"/>
+        </w:rPr>
+        <w:t xml:space="preserve"> </w:t>
+      </w:r>
+      <w:r>
+        <w:rPr>
+          <w:rStyle w:val="FunctionTok"/>
+        </w:rPr>
+        <w:t xml:space="preserve">rbind</w:t>
+      </w:r>
+      <w:r>
+        <w:rPr>
+          <w:rStyle w:val="NormalTok"/>
+        </w:rPr>
+        <w:t xml:space="preserve">(</w:t>
+      </w:r>
+      <w:r>
+        <w:br/>
+      </w:r>
+      <w:r>
+        <w:rPr>
+          <w:rStyle w:val="NormalTok"/>
+        </w:rPr>
+        <w:t xml:space="preserve">  </w:t>
+      </w:r>
+      <w:r>
+        <w:rPr>
+          <w:rStyle w:val="StringTok"/>
+        </w:rPr>
+        <w:t xml:space="preserve">`</w:t>
+      </w:r>
+      <w:r>
+        <w:rPr>
+          <w:rStyle w:val="AttributeTok"/>
+        </w:rPr>
+        <w:t xml:space="preserve">Árbol rpart (Ej. 11)</w:t>
+      </w:r>
+      <w:r>
+        <w:rPr>
+          <w:rStyle w:val="StringTok"/>
+        </w:rPr>
+        <w:t xml:space="preserve">`</w:t>
+      </w:r>
+      <w:r>
+        <w:rPr>
+          <w:rStyle w:val="NormalTok"/>
+        </w:rPr>
+        <w:t xml:space="preserve"> </w:t>
+      </w:r>
+      <w:r>
+        <w:rPr>
+          <w:rStyle w:val="OtherTok"/>
+        </w:rPr>
+        <w:t xml:space="preserve">=</w:t>
+      </w:r>
+      <w:r>
+        <w:rPr>
+          <w:rStyle w:val="NormalTok"/>
+        </w:rPr>
+        <w:t xml:space="preserve"> </w:t>
+      </w:r>
+      <w:r>
+        <w:rPr>
+          <w:rStyle w:val="FunctionTok"/>
+        </w:rPr>
+        <w:t xml:space="preserve">metrics_test</w:t>
+      </w:r>
+      <w:r>
+        <w:rPr>
+          <w:rStyle w:val="NormalTok"/>
+        </w:rPr>
+        <w:t xml:space="preserve">(pred_test),</w:t>
+      </w:r>
+      <w:r>
+        <w:br/>
+      </w:r>
+      <w:r>
+        <w:rPr>
+          <w:rStyle w:val="NormalTok"/>
+        </w:rPr>
+        <w:t xml:space="preserve">  </w:t>
+      </w:r>
+      <w:r>
+        <w:rPr>
+          <w:rStyle w:val="StringTok"/>
+        </w:rPr>
+        <w:t xml:space="preserve">`</w:t>
+      </w:r>
+      <w:r>
+        <w:rPr>
+          <w:rStyle w:val="AttributeTok"/>
+        </w:rPr>
+        <w:t xml:space="preserve">Reglas C5.0 (Ej. 13)</w:t>
+      </w:r>
+      <w:r>
+        <w:rPr>
+          <w:rStyle w:val="StringTok"/>
+        </w:rPr>
+        <w:t xml:space="preserve">`</w:t>
+      </w:r>
+      <w:r>
+        <w:rPr>
+          <w:rStyle w:val="NormalTok"/>
+        </w:rPr>
+        <w:t xml:space="preserve"> </w:t>
+      </w:r>
+      <w:r>
+        <w:rPr>
+          <w:rStyle w:val="OtherTok"/>
+        </w:rPr>
+        <w:t xml:space="preserve">=</w:t>
+      </w:r>
+      <w:r>
+        <w:rPr>
+          <w:rStyle w:val="NormalTok"/>
+        </w:rPr>
+        <w:t xml:space="preserve"> </w:t>
+      </w:r>
+      <w:r>
+        <w:rPr>
+          <w:rStyle w:val="FunctionTok"/>
+        </w:rPr>
+        <w:t xml:space="preserve">metrics_test</w:t>
+      </w:r>
+      <w:r>
+        <w:rPr>
+          <w:rStyle w:val="NormalTok"/>
+        </w:rPr>
+        <w:t xml:space="preserve">(pred_c5))</w:t>
+      </w:r>
+    </w:p>
+    <w:p>
+      <w:pPr>
+        <w:pStyle w:val="FirstParagraph"/>
+      </w:pPr>
+      <w:r>
+        <w:t xml:space="preserve">Reglas C5.0 frente al árbol rpart sobre el conjunto de prueba</w:t>
+      </w:r>
+    </w:p>
+    <w:p>
+      <w:pPr>
+        <w:pStyle w:val="BodyText"/>
+      </w:pPr>
+      <w:r>
+        <w:t xml:space="preserve">Exactitud</w:t>
+      </w:r>
+    </w:p>
+    <w:p>
+      <w:pPr>
+        <w:pStyle w:val="BodyText"/>
+      </w:pPr>
+      <w:r>
+        <w:t xml:space="preserve">Sensibilidad</w:t>
+      </w:r>
+    </w:p>
+    <w:p>
+      <w:pPr>
+        <w:pStyle w:val="BodyText"/>
+      </w:pPr>
+      <w:r>
+        <w:t xml:space="preserve">Especificidad</w:t>
+      </w:r>
+    </w:p>
+    <w:p>
+      <w:pPr>
+        <w:pStyle w:val="BodyText"/>
+      </w:pPr>
+      <w:r>
+        <w:t xml:space="preserve">Kappa</w:t>
+      </w:r>
+    </w:p>
+    <w:p>
+      <w:pPr>
+        <w:pStyle w:val="BodyText"/>
+      </w:pPr>
+      <w:r>
+        <w:t xml:space="preserve">Árbol rpart (Ej. 11)</w:t>
+      </w:r>
+    </w:p>
+    <w:p>
+      <w:pPr>
+        <w:pStyle w:val="BodyText"/>
+      </w:pPr>
+      <w:r>
+        <w:t xml:space="preserve">0.7391</w:t>
+      </w:r>
+    </w:p>
+    <w:p>
+      <w:pPr>
+        <w:pStyle w:val="BodyText"/>
+      </w:pPr>
+      <w:r>
+        <w:t xml:space="preserve">0.55</w:t>
+      </w:r>
+    </w:p>
+    <w:p>
+      <w:pPr>
+        <w:pStyle w:val="BodyText"/>
+      </w:pPr>
+      <w:r>
+        <w:t xml:space="preserve">0.8400</w:t>
+      </w:r>
+    </w:p>
+    <w:p>
+      <w:pPr>
+        <w:pStyle w:val="BodyText"/>
+      </w:pPr>
+      <w:r>
+        <w:t xml:space="preserve">0.4041</w:t>
+      </w:r>
+    </w:p>
+    <w:p>
+      <w:pPr>
+        <w:pStyle w:val="BodyText"/>
+      </w:pPr>
+      <w:r>
+        <w:t xml:space="preserve">Reglas C5.0 (Ej. 13)</w:t>
+      </w:r>
+    </w:p>
+    <w:p>
+      <w:pPr>
+        <w:pStyle w:val="BodyText"/>
+      </w:pPr>
+      <w:r>
+        <w:t xml:space="preserve">0.7826</w:t>
+      </w:r>
+    </w:p>
+    <w:p>
+      <w:pPr>
+        <w:pStyle w:val="BodyText"/>
+      </w:pPr>
+      <w:r>
+        <w:t xml:space="preserve">0.65</w:t>
+      </w:r>
+    </w:p>
+    <w:p>
+      <w:pPr>
+        <w:pStyle w:val="BodyText"/>
+      </w:pPr>
+      <w:r>
+        <w:t xml:space="preserve">0.8533</w:t>
+      </w:r>
+    </w:p>
+    <w:p>
+      <w:pPr>
+        <w:pStyle w:val="BodyText"/>
+      </w:pPr>
+      <w:r>
+        <w:t xml:space="preserve">0.5123</w:t>
+      </w:r>
+    </w:p>
+    <w:p>
+      <w:pPr>
+        <w:pStyle w:val="BodyText"/>
+      </w:pPr>
       <w:r>
         <w:rPr>
           <w:i/>
           <w:iCs/>
         </w:rPr>
-        <w:t xml:space="preserve"> </w:t>
-      </w:r>
+        <w:t xml:space="preserve">Nota.</w:t>
+      </w:r>
+      <w:r>
+        <w:t xml:space="preserve"> </w:t>
+      </w:r>
+      <w:r>
+        <w:t xml:space="preserve">Elaboración propia. La clase positiva es</w:t>
+      </w:r>
+      <w:r>
+        <w:t xml:space="preserve"> </w:t>
+      </w:r>
+      <w:r>
+        <w:rPr>
+          <w:rStyle w:val="VerbatimChar"/>
+        </w:rPr>
+        <w:t xml:space="preserve">pos</w:t>
+      </w:r>
+      <w:r>
+        <w:t xml:space="preserve">.</w:t>
+      </w:r>
+    </w:p>
+    <w:p>
+      <w:pPr>
+        <w:pStyle w:val="BodyText"/>
+      </w:pPr>
+      <w:r>
+        <w:t xml:space="preserve">El clasificador de reglas C5.0 supera al árbol</w:t>
+      </w:r>
+      <w:r>
+        <w:t xml:space="preserve"> </w:t>
+      </w:r>
+      <w:r>
+        <w:rPr>
+          <w:rStyle w:val="VerbatimChar"/>
+        </w:rPr>
+        <w:t xml:space="preserve">rpart</w:t>
+      </w:r>
+      <w:r>
+        <w:t xml:space="preserve"> </w:t>
+      </w:r>
+      <w:r>
+        <w:t xml:space="preserve">del Ejercicio 11 en todas las métricas sobre prueba: exactitud 78.3 % frente a 73.9 %, Kappa 0.512 frente a 0.404 y sensibilidad 65.0 % frente a 55.0 %. La mejora en sensibilidad es la más valiosa en este problema, porque implica la detección de más diabéticas reales. C5.0 obtiene ese resultado por su poda basada en confianza y por la simplificación del conjunto de reglas, que produce un modelo a la vez compacto y más preciso.</w:t>
+      </w:r>
+    </w:p>
+    <w:p>
+      <w:pPr>
+        <w:pStyle w:val="BodyText"/>
+      </w:pPr>
       <w:r>
         <w:rPr>
           <w:i/>
           <w:iCs/>
         </w:rPr>
-        <w:t xml:space="preserve">mediante caret::train() con el paquete RWeka.</w:t>
-      </w:r>
-    </w:p>
-    <w:p>
-      <w:pPr>
-        <w:pStyle w:val="BodyText"/>
-      </w:pPr>
+        <w:t xml:space="preserve">d) Discuta las diferencias de interpretabilidad entre el árbol de decisión y el conjunto de reglas. Como alternativa, puede emplearse el método</w:t>
+      </w:r>
       <w:r>
         <w:rPr>
           <w:i/>
           <w:iCs/>
         </w:rPr>
-        <w:t xml:space="preserve">(Pendiente.)</w:t>
-      </w:r>
-    </w:p>
-    <w:p>
-      <w:r>
-        <w:br w:type="page"/>
-      </w:r>
-    </w:p>
-    <w:bookmarkEnd w:id="35"/>
-    <w:bookmarkEnd w:id="36"/>
-    <w:bookmarkStart w:id="40" w:name="referencias"/>
-    <w:p>
-      <w:pPr>
-        <w:pStyle w:val="Heading1"/>
-      </w:pPr>
-      <w:r>
-        <w:t xml:space="preserve">Referencias</w:t>
-      </w:r>
-    </w:p>
-    <w:p>
-      <w:pPr>
-        <w:pStyle w:val="FirstParagraph"/>
-      </w:pPr>
-      <w:r>
-        <w:t xml:space="preserve">Tan, P.-N., Steinbach, M., Karpatne, A., &amp; Kumar, V. (2019).</w:t>
-      </w:r>
-      <w:r>
         <w:t xml:space="preserve"> </w:t>
       </w:r>
       <w:r>
@@ -8579,30 +15957,596 @@
           <w:i/>
           <w:iCs/>
         </w:rPr>
-        <w:t xml:space="preserve">Introduction to data mining</w:t>
-      </w:r>
-      <w:r>
-        <w:t xml:space="preserve"> </w:t>
-      </w:r>
-      <w:r>
-        <w:t xml:space="preserve">(2.ª ed.). Pearson.</w:t>
-      </w:r>
-    </w:p>
-    <w:p>
-      <w:pPr>
-        <w:pStyle w:val="BodyText"/>
-      </w:pPr>
-      <w:r>
-        <w:t xml:space="preserve">Hahsler, M. (2025).</w:t>
-      </w:r>
-      <w:r>
-        <w:t xml:space="preserve"> </w:t>
+        <w:t xml:space="preserve">“PART”</w:t>
       </w:r>
       <w:r>
         <w:rPr>
           <w:i/>
           <w:iCs/>
         </w:rPr>
+        <w:t xml:space="preserve"> </w:t>
+      </w:r>
+      <w:r>
+        <w:rPr>
+          <w:i/>
+          <w:iCs/>
+        </w:rPr>
+        <w:t xml:space="preserve">mediante caret::train() con el paquete RWeka.</w:t>
+      </w:r>
+    </w:p>
+    <w:p>
+      <w:pPr>
+        <w:pStyle w:val="SourceCode"/>
+      </w:pPr>
+      <w:r>
+        <w:rPr>
+          <w:rStyle w:val="FunctionTok"/>
+        </w:rPr>
+        <w:t xml:space="preserve">set.seed</w:t>
+      </w:r>
+      <w:r>
+        <w:rPr>
+          <w:rStyle w:val="NormalTok"/>
+        </w:rPr>
+        <w:t xml:space="preserve">(</w:t>
+      </w:r>
+      <w:r>
+        <w:rPr>
+          <w:rStyle w:val="DecValTok"/>
+        </w:rPr>
+        <w:t xml:space="preserve">2026</w:t>
+      </w:r>
+      <w:r>
+        <w:rPr>
+          <w:rStyle w:val="NormalTok"/>
+        </w:rPr>
+        <w:t xml:space="preserve">)</w:t>
+      </w:r>
+      <w:r>
+        <w:br/>
+      </w:r>
+      <w:r>
+        <w:rPr>
+          <w:rStyle w:val="NormalTok"/>
+        </w:rPr>
+        <w:t xml:space="preserve">part_fit  </w:t>
+      </w:r>
+      <w:r>
+        <w:rPr>
+          <w:rStyle w:val="OtherTok"/>
+        </w:rPr>
+        <w:t xml:space="preserve">&lt;-</w:t>
+      </w:r>
+      <w:r>
+        <w:rPr>
+          <w:rStyle w:val="NormalTok"/>
+        </w:rPr>
+        <w:t xml:space="preserve"> </w:t>
+      </w:r>
+      <w:r>
+        <w:rPr>
+          <w:rStyle w:val="FunctionTok"/>
+        </w:rPr>
+        <w:t xml:space="preserve">PART</w:t>
+      </w:r>
+      <w:r>
+        <w:rPr>
+          <w:rStyle w:val="NormalTok"/>
+        </w:rPr>
+        <w:t xml:space="preserve">(diabetes </w:t>
+      </w:r>
+      <w:r>
+        <w:rPr>
+          <w:rStyle w:val="SpecialCharTok"/>
+        </w:rPr>
+        <w:t xml:space="preserve">~</w:t>
+      </w:r>
+      <w:r>
+        <w:rPr>
+          <w:rStyle w:val="NormalTok"/>
+        </w:rPr>
+        <w:t xml:space="preserve"> ., </w:t>
+      </w:r>
+      <w:r>
+        <w:rPr>
+          <w:rStyle w:val="AttributeTok"/>
+        </w:rPr>
+        <w:t xml:space="preserve">data =</w:t>
+      </w:r>
+      <w:r>
+        <w:rPr>
+          <w:rStyle w:val="NormalTok"/>
+        </w:rPr>
+        <w:t xml:space="preserve"> train)</w:t>
+      </w:r>
+      <w:r>
+        <w:br/>
+      </w:r>
+      <w:r>
+        <w:rPr>
+          <w:rStyle w:val="NormalTok"/>
+        </w:rPr>
+        <w:t xml:space="preserve">pred_part </w:t>
+      </w:r>
+      <w:r>
+        <w:rPr>
+          <w:rStyle w:val="OtherTok"/>
+        </w:rPr>
+        <w:t xml:space="preserve">&lt;-</w:t>
+      </w:r>
+      <w:r>
+        <w:rPr>
+          <w:rStyle w:val="NormalTok"/>
+        </w:rPr>
+        <w:t xml:space="preserve"> </w:t>
+      </w:r>
+      <w:r>
+        <w:rPr>
+          <w:rStyle w:val="FunctionTok"/>
+        </w:rPr>
+        <w:t xml:space="preserve">predict</w:t>
+      </w:r>
+      <w:r>
+        <w:rPr>
+          <w:rStyle w:val="NormalTok"/>
+        </w:rPr>
+        <w:t xml:space="preserve">(part_fit, test)</w:t>
+      </w:r>
+      <w:r>
+        <w:br/>
+      </w:r>
+      <w:r>
+        <w:rPr>
+          <w:rStyle w:val="NormalTok"/>
+        </w:rPr>
+        <w:t xml:space="preserve">cm_part   </w:t>
+      </w:r>
+      <w:r>
+        <w:rPr>
+          <w:rStyle w:val="OtherTok"/>
+        </w:rPr>
+        <w:t xml:space="preserve">&lt;-</w:t>
+      </w:r>
+      <w:r>
+        <w:rPr>
+          <w:rStyle w:val="NormalTok"/>
+        </w:rPr>
+        <w:t xml:space="preserve"> </w:t>
+      </w:r>
+      <w:r>
+        <w:rPr>
+          <w:rStyle w:val="FunctionTok"/>
+        </w:rPr>
+        <w:t xml:space="preserve">confusionMatrix</w:t>
+      </w:r>
+      <w:r>
+        <w:rPr>
+          <w:rStyle w:val="NormalTok"/>
+        </w:rPr>
+        <w:t xml:space="preserve">(pred_part, test</w:t>
+      </w:r>
+      <w:r>
+        <w:rPr>
+          <w:rStyle w:val="SpecialCharTok"/>
+        </w:rPr>
+        <w:t xml:space="preserve">$</w:t>
+      </w:r>
+      <w:r>
+        <w:rPr>
+          <w:rStyle w:val="NormalTok"/>
+        </w:rPr>
+        <w:t xml:space="preserve">diabetes, </w:t>
+      </w:r>
+      <w:r>
+        <w:rPr>
+          <w:rStyle w:val="AttributeTok"/>
+        </w:rPr>
+        <w:t xml:space="preserve">positive =</w:t>
+      </w:r>
+      <w:r>
+        <w:rPr>
+          <w:rStyle w:val="NormalTok"/>
+        </w:rPr>
+        <w:t xml:space="preserve"> </w:t>
+      </w:r>
+      <w:r>
+        <w:rPr>
+          <w:rStyle w:val="StringTok"/>
+        </w:rPr>
+        <w:t xml:space="preserve">"pos"</w:t>
+      </w:r>
+      <w:r>
+        <w:rPr>
+          <w:rStyle w:val="NormalTok"/>
+        </w:rPr>
+        <w:t xml:space="preserve">)</w:t>
+      </w:r>
+    </w:p>
+    <w:p>
+      <w:pPr>
+        <w:pStyle w:val="FirstParagraph"/>
+      </w:pPr>
+      <w:r>
+        <w:t xml:space="preserve">Síntesis comparativa de todos los modelos sobre el conjunto de prueba</w:t>
+      </w:r>
+    </w:p>
+    <w:p>
+      <w:pPr>
+        <w:pStyle w:val="BodyText"/>
+      </w:pPr>
+      <w:r>
+        <w:t xml:space="preserve">Exactitud</w:t>
+      </w:r>
+    </w:p>
+    <w:p>
+      <w:pPr>
+        <w:pStyle w:val="BodyText"/>
+      </w:pPr>
+      <w:r>
+        <w:t xml:space="preserve">Sensibilidad</w:t>
+      </w:r>
+    </w:p>
+    <w:p>
+      <w:pPr>
+        <w:pStyle w:val="BodyText"/>
+      </w:pPr>
+      <w:r>
+        <w:t xml:space="preserve">Especificidad</w:t>
+      </w:r>
+    </w:p>
+    <w:p>
+      <w:pPr>
+        <w:pStyle w:val="BodyText"/>
+      </w:pPr>
+      <w:r>
+        <w:t xml:space="preserve">Kappa</w:t>
+      </w:r>
+    </w:p>
+    <w:p>
+      <w:pPr>
+        <w:pStyle w:val="BodyText"/>
+      </w:pPr>
+      <w:r>
+        <w:t xml:space="preserve">Árbol completo (cp = 0)</w:t>
+      </w:r>
+    </w:p>
+    <w:p>
+      <w:pPr>
+        <w:pStyle w:val="BodyText"/>
+      </w:pPr>
+      <w:r>
+        <w:t xml:space="preserve">0.6783</w:t>
+      </w:r>
+    </w:p>
+    <w:p>
+      <w:pPr>
+        <w:pStyle w:val="BodyText"/>
+      </w:pPr>
+      <w:r>
+        <w:t xml:space="preserve">0.5375</w:t>
+      </w:r>
+    </w:p>
+    <w:p>
+      <w:pPr>
+        <w:pStyle w:val="BodyText"/>
+      </w:pPr>
+      <w:r>
+        <w:t xml:space="preserve">0.7533</w:t>
+      </w:r>
+    </w:p>
+    <w:p>
+      <w:pPr>
+        <w:pStyle w:val="BodyText"/>
+      </w:pPr>
+      <w:r>
+        <w:t xml:space="preserve">0.2908</w:t>
+      </w:r>
+    </w:p>
+    <w:p>
+      <w:pPr>
+        <w:pStyle w:val="BodyText"/>
+      </w:pPr>
+      <w:r>
+        <w:t xml:space="preserve">Árbol por defecto (Ej. 11)</w:t>
+      </w:r>
+    </w:p>
+    <w:p>
+      <w:pPr>
+        <w:pStyle w:val="BodyText"/>
+      </w:pPr>
+      <w:r>
+        <w:t xml:space="preserve">0.7391</w:t>
+      </w:r>
+    </w:p>
+    <w:p>
+      <w:pPr>
+        <w:pStyle w:val="BodyText"/>
+      </w:pPr>
+      <w:r>
+        <w:t xml:space="preserve">0.5500</w:t>
+      </w:r>
+    </w:p>
+    <w:p>
+      <w:pPr>
+        <w:pStyle w:val="BodyText"/>
+      </w:pPr>
+      <w:r>
+        <w:t xml:space="preserve">0.8400</w:t>
+      </w:r>
+    </w:p>
+    <w:p>
+      <w:pPr>
+        <w:pStyle w:val="BodyText"/>
+      </w:pPr>
+      <w:r>
+        <w:t xml:space="preserve">0.4041</w:t>
+      </w:r>
+    </w:p>
+    <w:p>
+      <w:pPr>
+        <w:pStyle w:val="BodyText"/>
+      </w:pPr>
+      <w:r>
+        <w:t xml:space="preserve">Árbol podado CV (Ej. 12)</w:t>
+      </w:r>
+    </w:p>
+    <w:p>
+      <w:pPr>
+        <w:pStyle w:val="BodyText"/>
+      </w:pPr>
+      <w:r>
+        <w:t xml:space="preserve">0.7435</w:t>
+      </w:r>
+    </w:p>
+    <w:p>
+      <w:pPr>
+        <w:pStyle w:val="BodyText"/>
+      </w:pPr>
+      <w:r>
+        <w:t xml:space="preserve">0.5375</w:t>
+      </w:r>
+    </w:p>
+    <w:p>
+      <w:pPr>
+        <w:pStyle w:val="BodyText"/>
+      </w:pPr>
+      <w:r>
+        <w:t xml:space="preserve">0.8533</w:t>
+      </w:r>
+    </w:p>
+    <w:p>
+      <w:pPr>
+        <w:pStyle w:val="BodyText"/>
+      </w:pPr>
+      <w:r>
+        <w:t xml:space="preserve">0.4087</w:t>
+      </w:r>
+    </w:p>
+    <w:p>
+      <w:pPr>
+        <w:pStyle w:val="BodyText"/>
+      </w:pPr>
+      <w:r>
+        <w:t xml:space="preserve">Reglas C5.0 (Ej. 13)</w:t>
+      </w:r>
+    </w:p>
+    <w:p>
+      <w:pPr>
+        <w:pStyle w:val="BodyText"/>
+      </w:pPr>
+      <w:r>
+        <w:t xml:space="preserve">0.7826</w:t>
+      </w:r>
+    </w:p>
+    <w:p>
+      <w:pPr>
+        <w:pStyle w:val="BodyText"/>
+      </w:pPr>
+      <w:r>
+        <w:t xml:space="preserve">0.6500</w:t>
+      </w:r>
+    </w:p>
+    <w:p>
+      <w:pPr>
+        <w:pStyle w:val="BodyText"/>
+      </w:pPr>
+      <w:r>
+        <w:t xml:space="preserve">0.8533</w:t>
+      </w:r>
+    </w:p>
+    <w:p>
+      <w:pPr>
+        <w:pStyle w:val="BodyText"/>
+      </w:pPr>
+      <w:r>
+        <w:t xml:space="preserve">0.5123</w:t>
+      </w:r>
+    </w:p>
+    <w:p>
+      <w:pPr>
+        <w:pStyle w:val="BodyText"/>
+      </w:pPr>
+      <w:r>
+        <w:t xml:space="preserve">Reglas PART (Ej. 13 d)</w:t>
+      </w:r>
+    </w:p>
+    <w:p>
+      <w:pPr>
+        <w:pStyle w:val="BodyText"/>
+      </w:pPr>
+      <w:r>
+        <w:t xml:space="preserve">0.6957</w:t>
+      </w:r>
+    </w:p>
+    <w:p>
+      <w:pPr>
+        <w:pStyle w:val="BodyText"/>
+      </w:pPr>
+      <w:r>
+        <w:t xml:space="preserve">0.4500</w:t>
+      </w:r>
+    </w:p>
+    <w:p>
+      <w:pPr>
+        <w:pStyle w:val="BodyText"/>
+      </w:pPr>
+      <w:r>
+        <w:t xml:space="preserve">0.8267</w:t>
+      </w:r>
+    </w:p>
+    <w:p>
+      <w:pPr>
+        <w:pStyle w:val="BodyText"/>
+      </w:pPr>
+      <w:r>
+        <w:t xml:space="preserve">0.2920</w:t>
+      </w:r>
+    </w:p>
+    <w:p>
+      <w:pPr>
+        <w:pStyle w:val="BodyText"/>
+      </w:pPr>
+      <w:r>
+        <w:rPr>
+          <w:i/>
+          <w:iCs/>
+        </w:rPr>
+        <w:t xml:space="preserve">Nota.</w:t>
+      </w:r>
+      <w:r>
+        <w:t xml:space="preserve"> </w:t>
+      </w:r>
+      <w:r>
+        <w:t xml:space="preserve">Elaboración propia. La clase positiva es</w:t>
+      </w:r>
+      <w:r>
+        <w:t xml:space="preserve"> </w:t>
+      </w:r>
+      <w:r>
+        <w:rPr>
+          <w:rStyle w:val="VerbatimChar"/>
+        </w:rPr>
+        <w:t xml:space="preserve">pos</w:t>
+      </w:r>
+      <w:r>
+        <w:t xml:space="preserve">.</w:t>
+      </w:r>
+    </w:p>
+    <w:p>
+      <w:pPr>
+        <w:pStyle w:val="BodyText"/>
+      </w:pPr>
+      <w:r>
+        <w:t xml:space="preserve">El enunciado sugiere acceder a PART mediante</w:t>
+      </w:r>
+      <w:r>
+        <w:t xml:space="preserve"> </w:t>
+      </w:r>
+      <w:r>
+        <w:rPr>
+          <w:rStyle w:val="VerbatimChar"/>
+        </w:rPr>
+        <w:t xml:space="preserve">caret::train(method = "PART")</w:t>
+      </w:r>
+      <w:r>
+        <w:t xml:space="preserve">. Aquí se emplea la interfaz directa</w:t>
+      </w:r>
+      <w:r>
+        <w:t xml:space="preserve"> </w:t>
+      </w:r>
+      <w:r>
+        <w:rPr>
+          <w:rStyle w:val="VerbatimChar"/>
+        </w:rPr>
+        <w:t xml:space="preserve">RWeka::PART()</w:t>
+      </w:r>
+      <w:r>
+        <w:t xml:space="preserve">, equivalente y más transparente, dado que evita la capa de ajuste de hiperparámetros y de remuestreo que añade</w:t>
+      </w:r>
+      <w:r>
+        <w:t xml:space="preserve"> </w:t>
+      </w:r>
+      <w:r>
+        <w:rPr>
+          <w:rStyle w:val="VerbatimChar"/>
+        </w:rPr>
+        <w:t xml:space="preserve">caret</w:t>
+      </w:r>
+      <w:r>
+        <w:t xml:space="preserve">; de ese modo el modelo evaluado corresponde a PART con sus parámetros por defecto.</w:t>
+      </w:r>
+    </w:p>
+    <w:p>
+      <w:pPr>
+        <w:pStyle w:val="BodyText"/>
+      </w:pPr>
+      <w:r>
+        <w:t xml:space="preserve">Un árbol de decisión expresa el conocimiento como una jerarquía única: la clasificación de una instancia recorre un solo camino de la raíz a una hoja, y las particiones son mutuamente excluyentes. Un conjunto de reglas (C5.0 o PART) expresa el conocimiento como una lista de reglas independientes del tipo «si… entonces clase». Cada regla es una afirmación autocontenida, fácil de validar con un experto del dominio, y el conjunto admite la incorporación o la eliminación de reglas sin reentrenar todo el modelo. La contrapartida es que un conjunto de reglas puede resultar redundante o ambiguo, porque varias reglas pueden cubrir una misma instancia y entrar en conflicto, lo que exige un mecanismo de resolución de conflictos (orden de prioridad o votación); el árbol evita esa ambigüedad por construcción, a costa de que las ramas profundas se vuelvan difíciles de leer.</w:t>
+      </w:r>
+    </w:p>
+    <w:p>
+      <w:pPr>
+        <w:pStyle w:val="BodyText"/>
+      </w:pPr>
+      <w:r>
+        <w:t xml:space="preserve">En cuanto al desempeño sobre este conjunto, PART obtiene una exactitud de 69.6 % y un Kappa de 0.292, por debajo de C5.0. PART genera un conjunto más compacto (9 reglas frente a las 22 de C5.0), pero esa menor cantidad de reglas no se traduce en mejor generalización: el tamaño del modelo, por sí solo, no determina su calidad. En síntesis, C5.0 con reglas es el mejor clasificador de los evaluados, dado que combina el desempeño más alto con una representación interpretable.</w:t>
+      </w:r>
+    </w:p>
+    <w:p>
+      <w:r>
+        <w:br w:type="page"/>
+      </w:r>
+    </w:p>
+    <w:bookmarkEnd w:id="44"/>
+    <w:bookmarkEnd w:id="45"/>
+    <w:bookmarkStart w:id="49" w:name="referencias"/>
+    <w:p>
+      <w:pPr>
+        <w:pStyle w:val="Heading1"/>
+      </w:pPr>
+      <w:r>
+        <w:t xml:space="preserve">Referencias</w:t>
+      </w:r>
+    </w:p>
+    <w:p>
+      <w:pPr>
+        <w:pStyle w:val="FirstParagraph"/>
+      </w:pPr>
+      <w:r>
+        <w:t xml:space="preserve">Tan, P.-N., Steinbach, M., Karpatne, A., &amp; Kumar, V. (2019).</w:t>
+      </w:r>
+      <w:r>
+        <w:t xml:space="preserve"> </w:t>
+      </w:r>
+      <w:r>
+        <w:rPr>
+          <w:i/>
+          <w:iCs/>
+        </w:rPr>
+        <w:t xml:space="preserve">Introduction to data mining</w:t>
+      </w:r>
+      <w:r>
+        <w:t xml:space="preserve"> </w:t>
+      </w:r>
+      <w:r>
+        <w:t xml:space="preserve">(2.ª ed.). Pearson.</w:t>
+      </w:r>
+    </w:p>
+    <w:p>
+      <w:pPr>
+        <w:pStyle w:val="BodyText"/>
+      </w:pPr>
+      <w:r>
+        <w:t xml:space="preserve">Hahsler, M. (2025).</w:t>
+      </w:r>
+      <w:r>
+        <w:t xml:space="preserve"> </w:t>
+      </w:r>
+      <w:r>
+        <w:rPr>
+          <w:i/>
+          <w:iCs/>
+        </w:rPr>
         <w:t xml:space="preserve">An R companion for Introduction to Data Mining</w:t>
       </w:r>
       <w:r>
@@ -8611,7 +16555,7 @@
       <w:r>
         <w:t xml:space="preserve"> </w:t>
       </w:r>
-      <w:hyperlink r:id="rId37">
+      <w:hyperlink r:id="rId46">
         <w:r>
           <w:rPr>
             <w:rStyle w:val="Hyperlink"/>
@@ -8646,7 +16590,7 @@
       <w:r>
         <w:t xml:space="preserve"> </w:t>
       </w:r>
-      <w:hyperlink r:id="rId38">
+      <w:hyperlink r:id="rId47">
         <w:r>
           <w:rPr>
             <w:rStyle w:val="Hyperlink"/>
@@ -8681,7 +16625,7 @@
       <w:r>
         <w:t xml:space="preserve"> </w:t>
       </w:r>
-      <w:hyperlink r:id="rId39">
+      <w:hyperlink r:id="rId48">
         <w:r>
           <w:rPr>
             <w:rStyle w:val="Hyperlink"/>
@@ -8690,7 +16634,7 @@
         </w:r>
       </w:hyperlink>
     </w:p>
-    <w:bookmarkEnd w:id="40"/>
+    <w:bookmarkEnd w:id="49"/>
     <w:sectPr>
       <w:footnotePr>
         <w:numRestart w:val="eachSect"/>
@@ -8929,6 +16873,9 @@
     <w:abstractNumId w:val="991"/>
   </w:num>
   <w:num w:numId="1008">
+    <w:abstractNumId w:val="991"/>
+  </w:num>
+  <w:num w:numId="1009">
     <w:abstractNumId w:val="991"/>
   </w:num>
 </w:numbering>

--- a/IDM_TP_Clasificacion_resolucion.docx
+++ b/IDM_TP_Clasificacion_resolucion.docx
@@ -843,7 +843,7 @@
         <w:pStyle w:val="BodyText"/>
       </w:pPr>
       <w:r>
-        <w:t xml:space="preserve">60 – 70</w:t>
+        <w:t xml:space="preserve">60 a 70</w:t>
       </w:r>
     </w:p>
     <w:p>
@@ -859,7 +859,7 @@
         <w:pStyle w:val="BodyText"/>
       </w:pPr>
       <w:r>
-        <w:t xml:space="preserve">70 – 80</w:t>
+        <w:t xml:space="preserve">70 a 80</w:t>
       </w:r>
     </w:p>
     <w:p>
@@ -875,7 +875,7 @@
         <w:pStyle w:val="BodyText"/>
       </w:pPr>
       <w:r>
-        <w:t xml:space="preserve">80 – 95</w:t>
+        <w:t xml:space="preserve">80 a 95</w:t>
       </w:r>
     </w:p>
     <w:p>
@@ -891,7 +891,7 @@
         <w:pStyle w:val="BodyText"/>
       </w:pPr>
       <w:r>
-        <w:t xml:space="preserve">95 – 100</w:t>
+        <w:t xml:space="preserve">95 a 100</w:t>
       </w:r>
     </w:p>
     <w:p>
@@ -907,7 +907,7 @@
         <w:pStyle w:val="BodyText"/>
       </w:pPr>
       <w:r>
-        <w:t xml:space="preserve">100 – 110</w:t>
+        <w:t xml:space="preserve">100 a 110</w:t>
       </w:r>
     </w:p>
     <w:p>
@@ -923,7 +923,7 @@
         <w:pStyle w:val="BodyText"/>
       </w:pPr>
       <w:r>
-        <w:t xml:space="preserve">110 – 115</w:t>
+        <w:t xml:space="preserve">110 a 115</w:t>
       </w:r>
     </w:p>
     <w:p>
@@ -939,7 +939,7 @@
         <w:pStyle w:val="BodyText"/>
       </w:pPr>
       <w:r>
-        <w:t xml:space="preserve">115 – 120</w:t>
+        <w:t xml:space="preserve">115 a 120</w:t>
       </w:r>
     </w:p>
     <w:p>
@@ -955,7 +955,7 @@
         <w:pStyle w:val="BodyText"/>
       </w:pPr>
       <w:r>
-        <w:t xml:space="preserve">120 – 130</w:t>
+        <w:t xml:space="preserve">120 a 130</w:t>
       </w:r>
     </w:p>
     <w:p>
@@ -971,7 +971,7 @@
         <w:pStyle w:val="BodyText"/>
       </w:pPr>
       <w:r>
-        <w:t xml:space="preserve">130 – 140</w:t>
+        <w:t xml:space="preserve">130 a 140</w:t>
       </w:r>
     </w:p>
     <w:p>
@@ -6877,7 +6877,7 @@
         <w:t xml:space="preserve">dos reglas</w:t>
       </w:r>
       <w:r>
-        <w:t xml:space="preserve">. Si se permitieran reglas con cobertura muy baja (por ejemplo, una sola instancia por regla), el algoritmo podría generar tantas reglas como instancias positivas existan, memorizando el conjunto de entrenamiento en lugar de capturar los patrones subyacentes. Este fenómeno se conoce como sobreajuste (</w:t>
+        <w:t xml:space="preserve">. Si se permitieran reglas con cobertura muy baja (por ejemplo, una sola instancia por regla), el algoritmo podría generar tantas reglas como instancias positivas existan, con lo que memorizaría el conjunto de entrenamiento en lugar de capturar los patrones subyacentes. Este fenómeno se conoce como sobreajuste (</w:t>
       </w:r>
       <w:r>
         <w:rPr>
@@ -7402,7 +7402,7 @@
         <w:t xml:space="preserve"> </w:t>
       </w:r>
       <w:r>
-        <w:t xml:space="preserve">la estructura del árbol se traduce directamente en reglas SI–ENTONCES legibles sin necesidad de formación técnica especializada.</w:t>
+        <w:t xml:space="preserve">la estructura del árbol se traduce directamente en reglas de tipo «si… entonces» legibles sin necesidad de formación técnica especializada.</w:t>
       </w:r>
     </w:p>
     <w:p>
@@ -13541,7 +13541,7 @@
         <w:rPr>
           <w:rStyle w:val="VerbatimChar"/>
         </w:rPr>
-        <w:t xml:space="preserve">## C5.0 [Release 2.07 GPL Edition]      Mon Jun 22 11:43:05 2026</w:t>
+        <w:t xml:space="preserve">## C5.0 [Release 2.07 GPL Edition]      Mon Jun 22 12:08:32 2026</w:t>
       </w:r>
       <w:r>
         <w:br/>

--- a/IDM_TP_Clasificacion_resolucion.docx
+++ b/IDM_TP_Clasificacion_resolucion.docx
@@ -547,7 +547,7 @@
               <a:graphicData uri="http://schemas.openxmlformats.org/drawingml/2006/picture">
                 <pic:pic>
                   <pic:nvPicPr>
-                    <pic:cNvPr descr="IDM_TP_Clasificacion_resolucion_files/arbol.png" id="12" name="Picture"/>
+                    <pic:cNvPr descr="arbol.png" id="12" name="Picture"/>
                     <pic:cNvPicPr>
                       <a:picLocks noChangeArrowheads="1" noChangeAspect="1"/>
                     </pic:cNvPicPr>
@@ -3538,7 +3538,7 @@
               <a:graphicData uri="http://schemas.openxmlformats.org/drawingml/2006/picture">
                 <pic:pic>
                   <pic:nvPicPr>
-                    <pic:cNvPr descr="IDM_TP_Clasificacion_resolucion_files/grafico5a.png" id="20" name="Picture"/>
+                    <pic:cNvPr descr="grafico5a.png" id="20" name="Picture"/>
                     <pic:cNvPicPr>
                       <a:picLocks noChangeArrowheads="1" noChangeAspect="1"/>
                     </pic:cNvPicPr>
@@ -3669,7 +3669,7 @@
               <a:graphicData uri="http://schemas.openxmlformats.org/drawingml/2006/picture">
                 <pic:pic>
                   <pic:nvPicPr>
-                    <pic:cNvPr descr="IDM_TP_Clasificacion_resolucion_files/grafico5b.png" id="23" name="Picture"/>
+                    <pic:cNvPr descr="grafico5b.png" id="23" name="Picture"/>
                     <pic:cNvPicPr>
                       <a:picLocks noChangeArrowheads="1" noChangeAspect="1"/>
                     </pic:cNvPicPr>
@@ -9528,7 +9528,7 @@
               <a:graphicData uri="http://schemas.openxmlformats.org/drawingml/2006/picture">
                 <pic:pic>
                   <pic:nvPicPr>
-                    <pic:cNvPr descr="IDM_TP_Clasificacion_resolucion_files/IDM_TP_Clasificacion_resolucion_files/figure-docx/f-ej11-arbol-1.png" id="35" name="Picture"/>
+                    <pic:cNvPr descr="IDM_TP_Clasificacion_resolucion_files/figure-docx/f-ej11-arbol-1.png" id="35" name="Picture"/>
                     <pic:cNvPicPr>
                       <a:picLocks noChangeArrowheads="1" noChangeAspect="1"/>
                     </pic:cNvPicPr>
@@ -10668,7 +10668,16 @@
         <w:rPr>
           <w:rStyle w:val="NormalTok"/>
         </w:rPr>
-        <w:t xml:space="preserve">diabetes, </w:t>
+        <w:t xml:space="preserve">diabetes,</w:t>
+      </w:r>
+      <w:r>
+        <w:br/>
+      </w:r>
+      <w:r>
+        <w:rPr>
+          <w:rStyle w:val="NormalTok"/>
+        </w:rPr>
+        <w:t xml:space="preserve">                                  </w:t>
       </w:r>
       <w:r>
         <w:rPr>
@@ -10749,7 +10758,7 @@
         <w:rPr>
           <w:rStyle w:val="NormalTok"/>
         </w:rPr>
-        <w:t xml:space="preserve">(pred_full_test,  test</w:t>
+        <w:t xml:space="preserve">(pred_full_test, test</w:t>
       </w:r>
       <w:r>
         <w:rPr>
@@ -10761,7 +10770,16 @@
         <w:rPr>
           <w:rStyle w:val="NormalTok"/>
         </w:rPr>
-        <w:t xml:space="preserve">diabetes,  </w:t>
+        <w:t xml:space="preserve">diabetes,</w:t>
+      </w:r>
+      <w:r>
+        <w:br/>
+      </w:r>
+      <w:r>
+        <w:rPr>
+          <w:rStyle w:val="NormalTok"/>
+        </w:rPr>
+        <w:t xml:space="preserve">                                  </w:t>
       </w:r>
       <w:r>
         <w:rPr>
@@ -11101,14 +11119,14 @@
       <w:r>
         <w:drawing>
           <wp:inline>
-            <wp:extent cx="5067300" cy="4053840"/>
+            <wp:extent cx="4620126" cy="3696101"/>
             <wp:effectExtent b="0" l="0" r="0" t="0"/>
             <wp:docPr descr="Árbol completo: su tamaño excesivo lo vuelve ilegible, y esa misma complejidad es la causa del sobreajuste." title="" id="38" name="Picture"/>
             <a:graphic>
               <a:graphicData uri="http://schemas.openxmlformats.org/drawingml/2006/picture">
                 <pic:pic>
                   <pic:nvPicPr>
-                    <pic:cNvPr descr="IDM_TP_Clasificacion_resolucion_files/IDM_TP_Clasificacion_resolucion_files/figure-docx/f-ej12-plot-completo-1.png" id="39" name="Picture"/>
+                    <pic:cNvPr descr="IDM_TP_Clasificacion_resolucion_files/figure-docx/f-ej12-plot-completo-1.png" id="39" name="Picture"/>
                     <pic:cNvPicPr>
                       <a:picLocks noChangeArrowheads="1" noChangeAspect="1"/>
                     </pic:cNvPicPr>
@@ -11122,7 +11140,7 @@
                   <pic:spPr bwMode="auto">
                     <a:xfrm>
                       <a:off x="0" y="0"/>
-                      <a:ext cx="5067300" cy="4053840"/>
+                      <a:ext cx="4620126" cy="3696101"/>
                     </a:xfrm>
                     <a:prstGeom prst="rect">
                       <a:avLst/>
@@ -12224,7 +12242,7 @@
               <a:graphicData uri="http://schemas.openxmlformats.org/drawingml/2006/picture">
                 <pic:pic>
                   <pic:nvPicPr>
-                    <pic:cNvPr descr="IDM_TP_Clasificacion_resolucion_files/IDM_TP_Clasificacion_resolucion_files/figure-docx/f-ej12-curva-1.png" id="42" name="Picture"/>
+                    <pic:cNvPr descr="IDM_TP_Clasificacion_resolucion_files/figure-docx/f-ej12-curva-1.png" id="42" name="Picture"/>
                     <pic:cNvPicPr>
                       <a:picLocks noChangeArrowheads="1" noChangeAspect="1"/>
                     </pic:cNvPicPr>
@@ -13541,7 +13559,7 @@
         <w:rPr>
           <w:rStyle w:val="VerbatimChar"/>
         </w:rPr>
-        <w:t xml:space="preserve">## C5.0 [Release 2.07 GPL Edition]      Mon Jun 22 12:08:32 2026</w:t>
+        <w:t xml:space="preserve">## C5.0 [Release 2.07 GPL Edition]      Mon Jun 22 21:29:46 2026</w:t>
       </w:r>
       <w:r>
         <w:br/>

--- a/IDM_TP_Clasificacion_resolucion.docx
+++ b/IDM_TP_Clasificacion_resolucion.docx
@@ -23,7 +23,7 @@
         <w:pStyle w:val="Date"/>
       </w:pPr>
       <w:r>
-        <w:t xml:space="preserve">22 de junio de 2026</w:t>
+        <w:t xml:space="preserve">23 de junio de 2026</w:t>
       </w:r>
     </w:p>
     <w:sdt>
@@ -10327,6 +10327,117 @@
       </w:pPr>
       <w:r>
         <w:rPr>
+          <w:rStyle w:val="NormalTok"/>
+        </w:rPr>
+        <w:t xml:space="preserve">n_hojas </w:t>
+      </w:r>
+      <w:r>
+        <w:rPr>
+          <w:rStyle w:val="OtherTok"/>
+        </w:rPr>
+        <w:t xml:space="preserve">&lt;-</w:t>
+      </w:r>
+      <w:r>
+        <w:rPr>
+          <w:rStyle w:val="NormalTok"/>
+        </w:rPr>
+        <w:t xml:space="preserve"> </w:t>
+      </w:r>
+      <w:r>
+        <w:rPr>
+          <w:rStyle w:val="ControlFlowTok"/>
+        </w:rPr>
+        <w:t xml:space="preserve">function</w:t>
+      </w:r>
+      <w:r>
+        <w:rPr>
+          <w:rStyle w:val="NormalTok"/>
+        </w:rPr>
+        <w:t xml:space="preserve">(modelo) {</w:t>
+      </w:r>
+      <w:r>
+        <w:br/>
+      </w:r>
+      <w:r>
+        <w:rPr>
+          <w:rStyle w:val="NormalTok"/>
+        </w:rPr>
+        <w:t xml:space="preserve">  </w:t>
+      </w:r>
+      <w:r>
+        <w:rPr>
+          <w:rStyle w:val="FunctionTok"/>
+        </w:rPr>
+        <w:t xml:space="preserve">sum</w:t>
+      </w:r>
+      <w:r>
+        <w:rPr>
+          <w:rStyle w:val="NormalTok"/>
+        </w:rPr>
+        <w:t xml:space="preserve">(modelo</w:t>
+      </w:r>
+      <w:r>
+        <w:rPr>
+          <w:rStyle w:val="SpecialCharTok"/>
+        </w:rPr>
+        <w:t xml:space="preserve">$</w:t>
+      </w:r>
+      <w:r>
+        <w:rPr>
+          <w:rStyle w:val="NormalTok"/>
+        </w:rPr>
+        <w:t xml:space="preserve">frame</w:t>
+      </w:r>
+      <w:r>
+        <w:rPr>
+          <w:rStyle w:val="SpecialCharTok"/>
+        </w:rPr>
+        <w:t xml:space="preserve">$</w:t>
+      </w:r>
+      <w:r>
+        <w:rPr>
+          <w:rStyle w:val="NormalTok"/>
+        </w:rPr>
+        <w:t xml:space="preserve">var </w:t>
+      </w:r>
+      <w:r>
+        <w:rPr>
+          <w:rStyle w:val="SpecialCharTok"/>
+        </w:rPr>
+        <w:t xml:space="preserve">==</w:t>
+      </w:r>
+      <w:r>
+        <w:rPr>
+          <w:rStyle w:val="NormalTok"/>
+        </w:rPr>
+        <w:t xml:space="preserve"> </w:t>
+      </w:r>
+      <w:r>
+        <w:rPr>
+          <w:rStyle w:val="StringTok"/>
+        </w:rPr>
+        <w:t xml:space="preserve">"&lt;leaf&gt;"</w:t>
+      </w:r>
+      <w:r>
+        <w:rPr>
+          <w:rStyle w:val="NormalTok"/>
+        </w:rPr>
+        <w:t xml:space="preserve">)</w:t>
+      </w:r>
+      <w:r>
+        <w:br/>
+      </w:r>
+      <w:r>
+        <w:rPr>
+          <w:rStyle w:val="NormalTok"/>
+        </w:rPr>
+        <w:t xml:space="preserve">}</w:t>
+      </w:r>
+      <w:r>
+        <w:br/>
+      </w:r>
+      <w:r>
+        <w:rPr>
           <w:rStyle w:val="FunctionTok"/>
         </w:rPr>
         <w:t xml:space="preserve">set.seed</w:t>
@@ -13559,7 +13670,7 @@
         <w:rPr>
           <w:rStyle w:val="VerbatimChar"/>
         </w:rPr>
-        <w:t xml:space="preserve">## C5.0 [Release 2.07 GPL Edition]      Mon Jun 22 21:29:46 2026</w:t>
+        <w:t xml:space="preserve">## C5.0 [Release 2.07 GPL Edition]      Tue Jun 23 22:43:11 2026</w:t>
       </w:r>
       <w:r>
         <w:br/>
@@ -15534,6 +15645,2254 @@
       </w:pPr>
       <w:r>
         <w:rPr>
+          <w:rStyle w:val="FunctionTok"/>
+        </w:rPr>
+        <w:t xml:space="preserve">set.seed</w:t>
+      </w:r>
+      <w:r>
+        <w:rPr>
+          <w:rStyle w:val="NormalTok"/>
+        </w:rPr>
+        <w:t xml:space="preserve">(</w:t>
+      </w:r>
+      <w:r>
+        <w:rPr>
+          <w:rStyle w:val="DecValTok"/>
+        </w:rPr>
+        <w:t xml:space="preserve">2026</w:t>
+      </w:r>
+      <w:r>
+        <w:rPr>
+          <w:rStyle w:val="NormalTok"/>
+        </w:rPr>
+        <w:t xml:space="preserve">)</w:t>
+      </w:r>
+      <w:r>
+        <w:br/>
+      </w:r>
+      <w:r>
+        <w:br/>
+      </w:r>
+      <w:r>
+        <w:rPr>
+          <w:rStyle w:val="NormalTok"/>
+        </w:rPr>
+        <w:t xml:space="preserve">c5_rules </w:t>
+      </w:r>
+      <w:r>
+        <w:rPr>
+          <w:rStyle w:val="OtherTok"/>
+        </w:rPr>
+        <w:t xml:space="preserve">&lt;-</w:t>
+      </w:r>
+      <w:r>
+        <w:rPr>
+          <w:rStyle w:val="NormalTok"/>
+        </w:rPr>
+        <w:t xml:space="preserve"> </w:t>
+      </w:r>
+      <w:r>
+        <w:rPr>
+          <w:rStyle w:val="FunctionTok"/>
+        </w:rPr>
+        <w:t xml:space="preserve">C5.0</w:t>
+      </w:r>
+      <w:r>
+        <w:rPr>
+          <w:rStyle w:val="NormalTok"/>
+        </w:rPr>
+        <w:t xml:space="preserve">(</w:t>
+      </w:r>
+      <w:r>
+        <w:br/>
+      </w:r>
+      <w:r>
+        <w:rPr>
+          <w:rStyle w:val="NormalTok"/>
+        </w:rPr>
+        <w:t xml:space="preserve">  diabetes </w:t>
+      </w:r>
+      <w:r>
+        <w:rPr>
+          <w:rStyle w:val="SpecialCharTok"/>
+        </w:rPr>
+        <w:t xml:space="preserve">~</w:t>
+      </w:r>
+      <w:r>
+        <w:rPr>
+          <w:rStyle w:val="NormalTok"/>
+        </w:rPr>
+        <w:t xml:space="preserve"> ., </w:t>
+      </w:r>
+      <w:r>
+        <w:br/>
+      </w:r>
+      <w:r>
+        <w:rPr>
+          <w:rStyle w:val="NormalTok"/>
+        </w:rPr>
+        <w:t xml:space="preserve">  </w:t>
+      </w:r>
+      <w:r>
+        <w:rPr>
+          <w:rStyle w:val="AttributeTok"/>
+        </w:rPr>
+        <w:t xml:space="preserve">data =</w:t>
+      </w:r>
+      <w:r>
+        <w:rPr>
+          <w:rStyle w:val="NormalTok"/>
+        </w:rPr>
+        <w:t xml:space="preserve"> train, </w:t>
+      </w:r>
+      <w:r>
+        <w:br/>
+      </w:r>
+      <w:r>
+        <w:rPr>
+          <w:rStyle w:val="NormalTok"/>
+        </w:rPr>
+        <w:t xml:space="preserve">  </w:t>
+      </w:r>
+      <w:r>
+        <w:rPr>
+          <w:rStyle w:val="AttributeTok"/>
+        </w:rPr>
+        <w:t xml:space="preserve">rules =</w:t>
+      </w:r>
+      <w:r>
+        <w:rPr>
+          <w:rStyle w:val="NormalTok"/>
+        </w:rPr>
+        <w:t xml:space="preserve"> </w:t>
+      </w:r>
+      <w:r>
+        <w:rPr>
+          <w:rStyle w:val="ConstantTok"/>
+        </w:rPr>
+        <w:t xml:space="preserve">TRUE</w:t>
+      </w:r>
+      <w:r>
+        <w:br/>
+      </w:r>
+      <w:r>
+        <w:rPr>
+          <w:rStyle w:val="NormalTok"/>
+        </w:rPr>
+        <w:t xml:space="preserve">)</w:t>
+      </w:r>
+      <w:r>
+        <w:br/>
+      </w:r>
+      <w:r>
+        <w:br/>
+      </w:r>
+      <w:r>
+        <w:rPr>
+          <w:rStyle w:val="FunctionTok"/>
+        </w:rPr>
+        <w:t xml:space="preserve">summary</w:t>
+      </w:r>
+      <w:r>
+        <w:rPr>
+          <w:rStyle w:val="NormalTok"/>
+        </w:rPr>
+        <w:t xml:space="preserve">(c5_rules)</w:t>
+      </w:r>
+    </w:p>
+    <w:p>
+      <w:pPr>
+        <w:pStyle w:val="SourceCode"/>
+      </w:pPr>
+      <w:r>
+        <w:rPr>
+          <w:rStyle w:val="VerbatimChar"/>
+        </w:rPr>
+        <w:t xml:space="preserve">## </w:t>
+      </w:r>
+      <w:r>
+        <w:br/>
+      </w:r>
+      <w:r>
+        <w:rPr>
+          <w:rStyle w:val="VerbatimChar"/>
+        </w:rPr>
+        <w:t xml:space="preserve">## Call:</w:t>
+      </w:r>
+      <w:r>
+        <w:br/>
+      </w:r>
+      <w:r>
+        <w:rPr>
+          <w:rStyle w:val="VerbatimChar"/>
+        </w:rPr>
+        <w:t xml:space="preserve">## C5.0.formula(formula = diabetes ~ ., data = train, rules = TRUE)</w:t>
+      </w:r>
+      <w:r>
+        <w:br/>
+      </w:r>
+      <w:r>
+        <w:rPr>
+          <w:rStyle w:val="VerbatimChar"/>
+        </w:rPr>
+        <w:t xml:space="preserve">## </w:t>
+      </w:r>
+      <w:r>
+        <w:br/>
+      </w:r>
+      <w:r>
+        <w:rPr>
+          <w:rStyle w:val="VerbatimChar"/>
+        </w:rPr>
+        <w:t xml:space="preserve">## </w:t>
+      </w:r>
+      <w:r>
+        <w:br/>
+      </w:r>
+      <w:r>
+        <w:rPr>
+          <w:rStyle w:val="VerbatimChar"/>
+        </w:rPr>
+        <w:t xml:space="preserve">## C5.0 [Release 2.07 GPL Edition]      Tue Jun 23 22:43:11 2026</w:t>
+      </w:r>
+      <w:r>
+        <w:br/>
+      </w:r>
+      <w:r>
+        <w:rPr>
+          <w:rStyle w:val="VerbatimChar"/>
+        </w:rPr>
+        <w:t xml:space="preserve">## -------------------------------</w:t>
+      </w:r>
+      <w:r>
+        <w:br/>
+      </w:r>
+      <w:r>
+        <w:rPr>
+          <w:rStyle w:val="VerbatimChar"/>
+        </w:rPr>
+        <w:t xml:space="preserve">## </w:t>
+      </w:r>
+      <w:r>
+        <w:br/>
+      </w:r>
+      <w:r>
+        <w:rPr>
+          <w:rStyle w:val="VerbatimChar"/>
+        </w:rPr>
+        <w:t xml:space="preserve">## Class specified by attribute `outcome'</w:t>
+      </w:r>
+      <w:r>
+        <w:br/>
+      </w:r>
+      <w:r>
+        <w:rPr>
+          <w:rStyle w:val="VerbatimChar"/>
+        </w:rPr>
+        <w:t xml:space="preserve">## </w:t>
+      </w:r>
+      <w:r>
+        <w:br/>
+      </w:r>
+      <w:r>
+        <w:rPr>
+          <w:rStyle w:val="VerbatimChar"/>
+        </w:rPr>
+        <w:t xml:space="preserve">## Read 538 cases (9 attributes) from undefined.data</w:t>
+      </w:r>
+      <w:r>
+        <w:br/>
+      </w:r>
+      <w:r>
+        <w:rPr>
+          <w:rStyle w:val="VerbatimChar"/>
+        </w:rPr>
+        <w:t xml:space="preserve">## </w:t>
+      </w:r>
+      <w:r>
+        <w:br/>
+      </w:r>
+      <w:r>
+        <w:rPr>
+          <w:rStyle w:val="VerbatimChar"/>
+        </w:rPr>
+        <w:t xml:space="preserve">## Rules:</w:t>
+      </w:r>
+      <w:r>
+        <w:br/>
+      </w:r>
+      <w:r>
+        <w:rPr>
+          <w:rStyle w:val="VerbatimChar"/>
+        </w:rPr>
+        <w:t xml:space="preserve">## </w:t>
+      </w:r>
+      <w:r>
+        <w:br/>
+      </w:r>
+      <w:r>
+        <w:rPr>
+          <w:rStyle w:val="VerbatimChar"/>
+        </w:rPr>
+        <w:t xml:space="preserve">## Rule 1: (89/1, lift 1.5)</w:t>
+      </w:r>
+      <w:r>
+        <w:br/>
+      </w:r>
+      <w:r>
+        <w:rPr>
+          <w:rStyle w:val="VerbatimChar"/>
+        </w:rPr>
+        <w:t xml:space="preserve">##  glucose &lt;= 127</w:t>
+      </w:r>
+      <w:r>
+        <w:br/>
+      </w:r>
+      <w:r>
+        <w:rPr>
+          <w:rStyle w:val="VerbatimChar"/>
+        </w:rPr>
+        <w:t xml:space="preserve">##  mass &gt; 0</w:t>
+      </w:r>
+      <w:r>
+        <w:br/>
+      </w:r>
+      <w:r>
+        <w:rPr>
+          <w:rStyle w:val="VerbatimChar"/>
+        </w:rPr>
+        <w:t xml:space="preserve">##  mass &lt;= 26.9</w:t>
+      </w:r>
+      <w:r>
+        <w:br/>
+      </w:r>
+      <w:r>
+        <w:rPr>
+          <w:rStyle w:val="VerbatimChar"/>
+        </w:rPr>
+        <w:t xml:space="preserve">##  -&gt;  class neg  [0.978]</w:t>
+      </w:r>
+      <w:r>
+        <w:br/>
+      </w:r>
+      <w:r>
+        <w:rPr>
+          <w:rStyle w:val="VerbatimChar"/>
+        </w:rPr>
+        <w:t xml:space="preserve">## </w:t>
+      </w:r>
+      <w:r>
+        <w:br/>
+      </w:r>
+      <w:r>
+        <w:rPr>
+          <w:rStyle w:val="VerbatimChar"/>
+        </w:rPr>
+        <w:t xml:space="preserve">## Rule 2: (19, lift 1.5)</w:t>
+      </w:r>
+      <w:r>
+        <w:br/>
+      </w:r>
+      <w:r>
+        <w:rPr>
+          <w:rStyle w:val="VerbatimChar"/>
+        </w:rPr>
+        <w:t xml:space="preserve">##  glucose &lt;= 127</w:t>
+      </w:r>
+      <w:r>
+        <w:br/>
+      </w:r>
+      <w:r>
+        <w:rPr>
+          <w:rStyle w:val="VerbatimChar"/>
+        </w:rPr>
+        <w:t xml:space="preserve">##  insulin &gt; 32</w:t>
+      </w:r>
+      <w:r>
+        <w:br/>
+      </w:r>
+      <w:r>
+        <w:rPr>
+          <w:rStyle w:val="VerbatimChar"/>
+        </w:rPr>
+        <w:t xml:space="preserve">##  insulin &lt;= 85</w:t>
+      </w:r>
+      <w:r>
+        <w:br/>
+      </w:r>
+      <w:r>
+        <w:rPr>
+          <w:rStyle w:val="VerbatimChar"/>
+        </w:rPr>
+        <w:t xml:space="preserve">##  age &gt; 28</w:t>
+      </w:r>
+      <w:r>
+        <w:br/>
+      </w:r>
+      <w:r>
+        <w:rPr>
+          <w:rStyle w:val="VerbatimChar"/>
+        </w:rPr>
+        <w:t xml:space="preserve">##  -&gt;  class neg  [0.952]</w:t>
+      </w:r>
+      <w:r>
+        <w:br/>
+      </w:r>
+      <w:r>
+        <w:rPr>
+          <w:rStyle w:val="VerbatimChar"/>
+        </w:rPr>
+        <w:t xml:space="preserve">## </w:t>
+      </w:r>
+      <w:r>
+        <w:br/>
+      </w:r>
+      <w:r>
+        <w:rPr>
+          <w:rStyle w:val="VerbatimChar"/>
+        </w:rPr>
+        <w:t xml:space="preserve">## Rule 3: (68/4, lift 1.4)</w:t>
+      </w:r>
+      <w:r>
+        <w:br/>
+      </w:r>
+      <w:r>
+        <w:rPr>
+          <w:rStyle w:val="VerbatimChar"/>
+        </w:rPr>
+        <w:t xml:space="preserve">##  glucose &lt;= 127</w:t>
+      </w:r>
+      <w:r>
+        <w:br/>
+      </w:r>
+      <w:r>
+        <w:rPr>
+          <w:rStyle w:val="VerbatimChar"/>
+        </w:rPr>
+        <w:t xml:space="preserve">##  pedigree &lt;= 0.204</w:t>
+      </w:r>
+      <w:r>
+        <w:br/>
+      </w:r>
+      <w:r>
+        <w:rPr>
+          <w:rStyle w:val="VerbatimChar"/>
+        </w:rPr>
+        <w:t xml:space="preserve">##  -&gt;  class neg  [0.929]</w:t>
+      </w:r>
+      <w:r>
+        <w:br/>
+      </w:r>
+      <w:r>
+        <w:rPr>
+          <w:rStyle w:val="VerbatimChar"/>
+        </w:rPr>
+        <w:t xml:space="preserve">## </w:t>
+      </w:r>
+      <w:r>
+        <w:br/>
+      </w:r>
+      <w:r>
+        <w:rPr>
+          <w:rStyle w:val="VerbatimChar"/>
+        </w:rPr>
+        <w:t xml:space="preserve">## Rule 4: (120/8, lift 1.4)</w:t>
+      </w:r>
+      <w:r>
+        <w:br/>
+      </w:r>
+      <w:r>
+        <w:rPr>
+          <w:rStyle w:val="VerbatimChar"/>
+        </w:rPr>
+        <w:t xml:space="preserve">##  glucose &lt;= 99</w:t>
+      </w:r>
+      <w:r>
+        <w:br/>
+      </w:r>
+      <w:r>
+        <w:rPr>
+          <w:rStyle w:val="VerbatimChar"/>
+        </w:rPr>
+        <w:t xml:space="preserve">##  pedigree &lt;= 0.711</w:t>
+      </w:r>
+      <w:r>
+        <w:br/>
+      </w:r>
+      <w:r>
+        <w:rPr>
+          <w:rStyle w:val="VerbatimChar"/>
+        </w:rPr>
+        <w:t xml:space="preserve">##  -&gt;  class neg  [0.926]</w:t>
+      </w:r>
+      <w:r>
+        <w:br/>
+      </w:r>
+      <w:r>
+        <w:rPr>
+          <w:rStyle w:val="VerbatimChar"/>
+        </w:rPr>
+        <w:t xml:space="preserve">## </w:t>
+      </w:r>
+      <w:r>
+        <w:br/>
+      </w:r>
+      <w:r>
+        <w:rPr>
+          <w:rStyle w:val="VerbatimChar"/>
+        </w:rPr>
+        <w:t xml:space="preserve">## Rule 5: (189/16, lift 1.4)</w:t>
+      </w:r>
+      <w:r>
+        <w:br/>
+      </w:r>
+      <w:r>
+        <w:rPr>
+          <w:rStyle w:val="VerbatimChar"/>
+        </w:rPr>
+        <w:t xml:space="preserve">##  glucose &lt;= 127</w:t>
+      </w:r>
+      <w:r>
+        <w:br/>
+      </w:r>
+      <w:r>
+        <w:rPr>
+          <w:rStyle w:val="VerbatimChar"/>
+        </w:rPr>
+        <w:t xml:space="preserve">##  age &lt;= 28</w:t>
+      </w:r>
+      <w:r>
+        <w:br/>
+      </w:r>
+      <w:r>
+        <w:rPr>
+          <w:rStyle w:val="VerbatimChar"/>
+        </w:rPr>
+        <w:t xml:space="preserve">##  -&gt;  class neg  [0.911]</w:t>
+      </w:r>
+      <w:r>
+        <w:br/>
+      </w:r>
+      <w:r>
+        <w:rPr>
+          <w:rStyle w:val="VerbatimChar"/>
+        </w:rPr>
+        <w:t xml:space="preserve">## </w:t>
+      </w:r>
+      <w:r>
+        <w:br/>
+      </w:r>
+      <w:r>
+        <w:rPr>
+          <w:rStyle w:val="VerbatimChar"/>
+        </w:rPr>
+        <w:t xml:space="preserve">## Rule 6: (20/1, lift 1.4)</w:t>
+      </w:r>
+      <w:r>
+        <w:br/>
+      </w:r>
+      <w:r>
+        <w:rPr>
+          <w:rStyle w:val="VerbatimChar"/>
+        </w:rPr>
+        <w:t xml:space="preserve">##  glucose &gt; 131</w:t>
+      </w:r>
+      <w:r>
+        <w:br/>
+      </w:r>
+      <w:r>
+        <w:rPr>
+          <w:rStyle w:val="VerbatimChar"/>
+        </w:rPr>
+        <w:t xml:space="preserve">##  glucose &lt;= 157</w:t>
+      </w:r>
+      <w:r>
+        <w:br/>
+      </w:r>
+      <w:r>
+        <w:rPr>
+          <w:rStyle w:val="VerbatimChar"/>
+        </w:rPr>
+        <w:t xml:space="preserve">##  pressure &gt; 70</w:t>
+      </w:r>
+      <w:r>
+        <w:br/>
+      </w:r>
+      <w:r>
+        <w:rPr>
+          <w:rStyle w:val="VerbatimChar"/>
+        </w:rPr>
+        <w:t xml:space="preserve">##  mass &lt;= 46.8</w:t>
+      </w:r>
+      <w:r>
+        <w:br/>
+      </w:r>
+      <w:r>
+        <w:rPr>
+          <w:rStyle w:val="VerbatimChar"/>
+        </w:rPr>
+        <w:t xml:space="preserve">##  age &gt; 26</w:t>
+      </w:r>
+      <w:r>
+        <w:br/>
+      </w:r>
+      <w:r>
+        <w:rPr>
+          <w:rStyle w:val="VerbatimChar"/>
+        </w:rPr>
+        <w:t xml:space="preserve">##  age &lt;= 41</w:t>
+      </w:r>
+      <w:r>
+        <w:br/>
+      </w:r>
+      <w:r>
+        <w:rPr>
+          <w:rStyle w:val="VerbatimChar"/>
+        </w:rPr>
+        <w:t xml:space="preserve">##  -&gt;  class neg  [0.909]</w:t>
+      </w:r>
+      <w:r>
+        <w:br/>
+      </w:r>
+      <w:r>
+        <w:rPr>
+          <w:rStyle w:val="VerbatimChar"/>
+        </w:rPr>
+        <w:t xml:space="preserve">## </w:t>
+      </w:r>
+      <w:r>
+        <w:br/>
+      </w:r>
+      <w:r>
+        <w:rPr>
+          <w:rStyle w:val="VerbatimChar"/>
+        </w:rPr>
+        <w:t xml:space="preserve">## Rule 7: (12/1, lift 1.3)</w:t>
+      </w:r>
+      <w:r>
+        <w:br/>
+      </w:r>
+      <w:r>
+        <w:rPr>
+          <w:rStyle w:val="VerbatimChar"/>
+        </w:rPr>
+        <w:t xml:space="preserve">##  mass &lt;= 29.9</w:t>
+      </w:r>
+      <w:r>
+        <w:br/>
+      </w:r>
+      <w:r>
+        <w:rPr>
+          <w:rStyle w:val="VerbatimChar"/>
+        </w:rPr>
+        <w:t xml:space="preserve">##  age &gt; 60</w:t>
+      </w:r>
+      <w:r>
+        <w:br/>
+      </w:r>
+      <w:r>
+        <w:rPr>
+          <w:rStyle w:val="VerbatimChar"/>
+        </w:rPr>
+        <w:t xml:space="preserve">##  -&gt;  class neg  [0.857]</w:t>
+      </w:r>
+      <w:r>
+        <w:br/>
+      </w:r>
+      <w:r>
+        <w:rPr>
+          <w:rStyle w:val="VerbatimChar"/>
+        </w:rPr>
+        <w:t xml:space="preserve">## </w:t>
+      </w:r>
+      <w:r>
+        <w:br/>
+      </w:r>
+      <w:r>
+        <w:rPr>
+          <w:rStyle w:val="VerbatimChar"/>
+        </w:rPr>
+        <w:t xml:space="preserve">## Rule 8: (418/119, lift 1.1)</w:t>
+      </w:r>
+      <w:r>
+        <w:br/>
+      </w:r>
+      <w:r>
+        <w:rPr>
+          <w:rStyle w:val="VerbatimChar"/>
+        </w:rPr>
+        <w:t xml:space="preserve">##  pregnant &lt;= 6</w:t>
+      </w:r>
+      <w:r>
+        <w:br/>
+      </w:r>
+      <w:r>
+        <w:rPr>
+          <w:rStyle w:val="VerbatimChar"/>
+        </w:rPr>
+        <w:t xml:space="preserve">##  -&gt;  class neg  [0.714]</w:t>
+      </w:r>
+      <w:r>
+        <w:br/>
+      </w:r>
+      <w:r>
+        <w:rPr>
+          <w:rStyle w:val="VerbatimChar"/>
+        </w:rPr>
+        <w:t xml:space="preserve">## </w:t>
+      </w:r>
+      <w:r>
+        <w:br/>
+      </w:r>
+      <w:r>
+        <w:rPr>
+          <w:rStyle w:val="VerbatimChar"/>
+        </w:rPr>
+        <w:t xml:space="preserve">## Rule 9: (25, lift 2.8)</w:t>
+      </w:r>
+      <w:r>
+        <w:br/>
+      </w:r>
+      <w:r>
+        <w:rPr>
+          <w:rStyle w:val="VerbatimChar"/>
+        </w:rPr>
+        <w:t xml:space="preserve">##  glucose &gt; 157</w:t>
+      </w:r>
+      <w:r>
+        <w:br/>
+      </w:r>
+      <w:r>
+        <w:rPr>
+          <w:rStyle w:val="VerbatimChar"/>
+        </w:rPr>
+        <w:t xml:space="preserve">##  pressure &gt; 70</w:t>
+      </w:r>
+      <w:r>
+        <w:br/>
+      </w:r>
+      <w:r>
+        <w:rPr>
+          <w:rStyle w:val="VerbatimChar"/>
+        </w:rPr>
+        <w:t xml:space="preserve">##  mass &gt; 29.9</w:t>
+      </w:r>
+      <w:r>
+        <w:br/>
+      </w:r>
+      <w:r>
+        <w:rPr>
+          <w:rStyle w:val="VerbatimChar"/>
+        </w:rPr>
+        <w:t xml:space="preserve">##  age &lt;= 49</w:t>
+      </w:r>
+      <w:r>
+        <w:br/>
+      </w:r>
+      <w:r>
+        <w:rPr>
+          <w:rStyle w:val="VerbatimChar"/>
+        </w:rPr>
+        <w:t xml:space="preserve">##  -&gt;  class pos  [0.963]</w:t>
+      </w:r>
+      <w:r>
+        <w:br/>
+      </w:r>
+      <w:r>
+        <w:rPr>
+          <w:rStyle w:val="VerbatimChar"/>
+        </w:rPr>
+        <w:t xml:space="preserve">## </w:t>
+      </w:r>
+      <w:r>
+        <w:br/>
+      </w:r>
+      <w:r>
+        <w:rPr>
+          <w:rStyle w:val="VerbatimChar"/>
+        </w:rPr>
+        <w:t xml:space="preserve">## Rule 10: (16, lift 2.7)</w:t>
+      </w:r>
+      <w:r>
+        <w:br/>
+      </w:r>
+      <w:r>
+        <w:rPr>
+          <w:rStyle w:val="VerbatimChar"/>
+        </w:rPr>
+        <w:t xml:space="preserve">##  glucose &gt; 157</w:t>
+      </w:r>
+      <w:r>
+        <w:br/>
+      </w:r>
+      <w:r>
+        <w:rPr>
+          <w:rStyle w:val="VerbatimChar"/>
+        </w:rPr>
+        <w:t xml:space="preserve">##  pressure &gt; 70</w:t>
+      </w:r>
+      <w:r>
+        <w:br/>
+      </w:r>
+      <w:r>
+        <w:rPr>
+          <w:rStyle w:val="VerbatimChar"/>
+        </w:rPr>
+        <w:t xml:space="preserve">##  triceps &lt;= 30</w:t>
+      </w:r>
+      <w:r>
+        <w:br/>
+      </w:r>
+      <w:r>
+        <w:rPr>
+          <w:rStyle w:val="VerbatimChar"/>
+        </w:rPr>
+        <w:t xml:space="preserve">##  mass &gt; 29.9</w:t>
+      </w:r>
+      <w:r>
+        <w:br/>
+      </w:r>
+      <w:r>
+        <w:rPr>
+          <w:rStyle w:val="VerbatimChar"/>
+        </w:rPr>
+        <w:t xml:space="preserve">##  -&gt;  class pos  [0.944]</w:t>
+      </w:r>
+      <w:r>
+        <w:br/>
+      </w:r>
+      <w:r>
+        <w:rPr>
+          <w:rStyle w:val="VerbatimChar"/>
+        </w:rPr>
+        <w:t xml:space="preserve">## </w:t>
+      </w:r>
+      <w:r>
+        <w:br/>
+      </w:r>
+      <w:r>
+        <w:rPr>
+          <w:rStyle w:val="VerbatimChar"/>
+        </w:rPr>
+        <w:t xml:space="preserve">## Rule 11: (15, lift 2.7)</w:t>
+      </w:r>
+      <w:r>
+        <w:br/>
+      </w:r>
+      <w:r>
+        <w:rPr>
+          <w:rStyle w:val="VerbatimChar"/>
+        </w:rPr>
+        <w:t xml:space="preserve">##  glucose &gt; 127</w:t>
+      </w:r>
+      <w:r>
+        <w:br/>
+      </w:r>
+      <w:r>
+        <w:rPr>
+          <w:rStyle w:val="VerbatimChar"/>
+        </w:rPr>
+        <w:t xml:space="preserve">##  glucose &lt;= 157</w:t>
+      </w:r>
+      <w:r>
+        <w:br/>
+      </w:r>
+      <w:r>
+        <w:rPr>
+          <w:rStyle w:val="VerbatimChar"/>
+        </w:rPr>
+        <w:t xml:space="preserve">##  mass &gt; 29.9</w:t>
+      </w:r>
+      <w:r>
+        <w:br/>
+      </w:r>
+      <w:r>
+        <w:rPr>
+          <w:rStyle w:val="VerbatimChar"/>
+        </w:rPr>
+        <w:t xml:space="preserve">##  pedigree &gt; 0.222</w:t>
+      </w:r>
+      <w:r>
+        <w:br/>
+      </w:r>
+      <w:r>
+        <w:rPr>
+          <w:rStyle w:val="VerbatimChar"/>
+        </w:rPr>
+        <w:t xml:space="preserve">##  age &gt; 41</w:t>
+      </w:r>
+      <w:r>
+        <w:br/>
+      </w:r>
+      <w:r>
+        <w:rPr>
+          <w:rStyle w:val="VerbatimChar"/>
+        </w:rPr>
+        <w:t xml:space="preserve">##  -&gt;  class pos  [0.941]</w:t>
+      </w:r>
+      <w:r>
+        <w:br/>
+      </w:r>
+      <w:r>
+        <w:rPr>
+          <w:rStyle w:val="VerbatimChar"/>
+        </w:rPr>
+        <w:t xml:space="preserve">## </w:t>
+      </w:r>
+      <w:r>
+        <w:br/>
+      </w:r>
+      <w:r>
+        <w:rPr>
+          <w:rStyle w:val="VerbatimChar"/>
+        </w:rPr>
+        <w:t xml:space="preserve">## Rule 12: (12, lift 2.7)</w:t>
+      </w:r>
+      <w:r>
+        <w:br/>
+      </w:r>
+      <w:r>
+        <w:rPr>
+          <w:rStyle w:val="VerbatimChar"/>
+        </w:rPr>
+        <w:t xml:space="preserve">##  glucose &gt; 99</w:t>
+      </w:r>
+      <w:r>
+        <w:br/>
+      </w:r>
+      <w:r>
+        <w:rPr>
+          <w:rStyle w:val="VerbatimChar"/>
+        </w:rPr>
+        <w:t xml:space="preserve">##  glucose &lt;= 127</w:t>
+      </w:r>
+      <w:r>
+        <w:br/>
+      </w:r>
+      <w:r>
+        <w:rPr>
+          <w:rStyle w:val="VerbatimChar"/>
+        </w:rPr>
+        <w:t xml:space="preserve">##  pressure &lt;= 86</w:t>
+      </w:r>
+      <w:r>
+        <w:br/>
+      </w:r>
+      <w:r>
+        <w:rPr>
+          <w:rStyle w:val="VerbatimChar"/>
+        </w:rPr>
+        <w:t xml:space="preserve">##  triceps &lt;= 24</w:t>
+      </w:r>
+      <w:r>
+        <w:br/>
+      </w:r>
+      <w:r>
+        <w:rPr>
+          <w:rStyle w:val="VerbatimChar"/>
+        </w:rPr>
+        <w:t xml:space="preserve">##  mass &gt; 26.9</w:t>
+      </w:r>
+      <w:r>
+        <w:br/>
+      </w:r>
+      <w:r>
+        <w:rPr>
+          <w:rStyle w:val="VerbatimChar"/>
+        </w:rPr>
+        <w:t xml:space="preserve">##  mass &lt;= 30.8</w:t>
+      </w:r>
+      <w:r>
+        <w:br/>
+      </w:r>
+      <w:r>
+        <w:rPr>
+          <w:rStyle w:val="VerbatimChar"/>
+        </w:rPr>
+        <w:t xml:space="preserve">##  pedigree &gt; 0.204</w:t>
+      </w:r>
+      <w:r>
+        <w:br/>
+      </w:r>
+      <w:r>
+        <w:rPr>
+          <w:rStyle w:val="VerbatimChar"/>
+        </w:rPr>
+        <w:t xml:space="preserve">##  pedigree &lt;= 0.761</w:t>
+      </w:r>
+      <w:r>
+        <w:br/>
+      </w:r>
+      <w:r>
+        <w:rPr>
+          <w:rStyle w:val="VerbatimChar"/>
+        </w:rPr>
+        <w:t xml:space="preserve">##  age &gt; 28</w:t>
+      </w:r>
+      <w:r>
+        <w:br/>
+      </w:r>
+      <w:r>
+        <w:rPr>
+          <w:rStyle w:val="VerbatimChar"/>
+        </w:rPr>
+        <w:t xml:space="preserve">##  -&gt;  class pos  [0.929]</w:t>
+      </w:r>
+      <w:r>
+        <w:br/>
+      </w:r>
+      <w:r>
+        <w:rPr>
+          <w:rStyle w:val="VerbatimChar"/>
+        </w:rPr>
+        <w:t xml:space="preserve">## </w:t>
+      </w:r>
+      <w:r>
+        <w:br/>
+      </w:r>
+      <w:r>
+        <w:rPr>
+          <w:rStyle w:val="VerbatimChar"/>
+        </w:rPr>
+        <w:t xml:space="preserve">## Rule 13: (10, lift 2.6)</w:t>
+      </w:r>
+      <w:r>
+        <w:br/>
+      </w:r>
+      <w:r>
+        <w:rPr>
+          <w:rStyle w:val="VerbatimChar"/>
+        </w:rPr>
+        <w:t xml:space="preserve">##  pregnant &lt;= 6</w:t>
+      </w:r>
+      <w:r>
+        <w:br/>
+      </w:r>
+      <w:r>
+        <w:rPr>
+          <w:rStyle w:val="VerbatimChar"/>
+        </w:rPr>
+        <w:t xml:space="preserve">##  glucose &lt;= 127</w:t>
+      </w:r>
+      <w:r>
+        <w:br/>
+      </w:r>
+      <w:r>
+        <w:rPr>
+          <w:rStyle w:val="VerbatimChar"/>
+        </w:rPr>
+        <w:t xml:space="preserve">##  pressure &lt;= 86</w:t>
+      </w:r>
+      <w:r>
+        <w:br/>
+      </w:r>
+      <w:r>
+        <w:rPr>
+          <w:rStyle w:val="VerbatimChar"/>
+        </w:rPr>
+        <w:t xml:space="preserve">##  triceps &lt;= 24</w:t>
+      </w:r>
+      <w:r>
+        <w:br/>
+      </w:r>
+      <w:r>
+        <w:rPr>
+          <w:rStyle w:val="VerbatimChar"/>
+        </w:rPr>
+        <w:t xml:space="preserve">##  mass &gt; 26.9</w:t>
+      </w:r>
+      <w:r>
+        <w:br/>
+      </w:r>
+      <w:r>
+        <w:rPr>
+          <w:rStyle w:val="VerbatimChar"/>
+        </w:rPr>
+        <w:t xml:space="preserve">##  pedigree &gt; 0.204</w:t>
+      </w:r>
+      <w:r>
+        <w:br/>
+      </w:r>
+      <w:r>
+        <w:rPr>
+          <w:rStyle w:val="VerbatimChar"/>
+        </w:rPr>
+        <w:t xml:space="preserve">##  pedigree &lt;= 0.761</w:t>
+      </w:r>
+      <w:r>
+        <w:br/>
+      </w:r>
+      <w:r>
+        <w:rPr>
+          <w:rStyle w:val="VerbatimChar"/>
+        </w:rPr>
+        <w:t xml:space="preserve">##  age &gt; 34</w:t>
+      </w:r>
+      <w:r>
+        <w:br/>
+      </w:r>
+      <w:r>
+        <w:rPr>
+          <w:rStyle w:val="VerbatimChar"/>
+        </w:rPr>
+        <w:t xml:space="preserve">##  -&gt;  class pos  [0.917]</w:t>
+      </w:r>
+      <w:r>
+        <w:br/>
+      </w:r>
+      <w:r>
+        <w:rPr>
+          <w:rStyle w:val="VerbatimChar"/>
+        </w:rPr>
+        <w:t xml:space="preserve">## </w:t>
+      </w:r>
+      <w:r>
+        <w:br/>
+      </w:r>
+      <w:r>
+        <w:rPr>
+          <w:rStyle w:val="VerbatimChar"/>
+        </w:rPr>
+        <w:t xml:space="preserve">## Rule 14: (22/1, lift 2.6)</w:t>
+      </w:r>
+      <w:r>
+        <w:br/>
+      </w:r>
+      <w:r>
+        <w:rPr>
+          <w:rStyle w:val="VerbatimChar"/>
+        </w:rPr>
+        <w:t xml:space="preserve">##  glucose &gt; 127</w:t>
+      </w:r>
+      <w:r>
+        <w:br/>
+      </w:r>
+      <w:r>
+        <w:rPr>
+          <w:rStyle w:val="VerbatimChar"/>
+        </w:rPr>
+        <w:t xml:space="preserve">##  pressure &lt;= 61</w:t>
+      </w:r>
+      <w:r>
+        <w:br/>
+      </w:r>
+      <w:r>
+        <w:rPr>
+          <w:rStyle w:val="VerbatimChar"/>
+        </w:rPr>
+        <w:t xml:space="preserve">##  mass &gt; 29.9</w:t>
+      </w:r>
+      <w:r>
+        <w:br/>
+      </w:r>
+      <w:r>
+        <w:rPr>
+          <w:rStyle w:val="VerbatimChar"/>
+        </w:rPr>
+        <w:t xml:space="preserve">##  -&gt;  class pos  [0.917]</w:t>
+      </w:r>
+      <w:r>
+        <w:br/>
+      </w:r>
+      <w:r>
+        <w:rPr>
+          <w:rStyle w:val="VerbatimChar"/>
+        </w:rPr>
+        <w:t xml:space="preserve">## </w:t>
+      </w:r>
+      <w:r>
+        <w:br/>
+      </w:r>
+      <w:r>
+        <w:rPr>
+          <w:rStyle w:val="VerbatimChar"/>
+        </w:rPr>
+        <w:t xml:space="preserve">## Rule 15: (10, lift 2.6)</w:t>
+      </w:r>
+      <w:r>
+        <w:br/>
+      </w:r>
+      <w:r>
+        <w:rPr>
+          <w:rStyle w:val="VerbatimChar"/>
+        </w:rPr>
+        <w:t xml:space="preserve">##  glucose &gt; 127</w:t>
+      </w:r>
+      <w:r>
+        <w:br/>
+      </w:r>
+      <w:r>
+        <w:rPr>
+          <w:rStyle w:val="VerbatimChar"/>
+        </w:rPr>
+        <w:t xml:space="preserve">##  glucose &lt;= 131</w:t>
+      </w:r>
+      <w:r>
+        <w:br/>
+      </w:r>
+      <w:r>
+        <w:rPr>
+          <w:rStyle w:val="VerbatimChar"/>
+        </w:rPr>
+        <w:t xml:space="preserve">##  mass &gt; 29.9</w:t>
+      </w:r>
+      <w:r>
+        <w:br/>
+      </w:r>
+      <w:r>
+        <w:rPr>
+          <w:rStyle w:val="VerbatimChar"/>
+        </w:rPr>
+        <w:t xml:space="preserve">##  pedigree &gt; 0.331</w:t>
+      </w:r>
+      <w:r>
+        <w:br/>
+      </w:r>
+      <w:r>
+        <w:rPr>
+          <w:rStyle w:val="VerbatimChar"/>
+        </w:rPr>
+        <w:t xml:space="preserve">##  -&gt;  class pos  [0.917]</w:t>
+      </w:r>
+      <w:r>
+        <w:br/>
+      </w:r>
+      <w:r>
+        <w:rPr>
+          <w:rStyle w:val="VerbatimChar"/>
+        </w:rPr>
+        <w:t xml:space="preserve">## </w:t>
+      </w:r>
+      <w:r>
+        <w:br/>
+      </w:r>
+      <w:r>
+        <w:rPr>
+          <w:rStyle w:val="VerbatimChar"/>
+        </w:rPr>
+        <w:t xml:space="preserve">## Rule 16: (9, lift 2.6)</w:t>
+      </w:r>
+      <w:r>
+        <w:br/>
+      </w:r>
+      <w:r>
+        <w:rPr>
+          <w:rStyle w:val="VerbatimChar"/>
+        </w:rPr>
+        <w:t xml:space="preserve">##  mass &gt; 46.8</w:t>
+      </w:r>
+      <w:r>
+        <w:br/>
+      </w:r>
+      <w:r>
+        <w:rPr>
+          <w:rStyle w:val="VerbatimChar"/>
+        </w:rPr>
+        <w:t xml:space="preserve">##  -&gt;  class pos  [0.909]</w:t>
+      </w:r>
+      <w:r>
+        <w:br/>
+      </w:r>
+      <w:r>
+        <w:rPr>
+          <w:rStyle w:val="VerbatimChar"/>
+        </w:rPr>
+        <w:t xml:space="preserve">## </w:t>
+      </w:r>
+      <w:r>
+        <w:br/>
+      </w:r>
+      <w:r>
+        <w:rPr>
+          <w:rStyle w:val="VerbatimChar"/>
+        </w:rPr>
+        <w:t xml:space="preserve">## Rule 17: (28/2, lift 2.6)</w:t>
+      </w:r>
+      <w:r>
+        <w:br/>
+      </w:r>
+      <w:r>
+        <w:rPr>
+          <w:rStyle w:val="VerbatimChar"/>
+        </w:rPr>
+        <w:t xml:space="preserve">##  glucose &gt; 127</w:t>
+      </w:r>
+      <w:r>
+        <w:br/>
+      </w:r>
+      <w:r>
+        <w:rPr>
+          <w:rStyle w:val="VerbatimChar"/>
+        </w:rPr>
+        <w:t xml:space="preserve">##  pressure &lt;= 70</w:t>
+      </w:r>
+      <w:r>
+        <w:br/>
+      </w:r>
+      <w:r>
+        <w:rPr>
+          <w:rStyle w:val="VerbatimChar"/>
+        </w:rPr>
+        <w:t xml:space="preserve">##  mass &gt; 29.9</w:t>
+      </w:r>
+      <w:r>
+        <w:br/>
+      </w:r>
+      <w:r>
+        <w:rPr>
+          <w:rStyle w:val="VerbatimChar"/>
+        </w:rPr>
+        <w:t xml:space="preserve">##  pedigree &gt; 0.331</w:t>
+      </w:r>
+      <w:r>
+        <w:br/>
+      </w:r>
+      <w:r>
+        <w:rPr>
+          <w:rStyle w:val="VerbatimChar"/>
+        </w:rPr>
+        <w:t xml:space="preserve">##  age &lt;= 41</w:t>
+      </w:r>
+      <w:r>
+        <w:br/>
+      </w:r>
+      <w:r>
+        <w:rPr>
+          <w:rStyle w:val="VerbatimChar"/>
+        </w:rPr>
+        <w:t xml:space="preserve">##  -&gt;  class pos  [0.900]</w:t>
+      </w:r>
+      <w:r>
+        <w:br/>
+      </w:r>
+      <w:r>
+        <w:rPr>
+          <w:rStyle w:val="VerbatimChar"/>
+        </w:rPr>
+        <w:t xml:space="preserve">## </w:t>
+      </w:r>
+      <w:r>
+        <w:br/>
+      </w:r>
+      <w:r>
+        <w:rPr>
+          <w:rStyle w:val="VerbatimChar"/>
+        </w:rPr>
+        <w:t xml:space="preserve">## Rule 18: (7, lift 2.5)</w:t>
+      </w:r>
+      <w:r>
+        <w:br/>
+      </w:r>
+      <w:r>
+        <w:rPr>
+          <w:rStyle w:val="VerbatimChar"/>
+        </w:rPr>
+        <w:t xml:space="preserve">##  glucose &gt; 143</w:t>
+      </w:r>
+      <w:r>
+        <w:br/>
+      </w:r>
+      <w:r>
+        <w:rPr>
+          <w:rStyle w:val="VerbatimChar"/>
+        </w:rPr>
+        <w:t xml:space="preserve">##  mass &lt;= 29.9</w:t>
+      </w:r>
+      <w:r>
+        <w:br/>
+      </w:r>
+      <w:r>
+        <w:rPr>
+          <w:rStyle w:val="VerbatimChar"/>
+        </w:rPr>
+        <w:t xml:space="preserve">##  age &gt; 41</w:t>
+      </w:r>
+      <w:r>
+        <w:br/>
+      </w:r>
+      <w:r>
+        <w:rPr>
+          <w:rStyle w:val="VerbatimChar"/>
+        </w:rPr>
+        <w:t xml:space="preserve">##  age &lt;= 60</w:t>
+      </w:r>
+      <w:r>
+        <w:br/>
+      </w:r>
+      <w:r>
+        <w:rPr>
+          <w:rStyle w:val="VerbatimChar"/>
+        </w:rPr>
+        <w:t xml:space="preserve">##  -&gt;  class pos  [0.889]</w:t>
+      </w:r>
+      <w:r>
+        <w:br/>
+      </w:r>
+      <w:r>
+        <w:rPr>
+          <w:rStyle w:val="VerbatimChar"/>
+        </w:rPr>
+        <w:t xml:space="preserve">## </w:t>
+      </w:r>
+      <w:r>
+        <w:br/>
+      </w:r>
+      <w:r>
+        <w:rPr>
+          <w:rStyle w:val="VerbatimChar"/>
+        </w:rPr>
+        <w:t xml:space="preserve">## Rule 19: (15/1, lift 2.5)</w:t>
+      </w:r>
+      <w:r>
+        <w:br/>
+      </w:r>
+      <w:r>
+        <w:rPr>
+          <w:rStyle w:val="VerbatimChar"/>
+        </w:rPr>
+        <w:t xml:space="preserve">##  glucose &gt; 157</w:t>
+      </w:r>
+      <w:r>
+        <w:br/>
+      </w:r>
+      <w:r>
+        <w:rPr>
+          <w:rStyle w:val="VerbatimChar"/>
+        </w:rPr>
+        <w:t xml:space="preserve">##  pressure &lt;= 70</w:t>
+      </w:r>
+      <w:r>
+        <w:br/>
+      </w:r>
+      <w:r>
+        <w:rPr>
+          <w:rStyle w:val="VerbatimChar"/>
+        </w:rPr>
+        <w:t xml:space="preserve">##  triceps &gt; 27</w:t>
+      </w:r>
+      <w:r>
+        <w:br/>
+      </w:r>
+      <w:r>
+        <w:rPr>
+          <w:rStyle w:val="VerbatimChar"/>
+        </w:rPr>
+        <w:t xml:space="preserve">##  -&gt;  class pos  [0.882]</w:t>
+      </w:r>
+      <w:r>
+        <w:br/>
+      </w:r>
+      <w:r>
+        <w:rPr>
+          <w:rStyle w:val="VerbatimChar"/>
+        </w:rPr>
+        <w:t xml:space="preserve">## </w:t>
+      </w:r>
+      <w:r>
+        <w:br/>
+      </w:r>
+      <w:r>
+        <w:rPr>
+          <w:rStyle w:val="VerbatimChar"/>
+        </w:rPr>
+        <w:t xml:space="preserve">## Rule 20: (12/1, lift 2.5)</w:t>
+      </w:r>
+      <w:r>
+        <w:br/>
+      </w:r>
+      <w:r>
+        <w:rPr>
+          <w:rStyle w:val="VerbatimChar"/>
+        </w:rPr>
+        <w:t xml:space="preserve">##  glucose &gt; 99</w:t>
+      </w:r>
+      <w:r>
+        <w:br/>
+      </w:r>
+      <w:r>
+        <w:rPr>
+          <w:rStyle w:val="VerbatimChar"/>
+        </w:rPr>
+        <w:t xml:space="preserve">##  glucose &lt;= 118</w:t>
+      </w:r>
+      <w:r>
+        <w:br/>
+      </w:r>
+      <w:r>
+        <w:rPr>
+          <w:rStyle w:val="VerbatimChar"/>
+        </w:rPr>
+        <w:t xml:space="preserve">##  pressure &lt;= 86</w:t>
+      </w:r>
+      <w:r>
+        <w:br/>
+      </w:r>
+      <w:r>
+        <w:rPr>
+          <w:rStyle w:val="VerbatimChar"/>
+        </w:rPr>
+        <w:t xml:space="preserve">##  triceps &gt; 24</w:t>
+      </w:r>
+      <w:r>
+        <w:br/>
+      </w:r>
+      <w:r>
+        <w:rPr>
+          <w:rStyle w:val="VerbatimChar"/>
+        </w:rPr>
+        <w:t xml:space="preserve">##  mass &gt; 26.9</w:t>
+      </w:r>
+      <w:r>
+        <w:br/>
+      </w:r>
+      <w:r>
+        <w:rPr>
+          <w:rStyle w:val="VerbatimChar"/>
+        </w:rPr>
+        <w:t xml:space="preserve">##  pedigree &gt; 0.496</w:t>
+      </w:r>
+      <w:r>
+        <w:br/>
+      </w:r>
+      <w:r>
+        <w:rPr>
+          <w:rStyle w:val="VerbatimChar"/>
+        </w:rPr>
+        <w:t xml:space="preserve">##  age &gt; 28</w:t>
+      </w:r>
+      <w:r>
+        <w:br/>
+      </w:r>
+      <w:r>
+        <w:rPr>
+          <w:rStyle w:val="VerbatimChar"/>
+        </w:rPr>
+        <w:t xml:space="preserve">##  -&gt;  class pos  [0.857]</w:t>
+      </w:r>
+      <w:r>
+        <w:br/>
+      </w:r>
+      <w:r>
+        <w:rPr>
+          <w:rStyle w:val="VerbatimChar"/>
+        </w:rPr>
+        <w:t xml:space="preserve">## </w:t>
+      </w:r>
+      <w:r>
+        <w:br/>
+      </w:r>
+      <w:r>
+        <w:rPr>
+          <w:rStyle w:val="VerbatimChar"/>
+        </w:rPr>
+        <w:t xml:space="preserve">## Rule 21: (9/1, lift 2.3)</w:t>
+      </w:r>
+      <w:r>
+        <w:br/>
+      </w:r>
+      <w:r>
+        <w:rPr>
+          <w:rStyle w:val="VerbatimChar"/>
+        </w:rPr>
+        <w:t xml:space="preserve">##  glucose &gt; 127</w:t>
+      </w:r>
+      <w:r>
+        <w:br/>
+      </w:r>
+      <w:r>
+        <w:rPr>
+          <w:rStyle w:val="VerbatimChar"/>
+        </w:rPr>
+        <w:t xml:space="preserve">##  mass &lt;= 29.9</w:t>
+      </w:r>
+      <w:r>
+        <w:br/>
+      </w:r>
+      <w:r>
+        <w:rPr>
+          <w:rStyle w:val="VerbatimChar"/>
+        </w:rPr>
+        <w:t xml:space="preserve">##  age &gt; 27</w:t>
+      </w:r>
+      <w:r>
+        <w:br/>
+      </w:r>
+      <w:r>
+        <w:rPr>
+          <w:rStyle w:val="VerbatimChar"/>
+        </w:rPr>
+        <w:t xml:space="preserve">##  age &lt;= 35</w:t>
+      </w:r>
+      <w:r>
+        <w:br/>
+      </w:r>
+      <w:r>
+        <w:rPr>
+          <w:rStyle w:val="VerbatimChar"/>
+        </w:rPr>
+        <w:t xml:space="preserve">##  -&gt;  class pos  [0.818]</w:t>
+      </w:r>
+      <w:r>
+        <w:br/>
+      </w:r>
+      <w:r>
+        <w:rPr>
+          <w:rStyle w:val="VerbatimChar"/>
+        </w:rPr>
+        <w:t xml:space="preserve">## </w:t>
+      </w:r>
+      <w:r>
+        <w:br/>
+      </w:r>
+      <w:r>
+        <w:rPr>
+          <w:rStyle w:val="VerbatimChar"/>
+        </w:rPr>
+        <w:t xml:space="preserve">## Rule 22: (278/143, lift 1.4)</w:t>
+      </w:r>
+      <w:r>
+        <w:br/>
+      </w:r>
+      <w:r>
+        <w:rPr>
+          <w:rStyle w:val="VerbatimChar"/>
+        </w:rPr>
+        <w:t xml:space="preserve">##  age &gt; 28</w:t>
+      </w:r>
+      <w:r>
+        <w:br/>
+      </w:r>
+      <w:r>
+        <w:rPr>
+          <w:rStyle w:val="VerbatimChar"/>
+        </w:rPr>
+        <w:t xml:space="preserve">##  -&gt;  class pos  [0.486]</w:t>
+      </w:r>
+      <w:r>
+        <w:br/>
+      </w:r>
+      <w:r>
+        <w:rPr>
+          <w:rStyle w:val="VerbatimChar"/>
+        </w:rPr>
+        <w:t xml:space="preserve">## </w:t>
+      </w:r>
+      <w:r>
+        <w:br/>
+      </w:r>
+      <w:r>
+        <w:rPr>
+          <w:rStyle w:val="VerbatimChar"/>
+        </w:rPr>
+        <w:t xml:space="preserve">## Default class: neg</w:t>
+      </w:r>
+      <w:r>
+        <w:br/>
+      </w:r>
+      <w:r>
+        <w:rPr>
+          <w:rStyle w:val="VerbatimChar"/>
+        </w:rPr>
+        <w:t xml:space="preserve">## </w:t>
+      </w:r>
+      <w:r>
+        <w:br/>
+      </w:r>
+      <w:r>
+        <w:rPr>
+          <w:rStyle w:val="VerbatimChar"/>
+        </w:rPr>
+        <w:t xml:space="preserve">## </w:t>
+      </w:r>
+      <w:r>
+        <w:br/>
+      </w:r>
+      <w:r>
+        <w:rPr>
+          <w:rStyle w:val="VerbatimChar"/>
+        </w:rPr>
+        <w:t xml:space="preserve">## Evaluation on training data (538 cases):</w:t>
+      </w:r>
+      <w:r>
+        <w:br/>
+      </w:r>
+      <w:r>
+        <w:rPr>
+          <w:rStyle w:val="VerbatimChar"/>
+        </w:rPr>
+        <w:t xml:space="preserve">## </w:t>
+      </w:r>
+      <w:r>
+        <w:br/>
+      </w:r>
+      <w:r>
+        <w:rPr>
+          <w:rStyle w:val="VerbatimChar"/>
+        </w:rPr>
+        <w:t xml:space="preserve">##          Rules     </w:t>
+      </w:r>
+      <w:r>
+        <w:br/>
+      </w:r>
+      <w:r>
+        <w:rPr>
+          <w:rStyle w:val="VerbatimChar"/>
+        </w:rPr>
+        <w:t xml:space="preserve">##    ----------------</w:t>
+      </w:r>
+      <w:r>
+        <w:br/>
+      </w:r>
+      <w:r>
+        <w:rPr>
+          <w:rStyle w:val="VerbatimChar"/>
+        </w:rPr>
+        <w:t xml:space="preserve">##      No      Errors</w:t>
+      </w:r>
+      <w:r>
+        <w:br/>
+      </w:r>
+      <w:r>
+        <w:rPr>
+          <w:rStyle w:val="VerbatimChar"/>
+        </w:rPr>
+        <w:t xml:space="preserve">## </w:t>
+      </w:r>
+      <w:r>
+        <w:br/>
+      </w:r>
+      <w:r>
+        <w:rPr>
+          <w:rStyle w:val="VerbatimChar"/>
+        </w:rPr>
+        <w:t xml:space="preserve">##      22   52( 9.7%)   &lt;&lt;</w:t>
+      </w:r>
+      <w:r>
+        <w:br/>
+      </w:r>
+      <w:r>
+        <w:rPr>
+          <w:rStyle w:val="VerbatimChar"/>
+        </w:rPr>
+        <w:t xml:space="preserve">## </w:t>
+      </w:r>
+      <w:r>
+        <w:br/>
+      </w:r>
+      <w:r>
+        <w:rPr>
+          <w:rStyle w:val="VerbatimChar"/>
+        </w:rPr>
+        <w:t xml:space="preserve">## </w:t>
+      </w:r>
+      <w:r>
+        <w:br/>
+      </w:r>
+      <w:r>
+        <w:rPr>
+          <w:rStyle w:val="VerbatimChar"/>
+        </w:rPr>
+        <w:t xml:space="preserve">##     (a)   (b)    &lt;-classified as</w:t>
+      </w:r>
+      <w:r>
+        <w:br/>
+      </w:r>
+      <w:r>
+        <w:rPr>
+          <w:rStyle w:val="VerbatimChar"/>
+        </w:rPr>
+        <w:t xml:space="preserve">##    ----  ----</w:t>
+      </w:r>
+      <w:r>
+        <w:br/>
+      </w:r>
+      <w:r>
+        <w:rPr>
+          <w:rStyle w:val="VerbatimChar"/>
+        </w:rPr>
+        <w:t xml:space="preserve">##     333    17    (a): class neg</w:t>
+      </w:r>
+      <w:r>
+        <w:br/>
+      </w:r>
+      <w:r>
+        <w:rPr>
+          <w:rStyle w:val="VerbatimChar"/>
+        </w:rPr>
+        <w:t xml:space="preserve">##      35   153    (b): class pos</w:t>
+      </w:r>
+      <w:r>
+        <w:br/>
+      </w:r>
+      <w:r>
+        <w:rPr>
+          <w:rStyle w:val="VerbatimChar"/>
+        </w:rPr>
+        <w:t xml:space="preserve">## </w:t>
+      </w:r>
+      <w:r>
+        <w:br/>
+      </w:r>
+      <w:r>
+        <w:rPr>
+          <w:rStyle w:val="VerbatimChar"/>
+        </w:rPr>
+        <w:t xml:space="preserve">## </w:t>
+      </w:r>
+      <w:r>
+        <w:br/>
+      </w:r>
+      <w:r>
+        <w:rPr>
+          <w:rStyle w:val="VerbatimChar"/>
+        </w:rPr>
+        <w:t xml:space="preserve">##  Attribute usage:</w:t>
+      </w:r>
+      <w:r>
+        <w:br/>
+      </w:r>
+      <w:r>
+        <w:rPr>
+          <w:rStyle w:val="VerbatimChar"/>
+        </w:rPr>
+        <w:t xml:space="preserve">## </w:t>
+      </w:r>
+      <w:r>
+        <w:br/>
+      </w:r>
+      <w:r>
+        <w:rPr>
+          <w:rStyle w:val="VerbatimChar"/>
+        </w:rPr>
+        <w:t xml:space="preserve">##   92.94% age</w:t>
+      </w:r>
+      <w:r>
+        <w:br/>
+      </w:r>
+      <w:r>
+        <w:rPr>
+          <w:rStyle w:val="VerbatimChar"/>
+        </w:rPr>
+        <w:t xml:space="preserve">##   78.25% glucose</w:t>
+      </w:r>
+      <w:r>
+        <w:br/>
+      </w:r>
+      <w:r>
+        <w:rPr>
+          <w:rStyle w:val="VerbatimChar"/>
+        </w:rPr>
+        <w:t xml:space="preserve">##   77.70% pregnant</w:t>
+      </w:r>
+      <w:r>
+        <w:br/>
+      </w:r>
+      <w:r>
+        <w:rPr>
+          <w:rStyle w:val="VerbatimChar"/>
+        </w:rPr>
+        <w:t xml:space="preserve">##   47.03% mass</w:t>
+      </w:r>
+      <w:r>
+        <w:br/>
+      </w:r>
+      <w:r>
+        <w:rPr>
+          <w:rStyle w:val="VerbatimChar"/>
+        </w:rPr>
+        <w:t xml:space="preserve">##   45.17% pedigree</w:t>
+      </w:r>
+      <w:r>
+        <w:br/>
+      </w:r>
+      <w:r>
+        <w:rPr>
+          <w:rStyle w:val="VerbatimChar"/>
+        </w:rPr>
+        <w:t xml:space="preserve">##   22.30% pressure</w:t>
+      </w:r>
+      <w:r>
+        <w:br/>
+      </w:r>
+      <w:r>
+        <w:rPr>
+          <w:rStyle w:val="VerbatimChar"/>
+        </w:rPr>
+        <w:t xml:space="preserve">##   10.97% triceps</w:t>
+      </w:r>
+      <w:r>
+        <w:br/>
+      </w:r>
+      <w:r>
+        <w:rPr>
+          <w:rStyle w:val="VerbatimChar"/>
+        </w:rPr>
+        <w:t xml:space="preserve">##    3.53% insulin</w:t>
+      </w:r>
+      <w:r>
+        <w:br/>
+      </w:r>
+      <w:r>
+        <w:rPr>
+          <w:rStyle w:val="VerbatimChar"/>
+        </w:rPr>
+        <w:t xml:space="preserve">## </w:t>
+      </w:r>
+      <w:r>
+        <w:br/>
+      </w:r>
+      <w:r>
+        <w:rPr>
+          <w:rStyle w:val="VerbatimChar"/>
+        </w:rPr>
+        <w:t xml:space="preserve">## </w:t>
+      </w:r>
+      <w:r>
+        <w:br/>
+      </w:r>
+      <w:r>
+        <w:rPr>
+          <w:rStyle w:val="VerbatimChar"/>
+        </w:rPr>
+        <w:t xml:space="preserve">## Time: 0.0 secs</w:t>
+      </w:r>
+    </w:p>
+    <w:p>
+      <w:pPr>
+        <w:pStyle w:val="SourceCode"/>
+      </w:pPr>
+      <w:r>
+        <w:rPr>
+          <w:rStyle w:val="NormalTok"/>
+        </w:rPr>
+        <w:t xml:space="preserve">metrics_test </w:t>
+      </w:r>
+      <w:r>
+        <w:rPr>
+          <w:rStyle w:val="OtherTok"/>
+        </w:rPr>
+        <w:t xml:space="preserve">&lt;-</w:t>
+      </w:r>
+      <w:r>
+        <w:rPr>
+          <w:rStyle w:val="NormalTok"/>
+        </w:rPr>
+        <w:t xml:space="preserve"> </w:t>
+      </w:r>
+      <w:r>
+        <w:rPr>
+          <w:rStyle w:val="ControlFlowTok"/>
+        </w:rPr>
+        <w:t xml:space="preserve">function</w:t>
+      </w:r>
+      <w:r>
+        <w:rPr>
+          <w:rStyle w:val="NormalTok"/>
+        </w:rPr>
+        <w:t xml:space="preserve">(predicciones) {</w:t>
+      </w:r>
+      <w:r>
+        <w:br/>
+      </w:r>
+      <w:r>
+        <w:rPr>
+          <w:rStyle w:val="NormalTok"/>
+        </w:rPr>
+        <w:t xml:space="preserve">  cm </w:t>
+      </w:r>
+      <w:r>
+        <w:rPr>
+          <w:rStyle w:val="OtherTok"/>
+        </w:rPr>
+        <w:t xml:space="preserve">&lt;-</w:t>
+      </w:r>
+      <w:r>
+        <w:rPr>
+          <w:rStyle w:val="NormalTok"/>
+        </w:rPr>
+        <w:t xml:space="preserve"> </w:t>
+      </w:r>
+      <w:r>
+        <w:rPr>
+          <w:rStyle w:val="FunctionTok"/>
+        </w:rPr>
+        <w:t xml:space="preserve">confusionMatrix</w:t>
+      </w:r>
+      <w:r>
+        <w:rPr>
+          <w:rStyle w:val="NormalTok"/>
+        </w:rPr>
+        <w:t xml:space="preserve">(predicciones, test</w:t>
+      </w:r>
+      <w:r>
+        <w:rPr>
+          <w:rStyle w:val="SpecialCharTok"/>
+        </w:rPr>
+        <w:t xml:space="preserve">$</w:t>
+      </w:r>
+      <w:r>
+        <w:rPr>
+          <w:rStyle w:val="NormalTok"/>
+        </w:rPr>
+        <w:t xml:space="preserve">diabetes, </w:t>
+      </w:r>
+      <w:r>
+        <w:rPr>
+          <w:rStyle w:val="AttributeTok"/>
+        </w:rPr>
+        <w:t xml:space="preserve">positive =</w:t>
+      </w:r>
+      <w:r>
+        <w:rPr>
+          <w:rStyle w:val="NormalTok"/>
+        </w:rPr>
+        <w:t xml:space="preserve"> </w:t>
+      </w:r>
+      <w:r>
+        <w:rPr>
+          <w:rStyle w:val="StringTok"/>
+        </w:rPr>
+        <w:t xml:space="preserve">"pos"</w:t>
+      </w:r>
+      <w:r>
+        <w:rPr>
+          <w:rStyle w:val="NormalTok"/>
+        </w:rPr>
+        <w:t xml:space="preserve">)</w:t>
+      </w:r>
+      <w:r>
+        <w:br/>
+      </w:r>
+      <w:r>
+        <w:rPr>
+          <w:rStyle w:val="NormalTok"/>
+        </w:rPr>
+        <w:t xml:space="preserve">  </w:t>
+      </w:r>
+      <w:r>
+        <w:br/>
+      </w:r>
+      <w:r>
+        <w:rPr>
+          <w:rStyle w:val="NormalTok"/>
+        </w:rPr>
+        <w:t xml:space="preserve">  </w:t>
+      </w:r>
+      <w:r>
+        <w:rPr>
+          <w:rStyle w:val="FunctionTok"/>
+        </w:rPr>
+        <w:t xml:space="preserve">c</w:t>
+      </w:r>
+      <w:r>
+        <w:rPr>
+          <w:rStyle w:val="NormalTok"/>
+        </w:rPr>
+        <w:t xml:space="preserve">(</w:t>
+      </w:r>
+      <w:r>
+        <w:br/>
+      </w:r>
+      <w:r>
+        <w:rPr>
+          <w:rStyle w:val="NormalTok"/>
+        </w:rPr>
+        <w:t xml:space="preserve">    </w:t>
+      </w:r>
+      <w:r>
+        <w:rPr>
+          <w:rStyle w:val="AttributeTok"/>
+        </w:rPr>
+        <w:t xml:space="preserve">Accuracy =</w:t>
+      </w:r>
+      <w:r>
+        <w:rPr>
+          <w:rStyle w:val="NormalTok"/>
+        </w:rPr>
+        <w:t xml:space="preserve"> cm</w:t>
+      </w:r>
+      <w:r>
+        <w:rPr>
+          <w:rStyle w:val="SpecialCharTok"/>
+        </w:rPr>
+        <w:t xml:space="preserve">$</w:t>
+      </w:r>
+      <w:r>
+        <w:rPr>
+          <w:rStyle w:val="NormalTok"/>
+        </w:rPr>
+        <w:t xml:space="preserve">overall[</w:t>
+      </w:r>
+      <w:r>
+        <w:rPr>
+          <w:rStyle w:val="StringTok"/>
+        </w:rPr>
+        <w:t xml:space="preserve">"Accuracy"</w:t>
+      </w:r>
+      <w:r>
+        <w:rPr>
+          <w:rStyle w:val="NormalTok"/>
+        </w:rPr>
+        <w:t xml:space="preserve">],</w:t>
+      </w:r>
+      <w:r>
+        <w:br/>
+      </w:r>
+      <w:r>
+        <w:rPr>
+          <w:rStyle w:val="NormalTok"/>
+        </w:rPr>
+        <w:t xml:space="preserve">    </w:t>
+      </w:r>
+      <w:r>
+        <w:rPr>
+          <w:rStyle w:val="AttributeTok"/>
+        </w:rPr>
+        <w:t xml:space="preserve">Sensitivity =</w:t>
+      </w:r>
+      <w:r>
+        <w:rPr>
+          <w:rStyle w:val="NormalTok"/>
+        </w:rPr>
+        <w:t xml:space="preserve"> cm</w:t>
+      </w:r>
+      <w:r>
+        <w:rPr>
+          <w:rStyle w:val="SpecialCharTok"/>
+        </w:rPr>
+        <w:t xml:space="preserve">$</w:t>
+      </w:r>
+      <w:r>
+        <w:rPr>
+          <w:rStyle w:val="NormalTok"/>
+        </w:rPr>
+        <w:t xml:space="preserve">byClass[</w:t>
+      </w:r>
+      <w:r>
+        <w:rPr>
+          <w:rStyle w:val="StringTok"/>
+        </w:rPr>
+        <w:t xml:space="preserve">"Sensitivity"</w:t>
+      </w:r>
+      <w:r>
+        <w:rPr>
+          <w:rStyle w:val="NormalTok"/>
+        </w:rPr>
+        <w:t xml:space="preserve">],</w:t>
+      </w:r>
+      <w:r>
+        <w:br/>
+      </w:r>
+      <w:r>
+        <w:rPr>
+          <w:rStyle w:val="NormalTok"/>
+        </w:rPr>
+        <w:t xml:space="preserve">    </w:t>
+      </w:r>
+      <w:r>
+        <w:rPr>
+          <w:rStyle w:val="AttributeTok"/>
+        </w:rPr>
+        <w:t xml:space="preserve">Specificity =</w:t>
+      </w:r>
+      <w:r>
+        <w:rPr>
+          <w:rStyle w:val="NormalTok"/>
+        </w:rPr>
+        <w:t xml:space="preserve"> cm</w:t>
+      </w:r>
+      <w:r>
+        <w:rPr>
+          <w:rStyle w:val="SpecialCharTok"/>
+        </w:rPr>
+        <w:t xml:space="preserve">$</w:t>
+      </w:r>
+      <w:r>
+        <w:rPr>
+          <w:rStyle w:val="NormalTok"/>
+        </w:rPr>
+        <w:t xml:space="preserve">byClass[</w:t>
+      </w:r>
+      <w:r>
+        <w:rPr>
+          <w:rStyle w:val="StringTok"/>
+        </w:rPr>
+        <w:t xml:space="preserve">"Specificity"</w:t>
+      </w:r>
+      <w:r>
+        <w:rPr>
+          <w:rStyle w:val="NormalTok"/>
+        </w:rPr>
+        <w:t xml:space="preserve">],</w:t>
+      </w:r>
+      <w:r>
+        <w:br/>
+      </w:r>
+      <w:r>
+        <w:rPr>
+          <w:rStyle w:val="NormalTok"/>
+        </w:rPr>
+        <w:t xml:space="preserve">    </w:t>
+      </w:r>
+      <w:r>
+        <w:rPr>
+          <w:rStyle w:val="AttributeTok"/>
+        </w:rPr>
+        <w:t xml:space="preserve">Kappa =</w:t>
+      </w:r>
+      <w:r>
+        <w:rPr>
+          <w:rStyle w:val="NormalTok"/>
+        </w:rPr>
+        <w:t xml:space="preserve"> cm</w:t>
+      </w:r>
+      <w:r>
+        <w:rPr>
+          <w:rStyle w:val="SpecialCharTok"/>
+        </w:rPr>
+        <w:t xml:space="preserve">$</w:t>
+      </w:r>
+      <w:r>
+        <w:rPr>
+          <w:rStyle w:val="NormalTok"/>
+        </w:rPr>
+        <w:t xml:space="preserve">overall[</w:t>
+      </w:r>
+      <w:r>
+        <w:rPr>
+          <w:rStyle w:val="StringTok"/>
+        </w:rPr>
+        <w:t xml:space="preserve">"Kappa"</w:t>
+      </w:r>
+      <w:r>
+        <w:rPr>
+          <w:rStyle w:val="NormalTok"/>
+        </w:rPr>
+        <w:t xml:space="preserve">]</w:t>
+      </w:r>
+      <w:r>
+        <w:br/>
+      </w:r>
+      <w:r>
+        <w:rPr>
+          <w:rStyle w:val="NormalTok"/>
+        </w:rPr>
+        <w:t xml:space="preserve">  )</w:t>
+      </w:r>
+      <w:r>
+        <w:br/>
+      </w:r>
+      <w:r>
+        <w:rPr>
+          <w:rStyle w:val="NormalTok"/>
+        </w:rPr>
+        <w:t xml:space="preserve">}</w:t>
+      </w:r>
+      <w:r>
+        <w:br/>
+      </w:r>
+      <w:r>
+        <w:rPr>
           <w:rStyle w:val="NormalTok"/>
         </w:rPr>
         <w:t xml:space="preserve">pred_c5 </w:t>
@@ -15777,6 +18136,92 @@
           <w:rStyle w:val="NormalTok"/>
         </w:rPr>
         <w:t xml:space="preserve">(pred_c5))</w:t>
+      </w:r>
+      <w:r>
+        <w:br/>
+      </w:r>
+      <w:r>
+        <w:br/>
+      </w:r>
+      <w:r>
+        <w:rPr>
+          <w:rStyle w:val="FunctionTok"/>
+        </w:rPr>
+        <w:t xml:space="preserve">round</w:t>
+      </w:r>
+      <w:r>
+        <w:rPr>
+          <w:rStyle w:val="NormalTok"/>
+        </w:rPr>
+        <w:t xml:space="preserve">(comp_c5, </w:t>
+      </w:r>
+      <w:r>
+        <w:rPr>
+          <w:rStyle w:val="DecValTok"/>
+        </w:rPr>
+        <w:t xml:space="preserve">4</w:t>
+      </w:r>
+      <w:r>
+        <w:rPr>
+          <w:rStyle w:val="NormalTok"/>
+        </w:rPr>
+        <w:t xml:space="preserve">)</w:t>
+      </w:r>
+    </w:p>
+    <w:p>
+      <w:pPr>
+        <w:pStyle w:val="SourceCode"/>
+      </w:pPr>
+      <w:r>
+        <w:rPr>
+          <w:rStyle w:val="VerbatimChar"/>
+        </w:rPr>
+        <w:t xml:space="preserve">##                      Accuracy.Accuracy Sensitivity.Sensitivity</w:t>
+      </w:r>
+      <w:r>
+        <w:br/>
+      </w:r>
+      <w:r>
+        <w:rPr>
+          <w:rStyle w:val="VerbatimChar"/>
+        </w:rPr>
+        <w:t xml:space="preserve">## Árbol rpart (Ej. 11)            0.7391                    0.55</w:t>
+      </w:r>
+      <w:r>
+        <w:br/>
+      </w:r>
+      <w:r>
+        <w:rPr>
+          <w:rStyle w:val="VerbatimChar"/>
+        </w:rPr>
+        <w:t xml:space="preserve">## Reglas C5.0 (Ej. 13)            0.7826                    0.65</w:t>
+      </w:r>
+      <w:r>
+        <w:br/>
+      </w:r>
+      <w:r>
+        <w:rPr>
+          <w:rStyle w:val="VerbatimChar"/>
+        </w:rPr>
+        <w:t xml:space="preserve">##                      Specificity.Specificity Kappa.Kappa</w:t>
+      </w:r>
+      <w:r>
+        <w:br/>
+      </w:r>
+      <w:r>
+        <w:rPr>
+          <w:rStyle w:val="VerbatimChar"/>
+        </w:rPr>
+        <w:t xml:space="preserve">## Árbol rpart (Ej. 11)                  0.8400      0.4041</w:t>
+      </w:r>
+      <w:r>
+        <w:br/>
+      </w:r>
+      <w:r>
+        <w:rPr>
+          <w:rStyle w:val="VerbatimChar"/>
+        </w:rPr>
+        <w:t xml:space="preserve">## Reglas C5.0 (Ej. 13)                  0.8533      0.5123</w:t>
       </w:r>
     </w:p>
     <w:p>
